--- a/docs/exports/DEV_LOG.docx
+++ b/docs/exports/DEV_LOG.docx
@@ -2,7 +2,7 @@
 <file path=word/document.xml><?xml version="1.0" encoding="utf-8"?>
 <w:document xmlns:w="http://schemas.openxmlformats.org/wordprocessingml/2006/main" xmlns:m="http://schemas.openxmlformats.org/officeDocument/2006/math" xmlns:r="http://schemas.openxmlformats.org/officeDocument/2006/relationships" xmlns:o="urn:schemas-microsoft-com:office:office" xmlns:v="urn:schemas-microsoft-com:vml" xmlns:w10="urn:schemas-microsoft-com:office:word" xmlns:a="http://schemas.openxmlformats.org/drawingml/2006/main" xmlns:pic="http://schemas.openxmlformats.org/drawingml/2006/picture" xmlns:wp="http://schemas.openxmlformats.org/drawingml/2006/wordprocessingDrawing">
   <w:body>
-    <w:bookmarkStart w:id="20" w:name="개발-작업-기록-development-log"/>
+    <w:bookmarkStart w:id="21" w:name="개발-작업-기록-development-log"/>
     <w:p>
       <w:pPr>
         <w:pStyle w:val="Heading1"/>
@@ -26,12 +26,158 @@
         </w:pict>
       </w:r>
     </w:p>
+    <w:bookmarkStart w:id="20" w:name="ccg-3-ai-전체-기능-점검-critical-이슈-6건-수정"/>
+    <w:p>
+      <w:pPr>
+        <w:pStyle w:val="Heading3"/>
+      </w:pPr>
+      <w:r>
+        <w:t xml:space="preserve">[2026-04-19 15:00] CCG 3-AI 전체 기능 점검 — Critical 이슈 6건 수정</w:t>
+      </w:r>
+    </w:p>
     <w:p>
       <w:pPr>
         <w:pStyle w:val="FirstParagraph"/>
       </w:pPr>
       <w:r>
-        <w:t xml:space="preserve">[2026-04-16 08:40] 마스터 로그인 시 한국어 모드 안 되던 문제 수정</w:t>
+        <w:t xml:space="preserve">서비스 시작에 맞춰 Claude+Codex+Gemini 3개 AI로 전체 기능을 점검하고, 발견된 Critical 이슈 6건을 수정했습니다.</w:t>
+      </w:r>
+    </w:p>
+    <w:p>
+      <w:pPr>
+        <w:numPr>
+          <w:ilvl w:val="0"/>
+          <w:numId w:val="1001"/>
+        </w:numPr>
+        <w:pStyle w:val="Compact"/>
+      </w:pPr>
+      <w:r>
+        <w:rPr>
+          <w:bCs/>
+          <w:b/>
+        </w:rPr>
+        <w:t xml:space="preserve">회원가입 작동 안 됨 수정</w:t>
+      </w:r>
+      <w:r>
+        <w:t xml:space="preserve">: 가입 버튼을 눌러도 실제 계정이 안 만들어지던 문제를 고침</w:t>
+      </w:r>
+    </w:p>
+    <w:p>
+      <w:pPr>
+        <w:numPr>
+          <w:ilvl w:val="0"/>
+          <w:numId w:val="1001"/>
+        </w:numPr>
+        <w:pStyle w:val="Compact"/>
+      </w:pPr>
+      <w:r>
+        <w:rPr>
+          <w:bCs/>
+          <w:b/>
+        </w:rPr>
+        <w:t xml:space="preserve">댓글 삭제 보안 강화</w:t>
+      </w:r>
+      <w:r>
+        <w:t xml:space="preserve">: 다른 사람 댓글을 삭제할 수 있던 보안 구멍을 막음</w:t>
+      </w:r>
+    </w:p>
+    <w:p>
+      <w:pPr>
+        <w:numPr>
+          <w:ilvl w:val="0"/>
+          <w:numId w:val="1001"/>
+        </w:numPr>
+        <w:pStyle w:val="Compact"/>
+      </w:pPr>
+      <w:r>
+        <w:rPr>
+          <w:bCs/>
+          <w:b/>
+        </w:rPr>
+        <w:t xml:space="preserve">관리자 페이지 보안</w:t>
+      </w:r>
+      <w:r>
+        <w:t xml:space="preserve">: /admin 주소로 직접 접근하면 차단되도록 수정</w:t>
+      </w:r>
+    </w:p>
+    <w:p>
+      <w:pPr>
+        <w:numPr>
+          <w:ilvl w:val="0"/>
+          <w:numId w:val="1001"/>
+        </w:numPr>
+        <w:pStyle w:val="Compact"/>
+      </w:pPr>
+      <w:r>
+        <w:rPr>
+          <w:bCs/>
+          <w:b/>
+        </w:rPr>
+        <w:t xml:space="preserve">구글 로그인 후 언어 유지</w:t>
+      </w:r>
+      <w:r>
+        <w:t xml:space="preserve">: 구글 로그인 후 항상 영어 페이지로 가던 문제를 고침 (사용자가 보던 언어로 돌아감)</w:t>
+      </w:r>
+    </w:p>
+    <w:p>
+      <w:pPr>
+        <w:numPr>
+          <w:ilvl w:val="0"/>
+          <w:numId w:val="1001"/>
+        </w:numPr>
+        <w:pStyle w:val="Compact"/>
+      </w:pPr>
+      <w:r>
+        <w:rPr>
+          <w:bCs/>
+          <w:b/>
+        </w:rPr>
+        <w:t xml:space="preserve">사이트맵 확장</w:t>
+      </w:r>
+      <w:r>
+        <w:t xml:space="preserve">: 검색엔진에 노출되는 페이지를 5개에서 21개로 늘림, 한국어 페이지도 추가</w:t>
+      </w:r>
+    </w:p>
+    <w:p>
+      <w:pPr>
+        <w:numPr>
+          <w:ilvl w:val="0"/>
+          <w:numId w:val="1001"/>
+        </w:numPr>
+        <w:pStyle w:val="Compact"/>
+      </w:pPr>
+      <w:r>
+        <w:rPr>
+          <w:bCs/>
+          <w:b/>
+        </w:rPr>
+        <w:t xml:space="preserve">8개 언어 번역 보완</w:t>
+      </w:r>
+      <w:r>
+        <w:t xml:space="preserve">: 알림, FAQ, 홈페이지 배너 등의 번역이 빠져있던 부분을 모두 채움</w:t>
+      </w:r>
+    </w:p>
+    <w:p>
+      <w:pPr>
+        <w:pStyle w:val="FirstParagraph"/>
+      </w:pPr>
+      <w:r>
+        <w:t xml:space="preserve">상태: [완료]</w:t>
+      </w:r>
+    </w:p>
+    <w:p>
+      <w:r>
+        <w:pict>
+          <v:rect style="width:0;height:1.5pt" o:hralign="center" o:hrstd="t" o:hr="t"/>
+        </w:pict>
+      </w:r>
+    </w:p>
+    <w:p>
+      <w:pPr>
+        <w:pStyle w:val="FirstParagraph"/>
+      </w:pPr>
+      <w:r>
+        <w:t xml:space="preserve">[2026-04-16 08:40] 마스터 로그인 시 한국어 모드 안 되던 문��� 수정</w:t>
       </w:r>
     </w:p>
     <w:p>
@@ -2054,6 +2200,7 @@
       </w:r>
     </w:p>
     <w:bookmarkEnd w:id="20"/>
+    <w:bookmarkEnd w:id="21"/>
     <w:sectPr/>
   </w:body>
 </w:document>
@@ -2160,8 +2307,87 @@
       </w:pPr>
     </w:lvl>
   </w:abstractNum>
+  <w:abstractNum w:abstractNumId="991">
+    <w:nsid w:val="A991"/>
+    <w:multiLevelType w:val="multilevel"/>
+    <w:lvl w:ilvl="0">
+      <w:numFmt w:val="bullet"/>
+      <w:lvlText w:val="•"/>
+      <w:lvlJc w:val="left"/>
+      <w:pPr>
+        <w:ind w:left="720" w:hanging="480"/>
+      </w:pPr>
+    </w:lvl>
+    <w:lvl w:ilvl="1">
+      <w:numFmt w:val="bullet"/>
+      <w:lvlText w:val="–"/>
+      <w:lvlJc w:val="left"/>
+      <w:pPr>
+        <w:ind w:left="1440" w:hanging="480"/>
+      </w:pPr>
+    </w:lvl>
+    <w:lvl w:ilvl="2">
+      <w:numFmt w:val="bullet"/>
+      <w:lvlText w:val="•"/>
+      <w:lvlJc w:val="left"/>
+      <w:pPr>
+        <w:ind w:left="2160" w:hanging="480"/>
+      </w:pPr>
+    </w:lvl>
+    <w:lvl w:ilvl="3">
+      <w:numFmt w:val="bullet"/>
+      <w:lvlText w:val="–"/>
+      <w:lvlJc w:val="left"/>
+      <w:pPr>
+        <w:ind w:left="2880" w:hanging="480"/>
+      </w:pPr>
+    </w:lvl>
+    <w:lvl w:ilvl="4">
+      <w:numFmt w:val="bullet"/>
+      <w:lvlText w:val="•"/>
+      <w:lvlJc w:val="left"/>
+      <w:pPr>
+        <w:ind w:left="3600" w:hanging="480"/>
+      </w:pPr>
+    </w:lvl>
+    <w:lvl w:ilvl="5">
+      <w:numFmt w:val="bullet"/>
+      <w:lvlText w:val="–"/>
+      <w:lvlJc w:val="left"/>
+      <w:pPr>
+        <w:ind w:left="4320" w:hanging="480"/>
+      </w:pPr>
+    </w:lvl>
+    <w:lvl w:ilvl="6">
+      <w:numFmt w:val="bullet"/>
+      <w:lvlText w:val="•"/>
+      <w:lvlJc w:val="left"/>
+      <w:pPr>
+        <w:ind w:left="5040" w:hanging="480"/>
+      </w:pPr>
+    </w:lvl>
+    <w:lvl w:ilvl="7">
+      <w:numFmt w:val="bullet"/>
+      <w:lvlText w:val="–"/>
+      <w:lvlJc w:val="left"/>
+      <w:pPr>
+        <w:ind w:left="5760" w:hanging="480"/>
+      </w:pPr>
+    </w:lvl>
+    <w:lvl w:ilvl="8">
+      <w:numFmt w:val="bullet"/>
+      <w:lvlText w:val="•"/>
+      <w:lvlJc w:val="left"/>
+      <w:pPr>
+        <w:ind w:left="6480" w:hanging="480"/>
+      </w:pPr>
+    </w:lvl>
+  </w:abstractNum>
   <w:num w:numId="1000">
     <w:abstractNumId w:val="990"/>
+  </w:num>
+  <w:num w:numId="1001">
+    <w:abstractNumId w:val="991"/>
   </w:num>
 </w:numbering>
 </file>

--- a/docs/exports/DEV_LOG.docx
+++ b/docs/exports/DEV_LOG.docx
@@ -2,7 +2,7 @@
 <file path=word/document.xml><?xml version="1.0" encoding="utf-8"?>
 <w:document xmlns:w="http://schemas.openxmlformats.org/wordprocessingml/2006/main" xmlns:m="http://schemas.openxmlformats.org/officeDocument/2006/math" xmlns:r="http://schemas.openxmlformats.org/officeDocument/2006/relationships" xmlns:o="urn:schemas-microsoft-com:office:office" xmlns:v="urn:schemas-microsoft-com:vml" xmlns:w10="urn:schemas-microsoft-com:office:word" xmlns:a="http://schemas.openxmlformats.org/drawingml/2006/main" xmlns:pic="http://schemas.openxmlformats.org/drawingml/2006/picture" xmlns:wp="http://schemas.openxmlformats.org/drawingml/2006/wordprocessingDrawing">
   <w:body>
-    <w:bookmarkStart w:id="21" w:name="개발-작업-기록-development-log"/>
+    <w:bookmarkStart w:id="22" w:name="개발-작업-기록-development-log"/>
     <w:p>
       <w:pPr>
         <w:pStyle w:val="Heading1"/>
@@ -26,13 +26,13 @@
         </w:pict>
       </w:r>
     </w:p>
-    <w:bookmarkStart w:id="20" w:name="ccg-3-ai-전체-기능-점검-critical-이슈-6건-수정"/>
+    <w:bookmarkStart w:id="20" w:name="highmedium-이슈-22건-일괄-수정"/>
     <w:p>
       <w:pPr>
         <w:pStyle w:val="Heading3"/>
       </w:pPr>
       <w:r>
-        <w:t xml:space="preserve">[2026-04-19 15:00] CCG 3-AI 전체 기능 점검 — Critical 이슈 6건 수정</w:t>
+        <w:t xml:space="preserve">[2026-04-19 16:00] High/Medium 이슈 22건 일괄 수정</w:t>
       </w:r>
     </w:p>
     <w:p>
@@ -40,7 +40,7 @@
         <w:pStyle w:val="FirstParagraph"/>
       </w:pPr>
       <w:r>
-        <w:t xml:space="preserve">서비스 시작에 맞춰 Claude+Codex+Gemini 3개 AI로 전체 기능을 점검하고, 발견된 Critical 이슈 6건을 수정했습니다.</w:t>
+        <w:t xml:space="preserve">CCG 3-AI 점검에서 발견된 나머지 이슈를 모두 수정했습니다.</w:t>
       </w:r>
     </w:p>
     <w:p>
@@ -56,10 +56,10 @@
           <w:bCs/>
           <w:b/>
         </w:rPr>
-        <w:t xml:space="preserve">회원가입 작동 안 됨 수정</w:t>
-      </w:r>
-      <w:r>
-        <w:t xml:space="preserve">: 가입 버튼을 눌러도 실제 계정이 안 만들어지던 문제를 고침</w:t>
+        <w:t xml:space="preserve">보안 강화 7건</w:t>
+      </w:r>
+      <w:r>
+        <w:t xml:space="preserve">: 얼굴분석 이미지 크기 제한, AI검색/번역 글자수 제한, 방문자 카운터 보안, 신고 입력 검증, reCAPTCHA 기준 강화, 관리자 에러 정보 숨김</w:t>
       </w:r>
     </w:p>
     <w:p>
@@ -75,10 +75,10 @@
           <w:bCs/>
           <w:b/>
         </w:rPr>
-        <w:t xml:space="preserve">댓글 삭제 보안 강화</w:t>
-      </w:r>
-      <w:r>
-        <w:t xml:space="preserve">: 다른 사람 댓글을 삭제할 수 있던 보안 구멍을 막음</w:t>
+        <w:t xml:space="preserve">프론트엔드 8건</w:t>
+      </w:r>
+      <w:r>
+        <w:t xml:space="preserve">: 문의폼 중복제출 방지, 상담폼 에러처리, 에러페이지/404페이지 다국어화, 마이페이지 한국어 하드코딩 제거</w:t>
       </w:r>
     </w:p>
     <w:p>
@@ -94,17 +94,107 @@
           <w:bCs/>
           <w:b/>
         </w:rPr>
-        <w:t xml:space="preserve">관리자 페이지 보안</w:t>
-      </w:r>
-      <w:r>
-        <w:t xml:space="preserve">: /admin 주소로 직접 접근하면 차단되도록 수정</w:t>
+        <w:t xml:space="preserve">기타</w:t>
+      </w:r>
+      <w:r>
+        <w:t xml:space="preserve">: PWA 매니페스트 영문화, Supabase 서비스 클라이언트 수정</w:t>
+      </w:r>
+    </w:p>
+    <w:p>
+      <w:pPr>
+        <w:pStyle w:val="FirstParagraph"/>
+      </w:pPr>
+      <w:r>
+        <w:t xml:space="preserve">상태: [완료]</w:t>
+      </w:r>
+    </w:p>
+    <w:p>
+      <w:r>
+        <w:pict>
+          <v:rect style="width:0;height:1.5pt" o:hralign="center" o:hrstd="t" o:hr="t"/>
+        </w:pict>
+      </w:r>
+    </w:p>
+    <w:bookmarkEnd w:id="20"/>
+    <w:bookmarkStart w:id="21" w:name="ccg-3-ai-전체-기능-점검-critical-이슈-6건-수정"/>
+    <w:p>
+      <w:pPr>
+        <w:pStyle w:val="Heading3"/>
+      </w:pPr>
+      <w:r>
+        <w:t xml:space="preserve">[2026-04-19 15:00] CCG 3-AI 전체 기능 점검 — Critical 이슈 6건 수정</w:t>
+      </w:r>
+    </w:p>
+    <w:p>
+      <w:pPr>
+        <w:pStyle w:val="FirstParagraph"/>
+      </w:pPr>
+      <w:r>
+        <w:t xml:space="preserve">서비스 시작에 맞춰 Claude+Codex+Gemini 3개 AI로 전체 기능을 점검하고, 발견된 Critical 이슈 6건을 수정했습니다.</w:t>
       </w:r>
     </w:p>
     <w:p>
       <w:pPr>
         <w:numPr>
           <w:ilvl w:val="0"/>
-          <w:numId w:val="1001"/>
+          <w:numId w:val="1002"/>
+        </w:numPr>
+        <w:pStyle w:val="Compact"/>
+      </w:pPr>
+      <w:r>
+        <w:rPr>
+          <w:bCs/>
+          <w:b/>
+        </w:rPr>
+        <w:t xml:space="preserve">회원가입 작동 안 됨 수정</w:t>
+      </w:r>
+      <w:r>
+        <w:t xml:space="preserve">: 가입 버튼을 눌러도 실제 계정이 안 만들어지던 문제를 고침</w:t>
+      </w:r>
+    </w:p>
+    <w:p>
+      <w:pPr>
+        <w:numPr>
+          <w:ilvl w:val="0"/>
+          <w:numId w:val="1002"/>
+        </w:numPr>
+        <w:pStyle w:val="Compact"/>
+      </w:pPr>
+      <w:r>
+        <w:rPr>
+          <w:bCs/>
+          <w:b/>
+        </w:rPr>
+        <w:t xml:space="preserve">댓글 삭제 보안 강화</w:t>
+      </w:r>
+      <w:r>
+        <w:t xml:space="preserve">: 다른 사람 댓글을 삭제할 수 있던 보안 구멍을 막음</w:t>
+      </w:r>
+    </w:p>
+    <w:p>
+      <w:pPr>
+        <w:numPr>
+          <w:ilvl w:val="0"/>
+          <w:numId w:val="1002"/>
+        </w:numPr>
+        <w:pStyle w:val="Compact"/>
+      </w:pPr>
+      <w:r>
+        <w:rPr>
+          <w:bCs/>
+          <w:b/>
+        </w:rPr>
+        <w:t xml:space="preserve">관리자 페이지 보안</w:t>
+      </w:r>
+      <w:r>
+        <w:t xml:space="preserve">: /admin 주소로 직접 접근하면 차단되도록 수정</w:t>
+      </w:r>
+    </w:p>
+    <w:p>
+      <w:pPr>
+        <w:numPr>
+          <w:ilvl w:val="0"/>
+          <w:numId w:val="1002"/>
         </w:numPr>
         <w:pStyle w:val="Compact"/>
       </w:pPr>
@@ -123,7 +213,7 @@
       <w:pPr>
         <w:numPr>
           <w:ilvl w:val="0"/>
-          <w:numId w:val="1001"/>
+          <w:numId w:val="1002"/>
         </w:numPr>
         <w:pStyle w:val="Compact"/>
       </w:pPr>
@@ -142,7 +232,7 @@
       <w:pPr>
         <w:numPr>
           <w:ilvl w:val="0"/>
-          <w:numId w:val="1001"/>
+          <w:numId w:val="1002"/>
         </w:numPr>
         <w:pStyle w:val="Compact"/>
       </w:pPr>
@@ -2199,8 +2289,8 @@
         <w:t xml:space="preserve">- README.md 8개국 언어, 프로젝트 구조 현행화</w:t>
       </w:r>
     </w:p>
-    <w:bookmarkEnd w:id="20"/>
     <w:bookmarkEnd w:id="21"/>
+    <w:bookmarkEnd w:id="22"/>
     <w:sectPr/>
   </w:body>
 </w:document>
@@ -2387,6 +2477,9 @@
     <w:abstractNumId w:val="990"/>
   </w:num>
   <w:num w:numId="1001">
+    <w:abstractNumId w:val="991"/>
+  </w:num>
+  <w:num w:numId="1002">
     <w:abstractNumId w:val="991"/>
   </w:num>
 </w:numbering>

--- a/docs/exports/DEV_LOG.docx
+++ b/docs/exports/DEV_LOG.docx
@@ -2,7 +2,7 @@
 <file path=word/document.xml><?xml version="1.0" encoding="utf-8"?>
 <w:document xmlns:w="http://schemas.openxmlformats.org/wordprocessingml/2006/main" xmlns:m="http://schemas.openxmlformats.org/officeDocument/2006/math" xmlns:r="http://schemas.openxmlformats.org/officeDocument/2006/relationships" xmlns:o="urn:schemas-microsoft-com:office:office" xmlns:v="urn:schemas-microsoft-com:vml" xmlns:w10="urn:schemas-microsoft-com:office:word" xmlns:a="http://schemas.openxmlformats.org/drawingml/2006/main" xmlns:pic="http://schemas.openxmlformats.org/drawingml/2006/picture" xmlns:wp="http://schemas.openxmlformats.org/drawingml/2006/wordprocessingDrawing">
   <w:body>
-    <w:bookmarkStart w:id="22" w:name="개발-작업-기록-development-log"/>
+    <w:bookmarkStart w:id="23" w:name="개발-작업-기록-development-log"/>
     <w:p>
       <w:pPr>
         <w:pStyle w:val="Heading1"/>
@@ -26,13 +26,13 @@
         </w:pict>
       </w:r>
     </w:p>
-    <w:bookmarkStart w:id="20" w:name="highmedium-이슈-22건-일괄-수정"/>
+    <w:bookmarkStart w:id="20" w:name="화장품-순위-자동-수집-cron-구축"/>
     <w:p>
       <w:pPr>
         <w:pStyle w:val="Heading3"/>
       </w:pPr>
       <w:r>
-        <w:t xml:space="preserve">[2026-04-19 16:00] High/Medium 이슈 22건 일괄 수정</w:t>
+        <w:t xml:space="preserve">[2026-04-19 17:00] 화장품 순위 자동 수집 cron 구축</w:t>
       </w:r>
     </w:p>
     <w:p>
@@ -40,7 +40,7 @@
         <w:pStyle w:val="FirstParagraph"/>
       </w:pPr>
       <w:r>
-        <w:t xml:space="preserve">CCG 3-AI 점검에서 발견된 나머지 이슈를 모두 수정했습니다.</w:t>
+        <w:t xml:space="preserve">올리브영/글로우픽/화해 화장품 순위를 매주 월요일 자동으로 수집하는 시스템을 만들었습니다.</w:t>
       </w:r>
     </w:p>
     <w:p>
@@ -52,6 +52,87 @@
         <w:pStyle w:val="Compact"/>
       </w:pPr>
       <w:r>
+        <w:t xml:space="preserve">네이버 쇼핑 API로 각 플랫폼 TOP 20 검색</w:t>
+      </w:r>
+    </w:p>
+    <w:p>
+      <w:pPr>
+        <w:numPr>
+          <w:ilvl w:val="0"/>
+          <w:numId w:val="1001"/>
+        </w:numPr>
+        <w:pStyle w:val="Compact"/>
+      </w:pPr>
+      <w:r>
+        <w:t xml:space="preserve">OpenAI로 제품명 영문 자동 번역</w:t>
+      </w:r>
+    </w:p>
+    <w:p>
+      <w:pPr>
+        <w:numPr>
+          <w:ilvl w:val="0"/>
+          <w:numId w:val="1001"/>
+        </w:numPr>
+        <w:pStyle w:val="Compact"/>
+      </w:pPr>
+      <w:r>
+        <w:t xml:space="preserve">TypeScript 데이터 파일에 자동 저장 + 커밋/push</w:t>
+      </w:r>
+    </w:p>
+    <w:p>
+      <w:pPr>
+        <w:numPr>
+          <w:ilvl w:val="0"/>
+          <w:numId w:val="1001"/>
+        </w:numPr>
+        <w:pStyle w:val="Compact"/>
+      </w:pPr>
+      <w:r>
+        <w:t xml:space="preserve">cron: 매주 월요일 09:00 KST 실행</w:t>
+      </w:r>
+    </w:p>
+    <w:p>
+      <w:pPr>
+        <w:pStyle w:val="FirstParagraph"/>
+      </w:pPr>
+      <w:r>
+        <w:t xml:space="preserve">상태: [완료]</w:t>
+      </w:r>
+    </w:p>
+    <w:p>
+      <w:r>
+        <w:pict>
+          <v:rect style="width:0;height:1.5pt" o:hralign="center" o:hrstd="t" o:hr="t"/>
+        </w:pict>
+      </w:r>
+    </w:p>
+    <w:bookmarkEnd w:id="20"/>
+    <w:bookmarkStart w:id="21" w:name="highmedium-이슈-22건-일괄-수정"/>
+    <w:p>
+      <w:pPr>
+        <w:pStyle w:val="Heading3"/>
+      </w:pPr>
+      <w:r>
+        <w:t xml:space="preserve">[2026-04-19 16:00] High/Medium 이슈 22건 일괄 수정</w:t>
+      </w:r>
+    </w:p>
+    <w:p>
+      <w:pPr>
+        <w:pStyle w:val="FirstParagraph"/>
+      </w:pPr>
+      <w:r>
+        <w:t xml:space="preserve">CCG 3-AI 점검에서 발견된 나머지 이슈를 모두 수정했습니다.</w:t>
+      </w:r>
+    </w:p>
+    <w:p>
+      <w:pPr>
+        <w:numPr>
+          <w:ilvl w:val="0"/>
+          <w:numId w:val="1002"/>
+        </w:numPr>
+        <w:pStyle w:val="Compact"/>
+      </w:pPr>
+      <w:r>
         <w:rPr>
           <w:bCs/>
           <w:b/>
@@ -66,7 +147,7 @@
       <w:pPr>
         <w:numPr>
           <w:ilvl w:val="0"/>
-          <w:numId w:val="1001"/>
+          <w:numId w:val="1002"/>
         </w:numPr>
         <w:pStyle w:val="Compact"/>
       </w:pPr>
@@ -85,7 +166,7 @@
       <w:pPr>
         <w:numPr>
           <w:ilvl w:val="0"/>
-          <w:numId w:val="1001"/>
+          <w:numId w:val="1002"/>
         </w:numPr>
         <w:pStyle w:val="Compact"/>
       </w:pPr>
@@ -115,8 +196,8 @@
         </w:pict>
       </w:r>
     </w:p>
-    <w:bookmarkEnd w:id="20"/>
-    <w:bookmarkStart w:id="21" w:name="ccg-3-ai-전체-기능-점검-critical-이슈-6건-수정"/>
+    <w:bookmarkEnd w:id="21"/>
+    <w:bookmarkStart w:id="22" w:name="ccg-3-ai-전체-기능-점검-critical-이슈-6건-수정"/>
     <w:p>
       <w:pPr>
         <w:pStyle w:val="Heading3"/>
@@ -137,7 +218,7 @@
       <w:pPr>
         <w:numPr>
           <w:ilvl w:val="0"/>
-          <w:numId w:val="1002"/>
+          <w:numId w:val="1003"/>
         </w:numPr>
         <w:pStyle w:val="Compact"/>
       </w:pPr>
@@ -156,7 +237,7 @@
       <w:pPr>
         <w:numPr>
           <w:ilvl w:val="0"/>
-          <w:numId w:val="1002"/>
+          <w:numId w:val="1003"/>
         </w:numPr>
         <w:pStyle w:val="Compact"/>
       </w:pPr>
@@ -175,7 +256,7 @@
       <w:pPr>
         <w:numPr>
           <w:ilvl w:val="0"/>
-          <w:numId w:val="1002"/>
+          <w:numId w:val="1003"/>
         </w:numPr>
         <w:pStyle w:val="Compact"/>
       </w:pPr>
@@ -194,7 +275,7 @@
       <w:pPr>
         <w:numPr>
           <w:ilvl w:val="0"/>
-          <w:numId w:val="1002"/>
+          <w:numId w:val="1003"/>
         </w:numPr>
         <w:pStyle w:val="Compact"/>
       </w:pPr>
@@ -213,7 +294,7 @@
       <w:pPr>
         <w:numPr>
           <w:ilvl w:val="0"/>
-          <w:numId w:val="1002"/>
+          <w:numId w:val="1003"/>
         </w:numPr>
         <w:pStyle w:val="Compact"/>
       </w:pPr>
@@ -232,7 +313,7 @@
       <w:pPr>
         <w:numPr>
           <w:ilvl w:val="0"/>
-          <w:numId w:val="1002"/>
+          <w:numId w:val="1003"/>
         </w:numPr>
         <w:pStyle w:val="Compact"/>
       </w:pPr>
@@ -2289,8 +2370,8 @@
         <w:t xml:space="preserve">- README.md 8개국 언어, 프로젝트 구조 현행화</w:t>
       </w:r>
     </w:p>
-    <w:bookmarkEnd w:id="21"/>
     <w:bookmarkEnd w:id="22"/>
+    <w:bookmarkEnd w:id="23"/>
     <w:sectPr/>
   </w:body>
 </w:document>
@@ -2480,6 +2561,9 @@
     <w:abstractNumId w:val="991"/>
   </w:num>
   <w:num w:numId="1002">
+    <w:abstractNumId w:val="991"/>
+  </w:num>
+  <w:num w:numId="1003">
     <w:abstractNumId w:val="991"/>
   </w:num>
 </w:numbering>

--- a/docs/exports/DEV_LOG.docx
+++ b/docs/exports/DEV_LOG.docx
@@ -2,7 +2,7 @@
 <file path=word/document.xml><?xml version="1.0" encoding="utf-8"?>
 <w:document xmlns:w="http://schemas.openxmlformats.org/wordprocessingml/2006/main" xmlns:m="http://schemas.openxmlformats.org/officeDocument/2006/math" xmlns:r="http://schemas.openxmlformats.org/officeDocument/2006/relationships" xmlns:o="urn:schemas-microsoft-com:office:office" xmlns:v="urn:schemas-microsoft-com:vml" xmlns:w10="urn:schemas-microsoft-com:office:word" xmlns:a="http://schemas.openxmlformats.org/drawingml/2006/main" xmlns:pic="http://schemas.openxmlformats.org/drawingml/2006/picture" xmlns:wp="http://schemas.openxmlformats.org/drawingml/2006/wordprocessingDrawing">
   <w:body>
-    <w:bookmarkStart w:id="23" w:name="개발-작업-기록-development-log"/>
+    <w:bookmarkStart w:id="24" w:name="개발-작업-기록-development-log"/>
     <w:p>
       <w:pPr>
         <w:pStyle w:val="Heading1"/>
@@ -26,7 +26,178 @@
         </w:pict>
       </w:r>
     </w:p>
-    <w:bookmarkStart w:id="20" w:name="화장품-순위-자동-수집-cron-구축"/>
+    <w:bookmarkStart w:id="20" w:name="관리자-패널-전면-개편-13단계-ai-검색-최적화"/>
+    <w:p>
+      <w:pPr>
+        <w:pStyle w:val="Heading3"/>
+      </w:pPr>
+      <w:r>
+        <w:t xml:space="preserve">[2026-04-19 20:00] 관리자 패널 전면 개편 (1~3단계) + AI 검색 최적화</w:t>
+      </w:r>
+    </w:p>
+    <w:p>
+      <w:pPr>
+        <w:pStyle w:val="FirstParagraph"/>
+      </w:pPr>
+      <w:r>
+        <w:t xml:space="preserve">관리자 모드를 3개 AI(Claude+Codex+Gemini)로 점검하고 전면 개편했습니다.</w:t>
+      </w:r>
+    </w:p>
+    <w:p>
+      <w:pPr>
+        <w:pStyle w:val="BodyText"/>
+      </w:pPr>
+      <w:r>
+        <w:rPr>
+          <w:bCs/>
+          <w:b/>
+        </w:rPr>
+        <w:t xml:space="preserve">1단계 — DB 연동 (더미→실제)</w:t>
+      </w:r>
+      <w:r>
+        <w:t xml:space="preserve"> </w:t>
+      </w:r>
+      <w:r>
+        <w:t xml:space="preserve">- 회원관리: 정지/차단/해제/삭제가 실제로 작동 (이전에는 alert만 뜸)</w:t>
+      </w:r>
+      <w:r>
+        <w:t xml:space="preserve"> </w:t>
+      </w:r>
+      <w:r>
+        <w:t xml:space="preserve">- 게시글/병원/문의: 하드코딩 데이터 → Supabase 실시간 조회</w:t>
+      </w:r>
+      <w:r>
+        <w:t xml:space="preserve"> </w:t>
+      </w:r>
+      <w:r>
+        <w:t xml:space="preserve">- 광고: 파일 저장 → Supabase 테이블로 이전 (배포 시 유실 방지)</w:t>
+      </w:r>
+      <w:r>
+        <w:t xml:space="preserve"> </w:t>
+      </w:r>
+      <w:r>
+        <w:t xml:space="preserve">- 대시보드: 실시간 통계 카드 (회원/게시글/병원/방문자/신고)</w:t>
+      </w:r>
+    </w:p>
+    <w:p>
+      <w:pPr>
+        <w:pStyle w:val="BodyText"/>
+      </w:pPr>
+      <w:r>
+        <w:rPr>
+          <w:bCs/>
+          <w:b/>
+        </w:rPr>
+        <w:t xml:space="preserve">2단계 — 편의성</w:t>
+      </w:r>
+      <w:r>
+        <w:t xml:space="preserve"> </w:t>
+      </w:r>
+      <w:r>
+        <w:t xml:space="preserve">- 회원 검색/필터 (이메일, 상태, 로그인방식)</w:t>
+      </w:r>
+      <w:r>
+        <w:t xml:space="preserve"> </w:t>
+      </w:r>
+      <w:r>
+        <w:t xml:space="preserve">- 광고가 실제 사이트에 표시되도록 연결</w:t>
+      </w:r>
+      <w:r>
+        <w:t xml:space="preserve"> </w:t>
+      </w:r>
+      <w:r>
+        <w:t xml:space="preserve">- 사이드바 현재 페이지 강조</w:t>
+      </w:r>
+      <w:r>
+        <w:t xml:space="preserve"> </w:t>
+      </w:r>
+      <w:r>
+        <w:t xml:space="preserve">- /admin 더미 라우트 리다이렉트로 보안 해결</w:t>
+      </w:r>
+    </w:p>
+    <w:p>
+      <w:pPr>
+        <w:pStyle w:val="BodyText"/>
+      </w:pPr>
+      <w:r>
+        <w:rPr>
+          <w:bCs/>
+          <w:b/>
+        </w:rPr>
+        <w:t xml:space="preserve">3단계 — 고급 기능</w:t>
+      </w:r>
+      <w:r>
+        <w:t xml:space="preserve"> </w:t>
+      </w:r>
+      <w:r>
+        <w:t xml:space="preserve">- 광고 노출/클릭 추적 + CTR 표시</w:t>
+      </w:r>
+      <w:r>
+        <w:t xml:space="preserve"> </w:t>
+      </w:r>
+      <w:r>
+        <w:t xml:space="preserve">- 회원/게시글 CSV 다운로드</w:t>
+      </w:r>
+      <w:r>
+        <w:t xml:space="preserve"> </w:t>
+      </w:r>
+      <w:r>
+        <w:t xml:space="preserve">- 감사 로그 + 대시보드 최근 활동</w:t>
+      </w:r>
+      <w:r>
+        <w:t xml:space="preserve"> </w:t>
+      </w:r>
+      <w:r>
+        <w:t xml:space="preserve">- 댓글 관리 페이지 신규</w:t>
+      </w:r>
+    </w:p>
+    <w:p>
+      <w:pPr>
+        <w:pStyle w:val="BodyText"/>
+      </w:pPr>
+      <w:r>
+        <w:rPr>
+          <w:bCs/>
+          <w:b/>
+        </w:rPr>
+        <w:t xml:space="preserve">AI 검색 최적화 (AEO)</w:t>
+      </w:r>
+      <w:r>
+        <w:t xml:space="preserve"> </w:t>
+      </w:r>
+      <w:r>
+        <w:t xml:space="preserve">- llms.txt / llms-full.txt 생성 (ChatGPT, Perplexity 등 AI가 읽는 파일)</w:t>
+      </w:r>
+      <w:r>
+        <w:t xml:space="preserve"> </w:t>
+      </w:r>
+      <w:r>
+        <w:t xml:space="preserve">- JSON-LD 구조화 데이터 강화 (FAQ, 검색 등)</w:t>
+      </w:r>
+      <w:r>
+        <w:t xml:space="preserve"> </w:t>
+      </w:r>
+      <w:r>
+        <w:t xml:space="preserve">- AI 크롤러 명시 허용 (GPTBot, ClaudeBot 등)</w:t>
+      </w:r>
+    </w:p>
+    <w:p>
+      <w:pPr>
+        <w:pStyle w:val="BodyText"/>
+      </w:pPr>
+      <w:r>
+        <w:t xml:space="preserve">상태: [완료]</w:t>
+      </w:r>
+    </w:p>
+    <w:p>
+      <w:r>
+        <w:pict>
+          <v:rect style="width:0;height:1.5pt" o:hralign="center" o:hrstd="t" o:hr="t"/>
+        </w:pict>
+      </w:r>
+    </w:p>
+    <w:bookmarkEnd w:id="20"/>
+    <w:bookmarkStart w:id="21" w:name="화장품-순위-자동-수집-cron-구축"/>
     <w:p>
       <w:pPr>
         <w:pStyle w:val="Heading3"/>
@@ -106,8 +277,8 @@
         </w:pict>
       </w:r>
     </w:p>
-    <w:bookmarkEnd w:id="20"/>
-    <w:bookmarkStart w:id="21" w:name="highmedium-이슈-22건-일괄-수정"/>
+    <w:bookmarkEnd w:id="21"/>
+    <w:bookmarkStart w:id="22" w:name="highmedium-이슈-22건-일괄-수정"/>
     <w:p>
       <w:pPr>
         <w:pStyle w:val="Heading3"/>
@@ -196,8 +367,8 @@
         </w:pict>
       </w:r>
     </w:p>
-    <w:bookmarkEnd w:id="21"/>
-    <w:bookmarkStart w:id="22" w:name="ccg-3-ai-전체-기능-점검-critical-이슈-6건-수정"/>
+    <w:bookmarkEnd w:id="22"/>
+    <w:bookmarkStart w:id="23" w:name="ccg-3-ai-전체-기능-점검-critical-이슈-6건-수정"/>
     <w:p>
       <w:pPr>
         <w:pStyle w:val="Heading3"/>
@@ -2370,8 +2541,8 @@
         <w:t xml:space="preserve">- README.md 8개국 언어, 프로젝트 구조 현행화</w:t>
       </w:r>
     </w:p>
-    <w:bookmarkEnd w:id="22"/>
     <w:bookmarkEnd w:id="23"/>
+    <w:bookmarkEnd w:id="24"/>
     <w:sectPr/>
   </w:body>
 </w:document>

--- a/docs/exports/DEV_LOG.docx
+++ b/docs/exports/DEV_LOG.docx
@@ -2,7 +2,7 @@
 <file path=word/document.xml><?xml version="1.0" encoding="utf-8"?>
 <w:document xmlns:w="http://schemas.openxmlformats.org/wordprocessingml/2006/main" xmlns:m="http://schemas.openxmlformats.org/officeDocument/2006/math" xmlns:r="http://schemas.openxmlformats.org/officeDocument/2006/relationships" xmlns:o="urn:schemas-microsoft-com:office:office" xmlns:v="urn:schemas-microsoft-com:vml" xmlns:w10="urn:schemas-microsoft-com:office:word" xmlns:a="http://schemas.openxmlformats.org/drawingml/2006/main" xmlns:pic="http://schemas.openxmlformats.org/drawingml/2006/picture" xmlns:wp="http://schemas.openxmlformats.org/drawingml/2006/wordprocessingDrawing">
   <w:body>
-    <w:bookmarkStart w:id="24" w:name="개발-작업-기록-development-log"/>
+    <w:bookmarkStart w:id="26" w:name="개발-작업-기록-development-log"/>
     <w:p>
       <w:pPr>
         <w:pStyle w:val="Heading1"/>
@@ -26,7 +26,301 @@
         </w:pict>
       </w:r>
     </w:p>
-    <w:bookmarkStart w:id="20" w:name="관리자-패널-전면-개편-13단계-ai-검색-최적화"/>
+    <w:bookmarkStart w:id="20" w:name="검색-연결-버그-수정-사이트-점검-기능-관리자-구글-로그인"/>
+    <w:p>
+      <w:pPr>
+        <w:pStyle w:val="Heading3"/>
+      </w:pPr>
+      <w:r>
+        <w:t xml:space="preserve">[2026-04-20 20:00] 검색 연결 버그 수정 + 사이트 점검 기능 + 관리자 구글 로그인</w:t>
+      </w:r>
+    </w:p>
+    <w:p>
+      <w:pPr>
+        <w:pStyle w:val="FirstParagraph"/>
+      </w:pPr>
+      <w:r>
+        <w:t xml:space="preserve">검색 결과가 사용자 기대와 맞지 않던 문제를 전면 수정했습니다.</w:t>
+      </w:r>
+    </w:p>
+    <w:p>
+      <w:pPr>
+        <w:pStyle w:val="BodyText"/>
+      </w:pPr>
+      <w:r>
+        <w:rPr>
+          <w:bCs/>
+          <w:b/>
+        </w:rPr>
+        <w:t xml:space="preserve">검색 버그 수정</w:t>
+      </w:r>
+      <w:r>
+        <w:t xml:space="preserve"> </w:t>
+      </w:r>
+      <w:r>
+        <w:t xml:space="preserve">- AI 검색에서</w:t>
+      </w:r>
+      <w:r>
+        <w:t xml:space="preserve"> </w:t>
+      </w:r>
+      <w:r>
+        <w:t xml:space="preserve">“</w:t>
+      </w:r>
+      <w:r>
+        <w:t xml:space="preserve">58개 병원 더 보기</w:t>
+      </w:r>
+      <w:r>
+        <w:t xml:space="preserve">”</w:t>
+      </w:r>
+      <w:r>
+        <w:t xml:space="preserve"> </w:t>
+      </w:r>
+      <w:r>
+        <w:t xml:space="preserve">클릭 시 4,827개가 뜨던 문제 해결</w:t>
+      </w:r>
+      <w:r>
+        <w:t xml:space="preserve"> </w:t>
+      </w:r>
+      <w:r>
+        <w:t xml:space="preserve">- 원인: 지역 파라미터가 잘못 전달 + 다른 데이터 소스(심평원 전체)를 보여줌</w:t>
+      </w:r>
+      <w:r>
+        <w:t xml:space="preserve"> </w:t>
+      </w:r>
+      <w:r>
+        <w:t xml:space="preserve">- 해결: 같은 DB에서 나머지 결과를 같은 페이지에 표시 (숫자 정확 일치)</w:t>
+      </w:r>
+    </w:p>
+    <w:p>
+      <w:pPr>
+        <w:pStyle w:val="BodyText"/>
+      </w:pPr>
+      <w:r>
+        <w:rPr>
+          <w:bCs/>
+          <w:b/>
+        </w:rPr>
+        <w:t xml:space="preserve">피부과 검색 의원 우선 표시</w:t>
+      </w:r>
+      <w:r>
+        <w:t xml:space="preserve"> </w:t>
+      </w:r>
+      <w:r>
+        <w:t xml:space="preserve">- 피부과 검색 시 상급종합병원(분당서울대 등)이 먼저 나오던 문제 해결</w:t>
+      </w:r>
+      <w:r>
+        <w:t xml:space="preserve"> </w:t>
+      </w:r>
+      <w:r>
+        <w:t xml:space="preserve">- 기본적으로 의원(클리닉)만 표시, 전체/병원/종합 필터 칩 추가</w:t>
+      </w:r>
+    </w:p>
+    <w:p>
+      <w:pPr>
+        <w:pStyle w:val="BodyText"/>
+      </w:pPr>
+      <w:r>
+        <w:rPr>
+          <w:bCs/>
+          <w:b/>
+        </w:rPr>
+        <w:t xml:space="preserve">관리자 대시보드 사이트 점검 기능</w:t>
+      </w:r>
+      <w:r>
+        <w:t xml:space="preserve"> </w:t>
+      </w:r>
+      <w:r>
+        <w:t xml:space="preserve">-</w:t>
+      </w:r>
+      <w:r>
+        <w:t xml:space="preserve"> </w:t>
+      </w:r>
+      <w:r>
+        <w:t xml:space="preserve">“</w:t>
+      </w:r>
+      <w:r>
+        <w:t xml:space="preserve">전체 점검 실행</w:t>
+      </w:r>
+      <w:r>
+        <w:t xml:space="preserve">”</w:t>
+      </w:r>
+      <w:r>
+        <w:t xml:space="preserve"> </w:t>
+      </w:r>
+      <w:r>
+        <w:t xml:space="preserve">버튼으로 15개 항목 자동 점검</w:t>
+      </w:r>
+      <w:r>
+        <w:t xml:space="preserve"> </w:t>
+      </w:r>
+      <w:r>
+        <w:t xml:space="preserve">- DB 연결, API 응답, 다국어 경로, 번역 키 누락, 파라미터 전달 등</w:t>
+      </w:r>
+    </w:p>
+    <w:p>
+      <w:pPr>
+        <w:pStyle w:val="BodyText"/>
+      </w:pPr>
+      <w:r>
+        <w:rPr>
+          <w:bCs/>
+          <w:b/>
+        </w:rPr>
+        <w:t xml:space="preserve">관리자 로그인 구글 OAuth 추가</w:t>
+      </w:r>
+      <w:r>
+        <w:t xml:space="preserve"> </w:t>
+      </w:r>
+      <w:r>
+        <w:t xml:space="preserve">- 기존 이메일/비밀번호 + Google 로그인 버튼 추가</w:t>
+      </w:r>
+      <w:r>
+        <w:t xml:space="preserve"> </w:t>
+      </w:r>
+      <w:r>
+        <w:t xml:space="preserve">- 구글 계정으로 바로 관리자 페이지 접근 가능</w:t>
+      </w:r>
+    </w:p>
+    <w:p>
+      <w:pPr>
+        <w:pStyle w:val="BodyText"/>
+      </w:pPr>
+      <w:r>
+        <w:t xml:space="preserve">[완료]</w:t>
+      </w:r>
+    </w:p>
+    <w:p>
+      <w:r>
+        <w:pict>
+          <v:rect style="width:0;height:1.5pt" o:hralign="center" o:hrstd="t" o:hr="t"/>
+        </w:pict>
+      </w:r>
+    </w:p>
+    <w:bookmarkEnd w:id="20"/>
+    <w:bookmarkStart w:id="21" w:name="데이터-동기화-수정-ai-검색-최소-10건-보장"/>
+    <w:p>
+      <w:pPr>
+        <w:pStyle w:val="Heading3"/>
+      </w:pPr>
+      <w:r>
+        <w:t xml:space="preserve">[2026-04-20 08:00] 데이터 동기화 수정 + AI 검색 최소 10건 보장</w:t>
+      </w:r>
+    </w:p>
+    <w:p>
+      <w:pPr>
+        <w:pStyle w:val="FirstParagraph"/>
+      </w:pPr>
+      <w:r>
+        <w:t xml:space="preserve">병원 데이터 수집과 검색 품질을 개선했습니다.</w:t>
+      </w:r>
+    </w:p>
+    <w:p>
+      <w:pPr>
+        <w:pStyle w:val="BodyText"/>
+      </w:pPr>
+      <w:r>
+        <w:rPr>
+          <w:bCs/>
+          <w:b/>
+        </w:rPr>
+        <w:t xml:space="preserve">데이터 동기화 (cron/sync) 수정</w:t>
+      </w:r>
+      <w:r>
+        <w:t xml:space="preserve"> </w:t>
+      </w:r>
+      <w:r>
+        <w:t xml:space="preserve">- 신규 개원 병원: 기존에 첫 페이지(100개)만 수집 → 전체 페이지 수집으로 변경 (누락 방지)</w:t>
+      </w:r>
+      <w:r>
+        <w:t xml:space="preserve"> </w:t>
+      </w:r>
+      <w:r>
+        <w:t xml:space="preserve">- 폐업 병원: 비활성화 로직이 없었음 → 심평원에서 조회 안 되는 병원을 자동으로 비활성 처리 추가</w:t>
+      </w:r>
+      <w:r>
+        <w:t xml:space="preserve"> </w:t>
+      </w:r>
+      <w:r>
+        <w:t xml:space="preserve">- 폐업 병원 데이터는 삭제하지 않고 is_active=false로만 변경</w:t>
+      </w:r>
+    </w:p>
+    <w:p>
+      <w:pPr>
+        <w:pStyle w:val="BodyText"/>
+      </w:pPr>
+      <w:r>
+        <w:rPr>
+          <w:bCs/>
+          <w:b/>
+        </w:rPr>
+        <w:t xml:space="preserve">AI 검색 최소 10건 보장</w:t>
+      </w:r>
+      <w:r>
+        <w:t xml:space="preserve"> </w:t>
+      </w:r>
+      <w:r>
+        <w:t xml:space="preserve">- 기존: 검색 결과 0건일 때만 조건 완화</w:t>
+      </w:r>
+      <w:r>
+        <w:t xml:space="preserve"> </w:t>
+      </w:r>
+      <w:r>
+        <w:t xml:space="preserve">- 변경: 10건 미만이면 자동으로 조건을 넓혀서 결과 보충</w:t>
+      </w:r>
+      <w:r>
+        <w:t xml:space="preserve"> </w:t>
+      </w:r>
+      <w:r>
+        <w:t xml:space="preserve">- 6단계 점진적 검색 (정밀→넓음), 중복 자동 제거</w:t>
+      </w:r>
+      <w:r>
+        <w:t xml:space="preserve"> </w:t>
+      </w:r>
+      <w:r>
+        <w:t xml:space="preserve">- 개인화 필터 추가해도 결과 수가 줄어들지 않는 구조</w:t>
+      </w:r>
+    </w:p>
+    <w:p>
+      <w:pPr>
+        <w:pStyle w:val="BodyText"/>
+      </w:pPr>
+      <w:r>
+        <w:rPr>
+          <w:bCs/>
+          <w:b/>
+        </w:rPr>
+        <w:t xml:space="preserve">PROJECT_INFO.md 수정</w:t>
+      </w:r>
+      <w:r>
+        <w:t xml:space="preserve"> </w:t>
+      </w:r>
+      <w:r>
+        <w:t xml:space="preserve">- 프로젝트명 오류 수정 (한국불교바둑협회 → K-Beauty Buyers Guide)</w:t>
+      </w:r>
+      <w:r>
+        <w:t xml:space="preserve"> </w:t>
+      </w:r>
+      <w:r>
+        <w:t xml:space="preserve">- 배포 URL, 연동 서비스, 환경변수 등 실제 정보로 전면 업데이트</w:t>
+      </w:r>
+    </w:p>
+    <w:p>
+      <w:pPr>
+        <w:pStyle w:val="BodyText"/>
+      </w:pPr>
+      <w:r>
+        <w:t xml:space="preserve">상태: [완료]</w:t>
+      </w:r>
+    </w:p>
+    <w:p>
+      <w:r>
+        <w:pict>
+          <v:rect style="width:0;height:1.5pt" o:hralign="center" o:hrstd="t" o:hr="t"/>
+        </w:pict>
+      </w:r>
+    </w:p>
+    <w:bookmarkEnd w:id="21"/>
+    <w:bookmarkStart w:id="22" w:name="관리자-패널-전면-개편-13단계-ai-검색-최적화"/>
     <w:p>
       <w:pPr>
         <w:pStyle w:val="Heading3"/>
@@ -196,8 +490,8 @@
         </w:pict>
       </w:r>
     </w:p>
-    <w:bookmarkEnd w:id="20"/>
-    <w:bookmarkStart w:id="21" w:name="화장품-순위-자동-수집-cron-구축"/>
+    <w:bookmarkEnd w:id="22"/>
+    <w:bookmarkStart w:id="23" w:name="화장품-순위-자동-수집-cron-구축"/>
     <w:p>
       <w:pPr>
         <w:pStyle w:val="Heading3"/>
@@ -277,8 +571,8 @@
         </w:pict>
       </w:r>
     </w:p>
-    <w:bookmarkEnd w:id="21"/>
-    <w:bookmarkStart w:id="22" w:name="highmedium-이슈-22건-일괄-수정"/>
+    <w:bookmarkEnd w:id="23"/>
+    <w:bookmarkStart w:id="24" w:name="highmedium-이슈-22건-일괄-수정"/>
     <w:p>
       <w:pPr>
         <w:pStyle w:val="Heading3"/>
@@ -367,8 +661,8 @@
         </w:pict>
       </w:r>
     </w:p>
-    <w:bookmarkEnd w:id="22"/>
-    <w:bookmarkStart w:id="23" w:name="ccg-3-ai-전체-기능-점검-critical-이슈-6건-수정"/>
+    <w:bookmarkEnd w:id="24"/>
+    <w:bookmarkStart w:id="25" w:name="ccg-3-ai-전체-기능-점검-critical-이슈-6건-수정"/>
     <w:p>
       <w:pPr>
         <w:pStyle w:val="Heading3"/>
@@ -1618,7 +1912,7 @@
         <w:t xml:space="preserve"> </w:t>
       </w:r>
       <w:r>
-        <w:t xml:space="preserve">- help@2bstory.com → jbshim1@gmail.com (Resend 무료 제한)</w:t>
+        <w:t xml:space="preserve">- jbshim1@gmail.com → jbshim1@gmail.com (Resend 무료 제한)</w:t>
       </w:r>
       <w:r>
         <w:t xml:space="preserve"> </w:t>
@@ -2358,7 +2652,7 @@
         <w:t xml:space="preserve"> </w:t>
       </w:r>
       <w:r>
-        <w:t xml:space="preserve">- Supabase 저장 + Resend 이메일 알림 (help@2bstory.com)</w:t>
+        <w:t xml:space="preserve">- Supabase 저장 + Resend 이메일 알림 (jbshim1@gmail.com)</w:t>
       </w:r>
     </w:p>
     <w:p>
@@ -2541,8 +2835,8 @@
         <w:t xml:space="preserve">- README.md 8개국 언어, 프로젝트 구조 현행화</w:t>
       </w:r>
     </w:p>
-    <w:bookmarkEnd w:id="23"/>
-    <w:bookmarkEnd w:id="24"/>
+    <w:bookmarkEnd w:id="25"/>
+    <w:bookmarkEnd w:id="26"/>
     <w:sectPr/>
   </w:body>
 </w:document>

--- a/docs/exports/DEV_LOG.docx
+++ b/docs/exports/DEV_LOG.docx
@@ -2,7 +2,7 @@
 <file path=word/document.xml><?xml version="1.0" encoding="utf-8"?>
 <w:document xmlns:w="http://schemas.openxmlformats.org/wordprocessingml/2006/main" xmlns:m="http://schemas.openxmlformats.org/officeDocument/2006/math" xmlns:r="http://schemas.openxmlformats.org/officeDocument/2006/relationships" xmlns:o="urn:schemas-microsoft-com:office:office" xmlns:v="urn:schemas-microsoft-com:vml" xmlns:w10="urn:schemas-microsoft-com:office:word" xmlns:a="http://schemas.openxmlformats.org/drawingml/2006/main" xmlns:pic="http://schemas.openxmlformats.org/drawingml/2006/picture" xmlns:wp="http://schemas.openxmlformats.org/drawingml/2006/wordprocessingDrawing">
   <w:body>
-    <w:bookmarkStart w:id="26" w:name="개발-작업-기록-development-log"/>
+    <w:bookmarkStart w:id="27" w:name="개발-작업-기록-development-log"/>
     <w:p>
       <w:pPr>
         <w:pStyle w:val="Heading1"/>
@@ -26,7 +26,74 @@
         </w:pict>
       </w:r>
     </w:p>
-    <w:bookmarkStart w:id="20" w:name="검색-연결-버그-수정-사이트-점검-기능-관리자-구글-로그인"/>
+    <w:bookmarkStart w:id="20" w:name="외국인-유저-글쓰기-다국어-완전-점검-및-수정"/>
+    <w:p>
+      <w:pPr>
+        <w:pStyle w:val="Heading3"/>
+      </w:pPr>
+      <w:r>
+        <w:t xml:space="preserve">[2026-04-20 23:00] 외국인 유저 글쓰기 다국어 완전 점검 및 수정</w:t>
+      </w:r>
+    </w:p>
+    <w:p>
+      <w:pPr>
+        <w:pStyle w:val="FirstParagraph"/>
+      </w:pPr>
+      <w:r>
+        <w:t xml:space="preserve">외국인이 글을 쓸 때 발생하는 문제를 3개 AI(Claude+Codex+Gemini)로 전수 점검했습니다.</w:t>
+      </w:r>
+      <w:r>
+        <w:t xml:space="preserve"> </w:t>
+      </w:r>
+      <w:r>
+        <w:t xml:space="preserve">- 게시판 6개(K-POP, K-Food, K-Drama 등) 누락 → DB에 추가 완료</w:t>
+      </w:r>
+      <w:r>
+        <w:t xml:space="preserve"> </w:t>
+      </w:r>
+      <w:r>
+        <w:t xml:space="preserve">- 글쓰기 화면이 한국어/영어로만 표시되던 문제 → 8개 언어 번역 적용</w:t>
+      </w:r>
+      <w:r>
+        <w:t xml:space="preserve"> </w:t>
+      </w:r>
+      <w:r>
+        <w:t xml:space="preserve">- 이미지 업로드 에러가 한국어로만 뜨던 문제 → 8개 언어 지원</w:t>
+      </w:r>
+      <w:r>
+        <w:t xml:space="preserve"> </w:t>
+      </w:r>
+      <w:r>
+        <w:t xml:space="preserve">- 로그인 에러 메시지 8개 언어 지원</w:t>
+      </w:r>
+      <w:r>
+        <w:t xml:space="preserve"> </w:t>
+      </w:r>
+      <w:r>
+        <w:t xml:space="preserve">- 구글 로그인 후 언어가 영어로 바뀌던 문제 수정</w:t>
+      </w:r>
+      <w:r>
+        <w:t xml:space="preserve"> </w:t>
+      </w:r>
+      <w:r>
+        <w:t xml:space="preserve">- 댓글 삭제 시 권한 체크 오류 수정</w:t>
+      </w:r>
+      <w:r>
+        <w:t xml:space="preserve"> </w:t>
+      </w:r>
+      <w:r>
+        <w:t xml:space="preserve">- 상태: [완료]</w:t>
+      </w:r>
+    </w:p>
+    <w:p>
+      <w:r>
+        <w:pict>
+          <v:rect style="width:0;height:1.5pt" o:hralign="center" o:hrstd="t" o:hr="t"/>
+        </w:pict>
+      </w:r>
+    </w:p>
+    <w:bookmarkEnd w:id="20"/>
+    <w:bookmarkStart w:id="21" w:name="검색-연결-버그-수정-사이트-점검-기능-관리자-구글-로그인"/>
     <w:p>
       <w:pPr>
         <w:pStyle w:val="Heading3"/>
@@ -196,8 +263,8 @@
         </w:pict>
       </w:r>
     </w:p>
-    <w:bookmarkEnd w:id="20"/>
-    <w:bookmarkStart w:id="21" w:name="데이터-동기화-수정-ai-검색-최소-10건-보장"/>
+    <w:bookmarkEnd w:id="21"/>
+    <w:bookmarkStart w:id="22" w:name="데이터-동기화-수정-ai-검색-최소-10건-보장"/>
     <w:p>
       <w:pPr>
         <w:pStyle w:val="Heading3"/>
@@ -319,8 +386,8 @@
         </w:pict>
       </w:r>
     </w:p>
-    <w:bookmarkEnd w:id="21"/>
-    <w:bookmarkStart w:id="22" w:name="관리자-패널-전면-개편-13단계-ai-검색-최적화"/>
+    <w:bookmarkEnd w:id="22"/>
+    <w:bookmarkStart w:id="23" w:name="관리자-패널-전면-개편-13단계-ai-검색-최적화"/>
     <w:p>
       <w:pPr>
         <w:pStyle w:val="Heading3"/>
@@ -490,8 +557,8 @@
         </w:pict>
       </w:r>
     </w:p>
-    <w:bookmarkEnd w:id="22"/>
-    <w:bookmarkStart w:id="23" w:name="화장품-순위-자동-수집-cron-구축"/>
+    <w:bookmarkEnd w:id="23"/>
+    <w:bookmarkStart w:id="24" w:name="화장품-순위-자동-수집-cron-구축"/>
     <w:p>
       <w:pPr>
         <w:pStyle w:val="Heading3"/>
@@ -571,8 +638,8 @@
         </w:pict>
       </w:r>
     </w:p>
-    <w:bookmarkEnd w:id="23"/>
-    <w:bookmarkStart w:id="24" w:name="highmedium-이슈-22건-일괄-수정"/>
+    <w:bookmarkEnd w:id="24"/>
+    <w:bookmarkStart w:id="25" w:name="highmedium-이슈-22건-일괄-수정"/>
     <w:p>
       <w:pPr>
         <w:pStyle w:val="Heading3"/>
@@ -661,8 +728,8 @@
         </w:pict>
       </w:r>
     </w:p>
-    <w:bookmarkEnd w:id="24"/>
-    <w:bookmarkStart w:id="25" w:name="ccg-3-ai-전체-기능-점검-critical-이슈-6건-수정"/>
+    <w:bookmarkEnd w:id="25"/>
+    <w:bookmarkStart w:id="26" w:name="ccg-3-ai-전체-기능-점검-critical-이슈-6건-수정"/>
     <w:p>
       <w:pPr>
         <w:pStyle w:val="Heading3"/>
@@ -2835,8 +2902,8 @@
         <w:t xml:space="preserve">- README.md 8개국 언어, 프로젝트 구조 현행화</w:t>
       </w:r>
     </w:p>
-    <w:bookmarkEnd w:id="25"/>
     <w:bookmarkEnd w:id="26"/>
+    <w:bookmarkEnd w:id="27"/>
     <w:sectPr/>
   </w:body>
 </w:document>

--- a/docs/exports/DEV_LOG.docx
+++ b/docs/exports/DEV_LOG.docx
@@ -2,7 +2,7 @@
 <file path=word/document.xml><?xml version="1.0" encoding="utf-8"?>
 <w:document xmlns:w="http://schemas.openxmlformats.org/wordprocessingml/2006/main" xmlns:m="http://schemas.openxmlformats.org/officeDocument/2006/math" xmlns:r="http://schemas.openxmlformats.org/officeDocument/2006/relationships" xmlns:o="urn:schemas-microsoft-com:office:office" xmlns:v="urn:schemas-microsoft-com:vml" xmlns:w10="urn:schemas-microsoft-com:office:word" xmlns:a="http://schemas.openxmlformats.org/drawingml/2006/main" xmlns:pic="http://schemas.openxmlformats.org/drawingml/2006/picture" xmlns:wp="http://schemas.openxmlformats.org/drawingml/2006/wordprocessingDrawing">
   <w:body>
-    <w:bookmarkStart w:id="27" w:name="개발-작업-기록-development-log"/>
+    <w:bookmarkStart w:id="28" w:name="개발-작업-기록-development-log"/>
     <w:p>
       <w:pPr>
         <w:pStyle w:val="Heading1"/>
@@ -26,13 +26,13 @@
         </w:pict>
       </w:r>
     </w:p>
-    <w:bookmarkStart w:id="20" w:name="외국인-유저-글쓰기-다국어-완전-점검-및-수정"/>
+    <w:bookmarkStart w:id="20" w:name="외인-유저-추가-이슈-일괄-수정-ccg-점검-2차"/>
     <w:p>
       <w:pPr>
         <w:pStyle w:val="Heading3"/>
       </w:pPr>
       <w:r>
-        <w:t xml:space="preserve">[2026-04-20 23:00] 외국인 유저 글쓰기 다국어 완전 점검 및 수정</w:t>
+        <w:t xml:space="preserve">[2026-04-20 23:30] 외��인 유저 추가 이슈 일괄 수정 (CCG 점검 2차)</w:t>
       </w:r>
     </w:p>
     <w:p>
@@ -40,43 +40,43 @@
         <w:pStyle w:val="FirstParagraph"/>
       </w:pPr>
       <w:r>
-        <w:t xml:space="preserve">외국인이 글을 쓸 때 발생하는 문제를 3개 AI(Claude+Codex+Gemini)로 전수 점검했습니다.</w:t>
-      </w:r>
-      <w:r>
-        <w:t xml:space="preserve"> </w:t>
-      </w:r>
-      <w:r>
-        <w:t xml:space="preserve">- 게시판 6개(K-POP, K-Food, K-Drama 등) 누락 → DB에 추가 완료</w:t>
-      </w:r>
-      <w:r>
-        <w:t xml:space="preserve"> </w:t>
-      </w:r>
-      <w:r>
-        <w:t xml:space="preserve">- 글쓰기 화면이 한국어/영어로만 표시되던 문제 → 8개 언어 번역 적용</w:t>
-      </w:r>
-      <w:r>
-        <w:t xml:space="preserve"> </w:t>
-      </w:r>
-      <w:r>
-        <w:t xml:space="preserve">- 이미지 업로드 에러가 한국어로만 뜨던 문제 → 8개 언어 지원</w:t>
-      </w:r>
-      <w:r>
-        <w:t xml:space="preserve"> </w:t>
-      </w:r>
-      <w:r>
-        <w:t xml:space="preserve">- 로그인 에러 메시지 8개 언어 지원</w:t>
-      </w:r>
-      <w:r>
-        <w:t xml:space="preserve"> </w:t>
-      </w:r>
-      <w:r>
-        <w:t xml:space="preserve">- 구글 로그인 후 언어가 영어로 바뀌던 문제 수정</w:t>
-      </w:r>
-      <w:r>
-        <w:t xml:space="preserve"> </w:t>
-      </w:r>
-      <w:r>
-        <w:t xml:space="preserve">- 댓글 삭제 시 권한 체크 오류 수정</w:t>
+        <w:t xml:space="preserve">3개 AI 점검에서 발견된 추가 문제 11건을 수정했습니다.</w:t>
+      </w:r>
+      <w:r>
+        <w:t xml:space="preserve"> </w:t>
+      </w:r>
+      <w:r>
+        <w:t xml:space="preserve">- 게시글 목록: 카테고리 매핑 오류 + 정렬 오류 수정</w:t>
+      </w:r>
+      <w:r>
+        <w:t xml:space="preserve"> </w:t>
+      </w:r>
+      <w:r>
+        <w:t xml:space="preserve">- 게���글 목록: 검색/삭제 버튼 8개 언어 번역 적용</w:t>
+      </w:r>
+      <w:r>
+        <w:t xml:space="preserve"> </w:t>
+      </w:r>
+      <w:r>
+        <w:t xml:space="preserve">- 게시글 상세: 날짜가 사용자 언어에 맞게 표시되도록 수정</w:t>
+      </w:r>
+      <w:r>
+        <w:t xml:space="preserve"> </w:t>
+      </w:r>
+      <w:r>
+        <w:t xml:space="preserve">- 추천/비추천: 새로고침해도 유지되도록 DB 저장 방식으로 변경</w:t>
+      </w:r>
+      <w:r>
+        <w:t xml:space="preserve"> </w:t>
+      </w:r>
+      <w:r>
+        <w:t xml:space="preserve">- 헤더: 모바일 메뉴 8개 언어 번역 + 긴 텍스트 잘림 방지</w:t>
+      </w:r>
+      <w:r>
+        <w:t xml:space="preserve"> </w:t>
+      </w:r>
+      <w:r>
+        <w:t xml:space="preserve">- 헤더: 언어 변경 시 검색 조건이 유지되도록 수정</w:t>
       </w:r>
       <w:r>
         <w:t xml:space="preserve"> </w:t>
@@ -93,7 +93,74 @@
       </w:r>
     </w:p>
     <w:bookmarkEnd w:id="20"/>
-    <w:bookmarkStart w:id="21" w:name="검색-연결-버그-수정-사이트-점검-기능-관리자-구글-로그인"/>
+    <w:bookmarkStart w:id="21" w:name="외국인-유저-글쓰기-다국어-완전-점검-및-수정"/>
+    <w:p>
+      <w:pPr>
+        <w:pStyle w:val="Heading3"/>
+      </w:pPr>
+      <w:r>
+        <w:t xml:space="preserve">[2026-04-20 23:00] 외국인 유저 글쓰기 다국어 완전 점검 및 수정</w:t>
+      </w:r>
+    </w:p>
+    <w:p>
+      <w:pPr>
+        <w:pStyle w:val="FirstParagraph"/>
+      </w:pPr>
+      <w:r>
+        <w:t xml:space="preserve">외국인이 글을 쓸 때 발생하는 문제를 3개 AI(Claude+Codex+Gemini)로 전수 점검했습니다.</w:t>
+      </w:r>
+      <w:r>
+        <w:t xml:space="preserve"> </w:t>
+      </w:r>
+      <w:r>
+        <w:t xml:space="preserve">- 게시판 6개(K-POP, K-Food, K-Drama 등) 누락 → DB에 추가 완료</w:t>
+      </w:r>
+      <w:r>
+        <w:t xml:space="preserve"> </w:t>
+      </w:r>
+      <w:r>
+        <w:t xml:space="preserve">- 글쓰기 화면이 한국어/영어로만 표시되던 문제 → 8개 언어 번역 적용</w:t>
+      </w:r>
+      <w:r>
+        <w:t xml:space="preserve"> </w:t>
+      </w:r>
+      <w:r>
+        <w:t xml:space="preserve">- 이미지 업로드 에러가 한국어로만 뜨던 문제 → 8개 언어 지원</w:t>
+      </w:r>
+      <w:r>
+        <w:t xml:space="preserve"> </w:t>
+      </w:r>
+      <w:r>
+        <w:t xml:space="preserve">- 로그인 에러 메시지 8개 언어 지원</w:t>
+      </w:r>
+      <w:r>
+        <w:t xml:space="preserve"> </w:t>
+      </w:r>
+      <w:r>
+        <w:t xml:space="preserve">- 구글 로그인 후 언어가 영어로 바뀌던 문제 수정</w:t>
+      </w:r>
+      <w:r>
+        <w:t xml:space="preserve"> </w:t>
+      </w:r>
+      <w:r>
+        <w:t xml:space="preserve">- 댓글 삭제 시 권한 체크 오류 수정</w:t>
+      </w:r>
+      <w:r>
+        <w:t xml:space="preserve"> </w:t>
+      </w:r>
+      <w:r>
+        <w:t xml:space="preserve">- 상태: [완료]</w:t>
+      </w:r>
+    </w:p>
+    <w:p>
+      <w:r>
+        <w:pict>
+          <v:rect style="width:0;height:1.5pt" o:hralign="center" o:hrstd="t" o:hr="t"/>
+        </w:pict>
+      </w:r>
+    </w:p>
+    <w:bookmarkEnd w:id="21"/>
+    <w:bookmarkStart w:id="22" w:name="검색-연결-버그-수정-사이트-점검-기능-관리자-구글-로그인"/>
     <w:p>
       <w:pPr>
         <w:pStyle w:val="Heading3"/>
@@ -263,8 +330,8 @@
         </w:pict>
       </w:r>
     </w:p>
-    <w:bookmarkEnd w:id="21"/>
-    <w:bookmarkStart w:id="22" w:name="데이터-동기화-수정-ai-검색-최소-10건-보장"/>
+    <w:bookmarkEnd w:id="22"/>
+    <w:bookmarkStart w:id="23" w:name="데이터-동기화-수정-ai-검색-최소-10건-보장"/>
     <w:p>
       <w:pPr>
         <w:pStyle w:val="Heading3"/>
@@ -386,8 +453,8 @@
         </w:pict>
       </w:r>
     </w:p>
-    <w:bookmarkEnd w:id="22"/>
-    <w:bookmarkStart w:id="23" w:name="관리자-패널-전면-개편-13단계-ai-검색-최적화"/>
+    <w:bookmarkEnd w:id="23"/>
+    <w:bookmarkStart w:id="24" w:name="관리자-패널-전면-개편-13단계-ai-검색-최적화"/>
     <w:p>
       <w:pPr>
         <w:pStyle w:val="Heading3"/>
@@ -557,8 +624,8 @@
         </w:pict>
       </w:r>
     </w:p>
-    <w:bookmarkEnd w:id="23"/>
-    <w:bookmarkStart w:id="24" w:name="화장품-순위-자동-수집-cron-구축"/>
+    <w:bookmarkEnd w:id="24"/>
+    <w:bookmarkStart w:id="25" w:name="화장품-순위-자동-수집-cron-구축"/>
     <w:p>
       <w:pPr>
         <w:pStyle w:val="Heading3"/>
@@ -638,8 +705,8 @@
         </w:pict>
       </w:r>
     </w:p>
-    <w:bookmarkEnd w:id="24"/>
-    <w:bookmarkStart w:id="25" w:name="highmedium-이슈-22건-일괄-수정"/>
+    <w:bookmarkEnd w:id="25"/>
+    <w:bookmarkStart w:id="26" w:name="highmedium-이슈-22건-일괄-수정"/>
     <w:p>
       <w:pPr>
         <w:pStyle w:val="Heading3"/>
@@ -728,8 +795,8 @@
         </w:pict>
       </w:r>
     </w:p>
-    <w:bookmarkEnd w:id="25"/>
-    <w:bookmarkStart w:id="26" w:name="ccg-3-ai-전체-기능-점검-critical-이슈-6건-수정"/>
+    <w:bookmarkEnd w:id="26"/>
+    <w:bookmarkStart w:id="27" w:name="ccg-3-ai-전체-기능-점검-critical-이슈-6건-수정"/>
     <w:p>
       <w:pPr>
         <w:pStyle w:val="Heading3"/>
@@ -2902,8 +2969,8 @@
         <w:t xml:space="preserve">- README.md 8개국 언어, 프로젝트 구조 현행화</w:t>
       </w:r>
     </w:p>
-    <w:bookmarkEnd w:id="26"/>
     <w:bookmarkEnd w:id="27"/>
+    <w:bookmarkEnd w:id="28"/>
     <w:sectPr/>
   </w:body>
 </w:document>

--- a/docs/exports/DEV_LOG.docx
+++ b/docs/exports/DEV_LOG.docx
@@ -2,7 +2,7 @@
 <file path=word/document.xml><?xml version="1.0" encoding="utf-8"?>
 <w:document xmlns:w="http://schemas.openxmlformats.org/wordprocessingml/2006/main" xmlns:m="http://schemas.openxmlformats.org/officeDocument/2006/math" xmlns:r="http://schemas.openxmlformats.org/officeDocument/2006/relationships" xmlns:o="urn:schemas-microsoft-com:office:office" xmlns:v="urn:schemas-microsoft-com:vml" xmlns:w10="urn:schemas-microsoft-com:office:word" xmlns:a="http://schemas.openxmlformats.org/drawingml/2006/main" xmlns:pic="http://schemas.openxmlformats.org/drawingml/2006/picture" xmlns:wp="http://schemas.openxmlformats.org/drawingml/2006/wordprocessingDrawing">
   <w:body>
-    <w:bookmarkStart w:id="28" w:name="개발-작업-기록-development-log"/>
+    <w:bookmarkStart w:id="29" w:name="개발-작업-기록-development-log"/>
     <w:p>
       <w:pPr>
         <w:pStyle w:val="Heading1"/>
@@ -26,13 +26,13 @@
         </w:pict>
       </w:r>
     </w:p>
-    <w:bookmarkStart w:id="20" w:name="외인-유저-추가-이슈-일괄-수정-ccg-점검-2차"/>
+    <w:bookmarkStart w:id="20" w:name="ai-딥서치-보안seo아키텍처-전면-점검-및-수정"/>
     <w:p>
       <w:pPr>
         <w:pStyle w:val="Heading3"/>
       </w:pPr>
       <w:r>
-        <w:t xml:space="preserve">[2026-04-20 23:30] 외��인 유저 추가 이슈 일괄 수정 (CCG 점검 2차)</w:t>
+        <w:t xml:space="preserve">[2026-04-21 10:30] 3-AI 딥서치 보안/SEO/아키텍처 전면 점검 및 수정</w:t>
       </w:r>
     </w:p>
     <w:p>
@@ -40,43 +40,49 @@
         <w:pStyle w:val="FirstParagraph"/>
       </w:pPr>
       <w:r>
-        <w:t xml:space="preserve">3개 AI 점검에서 발견된 추가 문제 11건을 수정했습니다.</w:t>
-      </w:r>
-      <w:r>
-        <w:t xml:space="preserve"> </w:t>
-      </w:r>
-      <w:r>
-        <w:t xml:space="preserve">- 게시글 목록: 카테고리 매핑 오류 + 정렬 오류 수정</w:t>
-      </w:r>
-      <w:r>
-        <w:t xml:space="preserve"> </w:t>
-      </w:r>
-      <w:r>
-        <w:t xml:space="preserve">- 게���글 목록: 검색/삭제 버튼 8개 언어 번역 적용</w:t>
-      </w:r>
-      <w:r>
-        <w:t xml:space="preserve"> </w:t>
-      </w:r>
-      <w:r>
-        <w:t xml:space="preserve">- 게시글 상세: 날짜가 사용자 언어에 맞게 표시되도록 수정</w:t>
-      </w:r>
-      <w:r>
-        <w:t xml:space="preserve"> </w:t>
-      </w:r>
-      <w:r>
-        <w:t xml:space="preserve">- 추천/비추천: 새로고침해도 유지되도록 DB 저장 방식으로 변경</w:t>
-      </w:r>
-      <w:r>
-        <w:t xml:space="preserve"> </w:t>
-      </w:r>
-      <w:r>
-        <w:t xml:space="preserve">- 헤더: 모바일 메뉴 8개 언어 번역 + 긴 텍스트 잘림 방지</w:t>
-      </w:r>
-      <w:r>
-        <w:t xml:space="preserve"> </w:t>
-      </w:r>
-      <w:r>
-        <w:t xml:space="preserve">- 헤더: 언어 변경 시 검색 조건이 유지되도록 수정</w:t>
+        <w:t xml:space="preserve">3개 AI(Claude+Codex+Gemini)로 프로젝트 전체를 보안, 성능, SEO, 아키텍처 관점에서 점검했습니다.</w:t>
+      </w:r>
+      <w:r>
+        <w:t xml:space="preserve"> </w:t>
+      </w:r>
+      <w:r>
+        <w:t xml:space="preserve">- 관리자 페이지 서버 인증 추가 (로그인 안 하면 관리자 화면 접근 불가)</w:t>
+      </w:r>
+      <w:r>
+        <w:t xml:space="preserve"> </w:t>
+      </w:r>
+      <w:r>
+        <w:t xml:space="preserve">- 관리자 이메일 코드 노출 제거 → 환경변수로 이동</w:t>
+      </w:r>
+      <w:r>
+        <w:t xml:space="preserve"> </w:t>
+      </w:r>
+      <w:r>
+        <w:t xml:space="preserve">- 회원가입 시 유저 프로필 자동 생성 트리거 추가 (SQL 필요)</w:t>
+      </w:r>
+      <w:r>
+        <w:t xml:space="preserve"> </w:t>
+      </w:r>
+      <w:r>
+        <w:t xml:space="preserve">- robots.txt 한국어 차단 해제 + sitemap hreflang 추가</w:t>
+      </w:r>
+      <w:r>
+        <w:t xml:space="preserve"> </w:t>
+      </w:r>
+      <w:r>
+        <w:t xml:space="preserve">- 404 페이지 사용자 언어 유지</w:t>
+      </w:r>
+      <w:r>
+        <w:t xml:space="preserve"> </w:t>
+      </w:r>
+      <w:r>
+        <w:t xml:space="preserve">- AI 검색/이벤트 페이지 하드코딩 → 8개 언어 번역</w:t>
+      </w:r>
+      <w:r>
+        <w:t xml:space="preserve"> </w:t>
+      </w:r>
+      <w:r>
+        <w:t xml:space="preserve">- 코드 중복 제거 (FLAIR_STYLE 등 공통 모듈화)</w:t>
       </w:r>
       <w:r>
         <w:t xml:space="preserve"> </w:t>
@@ -93,13 +99,13 @@
       </w:r>
     </w:p>
     <w:bookmarkEnd w:id="20"/>
-    <w:bookmarkStart w:id="21" w:name="외국인-유저-글쓰기-다국어-완전-점검-및-수정"/>
+    <w:bookmarkStart w:id="21" w:name="외국인-유저-추가-이슈-일괄-수정-ccg-점검-2차"/>
     <w:p>
       <w:pPr>
         <w:pStyle w:val="Heading3"/>
       </w:pPr>
       <w:r>
-        <w:t xml:space="preserve">[2026-04-20 23:00] 외국인 유저 글쓰기 다국어 완전 점검 및 수정</w:t>
+        <w:t xml:space="preserve">[2026-04-20 23:30] 외국인 유저 추가 이슈 일괄 수정 (CCG 점검 2차)</w:t>
       </w:r>
     </w:p>
     <w:p>
@@ -107,43 +113,43 @@
         <w:pStyle w:val="FirstParagraph"/>
       </w:pPr>
       <w:r>
-        <w:t xml:space="preserve">외국인이 글을 쓸 때 발생하는 문제를 3개 AI(Claude+Codex+Gemini)로 전수 점검했습니다.</w:t>
-      </w:r>
-      <w:r>
-        <w:t xml:space="preserve"> </w:t>
-      </w:r>
-      <w:r>
-        <w:t xml:space="preserve">- 게시판 6개(K-POP, K-Food, K-Drama 등) 누락 → DB에 추가 완료</w:t>
-      </w:r>
-      <w:r>
-        <w:t xml:space="preserve"> </w:t>
-      </w:r>
-      <w:r>
-        <w:t xml:space="preserve">- 글쓰기 화면이 한국어/영어로만 표시되던 문제 → 8개 언어 번역 적용</w:t>
-      </w:r>
-      <w:r>
-        <w:t xml:space="preserve"> </w:t>
-      </w:r>
-      <w:r>
-        <w:t xml:space="preserve">- 이미지 업로드 에러가 한국어로만 뜨던 문제 → 8개 언어 지원</w:t>
-      </w:r>
-      <w:r>
-        <w:t xml:space="preserve"> </w:t>
-      </w:r>
-      <w:r>
-        <w:t xml:space="preserve">- 로그인 에러 메시지 8개 언어 지원</w:t>
-      </w:r>
-      <w:r>
-        <w:t xml:space="preserve"> </w:t>
-      </w:r>
-      <w:r>
-        <w:t xml:space="preserve">- 구글 로그인 후 언어가 영어로 바뀌던 문제 수정</w:t>
-      </w:r>
-      <w:r>
-        <w:t xml:space="preserve"> </w:t>
-      </w:r>
-      <w:r>
-        <w:t xml:space="preserve">- 댓글 삭제 시 권한 체크 오류 수정</w:t>
+        <w:t xml:space="preserve">3개 AI 점검에서 발견된 추가 문제 11건을 수정했습니다.</w:t>
+      </w:r>
+      <w:r>
+        <w:t xml:space="preserve"> </w:t>
+      </w:r>
+      <w:r>
+        <w:t xml:space="preserve">- 게시글 목록: 카테고리 매핑 오류 + 정렬 오류 수정</w:t>
+      </w:r>
+      <w:r>
+        <w:t xml:space="preserve"> </w:t>
+      </w:r>
+      <w:r>
+        <w:t xml:space="preserve">- 게���글 목록: 검색/삭제 버튼 8개 언어 번역 적용</w:t>
+      </w:r>
+      <w:r>
+        <w:t xml:space="preserve"> </w:t>
+      </w:r>
+      <w:r>
+        <w:t xml:space="preserve">- 게시글 상세: 날짜가 사용자 언어에 맞게 표시되도록 수정</w:t>
+      </w:r>
+      <w:r>
+        <w:t xml:space="preserve"> </w:t>
+      </w:r>
+      <w:r>
+        <w:t xml:space="preserve">- 추천/비추천: 새로고침해도 유지되도록 DB 저장 방식으로 변경</w:t>
+      </w:r>
+      <w:r>
+        <w:t xml:space="preserve"> </w:t>
+      </w:r>
+      <w:r>
+        <w:t xml:space="preserve">- 헤더: 모바일 메뉴 8개 언어 번역 + 긴 텍스트 잘림 방지</w:t>
+      </w:r>
+      <w:r>
+        <w:t xml:space="preserve"> </w:t>
+      </w:r>
+      <w:r>
+        <w:t xml:space="preserve">- 헤더: 언어 변경 시 검색 조건이 유지되도록 수정</w:t>
       </w:r>
       <w:r>
         <w:t xml:space="preserve"> </w:t>
@@ -160,7 +166,74 @@
       </w:r>
     </w:p>
     <w:bookmarkEnd w:id="21"/>
-    <w:bookmarkStart w:id="22" w:name="검색-연결-버그-수정-사이트-점검-기능-관리자-구글-로그인"/>
+    <w:bookmarkStart w:id="22" w:name="외국인-유저-글쓰기-다국어-완전-점검-및-수정"/>
+    <w:p>
+      <w:pPr>
+        <w:pStyle w:val="Heading3"/>
+      </w:pPr>
+      <w:r>
+        <w:t xml:space="preserve">[2026-04-20 23:00] 외국인 유저 글쓰기 다국어 완전 점검 및 수정</w:t>
+      </w:r>
+    </w:p>
+    <w:p>
+      <w:pPr>
+        <w:pStyle w:val="FirstParagraph"/>
+      </w:pPr>
+      <w:r>
+        <w:t xml:space="preserve">외국인이 글을 쓸 때 발생하는 문제를 3개 AI(Claude+Codex+Gemini)로 전수 점검했습니다.</w:t>
+      </w:r>
+      <w:r>
+        <w:t xml:space="preserve"> </w:t>
+      </w:r>
+      <w:r>
+        <w:t xml:space="preserve">- 게시판 6개(K-POP, K-Food, K-Drama 등) 누락 → DB에 추가 완료</w:t>
+      </w:r>
+      <w:r>
+        <w:t xml:space="preserve"> </w:t>
+      </w:r>
+      <w:r>
+        <w:t xml:space="preserve">- 글쓰기 화면이 한국어/영어로만 표시되던 문제 → 8개 언어 번역 적용</w:t>
+      </w:r>
+      <w:r>
+        <w:t xml:space="preserve"> </w:t>
+      </w:r>
+      <w:r>
+        <w:t xml:space="preserve">- 이미지 업로드 에러가 한국어로만 뜨던 문제 → 8개 언어 지원</w:t>
+      </w:r>
+      <w:r>
+        <w:t xml:space="preserve"> </w:t>
+      </w:r>
+      <w:r>
+        <w:t xml:space="preserve">- 로그인 에러 메시지 8개 언어 지원</w:t>
+      </w:r>
+      <w:r>
+        <w:t xml:space="preserve"> </w:t>
+      </w:r>
+      <w:r>
+        <w:t xml:space="preserve">- 구글 로그인 후 언어가 영어로 바뀌던 문제 수정</w:t>
+      </w:r>
+      <w:r>
+        <w:t xml:space="preserve"> </w:t>
+      </w:r>
+      <w:r>
+        <w:t xml:space="preserve">- 댓글 삭제 시 권한 체크 오류 수정</w:t>
+      </w:r>
+      <w:r>
+        <w:t xml:space="preserve"> </w:t>
+      </w:r>
+      <w:r>
+        <w:t xml:space="preserve">- 상태: [완료]</w:t>
+      </w:r>
+    </w:p>
+    <w:p>
+      <w:r>
+        <w:pict>
+          <v:rect style="width:0;height:1.5pt" o:hralign="center" o:hrstd="t" o:hr="t"/>
+        </w:pict>
+      </w:r>
+    </w:p>
+    <w:bookmarkEnd w:id="22"/>
+    <w:bookmarkStart w:id="23" w:name="검색-연결-버그-수정-사이트-점검-기능-관리자-구글-로그인"/>
     <w:p>
       <w:pPr>
         <w:pStyle w:val="Heading3"/>
@@ -330,8 +403,8 @@
         </w:pict>
       </w:r>
     </w:p>
-    <w:bookmarkEnd w:id="22"/>
-    <w:bookmarkStart w:id="23" w:name="데이터-동기화-수정-ai-검색-최소-10건-보장"/>
+    <w:bookmarkEnd w:id="23"/>
+    <w:bookmarkStart w:id="24" w:name="데이터-동기화-수정-ai-검색-최소-10건-보장"/>
     <w:p>
       <w:pPr>
         <w:pStyle w:val="Heading3"/>
@@ -453,8 +526,8 @@
         </w:pict>
       </w:r>
     </w:p>
-    <w:bookmarkEnd w:id="23"/>
-    <w:bookmarkStart w:id="24" w:name="관리자-패널-전면-개편-13단계-ai-검색-최적화"/>
+    <w:bookmarkEnd w:id="24"/>
+    <w:bookmarkStart w:id="25" w:name="관리자-패널-전면-개편-13단계-ai-검색-최적화"/>
     <w:p>
       <w:pPr>
         <w:pStyle w:val="Heading3"/>
@@ -624,8 +697,8 @@
         </w:pict>
       </w:r>
     </w:p>
-    <w:bookmarkEnd w:id="24"/>
-    <w:bookmarkStart w:id="25" w:name="화장품-순위-자동-수집-cron-구축"/>
+    <w:bookmarkEnd w:id="25"/>
+    <w:bookmarkStart w:id="26" w:name="화장품-순위-자동-수집-cron-구축"/>
     <w:p>
       <w:pPr>
         <w:pStyle w:val="Heading3"/>
@@ -705,8 +778,8 @@
         </w:pict>
       </w:r>
     </w:p>
-    <w:bookmarkEnd w:id="25"/>
-    <w:bookmarkStart w:id="26" w:name="highmedium-이슈-22건-일괄-수정"/>
+    <w:bookmarkEnd w:id="26"/>
+    <w:bookmarkStart w:id="27" w:name="highmedium-이슈-22건-일괄-수정"/>
     <w:p>
       <w:pPr>
         <w:pStyle w:val="Heading3"/>
@@ -795,8 +868,8 @@
         </w:pict>
       </w:r>
     </w:p>
-    <w:bookmarkEnd w:id="26"/>
-    <w:bookmarkStart w:id="27" w:name="ccg-3-ai-전체-기능-점검-critical-이슈-6건-수정"/>
+    <w:bookmarkEnd w:id="27"/>
+    <w:bookmarkStart w:id="28" w:name="ccg-3-ai-전체-기능-점검-critical-이슈-6건-수정"/>
     <w:p>
       <w:pPr>
         <w:pStyle w:val="Heading3"/>
@@ -2969,8 +3042,8 @@
         <w:t xml:space="preserve">- README.md 8개국 언어, 프로젝트 구조 현행화</w:t>
       </w:r>
     </w:p>
-    <w:bookmarkEnd w:id="27"/>
     <w:bookmarkEnd w:id="28"/>
+    <w:bookmarkEnd w:id="29"/>
     <w:sectPr/>
   </w:body>
 </w:document>

--- a/docs/exports/DEV_LOG.docx
+++ b/docs/exports/DEV_LOG.docx
@@ -2,7 +2,7 @@
 <file path=word/document.xml><?xml version="1.0" encoding="utf-8"?>
 <w:document xmlns:w="http://schemas.openxmlformats.org/wordprocessingml/2006/main" xmlns:m="http://schemas.openxmlformats.org/officeDocument/2006/math" xmlns:r="http://schemas.openxmlformats.org/officeDocument/2006/relationships" xmlns:o="urn:schemas-microsoft-com:office:office" xmlns:v="urn:schemas-microsoft-com:vml" xmlns:w10="urn:schemas-microsoft-com:office:word" xmlns:a="http://schemas.openxmlformats.org/drawingml/2006/main" xmlns:pic="http://schemas.openxmlformats.org/drawingml/2006/picture" xmlns:wp="http://schemas.openxmlformats.org/drawingml/2006/wordprocessingDrawing">
   <w:body>
-    <w:bookmarkStart w:id="29" w:name="개발-작업-기록-development-log"/>
+    <w:bookmarkStart w:id="30" w:name="개발-작업-기록-development-log"/>
     <w:p>
       <w:pPr>
         <w:pStyle w:val="Heading1"/>
@@ -26,7 +26,67 @@
         </w:pict>
       </w:r>
     </w:p>
-    <w:bookmarkStart w:id="20" w:name="ai-딥서치-보안seo아키텍처-전면-점검-및-수정"/>
+    <w:bookmarkStart w:id="20" w:name="ai-재점검-하드코딩-잔여-7건-수정"/>
+    <w:p>
+      <w:pPr>
+        <w:pStyle w:val="Heading3"/>
+      </w:pPr>
+      <w:r>
+        <w:t xml:space="preserve">[2026-04-21 11:30] 3-AI 재점검 — 하드코딩 잔여 7건 수정</w:t>
+      </w:r>
+    </w:p>
+    <w:p>
+      <w:pPr>
+        <w:pStyle w:val="FirstParagraph"/>
+      </w:pPr>
+      <w:r>
+        <w:t xml:space="preserve">이전 수정이 올바른지 + 새로운 문제가 있는지 3개 AI로 재점검했습니다.</w:t>
+      </w:r>
+      <w:r>
+        <w:t xml:space="preserve"> </w:t>
+      </w:r>
+      <w:r>
+        <w:t xml:space="preserve">- sitemap에 잘못된 URL(404 발생) 수정</w:t>
+      </w:r>
+      <w:r>
+        <w:t xml:space="preserve"> </w:t>
+      </w:r>
+      <w:r>
+        <w:t xml:space="preserve">- 글쓰기 태그(Flair) 8개 언어 번역 적용</w:t>
+      </w:r>
+      <w:r>
+        <w:t xml:space="preserve"> </w:t>
+      </w:r>
+      <w:r>
+        <w:t xml:space="preserve">- 병원 타입 필터(전체/의원/병원) 8개 언어 번역 적용</w:t>
+      </w:r>
+      <w:r>
+        <w:t xml:space="preserve"> </w:t>
+      </w:r>
+      <w:r>
+        <w:t xml:space="preserve">- 코스메틱 출처/가격 표시 8개 언어 번역 적용</w:t>
+      </w:r>
+      <w:r>
+        <w:t xml:space="preserve"> </w:t>
+      </w:r>
+      <w:r>
+        <w:t xml:space="preserve">- 투표 실패 시 에러 메시지 반환하도록 개선</w:t>
+      </w:r>
+      <w:r>
+        <w:t xml:space="preserve"> </w:t>
+      </w:r>
+      <w:r>
+        <w:t xml:space="preserve">- 모달/검색 접근성 라벨 수정</w:t>
+      </w:r>
+      <w:r>
+        <w:t xml:space="preserve"> </w:t>
+      </w:r>
+      <w:r>
+        <w:t xml:space="preserve">- 상태: [완료]</w:t>
+      </w:r>
+    </w:p>
+    <w:bookmarkEnd w:id="20"/>
+    <w:bookmarkStart w:id="21" w:name="ai-딥서치-보안seo아키텍처-전면-점검-및-수정"/>
     <w:p>
       <w:pPr>
         <w:pStyle w:val="Heading3"/>
@@ -98,8 +158,8 @@
         </w:pict>
       </w:r>
     </w:p>
-    <w:bookmarkEnd w:id="20"/>
-    <w:bookmarkStart w:id="21" w:name="외국인-유저-추가-이슈-일괄-수정-ccg-점검-2차"/>
+    <w:bookmarkEnd w:id="21"/>
+    <w:bookmarkStart w:id="22" w:name="외국인-유저-추가-이슈-일괄-수정-ccg-점검-2차"/>
     <w:p>
       <w:pPr>
         <w:pStyle w:val="Heading3"/>
@@ -165,8 +225,8 @@
         </w:pict>
       </w:r>
     </w:p>
-    <w:bookmarkEnd w:id="21"/>
-    <w:bookmarkStart w:id="22" w:name="외국인-유저-글쓰기-다국어-완전-점검-및-수정"/>
+    <w:bookmarkEnd w:id="22"/>
+    <w:bookmarkStart w:id="23" w:name="외국인-유저-글쓰기-다국어-완전-점검-및-수정"/>
     <w:p>
       <w:pPr>
         <w:pStyle w:val="Heading3"/>
@@ -232,8 +292,8 @@
         </w:pict>
       </w:r>
     </w:p>
-    <w:bookmarkEnd w:id="22"/>
-    <w:bookmarkStart w:id="23" w:name="검색-연결-버그-수정-사이트-점검-기능-관리자-구글-로그인"/>
+    <w:bookmarkEnd w:id="23"/>
+    <w:bookmarkStart w:id="24" w:name="검색-연결-버그-수정-사이트-점검-기능-관리자-구글-로그인"/>
     <w:p>
       <w:pPr>
         <w:pStyle w:val="Heading3"/>
@@ -403,8 +463,8 @@
         </w:pict>
       </w:r>
     </w:p>
-    <w:bookmarkEnd w:id="23"/>
-    <w:bookmarkStart w:id="24" w:name="데이터-동기화-수정-ai-검색-최소-10건-보장"/>
+    <w:bookmarkEnd w:id="24"/>
+    <w:bookmarkStart w:id="25" w:name="데이터-동기화-수정-ai-검색-최소-10건-보장"/>
     <w:p>
       <w:pPr>
         <w:pStyle w:val="Heading3"/>
@@ -526,8 +586,8 @@
         </w:pict>
       </w:r>
     </w:p>
-    <w:bookmarkEnd w:id="24"/>
-    <w:bookmarkStart w:id="25" w:name="관리자-패널-전면-개편-13단계-ai-검색-최적화"/>
+    <w:bookmarkEnd w:id="25"/>
+    <w:bookmarkStart w:id="26" w:name="관리자-패널-전면-개편-13단계-ai-검색-최적화"/>
     <w:p>
       <w:pPr>
         <w:pStyle w:val="Heading3"/>
@@ -697,8 +757,8 @@
         </w:pict>
       </w:r>
     </w:p>
-    <w:bookmarkEnd w:id="25"/>
-    <w:bookmarkStart w:id="26" w:name="화장품-순위-자동-수집-cron-구축"/>
+    <w:bookmarkEnd w:id="26"/>
+    <w:bookmarkStart w:id="27" w:name="화장품-순위-자동-수집-cron-구축"/>
     <w:p>
       <w:pPr>
         <w:pStyle w:val="Heading3"/>
@@ -778,8 +838,8 @@
         </w:pict>
       </w:r>
     </w:p>
-    <w:bookmarkEnd w:id="26"/>
-    <w:bookmarkStart w:id="27" w:name="highmedium-이슈-22건-일괄-수정"/>
+    <w:bookmarkEnd w:id="27"/>
+    <w:bookmarkStart w:id="28" w:name="highmedium-이슈-22건-일괄-수정"/>
     <w:p>
       <w:pPr>
         <w:pStyle w:val="Heading3"/>
@@ -868,8 +928,8 @@
         </w:pict>
       </w:r>
     </w:p>
-    <w:bookmarkEnd w:id="27"/>
-    <w:bookmarkStart w:id="28" w:name="ccg-3-ai-전체-기능-점검-critical-이슈-6건-수정"/>
+    <w:bookmarkEnd w:id="28"/>
+    <w:bookmarkStart w:id="29" w:name="ccg-3-ai-전체-기능-점검-critical-이슈-6건-수정"/>
     <w:p>
       <w:pPr>
         <w:pStyle w:val="Heading3"/>
@@ -3042,8 +3102,8 @@
         <w:t xml:space="preserve">- README.md 8개국 언어, 프로젝트 구조 현행화</w:t>
       </w:r>
     </w:p>
-    <w:bookmarkEnd w:id="28"/>
     <w:bookmarkEnd w:id="29"/>
+    <w:bookmarkEnd w:id="30"/>
     <w:sectPr/>
   </w:body>
 </w:document>

--- a/docs/exports/DEV_LOG.docx
+++ b/docs/exports/DEV_LOG.docx
@@ -2,7 +2,7 @@
 <file path=word/document.xml><?xml version="1.0" encoding="utf-8"?>
 <w:document xmlns:w="http://schemas.openxmlformats.org/wordprocessingml/2006/main" xmlns:m="http://schemas.openxmlformats.org/officeDocument/2006/math" xmlns:r="http://schemas.openxmlformats.org/officeDocument/2006/relationships" xmlns:o="urn:schemas-microsoft-com:office:office" xmlns:v="urn:schemas-microsoft-com:vml" xmlns:w10="urn:schemas-microsoft-com:office:word" xmlns:a="http://schemas.openxmlformats.org/drawingml/2006/main" xmlns:pic="http://schemas.openxmlformats.org/drawingml/2006/picture" xmlns:wp="http://schemas.openxmlformats.org/drawingml/2006/wordprocessingDrawing">
   <w:body>
-    <w:bookmarkStart w:id="30" w:name="개발-작업-기록-development-log"/>
+    <w:bookmarkStart w:id="31" w:name="개발-작업-기록-development-log"/>
     <w:p>
       <w:pPr>
         <w:pStyle w:val="Heading1"/>
@@ -26,13 +26,13 @@
         </w:pict>
       </w:r>
     </w:p>
-    <w:bookmarkStart w:id="20" w:name="ai-재점검-하드코딩-잔여-7건-수정"/>
+    <w:bookmarkStart w:id="20" w:name="보안-강화-및-코드-품질-개선"/>
     <w:p>
       <w:pPr>
         <w:pStyle w:val="Heading3"/>
       </w:pPr>
       <w:r>
-        <w:t xml:space="preserve">[2026-04-21 11:30] 3-AI 재점검 — 하드코딩 잔여 7건 수정</w:t>
+        <w:t xml:space="preserve">[2026-04-25 14:00] 보안 강화 및 코드 품질 개선</w:t>
       </w:r>
     </w:p>
     <w:p>
@@ -40,109 +40,49 @@
         <w:pStyle w:val="FirstParagraph"/>
       </w:pPr>
       <w:r>
-        <w:t xml:space="preserve">이전 수정이 올바른지 + 새로운 문제가 있는지 3개 AI로 재점검했습니다.</w:t>
-      </w:r>
-      <w:r>
-        <w:t xml:space="preserve"> </w:t>
-      </w:r>
-      <w:r>
-        <w:t xml:space="preserve">- sitemap에 잘못된 URL(404 발생) 수정</w:t>
-      </w:r>
-      <w:r>
-        <w:t xml:space="preserve"> </w:t>
-      </w:r>
-      <w:r>
-        <w:t xml:space="preserve">- 글쓰기 태그(Flair) 8개 언어 번역 적용</w:t>
-      </w:r>
-      <w:r>
-        <w:t xml:space="preserve"> </w:t>
-      </w:r>
-      <w:r>
-        <w:t xml:space="preserve">- 병원 타입 필터(전체/의원/병원) 8개 언어 번역 적용</w:t>
-      </w:r>
-      <w:r>
-        <w:t xml:space="preserve"> </w:t>
-      </w:r>
-      <w:r>
-        <w:t xml:space="preserve">- 코스메틱 출처/가격 표시 8개 언어 번역 적용</w:t>
-      </w:r>
-      <w:r>
-        <w:t xml:space="preserve"> </w:t>
-      </w:r>
-      <w:r>
-        <w:t xml:space="preserve">- 투표 실패 시 에러 메시지 반환하도록 개선</w:t>
-      </w:r>
-      <w:r>
-        <w:t xml:space="preserve"> </w:t>
-      </w:r>
-      <w:r>
-        <w:t xml:space="preserve">- 모달/검색 접근성 라벨 수정</w:t>
-      </w:r>
-      <w:r>
-        <w:t xml:space="preserve"> </w:t>
-      </w:r>
-      <w:r>
-        <w:t xml:space="preserve">- 상태: [완료]</w:t>
-      </w:r>
-    </w:p>
-    <w:bookmarkEnd w:id="20"/>
-    <w:bookmarkStart w:id="21" w:name="ai-딥서치-보안seo아키텍처-전면-점검-및-수정"/>
-    <w:p>
-      <w:pPr>
-        <w:pStyle w:val="Heading3"/>
-      </w:pPr>
-      <w:r>
-        <w:t xml:space="preserve">[2026-04-21 10:30] 3-AI 딥서치 보안/SEO/아키텍처 전면 점검 및 수정</w:t>
-      </w:r>
-    </w:p>
-    <w:p>
-      <w:pPr>
-        <w:pStyle w:val="FirstParagraph"/>
-      </w:pPr>
-      <w:r>
-        <w:t xml:space="preserve">3개 AI(Claude+Codex+Gemini)로 프로젝트 전체를 보안, 성능, SEO, 아키텍처 관점에서 점검했습니다.</w:t>
-      </w:r>
-      <w:r>
-        <w:t xml:space="preserve"> </w:t>
-      </w:r>
-      <w:r>
-        <w:t xml:space="preserve">- 관리자 페이지 서버 인증 추가 (로그인 안 하면 관리자 화면 접근 불가)</w:t>
-      </w:r>
-      <w:r>
-        <w:t xml:space="preserve"> </w:t>
-      </w:r>
-      <w:r>
-        <w:t xml:space="preserve">- 관리자 이메일 코드 노출 제거 → 환경변수로 이동</w:t>
-      </w:r>
-      <w:r>
-        <w:t xml:space="preserve"> </w:t>
-      </w:r>
-      <w:r>
-        <w:t xml:space="preserve">- 회원가입 시 유저 프로필 자동 생성 트리거 추가 (SQL 필요)</w:t>
-      </w:r>
-      <w:r>
-        <w:t xml:space="preserve"> </w:t>
-      </w:r>
-      <w:r>
-        <w:t xml:space="preserve">- robots.txt 한국어 차단 해제 + sitemap hreflang 추가</w:t>
-      </w:r>
-      <w:r>
-        <w:t xml:space="preserve"> </w:t>
-      </w:r>
-      <w:r>
-        <w:t xml:space="preserve">- 404 페이지 사용자 언어 유지</w:t>
-      </w:r>
-      <w:r>
-        <w:t xml:space="preserve"> </w:t>
-      </w:r>
-      <w:r>
-        <w:t xml:space="preserve">- AI 검색/이벤트 페이지 하드코딩 → 8개 언어 번역</w:t>
-      </w:r>
-      <w:r>
-        <w:t xml:space="preserve"> </w:t>
-      </w:r>
-      <w:r>
-        <w:t xml:space="preserve">- 코드 중복 제거 (FLAIR_STYLE 등 공통 모듈화)</w:t>
+        <w:t xml:space="preserve">사용자 입력을 안전하게 처리하고, 관리자 기능의 보안을 높이는 작업입니다.</w:t>
+      </w:r>
+      <w:r>
+        <w:t xml:space="preserve"> </w:t>
+      </w:r>
+      <w:r>
+        <w:t xml:space="preserve">- 악성 코드 입력 방지(XSS) 기능 추가 — 댓글, 게시글 작성 시 자동 적용</w:t>
+      </w:r>
+      <w:r>
+        <w:t xml:space="preserve"> </w:t>
+      </w:r>
+      <w:r>
+        <w:t xml:space="preserve">- 관리자 버그 리포트 페이지: 브라우저에서 직접 DB 접근 → 서버 API 경유로 변경</w:t>
+      </w:r>
+      <w:r>
+        <w:t xml:space="preserve"> </w:t>
+      </w:r>
+      <w:r>
+        <w:t xml:space="preserve">- 로그인 후 이동 경로 조작 방지, 봇 차단(reCAPTCHA) 요청 제한 추가</w:t>
+      </w:r>
+      <w:r>
+        <w:t xml:space="preserve"> </w:t>
+      </w:r>
+      <w:r>
+        <w:t xml:space="preserve">- AI 번역 API 보안 강화, 에러 메시지에서 내부 정보 노출 제거</w:t>
+      </w:r>
+      <w:r>
+        <w:t xml:space="preserve"> </w:t>
+      </w:r>
+      <w:r>
+        <w:t xml:space="preserve">- 관리자 이메일 환경변수를 서버 전용으로 변경 (ADMIN_EMAILS)</w:t>
+      </w:r>
+      <w:r>
+        <w:t xml:space="preserve"> </w:t>
+      </w:r>
+      <w:r>
+        <w:t xml:space="preserve">- 방문자 카운트 동시 접속 시 누락 방지 개선</w:t>
+      </w:r>
+      <w:r>
+        <w:t xml:space="preserve"> </w:t>
+      </w:r>
+      <w:r>
+        <w:t xml:space="preserve">- 버튼 색상 통일 (파란색 #0071e3)</w:t>
       </w:r>
       <w:r>
         <w:t xml:space="preserve"> </w:t>
@@ -158,14 +98,74 @@
         </w:pict>
       </w:r>
     </w:p>
+    <w:bookmarkEnd w:id="20"/>
+    <w:bookmarkStart w:id="21" w:name="ai-재점검-하드코딩-잔여-7건-수정"/>
+    <w:p>
+      <w:pPr>
+        <w:pStyle w:val="Heading3"/>
+      </w:pPr>
+      <w:r>
+        <w:t xml:space="preserve">[2026-04-21 11:30] 3-AI 재점검 — 하드코딩 잔여 7건 수정</w:t>
+      </w:r>
+    </w:p>
+    <w:p>
+      <w:pPr>
+        <w:pStyle w:val="FirstParagraph"/>
+      </w:pPr>
+      <w:r>
+        <w:t xml:space="preserve">이전 수정이 올바른지 + 새로운 문제가 있는지 3개 AI로 재점검했습니다.</w:t>
+      </w:r>
+      <w:r>
+        <w:t xml:space="preserve"> </w:t>
+      </w:r>
+      <w:r>
+        <w:t xml:space="preserve">- sitemap에 잘못된 URL(404 발생) 수정</w:t>
+      </w:r>
+      <w:r>
+        <w:t xml:space="preserve"> </w:t>
+      </w:r>
+      <w:r>
+        <w:t xml:space="preserve">- 글쓰기 태그(Flair) 8개 언어 번역 적용</w:t>
+      </w:r>
+      <w:r>
+        <w:t xml:space="preserve"> </w:t>
+      </w:r>
+      <w:r>
+        <w:t xml:space="preserve">- 병원 타입 필터(전체/의원/병원) 8개 언어 번역 적용</w:t>
+      </w:r>
+      <w:r>
+        <w:t xml:space="preserve"> </w:t>
+      </w:r>
+      <w:r>
+        <w:t xml:space="preserve">- 코스메틱 출처/가격 표시 8개 언어 번역 적용</w:t>
+      </w:r>
+      <w:r>
+        <w:t xml:space="preserve"> </w:t>
+      </w:r>
+      <w:r>
+        <w:t xml:space="preserve">- 투표 실패 시 에러 메시지 반환하도록 개선</w:t>
+      </w:r>
+      <w:r>
+        <w:t xml:space="preserve"> </w:t>
+      </w:r>
+      <w:r>
+        <w:t xml:space="preserve">- 모달/검색 접근성 라벨 수정</w:t>
+      </w:r>
+      <w:r>
+        <w:t xml:space="preserve"> </w:t>
+      </w:r>
+      <w:r>
+        <w:t xml:space="preserve">- 상태: [완료]</w:t>
+      </w:r>
+    </w:p>
     <w:bookmarkEnd w:id="21"/>
-    <w:bookmarkStart w:id="22" w:name="외국인-유저-추가-이슈-일괄-수정-ccg-점검-2차"/>
+    <w:bookmarkStart w:id="22" w:name="ai-딥서치-보안seo아키텍처-전면-점검-및-수정"/>
     <w:p>
       <w:pPr>
         <w:pStyle w:val="Heading3"/>
       </w:pPr>
       <w:r>
-        <w:t xml:space="preserve">[2026-04-20 23:30] 외국인 유저 추가 이슈 일괄 수정 (CCG 점검 2차)</w:t>
+        <w:t xml:space="preserve">[2026-04-21 10:30] 3-AI 딥서치 보안/SEO/아키텍처 전면 점검 및 수정</w:t>
       </w:r>
     </w:p>
     <w:p>
@@ -173,43 +173,49 @@
         <w:pStyle w:val="FirstParagraph"/>
       </w:pPr>
       <w:r>
-        <w:t xml:space="preserve">3개 AI 점검에서 발견된 추가 문제 11건을 수정했습니다.</w:t>
-      </w:r>
-      <w:r>
-        <w:t xml:space="preserve"> </w:t>
-      </w:r>
-      <w:r>
-        <w:t xml:space="preserve">- 게시글 목록: 카테고리 매핑 오류 + 정렬 오류 수정</w:t>
-      </w:r>
-      <w:r>
-        <w:t xml:space="preserve"> </w:t>
-      </w:r>
-      <w:r>
-        <w:t xml:space="preserve">- 게���글 목록: 검색/삭제 버튼 8개 언어 번역 적용</w:t>
-      </w:r>
-      <w:r>
-        <w:t xml:space="preserve"> </w:t>
-      </w:r>
-      <w:r>
-        <w:t xml:space="preserve">- 게시글 상세: 날짜가 사용자 언어에 맞게 표시되도록 수정</w:t>
-      </w:r>
-      <w:r>
-        <w:t xml:space="preserve"> </w:t>
-      </w:r>
-      <w:r>
-        <w:t xml:space="preserve">- 추천/비추천: 새로고침해도 유지되도록 DB 저장 방식으로 변경</w:t>
-      </w:r>
-      <w:r>
-        <w:t xml:space="preserve"> </w:t>
-      </w:r>
-      <w:r>
-        <w:t xml:space="preserve">- 헤더: 모바일 메뉴 8개 언어 번역 + 긴 텍스트 잘림 방지</w:t>
-      </w:r>
-      <w:r>
-        <w:t xml:space="preserve"> </w:t>
-      </w:r>
-      <w:r>
-        <w:t xml:space="preserve">- 헤더: 언어 변경 시 검색 조건이 유지되도록 수정</w:t>
+        <w:t xml:space="preserve">3개 AI(Claude+Codex+Gemini)로 프로젝트 전체를 보안, 성능, SEO, 아키텍처 관점에서 점검했습니다.</w:t>
+      </w:r>
+      <w:r>
+        <w:t xml:space="preserve"> </w:t>
+      </w:r>
+      <w:r>
+        <w:t xml:space="preserve">- 관리자 페이지 서버 인증 추가 (로그인 안 하면 관리자 화면 접근 불가)</w:t>
+      </w:r>
+      <w:r>
+        <w:t xml:space="preserve"> </w:t>
+      </w:r>
+      <w:r>
+        <w:t xml:space="preserve">- 관리자 이메일 코드 노출 제거 → 환경변수로 이동</w:t>
+      </w:r>
+      <w:r>
+        <w:t xml:space="preserve"> </w:t>
+      </w:r>
+      <w:r>
+        <w:t xml:space="preserve">- 회원가입 시 유저 프로필 자동 생성 트리거 추가 (SQL 필요)</w:t>
+      </w:r>
+      <w:r>
+        <w:t xml:space="preserve"> </w:t>
+      </w:r>
+      <w:r>
+        <w:t xml:space="preserve">- robots.txt 한국어 차단 해제 + sitemap hreflang 추가</w:t>
+      </w:r>
+      <w:r>
+        <w:t xml:space="preserve"> </w:t>
+      </w:r>
+      <w:r>
+        <w:t xml:space="preserve">- 404 페이지 사용자 언어 유지</w:t>
+      </w:r>
+      <w:r>
+        <w:t xml:space="preserve"> </w:t>
+      </w:r>
+      <w:r>
+        <w:t xml:space="preserve">- AI 검색/이벤트 페이지 하드코딩 → 8개 언어 번역</w:t>
+      </w:r>
+      <w:r>
+        <w:t xml:space="preserve"> </w:t>
+      </w:r>
+      <w:r>
+        <w:t xml:space="preserve">- 코드 중복 제거 (FLAIR_STYLE 등 공통 모듈화)</w:t>
       </w:r>
       <w:r>
         <w:t xml:space="preserve"> </w:t>
@@ -226,13 +232,13 @@
       </w:r>
     </w:p>
     <w:bookmarkEnd w:id="22"/>
-    <w:bookmarkStart w:id="23" w:name="외국인-유저-글쓰기-다국어-완전-점검-및-수정"/>
+    <w:bookmarkStart w:id="23" w:name="외국인-유저-추가-이슈-일괄-수정-ccg-점검-2차"/>
     <w:p>
       <w:pPr>
         <w:pStyle w:val="Heading3"/>
       </w:pPr>
       <w:r>
-        <w:t xml:space="preserve">[2026-04-20 23:00] 외국인 유저 글쓰기 다국어 완전 점검 및 수정</w:t>
+        <w:t xml:space="preserve">[2026-04-20 23:30] 외국인 유저 추가 이슈 일괄 수정 (CCG 점검 2차)</w:t>
       </w:r>
     </w:p>
     <w:p>
@@ -240,43 +246,43 @@
         <w:pStyle w:val="FirstParagraph"/>
       </w:pPr>
       <w:r>
-        <w:t xml:space="preserve">외국인이 글을 쓸 때 발생하는 문제를 3개 AI(Claude+Codex+Gemini)로 전수 점검했습니다.</w:t>
-      </w:r>
-      <w:r>
-        <w:t xml:space="preserve"> </w:t>
-      </w:r>
-      <w:r>
-        <w:t xml:space="preserve">- 게시판 6개(K-POP, K-Food, K-Drama 등) 누락 → DB에 추가 완료</w:t>
-      </w:r>
-      <w:r>
-        <w:t xml:space="preserve"> </w:t>
-      </w:r>
-      <w:r>
-        <w:t xml:space="preserve">- 글쓰기 화면이 한국어/영어로만 표시되던 문제 → 8개 언어 번역 적용</w:t>
-      </w:r>
-      <w:r>
-        <w:t xml:space="preserve"> </w:t>
-      </w:r>
-      <w:r>
-        <w:t xml:space="preserve">- 이미지 업로드 에러가 한국어로만 뜨던 문제 → 8개 언어 지원</w:t>
-      </w:r>
-      <w:r>
-        <w:t xml:space="preserve"> </w:t>
-      </w:r>
-      <w:r>
-        <w:t xml:space="preserve">- 로그인 에러 메시지 8개 언어 지원</w:t>
-      </w:r>
-      <w:r>
-        <w:t xml:space="preserve"> </w:t>
-      </w:r>
-      <w:r>
-        <w:t xml:space="preserve">- 구글 로그인 후 언어가 영어로 바뀌던 문제 수정</w:t>
-      </w:r>
-      <w:r>
-        <w:t xml:space="preserve"> </w:t>
-      </w:r>
-      <w:r>
-        <w:t xml:space="preserve">- 댓글 삭제 시 권한 체크 오류 수정</w:t>
+        <w:t xml:space="preserve">3개 AI 점검에서 발견된 추가 문제 11건을 수정했습니다.</w:t>
+      </w:r>
+      <w:r>
+        <w:t xml:space="preserve"> </w:t>
+      </w:r>
+      <w:r>
+        <w:t xml:space="preserve">- 게시글 목록: 카테고리 매핑 오류 + 정렬 오류 수정</w:t>
+      </w:r>
+      <w:r>
+        <w:t xml:space="preserve"> </w:t>
+      </w:r>
+      <w:r>
+        <w:t xml:space="preserve">- 게���글 목록: 검색/삭제 버튼 8개 언어 번역 적용</w:t>
+      </w:r>
+      <w:r>
+        <w:t xml:space="preserve"> </w:t>
+      </w:r>
+      <w:r>
+        <w:t xml:space="preserve">- 게시글 상세: 날짜가 사용자 언어에 맞게 표시되도록 수정</w:t>
+      </w:r>
+      <w:r>
+        <w:t xml:space="preserve"> </w:t>
+      </w:r>
+      <w:r>
+        <w:t xml:space="preserve">- 추천/비추천: 새로고침해도 유지되도록 DB 저장 방식으로 변경</w:t>
+      </w:r>
+      <w:r>
+        <w:t xml:space="preserve"> </w:t>
+      </w:r>
+      <w:r>
+        <w:t xml:space="preserve">- 헤더: 모바일 메뉴 8개 언어 번역 + 긴 텍스트 잘림 방지</w:t>
+      </w:r>
+      <w:r>
+        <w:t xml:space="preserve"> </w:t>
+      </w:r>
+      <w:r>
+        <w:t xml:space="preserve">- 헤더: 언어 변경 시 검색 조건이 유지되도록 수정</w:t>
       </w:r>
       <w:r>
         <w:t xml:space="preserve"> </w:t>
@@ -293,7 +299,74 @@
       </w:r>
     </w:p>
     <w:bookmarkEnd w:id="23"/>
-    <w:bookmarkStart w:id="24" w:name="검색-연결-버그-수정-사이트-점검-기능-관리자-구글-로그인"/>
+    <w:bookmarkStart w:id="24" w:name="외국인-유저-글쓰기-다국어-완전-점검-및-수정"/>
+    <w:p>
+      <w:pPr>
+        <w:pStyle w:val="Heading3"/>
+      </w:pPr>
+      <w:r>
+        <w:t xml:space="preserve">[2026-04-20 23:00] 외국인 유저 글쓰기 다국어 완전 점검 및 수정</w:t>
+      </w:r>
+    </w:p>
+    <w:p>
+      <w:pPr>
+        <w:pStyle w:val="FirstParagraph"/>
+      </w:pPr>
+      <w:r>
+        <w:t xml:space="preserve">외국인이 글을 쓸 때 발생하는 문제를 3개 AI(Claude+Codex+Gemini)로 전수 점검했습니다.</w:t>
+      </w:r>
+      <w:r>
+        <w:t xml:space="preserve"> </w:t>
+      </w:r>
+      <w:r>
+        <w:t xml:space="preserve">- 게시판 6개(K-POP, K-Food, K-Drama 등) 누락 → DB에 추가 완료</w:t>
+      </w:r>
+      <w:r>
+        <w:t xml:space="preserve"> </w:t>
+      </w:r>
+      <w:r>
+        <w:t xml:space="preserve">- 글쓰기 화면이 한국어/영어로만 표시되던 문제 → 8개 언어 번역 적용</w:t>
+      </w:r>
+      <w:r>
+        <w:t xml:space="preserve"> </w:t>
+      </w:r>
+      <w:r>
+        <w:t xml:space="preserve">- 이미지 업로드 에러가 한국어로만 뜨던 문제 → 8개 언어 지원</w:t>
+      </w:r>
+      <w:r>
+        <w:t xml:space="preserve"> </w:t>
+      </w:r>
+      <w:r>
+        <w:t xml:space="preserve">- 로그인 에러 메시지 8개 언어 지원</w:t>
+      </w:r>
+      <w:r>
+        <w:t xml:space="preserve"> </w:t>
+      </w:r>
+      <w:r>
+        <w:t xml:space="preserve">- 구글 로그인 후 언어가 영어로 바뀌던 문제 수정</w:t>
+      </w:r>
+      <w:r>
+        <w:t xml:space="preserve"> </w:t>
+      </w:r>
+      <w:r>
+        <w:t xml:space="preserve">- 댓글 삭제 시 권한 체크 오류 수정</w:t>
+      </w:r>
+      <w:r>
+        <w:t xml:space="preserve"> </w:t>
+      </w:r>
+      <w:r>
+        <w:t xml:space="preserve">- 상태: [완료]</w:t>
+      </w:r>
+    </w:p>
+    <w:p>
+      <w:r>
+        <w:pict>
+          <v:rect style="width:0;height:1.5pt" o:hralign="center" o:hrstd="t" o:hr="t"/>
+        </w:pict>
+      </w:r>
+    </w:p>
+    <w:bookmarkEnd w:id="24"/>
+    <w:bookmarkStart w:id="25" w:name="검색-연결-버그-수정-사이트-점검-기능-관리자-구글-로그인"/>
     <w:p>
       <w:pPr>
         <w:pStyle w:val="Heading3"/>
@@ -463,8 +536,8 @@
         </w:pict>
       </w:r>
     </w:p>
-    <w:bookmarkEnd w:id="24"/>
-    <w:bookmarkStart w:id="25" w:name="데이터-동기화-수정-ai-검색-최소-10건-보장"/>
+    <w:bookmarkEnd w:id="25"/>
+    <w:bookmarkStart w:id="26" w:name="데이터-동기화-수정-ai-검색-최소-10건-보장"/>
     <w:p>
       <w:pPr>
         <w:pStyle w:val="Heading3"/>
@@ -586,8 +659,8 @@
         </w:pict>
       </w:r>
     </w:p>
-    <w:bookmarkEnd w:id="25"/>
-    <w:bookmarkStart w:id="26" w:name="관리자-패널-전면-개편-13단계-ai-검색-최적화"/>
+    <w:bookmarkEnd w:id="26"/>
+    <w:bookmarkStart w:id="27" w:name="관리자-패널-전면-개편-13단계-ai-검색-최적화"/>
     <w:p>
       <w:pPr>
         <w:pStyle w:val="Heading3"/>
@@ -757,8 +830,8 @@
         </w:pict>
       </w:r>
     </w:p>
-    <w:bookmarkEnd w:id="26"/>
-    <w:bookmarkStart w:id="27" w:name="화장품-순위-자동-수집-cron-구축"/>
+    <w:bookmarkEnd w:id="27"/>
+    <w:bookmarkStart w:id="28" w:name="화장품-순위-자동-수집-cron-구축"/>
     <w:p>
       <w:pPr>
         <w:pStyle w:val="Heading3"/>
@@ -838,8 +911,8 @@
         </w:pict>
       </w:r>
     </w:p>
-    <w:bookmarkEnd w:id="27"/>
-    <w:bookmarkStart w:id="28" w:name="highmedium-이슈-22건-일괄-수정"/>
+    <w:bookmarkEnd w:id="28"/>
+    <w:bookmarkStart w:id="29" w:name="highmedium-이슈-22건-일괄-수정"/>
     <w:p>
       <w:pPr>
         <w:pStyle w:val="Heading3"/>
@@ -928,8 +1001,8 @@
         </w:pict>
       </w:r>
     </w:p>
-    <w:bookmarkEnd w:id="28"/>
-    <w:bookmarkStart w:id="29" w:name="ccg-3-ai-전체-기능-점검-critical-이슈-6건-수정"/>
+    <w:bookmarkEnd w:id="29"/>
+    <w:bookmarkStart w:id="30" w:name="ccg-3-ai-전체-기능-점검-critical-이슈-6건-수정"/>
     <w:p>
       <w:pPr>
         <w:pStyle w:val="Heading3"/>
@@ -3102,8 +3175,8 @@
         <w:t xml:space="preserve">- README.md 8개국 언어, 프로젝트 구조 현행화</w:t>
       </w:r>
     </w:p>
-    <w:bookmarkEnd w:id="29"/>
     <w:bookmarkEnd w:id="30"/>
+    <w:bookmarkEnd w:id="31"/>
     <w:sectPr/>
   </w:body>
 </w:document>

--- a/docs/exports/DEV_LOG.docx
+++ b/docs/exports/DEV_LOG.docx
@@ -2,7 +2,7 @@
 <file path=word/document.xml><?xml version="1.0" encoding="utf-8"?>
 <w:document xmlns:w="http://schemas.openxmlformats.org/wordprocessingml/2006/main" xmlns:m="http://schemas.openxmlformats.org/officeDocument/2006/math" xmlns:r="http://schemas.openxmlformats.org/officeDocument/2006/relationships" xmlns:o="urn:schemas-microsoft-com:office:office" xmlns:v="urn:schemas-microsoft-com:vml" xmlns:w10="urn:schemas-microsoft-com:office:word" xmlns:a="http://schemas.openxmlformats.org/drawingml/2006/main" xmlns:pic="http://schemas.openxmlformats.org/drawingml/2006/picture" xmlns:wp="http://schemas.openxmlformats.org/drawingml/2006/wordprocessingDrawing">
   <w:body>
-    <w:bookmarkStart w:id="31" w:name="개발-작업-기록-development-log"/>
+    <w:bookmarkStart w:id="32" w:name="개발-작업-기록-development-log"/>
     <w:p>
       <w:pPr>
         <w:pStyle w:val="Heading1"/>
@@ -26,13 +26,13 @@
         </w:pict>
       </w:r>
     </w:p>
-    <w:bookmarkStart w:id="20" w:name="보안-강화-및-코드-품질-개선"/>
+    <w:bookmarkStart w:id="20" w:name="ai-추천-결과-공유-기능-추가"/>
     <w:p>
       <w:pPr>
         <w:pStyle w:val="Heading3"/>
       </w:pPr>
       <w:r>
-        <w:t xml:space="preserve">[2026-04-25 14:00] 보안 강화 및 코드 품질 개선</w:t>
+        <w:t xml:space="preserve">[2026-04-26 10:00] AI 추천 결과 공유 기능 추가</w:t>
       </w:r>
     </w:p>
     <w:p>
@@ -40,55 +40,31 @@
         <w:pStyle w:val="FirstParagraph"/>
       </w:pPr>
       <w:r>
-        <w:t xml:space="preserve">사용자 입력을 안전하게 처리하고, 관리자 기능의 보안을 높이는 작업입니다.</w:t>
-      </w:r>
-      <w:r>
-        <w:t xml:space="preserve"> </w:t>
-      </w:r>
-      <w:r>
-        <w:t xml:space="preserve">- 악성 코드 입력 방지(XSS) 기능 추가 — 댓글, 게시글 작성 시 자동 적용</w:t>
-      </w:r>
-      <w:r>
-        <w:t xml:space="preserve"> </w:t>
-      </w:r>
-      <w:r>
-        <w:t xml:space="preserve">- 관리자 버그 리포트 페이지: 브라우저에서 직접 DB 접근 → 서버 API 경유로 변경</w:t>
-      </w:r>
-      <w:r>
-        <w:t xml:space="preserve"> </w:t>
-      </w:r>
-      <w:r>
-        <w:t xml:space="preserve">- 로그인 후 이동 경로 조작 방지, 봇 차단(reCAPTCHA) 요청 제한 추가</w:t>
-      </w:r>
-      <w:r>
-        <w:t xml:space="preserve"> </w:t>
-      </w:r>
-      <w:r>
-        <w:t xml:space="preserve">- AI 번역 API 보안 강화, 에러 메시지에서 내부 정보 노출 제거</w:t>
-      </w:r>
-      <w:r>
-        <w:t xml:space="preserve"> </w:t>
-      </w:r>
-      <w:r>
-        <w:t xml:space="preserve">- 관리자 이메일 환경변수를 서버 전용으로 변경 (ADMIN_EMAILS)</w:t>
-      </w:r>
-      <w:r>
-        <w:t xml:space="preserve"> </w:t>
-      </w:r>
-      <w:r>
-        <w:t xml:space="preserve">- 방문자 카운트 동시 접속 시 누락 방지 개선</w:t>
-      </w:r>
-      <w:r>
-        <w:t xml:space="preserve"> </w:t>
-      </w:r>
-      <w:r>
-        <w:t xml:space="preserve">- 버튼 색상 통일 (파란색 #0071e3)</w:t>
-      </w:r>
-      <w:r>
-        <w:t xml:space="preserve"> </w:t>
-      </w:r>
-      <w:r>
-        <w:t xml:space="preserve">- 상태: [완료]</w:t>
+        <w:t xml:space="preserve">AI 검색 결과를 친구에게 쉽게 공유할 수 있는 기능을 만들었습니다.</w:t>
+      </w:r>
+      <w:r>
+        <w:t xml:space="preserve"> </w:t>
+      </w:r>
+      <w:r>
+        <w:t xml:space="preserve">- 검색 결과 하단에 공유 패널 표시 (링크 복사, X(트위터), Facebook, 모바일 공유)</w:t>
+      </w:r>
+      <w:r>
+        <w:t xml:space="preserve"> </w:t>
+      </w:r>
+      <w:r>
+        <w:t xml:space="preserve">- 8개 언어 모두 지원 (한국어, 영어, 중국어, 일본어, 베트남어, 태국어, 러시아어, 몽골어)</w:t>
+      </w:r>
+      <w:r>
+        <w:t xml:space="preserve"> </w:t>
+      </w:r>
+      <w:r>
+        <w:t xml:space="preserve">- 공유받은 사람이 링크 클릭 시 같은 검색 결과 페이지로 바로 이동</w:t>
+      </w:r>
+      <w:r>
+        <w:t xml:space="preserve"> </w:t>
+      </w:r>
+      <w:r>
+        <w:t xml:space="preserve">- [완료]</w:t>
       </w:r>
     </w:p>
     <w:p>
@@ -99,13 +75,13 @@
       </w:r>
     </w:p>
     <w:bookmarkEnd w:id="20"/>
-    <w:bookmarkStart w:id="21" w:name="ai-재점검-하드코딩-잔여-7건-수정"/>
+    <w:bookmarkStart w:id="21" w:name="보안-강화-및-코드-품질-개선"/>
     <w:p>
       <w:pPr>
         <w:pStyle w:val="Heading3"/>
       </w:pPr>
       <w:r>
-        <w:t xml:space="preserve">[2026-04-21 11:30] 3-AI 재점검 — 하드코딩 잔여 7건 수정</w:t>
+        <w:t xml:space="preserve">[2026-04-25 14:00] 보안 강화 및 코드 품질 개선</w:t>
       </w:r>
     </w:p>
     <w:p>
@@ -113,109 +89,49 @@
         <w:pStyle w:val="FirstParagraph"/>
       </w:pPr>
       <w:r>
-        <w:t xml:space="preserve">이전 수정이 올바른지 + 새로운 문제가 있는지 3개 AI로 재점검했습니다.</w:t>
-      </w:r>
-      <w:r>
-        <w:t xml:space="preserve"> </w:t>
-      </w:r>
-      <w:r>
-        <w:t xml:space="preserve">- sitemap에 잘못된 URL(404 발생) 수정</w:t>
-      </w:r>
-      <w:r>
-        <w:t xml:space="preserve"> </w:t>
-      </w:r>
-      <w:r>
-        <w:t xml:space="preserve">- 글쓰기 태그(Flair) 8개 언어 번역 적용</w:t>
-      </w:r>
-      <w:r>
-        <w:t xml:space="preserve"> </w:t>
-      </w:r>
-      <w:r>
-        <w:t xml:space="preserve">- 병원 타입 필터(전체/의원/병원) 8개 언어 번역 적용</w:t>
-      </w:r>
-      <w:r>
-        <w:t xml:space="preserve"> </w:t>
-      </w:r>
-      <w:r>
-        <w:t xml:space="preserve">- 코스메틱 출처/가격 표시 8개 언어 번역 적용</w:t>
-      </w:r>
-      <w:r>
-        <w:t xml:space="preserve"> </w:t>
-      </w:r>
-      <w:r>
-        <w:t xml:space="preserve">- 투표 실패 시 에러 메시지 반환하도록 개선</w:t>
-      </w:r>
-      <w:r>
-        <w:t xml:space="preserve"> </w:t>
-      </w:r>
-      <w:r>
-        <w:t xml:space="preserve">- 모달/검색 접근성 라벨 수정</w:t>
-      </w:r>
-      <w:r>
-        <w:t xml:space="preserve"> </w:t>
-      </w:r>
-      <w:r>
-        <w:t xml:space="preserve">- 상태: [완료]</w:t>
-      </w:r>
-    </w:p>
-    <w:bookmarkEnd w:id="21"/>
-    <w:bookmarkStart w:id="22" w:name="ai-딥서치-보안seo아키텍처-전면-점검-및-수정"/>
-    <w:p>
-      <w:pPr>
-        <w:pStyle w:val="Heading3"/>
-      </w:pPr>
-      <w:r>
-        <w:t xml:space="preserve">[2026-04-21 10:30] 3-AI 딥서치 보안/SEO/아키텍처 전면 점검 및 수정</w:t>
-      </w:r>
-    </w:p>
-    <w:p>
-      <w:pPr>
-        <w:pStyle w:val="FirstParagraph"/>
-      </w:pPr>
-      <w:r>
-        <w:t xml:space="preserve">3개 AI(Claude+Codex+Gemini)로 프로젝트 전체를 보안, 성능, SEO, 아키텍처 관점에서 점검했습니다.</w:t>
-      </w:r>
-      <w:r>
-        <w:t xml:space="preserve"> </w:t>
-      </w:r>
-      <w:r>
-        <w:t xml:space="preserve">- 관리자 페이지 서버 인증 추가 (로그인 안 하면 관리자 화면 접근 불가)</w:t>
-      </w:r>
-      <w:r>
-        <w:t xml:space="preserve"> </w:t>
-      </w:r>
-      <w:r>
-        <w:t xml:space="preserve">- 관리자 이메일 코드 노출 제거 → 환경변수로 이동</w:t>
-      </w:r>
-      <w:r>
-        <w:t xml:space="preserve"> </w:t>
-      </w:r>
-      <w:r>
-        <w:t xml:space="preserve">- 회원가입 시 유저 프로필 자동 생성 트리거 추가 (SQL 필요)</w:t>
-      </w:r>
-      <w:r>
-        <w:t xml:space="preserve"> </w:t>
-      </w:r>
-      <w:r>
-        <w:t xml:space="preserve">- robots.txt 한국어 차단 해제 + sitemap hreflang 추가</w:t>
-      </w:r>
-      <w:r>
-        <w:t xml:space="preserve"> </w:t>
-      </w:r>
-      <w:r>
-        <w:t xml:space="preserve">- 404 페이지 사용자 언어 유지</w:t>
-      </w:r>
-      <w:r>
-        <w:t xml:space="preserve"> </w:t>
-      </w:r>
-      <w:r>
-        <w:t xml:space="preserve">- AI 검색/이벤트 페이지 하드코딩 → 8개 언어 번역</w:t>
-      </w:r>
-      <w:r>
-        <w:t xml:space="preserve"> </w:t>
-      </w:r>
-      <w:r>
-        <w:t xml:space="preserve">- 코드 중복 제거 (FLAIR_STYLE 등 공통 모듈화)</w:t>
+        <w:t xml:space="preserve">사용자 입력을 안전하게 처리하고, 관리자 기능의 보안을 높이는 작업입니다.</w:t>
+      </w:r>
+      <w:r>
+        <w:t xml:space="preserve"> </w:t>
+      </w:r>
+      <w:r>
+        <w:t xml:space="preserve">- 악성 코드 입력 방지(XSS) 기능 추가 — 댓글, 게시글 작성 시 자동 적용</w:t>
+      </w:r>
+      <w:r>
+        <w:t xml:space="preserve"> </w:t>
+      </w:r>
+      <w:r>
+        <w:t xml:space="preserve">- 관리자 버그 리포트 페이지: 브라우저에서 직접 DB 접근 → 서버 API 경유로 변경</w:t>
+      </w:r>
+      <w:r>
+        <w:t xml:space="preserve"> </w:t>
+      </w:r>
+      <w:r>
+        <w:t xml:space="preserve">- 로그인 후 이동 경로 조작 방지, 봇 차단(reCAPTCHA) 요청 제한 추가</w:t>
+      </w:r>
+      <w:r>
+        <w:t xml:space="preserve"> </w:t>
+      </w:r>
+      <w:r>
+        <w:t xml:space="preserve">- AI 번역 API 보안 강화, 에러 메시지에서 내부 정보 노출 제거</w:t>
+      </w:r>
+      <w:r>
+        <w:t xml:space="preserve"> </w:t>
+      </w:r>
+      <w:r>
+        <w:t xml:space="preserve">- 관리자 이메일 환경변수를 서버 전용으로 변경 (ADMIN_EMAILS)</w:t>
+      </w:r>
+      <w:r>
+        <w:t xml:space="preserve"> </w:t>
+      </w:r>
+      <w:r>
+        <w:t xml:space="preserve">- 방문자 카운트 동시 접속 시 누락 방지 개선</w:t>
+      </w:r>
+      <w:r>
+        <w:t xml:space="preserve"> </w:t>
+      </w:r>
+      <w:r>
+        <w:t xml:space="preserve">- 버튼 색상 통일 (파란색 #0071e3)</w:t>
       </w:r>
       <w:r>
         <w:t xml:space="preserve"> </w:t>
@@ -231,14 +147,74 @@
         </w:pict>
       </w:r>
     </w:p>
+    <w:bookmarkEnd w:id="21"/>
+    <w:bookmarkStart w:id="22" w:name="ai-재점검-하드코딩-잔여-7건-수정"/>
+    <w:p>
+      <w:pPr>
+        <w:pStyle w:val="Heading3"/>
+      </w:pPr>
+      <w:r>
+        <w:t xml:space="preserve">[2026-04-21 11:30] 3-AI 재점검 — 하드코딩 잔여 7건 수정</w:t>
+      </w:r>
+    </w:p>
+    <w:p>
+      <w:pPr>
+        <w:pStyle w:val="FirstParagraph"/>
+      </w:pPr>
+      <w:r>
+        <w:t xml:space="preserve">이전 수정이 올바른지 + 새로운 문제가 있는지 3개 AI로 재점검했습니다.</w:t>
+      </w:r>
+      <w:r>
+        <w:t xml:space="preserve"> </w:t>
+      </w:r>
+      <w:r>
+        <w:t xml:space="preserve">- sitemap에 잘못된 URL(404 발생) 수정</w:t>
+      </w:r>
+      <w:r>
+        <w:t xml:space="preserve"> </w:t>
+      </w:r>
+      <w:r>
+        <w:t xml:space="preserve">- 글쓰기 태그(Flair) 8개 언어 번역 적용</w:t>
+      </w:r>
+      <w:r>
+        <w:t xml:space="preserve"> </w:t>
+      </w:r>
+      <w:r>
+        <w:t xml:space="preserve">- 병원 타입 필터(전체/의원/병원) 8개 언어 번역 적용</w:t>
+      </w:r>
+      <w:r>
+        <w:t xml:space="preserve"> </w:t>
+      </w:r>
+      <w:r>
+        <w:t xml:space="preserve">- 코스메틱 출처/가격 표시 8개 언어 번역 적용</w:t>
+      </w:r>
+      <w:r>
+        <w:t xml:space="preserve"> </w:t>
+      </w:r>
+      <w:r>
+        <w:t xml:space="preserve">- 투표 실패 시 에러 메시지 반환하도록 개선</w:t>
+      </w:r>
+      <w:r>
+        <w:t xml:space="preserve"> </w:t>
+      </w:r>
+      <w:r>
+        <w:t xml:space="preserve">- 모달/검색 접근성 라벨 수정</w:t>
+      </w:r>
+      <w:r>
+        <w:t xml:space="preserve"> </w:t>
+      </w:r>
+      <w:r>
+        <w:t xml:space="preserve">- 상태: [완료]</w:t>
+      </w:r>
+    </w:p>
     <w:bookmarkEnd w:id="22"/>
-    <w:bookmarkStart w:id="23" w:name="외국인-유저-추가-이슈-일괄-수정-ccg-점검-2차"/>
+    <w:bookmarkStart w:id="23" w:name="ai-딥서치-보안seo아키텍처-전면-점검-및-수정"/>
     <w:p>
       <w:pPr>
         <w:pStyle w:val="Heading3"/>
       </w:pPr>
       <w:r>
-        <w:t xml:space="preserve">[2026-04-20 23:30] 외국인 유저 추가 이슈 일괄 수정 (CCG 점검 2차)</w:t>
+        <w:t xml:space="preserve">[2026-04-21 10:30] 3-AI 딥서치 보안/SEO/아키텍처 전면 점검 및 수정</w:t>
       </w:r>
     </w:p>
     <w:p>
@@ -246,43 +222,49 @@
         <w:pStyle w:val="FirstParagraph"/>
       </w:pPr>
       <w:r>
-        <w:t xml:space="preserve">3개 AI 점검에서 발견된 추가 문제 11건을 수정했습니다.</w:t>
-      </w:r>
-      <w:r>
-        <w:t xml:space="preserve"> </w:t>
-      </w:r>
-      <w:r>
-        <w:t xml:space="preserve">- 게시글 목록: 카테고리 매핑 오류 + 정렬 오류 수정</w:t>
-      </w:r>
-      <w:r>
-        <w:t xml:space="preserve"> </w:t>
-      </w:r>
-      <w:r>
-        <w:t xml:space="preserve">- 게���글 목록: 검색/삭제 버튼 8개 언어 번역 적용</w:t>
-      </w:r>
-      <w:r>
-        <w:t xml:space="preserve"> </w:t>
-      </w:r>
-      <w:r>
-        <w:t xml:space="preserve">- 게시글 상세: 날짜가 사용자 언어에 맞게 표시되도록 수정</w:t>
-      </w:r>
-      <w:r>
-        <w:t xml:space="preserve"> </w:t>
-      </w:r>
-      <w:r>
-        <w:t xml:space="preserve">- 추천/비추천: 새로고침해도 유지되도록 DB 저장 방식으로 변경</w:t>
-      </w:r>
-      <w:r>
-        <w:t xml:space="preserve"> </w:t>
-      </w:r>
-      <w:r>
-        <w:t xml:space="preserve">- 헤더: 모바일 메뉴 8개 언어 번역 + 긴 텍스트 잘림 방지</w:t>
-      </w:r>
-      <w:r>
-        <w:t xml:space="preserve"> </w:t>
-      </w:r>
-      <w:r>
-        <w:t xml:space="preserve">- 헤더: 언어 변경 시 검색 조건이 유지되도록 수정</w:t>
+        <w:t xml:space="preserve">3개 AI(Claude+Codex+Gemini)로 프로젝트 전체를 보안, 성능, SEO, 아키텍처 관점에서 점검했습니다.</w:t>
+      </w:r>
+      <w:r>
+        <w:t xml:space="preserve"> </w:t>
+      </w:r>
+      <w:r>
+        <w:t xml:space="preserve">- 관리자 페이지 서버 인증 추가 (로그인 안 하면 관리자 화면 접근 불가)</w:t>
+      </w:r>
+      <w:r>
+        <w:t xml:space="preserve"> </w:t>
+      </w:r>
+      <w:r>
+        <w:t xml:space="preserve">- 관리자 이메일 코드 노출 제거 → 환경변수로 이동</w:t>
+      </w:r>
+      <w:r>
+        <w:t xml:space="preserve"> </w:t>
+      </w:r>
+      <w:r>
+        <w:t xml:space="preserve">- 회원가입 시 유저 프로필 자동 생성 트리거 추가 (SQL 필요)</w:t>
+      </w:r>
+      <w:r>
+        <w:t xml:space="preserve"> </w:t>
+      </w:r>
+      <w:r>
+        <w:t xml:space="preserve">- robots.txt 한국어 차단 해제 + sitemap hreflang 추가</w:t>
+      </w:r>
+      <w:r>
+        <w:t xml:space="preserve"> </w:t>
+      </w:r>
+      <w:r>
+        <w:t xml:space="preserve">- 404 페이지 사용자 언어 유지</w:t>
+      </w:r>
+      <w:r>
+        <w:t xml:space="preserve"> </w:t>
+      </w:r>
+      <w:r>
+        <w:t xml:space="preserve">- AI 검색/이벤트 페이지 하드코딩 → 8개 언어 번역</w:t>
+      </w:r>
+      <w:r>
+        <w:t xml:space="preserve"> </w:t>
+      </w:r>
+      <w:r>
+        <w:t xml:space="preserve">- 코드 중복 제거 (FLAIR_STYLE 등 공통 모듈화)</w:t>
       </w:r>
       <w:r>
         <w:t xml:space="preserve"> </w:t>
@@ -299,13 +281,13 @@
       </w:r>
     </w:p>
     <w:bookmarkEnd w:id="23"/>
-    <w:bookmarkStart w:id="24" w:name="외국인-유저-글쓰기-다국어-완전-점검-및-수정"/>
+    <w:bookmarkStart w:id="24" w:name="외국인-유저-추가-이슈-일괄-수정-ccg-점검-2차"/>
     <w:p>
       <w:pPr>
         <w:pStyle w:val="Heading3"/>
       </w:pPr>
       <w:r>
-        <w:t xml:space="preserve">[2026-04-20 23:00] 외국인 유저 글쓰기 다국어 완전 점검 및 수정</w:t>
+        <w:t xml:space="preserve">[2026-04-20 23:30] 외국인 유저 추가 이슈 일괄 수정 (CCG 점검 2차)</w:t>
       </w:r>
     </w:p>
     <w:p>
@@ -313,43 +295,43 @@
         <w:pStyle w:val="FirstParagraph"/>
       </w:pPr>
       <w:r>
-        <w:t xml:space="preserve">외국인이 글을 쓸 때 발생하는 문제를 3개 AI(Claude+Codex+Gemini)로 전수 점검했습니다.</w:t>
-      </w:r>
-      <w:r>
-        <w:t xml:space="preserve"> </w:t>
-      </w:r>
-      <w:r>
-        <w:t xml:space="preserve">- 게시판 6개(K-POP, K-Food, K-Drama 등) 누락 → DB에 추가 완료</w:t>
-      </w:r>
-      <w:r>
-        <w:t xml:space="preserve"> </w:t>
-      </w:r>
-      <w:r>
-        <w:t xml:space="preserve">- 글쓰기 화면이 한국어/영어로만 표시되던 문제 → 8개 언어 번역 적용</w:t>
-      </w:r>
-      <w:r>
-        <w:t xml:space="preserve"> </w:t>
-      </w:r>
-      <w:r>
-        <w:t xml:space="preserve">- 이미지 업로드 에러가 한국어로만 뜨던 문제 → 8개 언어 지원</w:t>
-      </w:r>
-      <w:r>
-        <w:t xml:space="preserve"> </w:t>
-      </w:r>
-      <w:r>
-        <w:t xml:space="preserve">- 로그인 에러 메시지 8개 언어 지원</w:t>
-      </w:r>
-      <w:r>
-        <w:t xml:space="preserve"> </w:t>
-      </w:r>
-      <w:r>
-        <w:t xml:space="preserve">- 구글 로그인 후 언어가 영어로 바뀌던 문제 수정</w:t>
-      </w:r>
-      <w:r>
-        <w:t xml:space="preserve"> </w:t>
-      </w:r>
-      <w:r>
-        <w:t xml:space="preserve">- 댓글 삭제 시 권한 체크 오류 수정</w:t>
+        <w:t xml:space="preserve">3개 AI 점검에서 발견된 추가 문제 11건을 수정했습니다.</w:t>
+      </w:r>
+      <w:r>
+        <w:t xml:space="preserve"> </w:t>
+      </w:r>
+      <w:r>
+        <w:t xml:space="preserve">- 게시글 목록: 카테고리 매핑 오류 + 정렬 오류 수정</w:t>
+      </w:r>
+      <w:r>
+        <w:t xml:space="preserve"> </w:t>
+      </w:r>
+      <w:r>
+        <w:t xml:space="preserve">- 게���글 목록: 검색/삭제 버튼 8개 언어 번역 적용</w:t>
+      </w:r>
+      <w:r>
+        <w:t xml:space="preserve"> </w:t>
+      </w:r>
+      <w:r>
+        <w:t xml:space="preserve">- 게시글 상세: 날짜가 사용자 언어에 맞게 표시되도록 수정</w:t>
+      </w:r>
+      <w:r>
+        <w:t xml:space="preserve"> </w:t>
+      </w:r>
+      <w:r>
+        <w:t xml:space="preserve">- 추천/비추천: 새로고침해도 유지되도록 DB 저장 방식으로 변경</w:t>
+      </w:r>
+      <w:r>
+        <w:t xml:space="preserve"> </w:t>
+      </w:r>
+      <w:r>
+        <w:t xml:space="preserve">- 헤더: 모바일 메뉴 8개 언어 번역 + 긴 텍스트 잘림 방지</w:t>
+      </w:r>
+      <w:r>
+        <w:t xml:space="preserve"> </w:t>
+      </w:r>
+      <w:r>
+        <w:t xml:space="preserve">- 헤더: 언어 변경 시 검색 조건이 유지되도록 수정</w:t>
       </w:r>
       <w:r>
         <w:t xml:space="preserve"> </w:t>
@@ -366,7 +348,74 @@
       </w:r>
     </w:p>
     <w:bookmarkEnd w:id="24"/>
-    <w:bookmarkStart w:id="25" w:name="검색-연결-버그-수정-사이트-점검-기능-관리자-구글-로그인"/>
+    <w:bookmarkStart w:id="25" w:name="외국인-유저-글쓰기-다국어-완전-점검-및-수정"/>
+    <w:p>
+      <w:pPr>
+        <w:pStyle w:val="Heading3"/>
+      </w:pPr>
+      <w:r>
+        <w:t xml:space="preserve">[2026-04-20 23:00] 외국인 유저 글쓰기 다국어 완전 점검 및 수정</w:t>
+      </w:r>
+    </w:p>
+    <w:p>
+      <w:pPr>
+        <w:pStyle w:val="FirstParagraph"/>
+      </w:pPr>
+      <w:r>
+        <w:t xml:space="preserve">외국인이 글을 쓸 때 발생하는 문제를 3개 AI(Claude+Codex+Gemini)로 전수 점검했습니다.</w:t>
+      </w:r>
+      <w:r>
+        <w:t xml:space="preserve"> </w:t>
+      </w:r>
+      <w:r>
+        <w:t xml:space="preserve">- 게시판 6개(K-POP, K-Food, K-Drama 등) 누락 → DB에 추가 완료</w:t>
+      </w:r>
+      <w:r>
+        <w:t xml:space="preserve"> </w:t>
+      </w:r>
+      <w:r>
+        <w:t xml:space="preserve">- 글쓰기 화면이 한국어/영어로만 표시되던 문제 → 8개 언어 번역 적용</w:t>
+      </w:r>
+      <w:r>
+        <w:t xml:space="preserve"> </w:t>
+      </w:r>
+      <w:r>
+        <w:t xml:space="preserve">- 이미지 업로드 에러가 한국어로만 뜨던 문제 → 8개 언어 지원</w:t>
+      </w:r>
+      <w:r>
+        <w:t xml:space="preserve"> </w:t>
+      </w:r>
+      <w:r>
+        <w:t xml:space="preserve">- 로그인 에러 메시지 8개 언어 지원</w:t>
+      </w:r>
+      <w:r>
+        <w:t xml:space="preserve"> </w:t>
+      </w:r>
+      <w:r>
+        <w:t xml:space="preserve">- 구글 로그인 후 언어가 영어로 바뀌던 문제 수정</w:t>
+      </w:r>
+      <w:r>
+        <w:t xml:space="preserve"> </w:t>
+      </w:r>
+      <w:r>
+        <w:t xml:space="preserve">- 댓글 삭제 시 권한 체크 오류 수정</w:t>
+      </w:r>
+      <w:r>
+        <w:t xml:space="preserve"> </w:t>
+      </w:r>
+      <w:r>
+        <w:t xml:space="preserve">- 상태: [완료]</w:t>
+      </w:r>
+    </w:p>
+    <w:p>
+      <w:r>
+        <w:pict>
+          <v:rect style="width:0;height:1.5pt" o:hralign="center" o:hrstd="t" o:hr="t"/>
+        </w:pict>
+      </w:r>
+    </w:p>
+    <w:bookmarkEnd w:id="25"/>
+    <w:bookmarkStart w:id="26" w:name="검색-연결-버그-수정-사이트-점검-기능-관리자-구글-로그인"/>
     <w:p>
       <w:pPr>
         <w:pStyle w:val="Heading3"/>
@@ -536,8 +585,8 @@
         </w:pict>
       </w:r>
     </w:p>
-    <w:bookmarkEnd w:id="25"/>
-    <w:bookmarkStart w:id="26" w:name="데이터-동기화-수정-ai-검색-최소-10건-보장"/>
+    <w:bookmarkEnd w:id="26"/>
+    <w:bookmarkStart w:id="27" w:name="데이터-동기화-수정-ai-검색-최소-10건-보장"/>
     <w:p>
       <w:pPr>
         <w:pStyle w:val="Heading3"/>
@@ -659,8 +708,8 @@
         </w:pict>
       </w:r>
     </w:p>
-    <w:bookmarkEnd w:id="26"/>
-    <w:bookmarkStart w:id="27" w:name="관리자-패널-전면-개편-13단계-ai-검색-최적화"/>
+    <w:bookmarkEnd w:id="27"/>
+    <w:bookmarkStart w:id="28" w:name="관리자-패널-전면-개편-13단계-ai-검색-최적화"/>
     <w:p>
       <w:pPr>
         <w:pStyle w:val="Heading3"/>
@@ -830,8 +879,8 @@
         </w:pict>
       </w:r>
     </w:p>
-    <w:bookmarkEnd w:id="27"/>
-    <w:bookmarkStart w:id="28" w:name="화장품-순위-자동-수집-cron-구축"/>
+    <w:bookmarkEnd w:id="28"/>
+    <w:bookmarkStart w:id="29" w:name="화장품-순위-자동-수집-cron-구축"/>
     <w:p>
       <w:pPr>
         <w:pStyle w:val="Heading3"/>
@@ -911,8 +960,8 @@
         </w:pict>
       </w:r>
     </w:p>
-    <w:bookmarkEnd w:id="28"/>
-    <w:bookmarkStart w:id="29" w:name="highmedium-이슈-22건-일괄-수정"/>
+    <w:bookmarkEnd w:id="29"/>
+    <w:bookmarkStart w:id="30" w:name="highmedium-이슈-22건-일괄-수정"/>
     <w:p>
       <w:pPr>
         <w:pStyle w:val="Heading3"/>
@@ -1001,8 +1050,8 @@
         </w:pict>
       </w:r>
     </w:p>
-    <w:bookmarkEnd w:id="29"/>
-    <w:bookmarkStart w:id="30" w:name="ccg-3-ai-전체-기능-점검-critical-이슈-6건-수정"/>
+    <w:bookmarkEnd w:id="30"/>
+    <w:bookmarkStart w:id="31" w:name="ccg-3-ai-전체-기능-점검-critical-이슈-6건-수정"/>
     <w:p>
       <w:pPr>
         <w:pStyle w:val="Heading3"/>
@@ -3175,8 +3224,8 @@
         <w:t xml:space="preserve">- README.md 8개국 언어, 프로젝트 구조 현행화</w:t>
       </w:r>
     </w:p>
-    <w:bookmarkEnd w:id="30"/>
     <w:bookmarkEnd w:id="31"/>
+    <w:bookmarkEnd w:id="32"/>
     <w:sectPr/>
   </w:body>
 </w:document>

--- a/docs/exports/DEV_LOG.docx
+++ b/docs/exports/DEV_LOG.docx
@@ -2,7 +2,7 @@
 <file path=word/document.xml><?xml version="1.0" encoding="utf-8"?>
 <w:document xmlns:w="http://schemas.openxmlformats.org/wordprocessingml/2006/main" xmlns:m="http://schemas.openxmlformats.org/officeDocument/2006/math" xmlns:r="http://schemas.openxmlformats.org/officeDocument/2006/relationships" xmlns:o="urn:schemas-microsoft-com:office:office" xmlns:v="urn:schemas-microsoft-com:vml" xmlns:w10="urn:schemas-microsoft-com:office:word" xmlns:a="http://schemas.openxmlformats.org/drawingml/2006/main" xmlns:pic="http://schemas.openxmlformats.org/drawingml/2006/picture" xmlns:wp="http://schemas.openxmlformats.org/drawingml/2006/wordprocessingDrawing">
   <w:body>
-    <w:bookmarkStart w:id="32" w:name="개발-작업-기록-development-log"/>
+    <w:bookmarkStart w:id="33" w:name="개발-작업-기록-development-log"/>
     <w:p>
       <w:pPr>
         <w:pStyle w:val="Heading1"/>
@@ -26,13 +26,13 @@
         </w:pict>
       </w:r>
     </w:p>
-    <w:bookmarkStart w:id="20" w:name="ai-추천-결과-공유-기능-추가"/>
+    <w:bookmarkStart w:id="20" w:name="프로그래매틱-seo-페이지-229개-자동-생성"/>
     <w:p>
       <w:pPr>
         <w:pStyle w:val="Heading3"/>
       </w:pPr>
       <w:r>
-        <w:t xml:space="preserve">[2026-04-26 10:00] AI 추천 결과 공유 기능 추가</w:t>
+        <w:t xml:space="preserve">[2026-04-26 11:30] 프로그래매틱 SEO 페이지 229개 자동 생성</w:t>
       </w:r>
     </w:p>
     <w:p>
@@ -40,25 +40,64 @@
         <w:pStyle w:val="FirstParagraph"/>
       </w:pPr>
       <w:r>
-        <w:t xml:space="preserve">AI 검색 결과를 친구에게 쉽게 공유할 수 있는 기능을 만들었습니다.</w:t>
-      </w:r>
-      <w:r>
-        <w:t xml:space="preserve"> </w:t>
-      </w:r>
-      <w:r>
-        <w:t xml:space="preserve">- 검색 결과 하단에 공유 패널 표시 (링크 복사, X(트위터), Facebook, 모바일 공유)</w:t>
-      </w:r>
-      <w:r>
-        <w:t xml:space="preserve"> </w:t>
-      </w:r>
-      <w:r>
-        <w:t xml:space="preserve">- 8개 언어 모두 지원 (한국어, 영어, 중국어, 일본어, 베트남어, 태국어, 러시아어, 몽골어)</w:t>
-      </w:r>
-      <w:r>
-        <w:t xml:space="preserve"> </w:t>
-      </w:r>
-      <w:r>
-        <w:t xml:space="preserve">- 공유받은 사람이 링크 클릭 시 같은 검색 결과 페이지로 바로 이동</w:t>
+        <w:t xml:space="preserve">구글 검색에서 외국인이 찾을 수 있도록 대량의 SEO 페이지를 자동으로 만들었습니다.</w:t>
+      </w:r>
+      <w:r>
+        <w:t xml:space="preserve"> </w:t>
+      </w:r>
+      <w:r>
+        <w:t xml:space="preserve">- 시술별 개별 페이지 39개: 코성형, 쌍꺼풀, 라식 등 각 시술의 비용·회복기간·FAQ 안내</w:t>
+      </w:r>
+      <w:r>
+        <w:t xml:space="preserve"> </w:t>
+      </w:r>
+      <w:r>
+        <w:t xml:space="preserve">- 시술×지역 조합 페이지 190개:</w:t>
+      </w:r>
+      <w:r>
+        <w:t xml:space="preserve"> </w:t>
+      </w:r>
+      <w:r>
+        <w:t xml:space="preserve">“</w:t>
+      </w:r>
+      <w:r>
+        <w:t xml:space="preserve">강남 코성형 클리닉</w:t>
+      </w:r>
+      <w:r>
+        <w:t xml:space="preserve">”</w:t>
+      </w:r>
+      <w:r>
+        <w:t xml:space="preserve">,</w:t>
+      </w:r>
+      <w:r>
+        <w:t xml:space="preserve"> </w:t>
+      </w:r>
+      <w:r>
+        <w:t xml:space="preserve">“</w:t>
+      </w:r>
+      <w:r>
+        <w:t xml:space="preserve">부산 피부과</w:t>
+      </w:r>
+      <w:r>
+        <w:t xml:space="preserve">”</w:t>
+      </w:r>
+      <w:r>
+        <w:t xml:space="preserve"> </w:t>
+      </w:r>
+      <w:r>
+        <w:t xml:space="preserve">등 검색 키워드 대응</w:t>
+      </w:r>
+      <w:r>
+        <w:t xml:space="preserve"> </w:t>
+      </w:r>
+      <w:r>
+        <w:t xml:space="preserve">- 8개 언어 지원 → 총 1,832개 URL이 구글 sitemap에 등록됨</w:t>
+      </w:r>
+      <w:r>
+        <w:t xml:space="preserve"> </w:t>
+      </w:r>
+      <w:r>
+        <w:t xml:space="preserve">- 각 페이지에 구조화 데이터(FAQ, 클리닉 목록) 포함 → 구글 리치 스니펫 노출 가능</w:t>
       </w:r>
       <w:r>
         <w:t xml:space="preserve"> </w:t>
@@ -75,13 +114,13 @@
       </w:r>
     </w:p>
     <w:bookmarkEnd w:id="20"/>
-    <w:bookmarkStart w:id="21" w:name="보안-강화-및-코드-품질-개선"/>
+    <w:bookmarkStart w:id="21" w:name="ai-추천-결과-공유-기능-추가"/>
     <w:p>
       <w:pPr>
         <w:pStyle w:val="Heading3"/>
       </w:pPr>
       <w:r>
-        <w:t xml:space="preserve">[2026-04-25 14:00] 보안 강화 및 코드 품질 개선</w:t>
+        <w:t xml:space="preserve">[2026-04-26 10:00] AI 추천 결과 공유 기능 추가</w:t>
       </w:r>
     </w:p>
     <w:p>
@@ -89,55 +128,31 @@
         <w:pStyle w:val="FirstParagraph"/>
       </w:pPr>
       <w:r>
-        <w:t xml:space="preserve">사용자 입력을 안전하게 처리하고, 관리자 기능의 보안을 높이는 작업입니다.</w:t>
-      </w:r>
-      <w:r>
-        <w:t xml:space="preserve"> </w:t>
-      </w:r>
-      <w:r>
-        <w:t xml:space="preserve">- 악성 코드 입력 방지(XSS) 기능 추가 — 댓글, 게시글 작성 시 자동 적용</w:t>
-      </w:r>
-      <w:r>
-        <w:t xml:space="preserve"> </w:t>
-      </w:r>
-      <w:r>
-        <w:t xml:space="preserve">- 관리자 버그 리포트 페이지: 브라우저에서 직접 DB 접근 → 서버 API 경유로 변경</w:t>
-      </w:r>
-      <w:r>
-        <w:t xml:space="preserve"> </w:t>
-      </w:r>
-      <w:r>
-        <w:t xml:space="preserve">- 로그인 후 이동 경로 조작 방지, 봇 차단(reCAPTCHA) 요청 제한 추가</w:t>
-      </w:r>
-      <w:r>
-        <w:t xml:space="preserve"> </w:t>
-      </w:r>
-      <w:r>
-        <w:t xml:space="preserve">- AI 번역 API 보안 강화, 에러 메시지에서 내부 정보 노출 제거</w:t>
-      </w:r>
-      <w:r>
-        <w:t xml:space="preserve"> </w:t>
-      </w:r>
-      <w:r>
-        <w:t xml:space="preserve">- 관리자 이메일 환경변수를 서버 전용으로 변경 (ADMIN_EMAILS)</w:t>
-      </w:r>
-      <w:r>
-        <w:t xml:space="preserve"> </w:t>
-      </w:r>
-      <w:r>
-        <w:t xml:space="preserve">- 방문자 카운트 동시 접속 시 누락 방지 개선</w:t>
-      </w:r>
-      <w:r>
-        <w:t xml:space="preserve"> </w:t>
-      </w:r>
-      <w:r>
-        <w:t xml:space="preserve">- 버튼 색상 통일 (파란색 #0071e3)</w:t>
-      </w:r>
-      <w:r>
-        <w:t xml:space="preserve"> </w:t>
-      </w:r>
-      <w:r>
-        <w:t xml:space="preserve">- 상태: [완료]</w:t>
+        <w:t xml:space="preserve">AI 검색 결과를 친구에게 쉽게 공유할 수 있는 기능을 만들었습니다.</w:t>
+      </w:r>
+      <w:r>
+        <w:t xml:space="preserve"> </w:t>
+      </w:r>
+      <w:r>
+        <w:t xml:space="preserve">- 검색 결과 하단에 공유 패널 표시 (링크 복사, X(트위터), Facebook, 모바일 공유)</w:t>
+      </w:r>
+      <w:r>
+        <w:t xml:space="preserve"> </w:t>
+      </w:r>
+      <w:r>
+        <w:t xml:space="preserve">- 8개 언어 모두 지원 (한국어, 영어, 중국어, 일본어, 베트남어, 태국어, 러시아어, 몽골어)</w:t>
+      </w:r>
+      <w:r>
+        <w:t xml:space="preserve"> </w:t>
+      </w:r>
+      <w:r>
+        <w:t xml:space="preserve">- 공유받은 사람이 링크 클릭 시 같은 검색 결과 페이지로 바로 이동</w:t>
+      </w:r>
+      <w:r>
+        <w:t xml:space="preserve"> </w:t>
+      </w:r>
+      <w:r>
+        <w:t xml:space="preserve">- [완료]</w:t>
       </w:r>
     </w:p>
     <w:p>
@@ -148,13 +163,13 @@
       </w:r>
     </w:p>
     <w:bookmarkEnd w:id="21"/>
-    <w:bookmarkStart w:id="22" w:name="ai-재점검-하드코딩-잔여-7건-수정"/>
+    <w:bookmarkStart w:id="22" w:name="보안-강화-및-코드-품질-개선"/>
     <w:p>
       <w:pPr>
         <w:pStyle w:val="Heading3"/>
       </w:pPr>
       <w:r>
-        <w:t xml:space="preserve">[2026-04-21 11:30] 3-AI 재점검 — 하드코딩 잔여 7건 수정</w:t>
+        <w:t xml:space="preserve">[2026-04-25 14:00] 보안 강화 및 코드 품질 개선</w:t>
       </w:r>
     </w:p>
     <w:p>
@@ -162,109 +177,49 @@
         <w:pStyle w:val="FirstParagraph"/>
       </w:pPr>
       <w:r>
-        <w:t xml:space="preserve">이전 수정이 올바른지 + 새로운 문제가 있는지 3개 AI로 재점검했습니다.</w:t>
-      </w:r>
-      <w:r>
-        <w:t xml:space="preserve"> </w:t>
-      </w:r>
-      <w:r>
-        <w:t xml:space="preserve">- sitemap에 잘못된 URL(404 발생) 수정</w:t>
-      </w:r>
-      <w:r>
-        <w:t xml:space="preserve"> </w:t>
-      </w:r>
-      <w:r>
-        <w:t xml:space="preserve">- 글쓰기 태그(Flair) 8개 언어 번역 적용</w:t>
-      </w:r>
-      <w:r>
-        <w:t xml:space="preserve"> </w:t>
-      </w:r>
-      <w:r>
-        <w:t xml:space="preserve">- 병원 타입 필터(전체/의원/병원) 8개 언어 번역 적용</w:t>
-      </w:r>
-      <w:r>
-        <w:t xml:space="preserve"> </w:t>
-      </w:r>
-      <w:r>
-        <w:t xml:space="preserve">- 코스메틱 출처/가격 표시 8개 언어 번역 적용</w:t>
-      </w:r>
-      <w:r>
-        <w:t xml:space="preserve"> </w:t>
-      </w:r>
-      <w:r>
-        <w:t xml:space="preserve">- 투표 실패 시 에러 메시지 반환하도록 개선</w:t>
-      </w:r>
-      <w:r>
-        <w:t xml:space="preserve"> </w:t>
-      </w:r>
-      <w:r>
-        <w:t xml:space="preserve">- 모달/검색 접근성 라벨 수정</w:t>
-      </w:r>
-      <w:r>
-        <w:t xml:space="preserve"> </w:t>
-      </w:r>
-      <w:r>
-        <w:t xml:space="preserve">- 상태: [완료]</w:t>
-      </w:r>
-    </w:p>
-    <w:bookmarkEnd w:id="22"/>
-    <w:bookmarkStart w:id="23" w:name="ai-딥서치-보안seo아키텍처-전면-점검-및-수정"/>
-    <w:p>
-      <w:pPr>
-        <w:pStyle w:val="Heading3"/>
-      </w:pPr>
-      <w:r>
-        <w:t xml:space="preserve">[2026-04-21 10:30] 3-AI 딥서치 보안/SEO/아키텍처 전면 점검 및 수정</w:t>
-      </w:r>
-    </w:p>
-    <w:p>
-      <w:pPr>
-        <w:pStyle w:val="FirstParagraph"/>
-      </w:pPr>
-      <w:r>
-        <w:t xml:space="preserve">3개 AI(Claude+Codex+Gemini)로 프로젝트 전체를 보안, 성능, SEO, 아키텍처 관점에서 점검했습니다.</w:t>
-      </w:r>
-      <w:r>
-        <w:t xml:space="preserve"> </w:t>
-      </w:r>
-      <w:r>
-        <w:t xml:space="preserve">- 관리자 페이지 서버 인증 추가 (로그인 안 하면 관리자 화면 접근 불가)</w:t>
-      </w:r>
-      <w:r>
-        <w:t xml:space="preserve"> </w:t>
-      </w:r>
-      <w:r>
-        <w:t xml:space="preserve">- 관리자 이메일 코드 노출 제거 → 환경변수로 이동</w:t>
-      </w:r>
-      <w:r>
-        <w:t xml:space="preserve"> </w:t>
-      </w:r>
-      <w:r>
-        <w:t xml:space="preserve">- 회원가입 시 유저 프로필 자동 생성 트리거 추가 (SQL 필요)</w:t>
-      </w:r>
-      <w:r>
-        <w:t xml:space="preserve"> </w:t>
-      </w:r>
-      <w:r>
-        <w:t xml:space="preserve">- robots.txt 한국어 차단 해제 + sitemap hreflang 추가</w:t>
-      </w:r>
-      <w:r>
-        <w:t xml:space="preserve"> </w:t>
-      </w:r>
-      <w:r>
-        <w:t xml:space="preserve">- 404 페이지 사용자 언어 유지</w:t>
-      </w:r>
-      <w:r>
-        <w:t xml:space="preserve"> </w:t>
-      </w:r>
-      <w:r>
-        <w:t xml:space="preserve">- AI 검색/이벤트 페이지 하드코딩 → 8개 언어 번역</w:t>
-      </w:r>
-      <w:r>
-        <w:t xml:space="preserve"> </w:t>
-      </w:r>
-      <w:r>
-        <w:t xml:space="preserve">- 코드 중복 제거 (FLAIR_STYLE 등 공통 모듈화)</w:t>
+        <w:t xml:space="preserve">사용자 입력을 안전하게 처리하고, 관리자 기능의 보안을 높이는 작업입니다.</w:t>
+      </w:r>
+      <w:r>
+        <w:t xml:space="preserve"> </w:t>
+      </w:r>
+      <w:r>
+        <w:t xml:space="preserve">- 악성 코드 입력 방지(XSS) 기능 추가 — 댓글, 게시글 작성 시 자동 적용</w:t>
+      </w:r>
+      <w:r>
+        <w:t xml:space="preserve"> </w:t>
+      </w:r>
+      <w:r>
+        <w:t xml:space="preserve">- 관리자 버그 리포트 페이지: 브라우저에서 직접 DB 접근 → 서버 API 경유로 변경</w:t>
+      </w:r>
+      <w:r>
+        <w:t xml:space="preserve"> </w:t>
+      </w:r>
+      <w:r>
+        <w:t xml:space="preserve">- 로그인 후 이동 경로 조작 방지, 봇 차단(reCAPTCHA) 요청 제한 추가</w:t>
+      </w:r>
+      <w:r>
+        <w:t xml:space="preserve"> </w:t>
+      </w:r>
+      <w:r>
+        <w:t xml:space="preserve">- AI 번역 API 보안 강화, 에러 메시지에서 내부 정보 노출 제거</w:t>
+      </w:r>
+      <w:r>
+        <w:t xml:space="preserve"> </w:t>
+      </w:r>
+      <w:r>
+        <w:t xml:space="preserve">- 관리자 이메일 환경변수를 서버 전용으로 변경 (ADMIN_EMAILS)</w:t>
+      </w:r>
+      <w:r>
+        <w:t xml:space="preserve"> </w:t>
+      </w:r>
+      <w:r>
+        <w:t xml:space="preserve">- 방문자 카운트 동시 접속 시 누락 방지 개선</w:t>
+      </w:r>
+      <w:r>
+        <w:t xml:space="preserve"> </w:t>
+      </w:r>
+      <w:r>
+        <w:t xml:space="preserve">- 버튼 색상 통일 (파란색 #0071e3)</w:t>
       </w:r>
       <w:r>
         <w:t xml:space="preserve"> </w:t>
@@ -280,14 +235,74 @@
         </w:pict>
       </w:r>
     </w:p>
+    <w:bookmarkEnd w:id="22"/>
+    <w:bookmarkStart w:id="23" w:name="ai-재점검-하드코딩-잔여-7건-수정"/>
+    <w:p>
+      <w:pPr>
+        <w:pStyle w:val="Heading3"/>
+      </w:pPr>
+      <w:r>
+        <w:t xml:space="preserve">[2026-04-21 11:30] 3-AI 재점검 — 하드코딩 잔여 7건 수정</w:t>
+      </w:r>
+    </w:p>
+    <w:p>
+      <w:pPr>
+        <w:pStyle w:val="FirstParagraph"/>
+      </w:pPr>
+      <w:r>
+        <w:t xml:space="preserve">이전 수정이 올바른지 + 새로운 문제가 있는지 3개 AI로 재점검했습니다.</w:t>
+      </w:r>
+      <w:r>
+        <w:t xml:space="preserve"> </w:t>
+      </w:r>
+      <w:r>
+        <w:t xml:space="preserve">- sitemap에 잘못된 URL(404 발생) 수정</w:t>
+      </w:r>
+      <w:r>
+        <w:t xml:space="preserve"> </w:t>
+      </w:r>
+      <w:r>
+        <w:t xml:space="preserve">- 글쓰기 태그(Flair) 8개 언어 번역 적용</w:t>
+      </w:r>
+      <w:r>
+        <w:t xml:space="preserve"> </w:t>
+      </w:r>
+      <w:r>
+        <w:t xml:space="preserve">- 병원 타입 필터(전체/의원/병원) 8개 언어 번역 적용</w:t>
+      </w:r>
+      <w:r>
+        <w:t xml:space="preserve"> </w:t>
+      </w:r>
+      <w:r>
+        <w:t xml:space="preserve">- 코스메틱 출처/가격 표시 8개 언어 번역 적용</w:t>
+      </w:r>
+      <w:r>
+        <w:t xml:space="preserve"> </w:t>
+      </w:r>
+      <w:r>
+        <w:t xml:space="preserve">- 투표 실패 시 에러 메시지 반환하도록 개선</w:t>
+      </w:r>
+      <w:r>
+        <w:t xml:space="preserve"> </w:t>
+      </w:r>
+      <w:r>
+        <w:t xml:space="preserve">- 모달/검색 접근성 라벨 수정</w:t>
+      </w:r>
+      <w:r>
+        <w:t xml:space="preserve"> </w:t>
+      </w:r>
+      <w:r>
+        <w:t xml:space="preserve">- 상태: [완료]</w:t>
+      </w:r>
+    </w:p>
     <w:bookmarkEnd w:id="23"/>
-    <w:bookmarkStart w:id="24" w:name="외국인-유저-추가-이슈-일괄-수정-ccg-점검-2차"/>
+    <w:bookmarkStart w:id="24" w:name="ai-딥서치-보안seo아키텍처-전면-점검-및-수정"/>
     <w:p>
       <w:pPr>
         <w:pStyle w:val="Heading3"/>
       </w:pPr>
       <w:r>
-        <w:t xml:space="preserve">[2026-04-20 23:30] 외국인 유저 추가 이슈 일괄 수정 (CCG 점검 2차)</w:t>
+        <w:t xml:space="preserve">[2026-04-21 10:30] 3-AI 딥서치 보안/SEO/아키텍처 전면 점검 및 수정</w:t>
       </w:r>
     </w:p>
     <w:p>
@@ -295,43 +310,49 @@
         <w:pStyle w:val="FirstParagraph"/>
       </w:pPr>
       <w:r>
-        <w:t xml:space="preserve">3개 AI 점검에서 발견된 추가 문제 11건을 수정했습니다.</w:t>
-      </w:r>
-      <w:r>
-        <w:t xml:space="preserve"> </w:t>
-      </w:r>
-      <w:r>
-        <w:t xml:space="preserve">- 게시글 목록: 카테고리 매핑 오류 + 정렬 오류 수정</w:t>
-      </w:r>
-      <w:r>
-        <w:t xml:space="preserve"> </w:t>
-      </w:r>
-      <w:r>
-        <w:t xml:space="preserve">- 게���글 목록: 검색/삭제 버튼 8개 언어 번역 적용</w:t>
-      </w:r>
-      <w:r>
-        <w:t xml:space="preserve"> </w:t>
-      </w:r>
-      <w:r>
-        <w:t xml:space="preserve">- 게시글 상세: 날짜가 사용자 언어에 맞게 표시되도록 수정</w:t>
-      </w:r>
-      <w:r>
-        <w:t xml:space="preserve"> </w:t>
-      </w:r>
-      <w:r>
-        <w:t xml:space="preserve">- 추천/비추천: 새로고침해도 유지되도록 DB 저장 방식으로 변경</w:t>
-      </w:r>
-      <w:r>
-        <w:t xml:space="preserve"> </w:t>
-      </w:r>
-      <w:r>
-        <w:t xml:space="preserve">- 헤더: 모바일 메뉴 8개 언어 번역 + 긴 텍스트 잘림 방지</w:t>
-      </w:r>
-      <w:r>
-        <w:t xml:space="preserve"> </w:t>
-      </w:r>
-      <w:r>
-        <w:t xml:space="preserve">- 헤더: 언어 변경 시 검색 조건이 유지되도록 수정</w:t>
+        <w:t xml:space="preserve">3개 AI(Claude+Codex+Gemini)로 프로젝트 전체를 보안, 성능, SEO, 아키텍처 관점에서 점검했습니다.</w:t>
+      </w:r>
+      <w:r>
+        <w:t xml:space="preserve"> </w:t>
+      </w:r>
+      <w:r>
+        <w:t xml:space="preserve">- 관리자 페이지 서버 인증 추가 (로그인 안 하면 관리자 화면 접근 불가)</w:t>
+      </w:r>
+      <w:r>
+        <w:t xml:space="preserve"> </w:t>
+      </w:r>
+      <w:r>
+        <w:t xml:space="preserve">- 관리자 이메일 코드 노출 제거 → 환경변수로 이동</w:t>
+      </w:r>
+      <w:r>
+        <w:t xml:space="preserve"> </w:t>
+      </w:r>
+      <w:r>
+        <w:t xml:space="preserve">- 회원가입 시 유저 프로필 자동 생성 트리거 추가 (SQL 필요)</w:t>
+      </w:r>
+      <w:r>
+        <w:t xml:space="preserve"> </w:t>
+      </w:r>
+      <w:r>
+        <w:t xml:space="preserve">- robots.txt 한국어 차단 해제 + sitemap hreflang 추가</w:t>
+      </w:r>
+      <w:r>
+        <w:t xml:space="preserve"> </w:t>
+      </w:r>
+      <w:r>
+        <w:t xml:space="preserve">- 404 페이지 사용자 언어 유지</w:t>
+      </w:r>
+      <w:r>
+        <w:t xml:space="preserve"> </w:t>
+      </w:r>
+      <w:r>
+        <w:t xml:space="preserve">- AI 검색/이벤트 페이지 하드코딩 → 8개 언어 번역</w:t>
+      </w:r>
+      <w:r>
+        <w:t xml:space="preserve"> </w:t>
+      </w:r>
+      <w:r>
+        <w:t xml:space="preserve">- 코드 중복 제거 (FLAIR_STYLE 등 공통 모듈화)</w:t>
       </w:r>
       <w:r>
         <w:t xml:space="preserve"> </w:t>
@@ -348,13 +369,13 @@
       </w:r>
     </w:p>
     <w:bookmarkEnd w:id="24"/>
-    <w:bookmarkStart w:id="25" w:name="외국인-유저-글쓰기-다국어-완전-점검-및-수정"/>
+    <w:bookmarkStart w:id="25" w:name="외국인-유저-추가-이슈-일괄-수정-ccg-점검-2차"/>
     <w:p>
       <w:pPr>
         <w:pStyle w:val="Heading3"/>
       </w:pPr>
       <w:r>
-        <w:t xml:space="preserve">[2026-04-20 23:00] 외국인 유저 글쓰기 다국어 완전 점검 및 수정</w:t>
+        <w:t xml:space="preserve">[2026-04-20 23:30] 외국인 유저 추가 이슈 일괄 수정 (CCG 점검 2차)</w:t>
       </w:r>
     </w:p>
     <w:p>
@@ -362,43 +383,43 @@
         <w:pStyle w:val="FirstParagraph"/>
       </w:pPr>
       <w:r>
-        <w:t xml:space="preserve">외국인이 글을 쓸 때 발생하는 문제를 3개 AI(Claude+Codex+Gemini)로 전수 점검했습니다.</w:t>
-      </w:r>
-      <w:r>
-        <w:t xml:space="preserve"> </w:t>
-      </w:r>
-      <w:r>
-        <w:t xml:space="preserve">- 게시판 6개(K-POP, K-Food, K-Drama 등) 누락 → DB에 추가 완료</w:t>
-      </w:r>
-      <w:r>
-        <w:t xml:space="preserve"> </w:t>
-      </w:r>
-      <w:r>
-        <w:t xml:space="preserve">- 글쓰기 화면이 한국어/영어로만 표시되던 문제 → 8개 언어 번역 적용</w:t>
-      </w:r>
-      <w:r>
-        <w:t xml:space="preserve"> </w:t>
-      </w:r>
-      <w:r>
-        <w:t xml:space="preserve">- 이미지 업로드 에러가 한국어로만 뜨던 문제 → 8개 언어 지원</w:t>
-      </w:r>
-      <w:r>
-        <w:t xml:space="preserve"> </w:t>
-      </w:r>
-      <w:r>
-        <w:t xml:space="preserve">- 로그인 에러 메시지 8개 언어 지원</w:t>
-      </w:r>
-      <w:r>
-        <w:t xml:space="preserve"> </w:t>
-      </w:r>
-      <w:r>
-        <w:t xml:space="preserve">- 구글 로그인 후 언어가 영어로 바뀌던 문제 수정</w:t>
-      </w:r>
-      <w:r>
-        <w:t xml:space="preserve"> </w:t>
-      </w:r>
-      <w:r>
-        <w:t xml:space="preserve">- 댓글 삭제 시 권한 체크 오류 수정</w:t>
+        <w:t xml:space="preserve">3개 AI 점검에서 발견된 추가 문제 11건을 수정했습니다.</w:t>
+      </w:r>
+      <w:r>
+        <w:t xml:space="preserve"> </w:t>
+      </w:r>
+      <w:r>
+        <w:t xml:space="preserve">- 게시글 목록: 카테고리 매핑 오류 + 정렬 오류 수정</w:t>
+      </w:r>
+      <w:r>
+        <w:t xml:space="preserve"> </w:t>
+      </w:r>
+      <w:r>
+        <w:t xml:space="preserve">- 게���글 목록: 검색/삭제 버튼 8개 언어 번역 적용</w:t>
+      </w:r>
+      <w:r>
+        <w:t xml:space="preserve"> </w:t>
+      </w:r>
+      <w:r>
+        <w:t xml:space="preserve">- 게시글 상세: 날짜가 사용자 언어에 맞게 표시되도록 수정</w:t>
+      </w:r>
+      <w:r>
+        <w:t xml:space="preserve"> </w:t>
+      </w:r>
+      <w:r>
+        <w:t xml:space="preserve">- 추천/비추천: 새로고침해도 유지되도록 DB 저장 방식으로 변경</w:t>
+      </w:r>
+      <w:r>
+        <w:t xml:space="preserve"> </w:t>
+      </w:r>
+      <w:r>
+        <w:t xml:space="preserve">- 헤더: 모바일 메뉴 8개 언어 번역 + 긴 텍스트 잘림 방지</w:t>
+      </w:r>
+      <w:r>
+        <w:t xml:space="preserve"> </w:t>
+      </w:r>
+      <w:r>
+        <w:t xml:space="preserve">- 헤더: 언어 변경 시 검색 조건이 유지되도록 수정</w:t>
       </w:r>
       <w:r>
         <w:t xml:space="preserve"> </w:t>
@@ -415,7 +436,74 @@
       </w:r>
     </w:p>
     <w:bookmarkEnd w:id="25"/>
-    <w:bookmarkStart w:id="26" w:name="검색-연결-버그-수정-사이트-점검-기능-관리자-구글-로그인"/>
+    <w:bookmarkStart w:id="26" w:name="외국인-유저-글쓰기-다국어-완전-점검-및-수정"/>
+    <w:p>
+      <w:pPr>
+        <w:pStyle w:val="Heading3"/>
+      </w:pPr>
+      <w:r>
+        <w:t xml:space="preserve">[2026-04-20 23:00] 외국인 유저 글쓰기 다국어 완전 점검 및 수정</w:t>
+      </w:r>
+    </w:p>
+    <w:p>
+      <w:pPr>
+        <w:pStyle w:val="FirstParagraph"/>
+      </w:pPr>
+      <w:r>
+        <w:t xml:space="preserve">외국인이 글을 쓸 때 발생하는 문제를 3개 AI(Claude+Codex+Gemini)로 전수 점검했습니다.</w:t>
+      </w:r>
+      <w:r>
+        <w:t xml:space="preserve"> </w:t>
+      </w:r>
+      <w:r>
+        <w:t xml:space="preserve">- 게시판 6개(K-POP, K-Food, K-Drama 등) 누락 → DB에 추가 완료</w:t>
+      </w:r>
+      <w:r>
+        <w:t xml:space="preserve"> </w:t>
+      </w:r>
+      <w:r>
+        <w:t xml:space="preserve">- 글쓰기 화면이 한국어/영어로만 표시되던 문제 → 8개 언어 번역 적용</w:t>
+      </w:r>
+      <w:r>
+        <w:t xml:space="preserve"> </w:t>
+      </w:r>
+      <w:r>
+        <w:t xml:space="preserve">- 이미지 업로드 에러가 한국어로만 뜨던 문제 → 8개 언어 지원</w:t>
+      </w:r>
+      <w:r>
+        <w:t xml:space="preserve"> </w:t>
+      </w:r>
+      <w:r>
+        <w:t xml:space="preserve">- 로그인 에러 메시지 8개 언어 지원</w:t>
+      </w:r>
+      <w:r>
+        <w:t xml:space="preserve"> </w:t>
+      </w:r>
+      <w:r>
+        <w:t xml:space="preserve">- 구글 로그인 후 언어가 영어로 바뀌던 문제 수정</w:t>
+      </w:r>
+      <w:r>
+        <w:t xml:space="preserve"> </w:t>
+      </w:r>
+      <w:r>
+        <w:t xml:space="preserve">- 댓글 삭제 시 권한 체크 오류 수정</w:t>
+      </w:r>
+      <w:r>
+        <w:t xml:space="preserve"> </w:t>
+      </w:r>
+      <w:r>
+        <w:t xml:space="preserve">- 상태: [완료]</w:t>
+      </w:r>
+    </w:p>
+    <w:p>
+      <w:r>
+        <w:pict>
+          <v:rect style="width:0;height:1.5pt" o:hralign="center" o:hrstd="t" o:hr="t"/>
+        </w:pict>
+      </w:r>
+    </w:p>
+    <w:bookmarkEnd w:id="26"/>
+    <w:bookmarkStart w:id="27" w:name="검색-연결-버그-수정-사이트-점검-기능-관리자-구글-로그인"/>
     <w:p>
       <w:pPr>
         <w:pStyle w:val="Heading3"/>
@@ -585,8 +673,8 @@
         </w:pict>
       </w:r>
     </w:p>
-    <w:bookmarkEnd w:id="26"/>
-    <w:bookmarkStart w:id="27" w:name="데이터-동기화-수정-ai-검색-최소-10건-보장"/>
+    <w:bookmarkEnd w:id="27"/>
+    <w:bookmarkStart w:id="28" w:name="데이터-동기화-수정-ai-검색-최소-10건-보장"/>
     <w:p>
       <w:pPr>
         <w:pStyle w:val="Heading3"/>
@@ -708,8 +796,8 @@
         </w:pict>
       </w:r>
     </w:p>
-    <w:bookmarkEnd w:id="27"/>
-    <w:bookmarkStart w:id="28" w:name="관리자-패널-전면-개편-13단계-ai-검색-최적화"/>
+    <w:bookmarkEnd w:id="28"/>
+    <w:bookmarkStart w:id="29" w:name="관리자-패널-전면-개편-13단계-ai-검색-최적화"/>
     <w:p>
       <w:pPr>
         <w:pStyle w:val="Heading3"/>
@@ -879,8 +967,8 @@
         </w:pict>
       </w:r>
     </w:p>
-    <w:bookmarkEnd w:id="28"/>
-    <w:bookmarkStart w:id="29" w:name="화장품-순위-자동-수집-cron-구축"/>
+    <w:bookmarkEnd w:id="29"/>
+    <w:bookmarkStart w:id="30" w:name="화장품-순위-자동-수집-cron-구축"/>
     <w:p>
       <w:pPr>
         <w:pStyle w:val="Heading3"/>
@@ -960,8 +1048,8 @@
         </w:pict>
       </w:r>
     </w:p>
-    <w:bookmarkEnd w:id="29"/>
-    <w:bookmarkStart w:id="30" w:name="highmedium-이슈-22건-일괄-수정"/>
+    <w:bookmarkEnd w:id="30"/>
+    <w:bookmarkStart w:id="31" w:name="highmedium-이슈-22건-일괄-수정"/>
     <w:p>
       <w:pPr>
         <w:pStyle w:val="Heading3"/>
@@ -1050,8 +1138,8 @@
         </w:pict>
       </w:r>
     </w:p>
-    <w:bookmarkEnd w:id="30"/>
-    <w:bookmarkStart w:id="31" w:name="ccg-3-ai-전체-기능-점검-critical-이슈-6건-수정"/>
+    <w:bookmarkEnd w:id="31"/>
+    <w:bookmarkStart w:id="32" w:name="ccg-3-ai-전체-기능-점검-critical-이슈-6건-수정"/>
     <w:p>
       <w:pPr>
         <w:pStyle w:val="Heading3"/>
@@ -3224,8 +3312,8 @@
         <w:t xml:space="preserve">- README.md 8개국 언어, 프로젝트 구조 현행화</w:t>
       </w:r>
     </w:p>
-    <w:bookmarkEnd w:id="31"/>
     <w:bookmarkEnd w:id="32"/>
+    <w:bookmarkEnd w:id="33"/>
     <w:sectPr/>
   </w:body>
 </w:document>

--- a/docs/exports/DEV_LOG.docx
+++ b/docs/exports/DEV_LOG.docx
@@ -2,7 +2,7 @@
 <file path=word/document.xml><?xml version="1.0" encoding="utf-8"?>
 <w:document xmlns:w="http://schemas.openxmlformats.org/wordprocessingml/2006/main" xmlns:m="http://schemas.openxmlformats.org/officeDocument/2006/math" xmlns:r="http://schemas.openxmlformats.org/officeDocument/2006/relationships" xmlns:o="urn:schemas-microsoft-com:office:office" xmlns:v="urn:schemas-microsoft-com:vml" xmlns:w10="urn:schemas-microsoft-com:office:word" xmlns:a="http://schemas.openxmlformats.org/drawingml/2006/main" xmlns:pic="http://schemas.openxmlformats.org/drawingml/2006/picture" xmlns:wp="http://schemas.openxmlformats.org/drawingml/2006/wordprocessingDrawing">
   <w:body>
-    <w:bookmarkStart w:id="33" w:name="개발-작업-기록-development-log"/>
+    <w:bookmarkStart w:id="34" w:name="개발-작업-기록-development-log"/>
     <w:p>
       <w:pPr>
         <w:pStyle w:val="Heading1"/>
@@ -26,13 +26,13 @@
         </w:pict>
       </w:r>
     </w:p>
-    <w:bookmarkStart w:id="20" w:name="프로그래매틱-seo-페이지-229개-자동-생성"/>
+    <w:bookmarkStart w:id="20" w:name="내부-블로그-시스템-자동-포스팅-구현"/>
     <w:p>
       <w:pPr>
         <w:pStyle w:val="Heading3"/>
       </w:pPr>
       <w:r>
-        <w:t xml:space="preserve">[2026-04-26 11:30] 프로그래매틱 SEO 페이지 229개 자동 생성</w:t>
+        <w:t xml:space="preserve">[2026-04-26 14:00] 내부 블로그 시스템 + 자동 포스팅 구현</w:t>
       </w:r>
     </w:p>
     <w:p>
@@ -40,19 +40,43 @@
         <w:pStyle w:val="FirstParagraph"/>
       </w:pPr>
       <w:r>
-        <w:t xml:space="preserve">구글 검색에서 외국인이 찾을 수 있도록 대량의 SEO 페이지를 자동으로 만들었습니다.</w:t>
-      </w:r>
-      <w:r>
-        <w:t xml:space="preserve"> </w:t>
-      </w:r>
-      <w:r>
-        <w:t xml:space="preserve">- 시술별 개별 페이지 39개: 코성형, 쌍꺼풀, 라식 등 각 시술의 비용·회복기간·FAQ 안내</w:t>
-      </w:r>
-      <w:r>
-        <w:t xml:space="preserve"> </w:t>
-      </w:r>
-      <w:r>
-        <w:t xml:space="preserve">- 시술×지역 조합 페이지 190개:</w:t>
+        <w:t xml:space="preserve">SEO 유입을 위한 내부 블로그를 만들었습니다. 매일 자동으로 글이 올라갑니다.</w:t>
+      </w:r>
+      <w:r>
+        <w:t xml:space="preserve"> </w:t>
+      </w:r>
+      <w:r>
+        <w:t xml:space="preserve">- 블로그 목록(/blog) + 상세 페이지(/blog/[slug]) 구현</w:t>
+      </w:r>
+      <w:r>
+        <w:t xml:space="preserve"> </w:t>
+      </w:r>
+      <w:r>
+        <w:t xml:space="preserve">- 매일 오후 3시(한국 시간) Claude AI가 K-뷰티 글 1개 자동 작성</w:t>
+      </w:r>
+      <w:r>
+        <w:t xml:space="preserve"> </w:t>
+      </w:r>
+      <w:r>
+        <w:t xml:space="preserve">- 8개 언어 자동 번역 포함, 메뉴에는 노출 안 함 (구글 검색 전용)</w:t>
+      </w:r>
+      <w:r>
+        <w:t xml:space="preserve"> </w:t>
+      </w:r>
+      <w:r>
+        <w:t xml:space="preserve">- 주제: 시술 가이드, 화장품 순위, FAQ, 비용 비교, 성분 분석, 의료관광 팁</w:t>
+      </w:r>
+      <w:r>
+        <w:t xml:space="preserve"> </w:t>
+      </w:r>
+      <w:r>
+        <w:t xml:space="preserve">- 병원명 가격비교 절대 금지 (평균 가격대만 표시)</w:t>
+      </w:r>
+      <w:r>
+        <w:t xml:space="preserve"> </w:t>
+      </w:r>
+      <w:r>
+        <w:t xml:space="preserve">-</w:t>
       </w:r>
       <w:r>
         <w:t xml:space="preserve"> </w:t>
@@ -61,13 +85,22 @@
         <w:t xml:space="preserve">“</w:t>
       </w:r>
       <w:r>
-        <w:t xml:space="preserve">강남 코성형 클리닉</w:t>
+        <w:t xml:space="preserve">AI 활용 제작</w:t>
       </w:r>
       <w:r>
         <w:t xml:space="preserve">”</w:t>
       </w:r>
       <w:r>
-        <w:t xml:space="preserve">,</w:t>
+        <w:t xml:space="preserve"> </w:t>
+      </w:r>
+      <w:r>
+        <w:t xml:space="preserve">표시 자동 삽입 (한국 법 준수)</w:t>
+      </w:r>
+      <w:r>
+        <w:t xml:space="preserve"> </w:t>
+      </w:r>
+      <w:r>
+        <w:t xml:space="preserve">- 첫 글 생성 완료:</w:t>
       </w:r>
       <w:r>
         <w:t xml:space="preserve"> </w:t>
@@ -76,28 +109,10 @@
         <w:t xml:space="preserve">“</w:t>
       </w:r>
       <w:r>
-        <w:t xml:space="preserve">부산 피부과</w:t>
+        <w:t xml:space="preserve">한국 코성형 완전 가이드</w:t>
       </w:r>
       <w:r>
         <w:t xml:space="preserve">”</w:t>
-      </w:r>
-      <w:r>
-        <w:t xml:space="preserve"> </w:t>
-      </w:r>
-      <w:r>
-        <w:t xml:space="preserve">등 검색 키워드 대응</w:t>
-      </w:r>
-      <w:r>
-        <w:t xml:space="preserve"> </w:t>
-      </w:r>
-      <w:r>
-        <w:t xml:space="preserve">- 8개 언어 지원 → 총 1,832개 URL이 구글 sitemap에 등록됨</w:t>
-      </w:r>
-      <w:r>
-        <w:t xml:space="preserve"> </w:t>
-      </w:r>
-      <w:r>
-        <w:t xml:space="preserve">- 각 페이지에 구조화 데이터(FAQ, 클리닉 목록) 포함 → 구글 리치 스니펫 노출 가능</w:t>
       </w:r>
       <w:r>
         <w:t xml:space="preserve"> </w:t>
@@ -114,13 +129,13 @@
       </w:r>
     </w:p>
     <w:bookmarkEnd w:id="20"/>
-    <w:bookmarkStart w:id="21" w:name="ai-추천-결과-공유-기능-추가"/>
+    <w:bookmarkStart w:id="21" w:name="프로그래매틱-seo-페이지-229개-자동-생성"/>
     <w:p>
       <w:pPr>
         <w:pStyle w:val="Heading3"/>
       </w:pPr>
       <w:r>
-        <w:t xml:space="preserve">[2026-04-26 10:00] AI 추천 결과 공유 기능 추가</w:t>
+        <w:t xml:space="preserve">[2026-04-26 11:30] 프로그래매틱 SEO 페이지 229개 자동 생성</w:t>
       </w:r>
     </w:p>
     <w:p>
@@ -128,25 +143,64 @@
         <w:pStyle w:val="FirstParagraph"/>
       </w:pPr>
       <w:r>
-        <w:t xml:space="preserve">AI 검색 결과를 친구에게 쉽게 공유할 수 있는 기능을 만들었습니다.</w:t>
-      </w:r>
-      <w:r>
-        <w:t xml:space="preserve"> </w:t>
-      </w:r>
-      <w:r>
-        <w:t xml:space="preserve">- 검색 결과 하단에 공유 패널 표시 (링크 복사, X(트위터), Facebook, 모바일 공유)</w:t>
-      </w:r>
-      <w:r>
-        <w:t xml:space="preserve"> </w:t>
-      </w:r>
-      <w:r>
-        <w:t xml:space="preserve">- 8개 언어 모두 지원 (한국어, 영어, 중국어, 일본어, 베트남어, 태국어, 러시아어, 몽골어)</w:t>
-      </w:r>
-      <w:r>
-        <w:t xml:space="preserve"> </w:t>
-      </w:r>
-      <w:r>
-        <w:t xml:space="preserve">- 공유받은 사람이 링크 클릭 시 같은 검색 결과 페이지로 바로 이동</w:t>
+        <w:t xml:space="preserve">구글 검색에서 외국인이 찾을 수 있도록 대량의 SEO 페이지를 자동으로 만들었습니다.</w:t>
+      </w:r>
+      <w:r>
+        <w:t xml:space="preserve"> </w:t>
+      </w:r>
+      <w:r>
+        <w:t xml:space="preserve">- 시술별 개별 페이지 39개: 코성형, 쌍꺼풀, 라식 등 각 시술의 비용·회복기간·FAQ 안내</w:t>
+      </w:r>
+      <w:r>
+        <w:t xml:space="preserve"> </w:t>
+      </w:r>
+      <w:r>
+        <w:t xml:space="preserve">- 시술×지역 조합 페이지 190개:</w:t>
+      </w:r>
+      <w:r>
+        <w:t xml:space="preserve"> </w:t>
+      </w:r>
+      <w:r>
+        <w:t xml:space="preserve">“</w:t>
+      </w:r>
+      <w:r>
+        <w:t xml:space="preserve">강남 코성형 클리닉</w:t>
+      </w:r>
+      <w:r>
+        <w:t xml:space="preserve">”</w:t>
+      </w:r>
+      <w:r>
+        <w:t xml:space="preserve">,</w:t>
+      </w:r>
+      <w:r>
+        <w:t xml:space="preserve"> </w:t>
+      </w:r>
+      <w:r>
+        <w:t xml:space="preserve">“</w:t>
+      </w:r>
+      <w:r>
+        <w:t xml:space="preserve">부산 피부과</w:t>
+      </w:r>
+      <w:r>
+        <w:t xml:space="preserve">”</w:t>
+      </w:r>
+      <w:r>
+        <w:t xml:space="preserve"> </w:t>
+      </w:r>
+      <w:r>
+        <w:t xml:space="preserve">등 검색 키워드 대응</w:t>
+      </w:r>
+      <w:r>
+        <w:t xml:space="preserve"> </w:t>
+      </w:r>
+      <w:r>
+        <w:t xml:space="preserve">- 8개 언어 지원 → 총 1,832개 URL이 구글 sitemap에 등록됨</w:t>
+      </w:r>
+      <w:r>
+        <w:t xml:space="preserve"> </w:t>
+      </w:r>
+      <w:r>
+        <w:t xml:space="preserve">- 각 페이지에 구조화 데이터(FAQ, 클리닉 목록) 포함 → 구글 리치 스니펫 노출 가능</w:t>
       </w:r>
       <w:r>
         <w:t xml:space="preserve"> </w:t>
@@ -163,13 +217,13 @@
       </w:r>
     </w:p>
     <w:bookmarkEnd w:id="21"/>
-    <w:bookmarkStart w:id="22" w:name="보안-강화-및-코드-품질-개선"/>
+    <w:bookmarkStart w:id="22" w:name="ai-추천-결과-공유-기능-추가"/>
     <w:p>
       <w:pPr>
         <w:pStyle w:val="Heading3"/>
       </w:pPr>
       <w:r>
-        <w:t xml:space="preserve">[2026-04-25 14:00] 보안 강화 및 코드 품질 개선</w:t>
+        <w:t xml:space="preserve">[2026-04-26 10:00] AI 추천 결과 공유 기능 추가</w:t>
       </w:r>
     </w:p>
     <w:p>
@@ -177,55 +231,31 @@
         <w:pStyle w:val="FirstParagraph"/>
       </w:pPr>
       <w:r>
-        <w:t xml:space="preserve">사용자 입력을 안전하게 처리하고, 관리자 기능의 보안을 높이는 작업입니다.</w:t>
-      </w:r>
-      <w:r>
-        <w:t xml:space="preserve"> </w:t>
-      </w:r>
-      <w:r>
-        <w:t xml:space="preserve">- 악성 코드 입력 방지(XSS) 기능 추가 — 댓글, 게시글 작성 시 자동 적용</w:t>
-      </w:r>
-      <w:r>
-        <w:t xml:space="preserve"> </w:t>
-      </w:r>
-      <w:r>
-        <w:t xml:space="preserve">- 관리자 버그 리포트 페이지: 브라우저에서 직접 DB 접근 → 서버 API 경유로 변경</w:t>
-      </w:r>
-      <w:r>
-        <w:t xml:space="preserve"> </w:t>
-      </w:r>
-      <w:r>
-        <w:t xml:space="preserve">- 로그인 후 이동 경로 조작 방지, 봇 차단(reCAPTCHA) 요청 제한 추가</w:t>
-      </w:r>
-      <w:r>
-        <w:t xml:space="preserve"> </w:t>
-      </w:r>
-      <w:r>
-        <w:t xml:space="preserve">- AI 번역 API 보안 강화, 에러 메시지에서 내부 정보 노출 제거</w:t>
-      </w:r>
-      <w:r>
-        <w:t xml:space="preserve"> </w:t>
-      </w:r>
-      <w:r>
-        <w:t xml:space="preserve">- 관리자 이메일 환경변수를 서버 전용으로 변경 (ADMIN_EMAILS)</w:t>
-      </w:r>
-      <w:r>
-        <w:t xml:space="preserve"> </w:t>
-      </w:r>
-      <w:r>
-        <w:t xml:space="preserve">- 방문자 카운트 동시 접속 시 누락 방지 개선</w:t>
-      </w:r>
-      <w:r>
-        <w:t xml:space="preserve"> </w:t>
-      </w:r>
-      <w:r>
-        <w:t xml:space="preserve">- 버튼 색상 통일 (파란색 #0071e3)</w:t>
-      </w:r>
-      <w:r>
-        <w:t xml:space="preserve"> </w:t>
-      </w:r>
-      <w:r>
-        <w:t xml:space="preserve">- 상태: [완료]</w:t>
+        <w:t xml:space="preserve">AI 검색 결과를 친구에게 쉽게 공유할 수 있는 기능을 만들었습니다.</w:t>
+      </w:r>
+      <w:r>
+        <w:t xml:space="preserve"> </w:t>
+      </w:r>
+      <w:r>
+        <w:t xml:space="preserve">- 검색 결과 하단에 공유 패널 표시 (링크 복사, X(트위터), Facebook, 모바일 공유)</w:t>
+      </w:r>
+      <w:r>
+        <w:t xml:space="preserve"> </w:t>
+      </w:r>
+      <w:r>
+        <w:t xml:space="preserve">- 8개 언어 모두 지원 (한국어, 영어, 중국어, 일본어, 베트남어, 태국어, 러시아어, 몽골어)</w:t>
+      </w:r>
+      <w:r>
+        <w:t xml:space="preserve"> </w:t>
+      </w:r>
+      <w:r>
+        <w:t xml:space="preserve">- 공유받은 사람이 링크 클릭 시 같은 검색 결과 페이지로 바로 이동</w:t>
+      </w:r>
+      <w:r>
+        <w:t xml:space="preserve"> </w:t>
+      </w:r>
+      <w:r>
+        <w:t xml:space="preserve">- [완료]</w:t>
       </w:r>
     </w:p>
     <w:p>
@@ -236,13 +266,13 @@
       </w:r>
     </w:p>
     <w:bookmarkEnd w:id="22"/>
-    <w:bookmarkStart w:id="23" w:name="ai-재점검-하드코딩-잔여-7건-수정"/>
+    <w:bookmarkStart w:id="23" w:name="보안-강화-및-코드-품질-개선"/>
     <w:p>
       <w:pPr>
         <w:pStyle w:val="Heading3"/>
       </w:pPr>
       <w:r>
-        <w:t xml:space="preserve">[2026-04-21 11:30] 3-AI 재점검 — 하드코딩 잔여 7건 수정</w:t>
+        <w:t xml:space="preserve">[2026-04-25 14:00] 보안 강화 및 코드 품질 개선</w:t>
       </w:r>
     </w:p>
     <w:p>
@@ -250,109 +280,49 @@
         <w:pStyle w:val="FirstParagraph"/>
       </w:pPr>
       <w:r>
-        <w:t xml:space="preserve">이전 수정이 올바른지 + 새로운 문제가 있는지 3개 AI로 재점검했습니다.</w:t>
-      </w:r>
-      <w:r>
-        <w:t xml:space="preserve"> </w:t>
-      </w:r>
-      <w:r>
-        <w:t xml:space="preserve">- sitemap에 잘못된 URL(404 발생) 수정</w:t>
-      </w:r>
-      <w:r>
-        <w:t xml:space="preserve"> </w:t>
-      </w:r>
-      <w:r>
-        <w:t xml:space="preserve">- 글쓰기 태그(Flair) 8개 언어 번역 적용</w:t>
-      </w:r>
-      <w:r>
-        <w:t xml:space="preserve"> </w:t>
-      </w:r>
-      <w:r>
-        <w:t xml:space="preserve">- 병원 타입 필터(전체/의원/병원) 8개 언어 번역 적용</w:t>
-      </w:r>
-      <w:r>
-        <w:t xml:space="preserve"> </w:t>
-      </w:r>
-      <w:r>
-        <w:t xml:space="preserve">- 코스메틱 출처/가격 표시 8개 언어 번역 적용</w:t>
-      </w:r>
-      <w:r>
-        <w:t xml:space="preserve"> </w:t>
-      </w:r>
-      <w:r>
-        <w:t xml:space="preserve">- 투표 실패 시 에러 메시지 반환하도록 개선</w:t>
-      </w:r>
-      <w:r>
-        <w:t xml:space="preserve"> </w:t>
-      </w:r>
-      <w:r>
-        <w:t xml:space="preserve">- 모달/검색 접근성 라벨 수정</w:t>
-      </w:r>
-      <w:r>
-        <w:t xml:space="preserve"> </w:t>
-      </w:r>
-      <w:r>
-        <w:t xml:space="preserve">- 상태: [완료]</w:t>
-      </w:r>
-    </w:p>
-    <w:bookmarkEnd w:id="23"/>
-    <w:bookmarkStart w:id="24" w:name="ai-딥서치-보안seo아키텍처-전면-점검-및-수정"/>
-    <w:p>
-      <w:pPr>
-        <w:pStyle w:val="Heading3"/>
-      </w:pPr>
-      <w:r>
-        <w:t xml:space="preserve">[2026-04-21 10:30] 3-AI 딥서치 보안/SEO/아키텍처 전면 점검 및 수정</w:t>
-      </w:r>
-    </w:p>
-    <w:p>
-      <w:pPr>
-        <w:pStyle w:val="FirstParagraph"/>
-      </w:pPr>
-      <w:r>
-        <w:t xml:space="preserve">3개 AI(Claude+Codex+Gemini)로 프로젝트 전체를 보안, 성능, SEO, 아키텍처 관점에서 점검했습니다.</w:t>
-      </w:r>
-      <w:r>
-        <w:t xml:space="preserve"> </w:t>
-      </w:r>
-      <w:r>
-        <w:t xml:space="preserve">- 관리자 페이지 서버 인증 추가 (로그인 안 하면 관리자 화면 접근 불가)</w:t>
-      </w:r>
-      <w:r>
-        <w:t xml:space="preserve"> </w:t>
-      </w:r>
-      <w:r>
-        <w:t xml:space="preserve">- 관리자 이메일 코드 노출 제거 → 환경변수로 이동</w:t>
-      </w:r>
-      <w:r>
-        <w:t xml:space="preserve"> </w:t>
-      </w:r>
-      <w:r>
-        <w:t xml:space="preserve">- 회원가입 시 유저 프로필 자동 생성 트리거 추가 (SQL 필요)</w:t>
-      </w:r>
-      <w:r>
-        <w:t xml:space="preserve"> </w:t>
-      </w:r>
-      <w:r>
-        <w:t xml:space="preserve">- robots.txt 한국어 차단 해제 + sitemap hreflang 추가</w:t>
-      </w:r>
-      <w:r>
-        <w:t xml:space="preserve"> </w:t>
-      </w:r>
-      <w:r>
-        <w:t xml:space="preserve">- 404 페이지 사용자 언어 유지</w:t>
-      </w:r>
-      <w:r>
-        <w:t xml:space="preserve"> </w:t>
-      </w:r>
-      <w:r>
-        <w:t xml:space="preserve">- AI 검색/이벤트 페이지 하드코딩 → 8개 언어 번역</w:t>
-      </w:r>
-      <w:r>
-        <w:t xml:space="preserve"> </w:t>
-      </w:r>
-      <w:r>
-        <w:t xml:space="preserve">- 코드 중복 제거 (FLAIR_STYLE 등 공통 모듈화)</w:t>
+        <w:t xml:space="preserve">사용자 입력을 안전하게 처리하고, 관리자 기능의 보안을 높이는 작업입니다.</w:t>
+      </w:r>
+      <w:r>
+        <w:t xml:space="preserve"> </w:t>
+      </w:r>
+      <w:r>
+        <w:t xml:space="preserve">- 악성 코드 입력 방지(XSS) 기능 추가 — 댓글, 게시글 작성 시 자동 적용</w:t>
+      </w:r>
+      <w:r>
+        <w:t xml:space="preserve"> </w:t>
+      </w:r>
+      <w:r>
+        <w:t xml:space="preserve">- 관리자 버그 리포트 페이지: 브라우저에서 직접 DB 접근 → 서버 API 경유로 변경</w:t>
+      </w:r>
+      <w:r>
+        <w:t xml:space="preserve"> </w:t>
+      </w:r>
+      <w:r>
+        <w:t xml:space="preserve">- 로그인 후 이동 경로 조작 방지, 봇 차단(reCAPTCHA) 요청 제한 추가</w:t>
+      </w:r>
+      <w:r>
+        <w:t xml:space="preserve"> </w:t>
+      </w:r>
+      <w:r>
+        <w:t xml:space="preserve">- AI 번역 API 보안 강화, 에러 메시지에서 내부 정보 노출 제거</w:t>
+      </w:r>
+      <w:r>
+        <w:t xml:space="preserve"> </w:t>
+      </w:r>
+      <w:r>
+        <w:t xml:space="preserve">- 관리자 이메일 환경변수를 서버 전용으로 변경 (ADMIN_EMAILS)</w:t>
+      </w:r>
+      <w:r>
+        <w:t xml:space="preserve"> </w:t>
+      </w:r>
+      <w:r>
+        <w:t xml:space="preserve">- 방문자 카운트 동시 접속 시 누락 방지 개선</w:t>
+      </w:r>
+      <w:r>
+        <w:t xml:space="preserve"> </w:t>
+      </w:r>
+      <w:r>
+        <w:t xml:space="preserve">- 버튼 색상 통일 (파란색 #0071e3)</w:t>
       </w:r>
       <w:r>
         <w:t xml:space="preserve"> </w:t>
@@ -368,14 +338,74 @@
         </w:pict>
       </w:r>
     </w:p>
+    <w:bookmarkEnd w:id="23"/>
+    <w:bookmarkStart w:id="24" w:name="ai-재점검-하드코딩-잔여-7건-수정"/>
+    <w:p>
+      <w:pPr>
+        <w:pStyle w:val="Heading3"/>
+      </w:pPr>
+      <w:r>
+        <w:t xml:space="preserve">[2026-04-21 11:30] 3-AI 재점검 — 하드코딩 잔여 7건 수정</w:t>
+      </w:r>
+    </w:p>
+    <w:p>
+      <w:pPr>
+        <w:pStyle w:val="FirstParagraph"/>
+      </w:pPr>
+      <w:r>
+        <w:t xml:space="preserve">이전 수정이 올바른지 + 새로운 문제가 있는지 3개 AI로 재점검했습니다.</w:t>
+      </w:r>
+      <w:r>
+        <w:t xml:space="preserve"> </w:t>
+      </w:r>
+      <w:r>
+        <w:t xml:space="preserve">- sitemap에 잘못된 URL(404 발생) 수정</w:t>
+      </w:r>
+      <w:r>
+        <w:t xml:space="preserve"> </w:t>
+      </w:r>
+      <w:r>
+        <w:t xml:space="preserve">- 글쓰기 태그(Flair) 8개 언어 번역 적용</w:t>
+      </w:r>
+      <w:r>
+        <w:t xml:space="preserve"> </w:t>
+      </w:r>
+      <w:r>
+        <w:t xml:space="preserve">- 병원 타입 필터(전체/의원/병원) 8개 언어 번역 적용</w:t>
+      </w:r>
+      <w:r>
+        <w:t xml:space="preserve"> </w:t>
+      </w:r>
+      <w:r>
+        <w:t xml:space="preserve">- 코스메틱 출처/가격 표시 8개 언어 번역 적용</w:t>
+      </w:r>
+      <w:r>
+        <w:t xml:space="preserve"> </w:t>
+      </w:r>
+      <w:r>
+        <w:t xml:space="preserve">- 투표 실패 시 에러 메시지 반환하도록 개선</w:t>
+      </w:r>
+      <w:r>
+        <w:t xml:space="preserve"> </w:t>
+      </w:r>
+      <w:r>
+        <w:t xml:space="preserve">- 모달/검색 접근성 라벨 수정</w:t>
+      </w:r>
+      <w:r>
+        <w:t xml:space="preserve"> </w:t>
+      </w:r>
+      <w:r>
+        <w:t xml:space="preserve">- 상태: [완료]</w:t>
+      </w:r>
+    </w:p>
     <w:bookmarkEnd w:id="24"/>
-    <w:bookmarkStart w:id="25" w:name="외국인-유저-추가-이슈-일괄-수정-ccg-점검-2차"/>
+    <w:bookmarkStart w:id="25" w:name="ai-딥서치-보안seo아키텍처-전면-점검-및-수정"/>
     <w:p>
       <w:pPr>
         <w:pStyle w:val="Heading3"/>
       </w:pPr>
       <w:r>
-        <w:t xml:space="preserve">[2026-04-20 23:30] 외국인 유저 추가 이슈 일괄 수정 (CCG 점검 2차)</w:t>
+        <w:t xml:space="preserve">[2026-04-21 10:30] 3-AI 딥서치 보안/SEO/아키텍처 전면 점검 및 수정</w:t>
       </w:r>
     </w:p>
     <w:p>
@@ -383,43 +413,49 @@
         <w:pStyle w:val="FirstParagraph"/>
       </w:pPr>
       <w:r>
-        <w:t xml:space="preserve">3개 AI 점검에서 발견된 추가 문제 11건을 수정했습니다.</w:t>
-      </w:r>
-      <w:r>
-        <w:t xml:space="preserve"> </w:t>
-      </w:r>
-      <w:r>
-        <w:t xml:space="preserve">- 게시글 목록: 카테고리 매핑 오류 + 정렬 오류 수정</w:t>
-      </w:r>
-      <w:r>
-        <w:t xml:space="preserve"> </w:t>
-      </w:r>
-      <w:r>
-        <w:t xml:space="preserve">- 게���글 목록: 검색/삭제 버튼 8개 언어 번역 적용</w:t>
-      </w:r>
-      <w:r>
-        <w:t xml:space="preserve"> </w:t>
-      </w:r>
-      <w:r>
-        <w:t xml:space="preserve">- 게시글 상세: 날짜가 사용자 언어에 맞게 표시되도록 수정</w:t>
-      </w:r>
-      <w:r>
-        <w:t xml:space="preserve"> </w:t>
-      </w:r>
-      <w:r>
-        <w:t xml:space="preserve">- 추천/비추천: 새로고침해도 유지되도록 DB 저장 방식으로 변경</w:t>
-      </w:r>
-      <w:r>
-        <w:t xml:space="preserve"> </w:t>
-      </w:r>
-      <w:r>
-        <w:t xml:space="preserve">- 헤더: 모바일 메뉴 8개 언어 번역 + 긴 텍스트 잘림 방지</w:t>
-      </w:r>
-      <w:r>
-        <w:t xml:space="preserve"> </w:t>
-      </w:r>
-      <w:r>
-        <w:t xml:space="preserve">- 헤더: 언어 변경 시 검색 조건이 유지되도록 수정</w:t>
+        <w:t xml:space="preserve">3개 AI(Claude+Codex+Gemini)로 프로젝트 전체를 보안, 성능, SEO, 아키텍처 관점에서 점검했습니다.</w:t>
+      </w:r>
+      <w:r>
+        <w:t xml:space="preserve"> </w:t>
+      </w:r>
+      <w:r>
+        <w:t xml:space="preserve">- 관리자 페이지 서버 인증 추가 (로그인 안 하면 관리자 화면 접근 불가)</w:t>
+      </w:r>
+      <w:r>
+        <w:t xml:space="preserve"> </w:t>
+      </w:r>
+      <w:r>
+        <w:t xml:space="preserve">- 관리자 이메일 코드 노출 제거 → 환경변수로 이동</w:t>
+      </w:r>
+      <w:r>
+        <w:t xml:space="preserve"> </w:t>
+      </w:r>
+      <w:r>
+        <w:t xml:space="preserve">- 회원가입 시 유저 프로필 자동 생성 트리거 추가 (SQL 필요)</w:t>
+      </w:r>
+      <w:r>
+        <w:t xml:space="preserve"> </w:t>
+      </w:r>
+      <w:r>
+        <w:t xml:space="preserve">- robots.txt 한국어 차단 해제 + sitemap hreflang 추가</w:t>
+      </w:r>
+      <w:r>
+        <w:t xml:space="preserve"> </w:t>
+      </w:r>
+      <w:r>
+        <w:t xml:space="preserve">- 404 페이지 사용자 언어 유지</w:t>
+      </w:r>
+      <w:r>
+        <w:t xml:space="preserve"> </w:t>
+      </w:r>
+      <w:r>
+        <w:t xml:space="preserve">- AI 검색/이벤트 페이지 하드코딩 → 8개 언어 번역</w:t>
+      </w:r>
+      <w:r>
+        <w:t xml:space="preserve"> </w:t>
+      </w:r>
+      <w:r>
+        <w:t xml:space="preserve">- 코드 중복 제거 (FLAIR_STYLE 등 공통 모듈화)</w:t>
       </w:r>
       <w:r>
         <w:t xml:space="preserve"> </w:t>
@@ -436,13 +472,13 @@
       </w:r>
     </w:p>
     <w:bookmarkEnd w:id="25"/>
-    <w:bookmarkStart w:id="26" w:name="외국인-유저-글쓰기-다국어-완전-점검-및-수정"/>
+    <w:bookmarkStart w:id="26" w:name="외국인-유저-추가-이슈-일괄-수정-ccg-점검-2차"/>
     <w:p>
       <w:pPr>
         <w:pStyle w:val="Heading3"/>
       </w:pPr>
       <w:r>
-        <w:t xml:space="preserve">[2026-04-20 23:00] 외국인 유저 글쓰기 다국어 완전 점검 및 수정</w:t>
+        <w:t xml:space="preserve">[2026-04-20 23:30] 외국인 유저 추가 이슈 일괄 수정 (CCG 점검 2차)</w:t>
       </w:r>
     </w:p>
     <w:p>
@@ -450,43 +486,43 @@
         <w:pStyle w:val="FirstParagraph"/>
       </w:pPr>
       <w:r>
-        <w:t xml:space="preserve">외국인이 글을 쓸 때 발생하는 문제를 3개 AI(Claude+Codex+Gemini)로 전수 점검했습니다.</w:t>
-      </w:r>
-      <w:r>
-        <w:t xml:space="preserve"> </w:t>
-      </w:r>
-      <w:r>
-        <w:t xml:space="preserve">- 게시판 6개(K-POP, K-Food, K-Drama 등) 누락 → DB에 추가 완료</w:t>
-      </w:r>
-      <w:r>
-        <w:t xml:space="preserve"> </w:t>
-      </w:r>
-      <w:r>
-        <w:t xml:space="preserve">- 글쓰기 화면이 한국어/영어로만 표시되던 문제 → 8개 언어 번역 적용</w:t>
-      </w:r>
-      <w:r>
-        <w:t xml:space="preserve"> </w:t>
-      </w:r>
-      <w:r>
-        <w:t xml:space="preserve">- 이미지 업로드 에러가 한국어로만 뜨던 문제 → 8개 언어 지원</w:t>
-      </w:r>
-      <w:r>
-        <w:t xml:space="preserve"> </w:t>
-      </w:r>
-      <w:r>
-        <w:t xml:space="preserve">- 로그인 에러 메시지 8개 언어 지원</w:t>
-      </w:r>
-      <w:r>
-        <w:t xml:space="preserve"> </w:t>
-      </w:r>
-      <w:r>
-        <w:t xml:space="preserve">- 구글 로그인 후 언어가 영어로 바뀌던 문제 수정</w:t>
-      </w:r>
-      <w:r>
-        <w:t xml:space="preserve"> </w:t>
-      </w:r>
-      <w:r>
-        <w:t xml:space="preserve">- 댓글 삭제 시 권한 체크 오류 수정</w:t>
+        <w:t xml:space="preserve">3개 AI 점검에서 발견된 추가 문제 11건을 수정했습니다.</w:t>
+      </w:r>
+      <w:r>
+        <w:t xml:space="preserve"> </w:t>
+      </w:r>
+      <w:r>
+        <w:t xml:space="preserve">- 게시글 목록: 카테고리 매핑 오류 + 정렬 오류 수정</w:t>
+      </w:r>
+      <w:r>
+        <w:t xml:space="preserve"> </w:t>
+      </w:r>
+      <w:r>
+        <w:t xml:space="preserve">- 게���글 목록: 검색/삭제 버튼 8개 언어 번역 적용</w:t>
+      </w:r>
+      <w:r>
+        <w:t xml:space="preserve"> </w:t>
+      </w:r>
+      <w:r>
+        <w:t xml:space="preserve">- 게시글 상세: 날짜가 사용자 언어에 맞게 표시되도록 수정</w:t>
+      </w:r>
+      <w:r>
+        <w:t xml:space="preserve"> </w:t>
+      </w:r>
+      <w:r>
+        <w:t xml:space="preserve">- 추천/비추천: 새로고침해도 유지되도록 DB 저장 방식으로 변경</w:t>
+      </w:r>
+      <w:r>
+        <w:t xml:space="preserve"> </w:t>
+      </w:r>
+      <w:r>
+        <w:t xml:space="preserve">- 헤더: 모바일 메뉴 8개 언어 번역 + 긴 텍스트 잘림 방지</w:t>
+      </w:r>
+      <w:r>
+        <w:t xml:space="preserve"> </w:t>
+      </w:r>
+      <w:r>
+        <w:t xml:space="preserve">- 헤더: 언어 변경 시 검색 조건이 유지되도록 수정</w:t>
       </w:r>
       <w:r>
         <w:t xml:space="preserve"> </w:t>
@@ -503,7 +539,74 @@
       </w:r>
     </w:p>
     <w:bookmarkEnd w:id="26"/>
-    <w:bookmarkStart w:id="27" w:name="검색-연결-버그-수정-사이트-점검-기능-관리자-구글-로그인"/>
+    <w:bookmarkStart w:id="27" w:name="외국인-유저-글쓰기-다국어-완전-점검-및-수정"/>
+    <w:p>
+      <w:pPr>
+        <w:pStyle w:val="Heading3"/>
+      </w:pPr>
+      <w:r>
+        <w:t xml:space="preserve">[2026-04-20 23:00] 외국인 유저 글쓰기 다국어 완전 점검 및 수정</w:t>
+      </w:r>
+    </w:p>
+    <w:p>
+      <w:pPr>
+        <w:pStyle w:val="FirstParagraph"/>
+      </w:pPr>
+      <w:r>
+        <w:t xml:space="preserve">외국인이 글을 쓸 때 발생하는 문제를 3개 AI(Claude+Codex+Gemini)로 전수 점검했습니다.</w:t>
+      </w:r>
+      <w:r>
+        <w:t xml:space="preserve"> </w:t>
+      </w:r>
+      <w:r>
+        <w:t xml:space="preserve">- 게시판 6개(K-POP, K-Food, K-Drama 등) 누락 → DB에 추가 완료</w:t>
+      </w:r>
+      <w:r>
+        <w:t xml:space="preserve"> </w:t>
+      </w:r>
+      <w:r>
+        <w:t xml:space="preserve">- 글쓰기 화면이 한국어/영어로만 표시되던 문제 → 8개 언어 번역 적용</w:t>
+      </w:r>
+      <w:r>
+        <w:t xml:space="preserve"> </w:t>
+      </w:r>
+      <w:r>
+        <w:t xml:space="preserve">- 이미지 업로드 에러가 한국어로만 뜨던 문제 → 8개 언어 지원</w:t>
+      </w:r>
+      <w:r>
+        <w:t xml:space="preserve"> </w:t>
+      </w:r>
+      <w:r>
+        <w:t xml:space="preserve">- 로그인 에러 메시지 8개 언어 지원</w:t>
+      </w:r>
+      <w:r>
+        <w:t xml:space="preserve"> </w:t>
+      </w:r>
+      <w:r>
+        <w:t xml:space="preserve">- 구글 로그인 후 언어가 영어로 바뀌던 문제 수정</w:t>
+      </w:r>
+      <w:r>
+        <w:t xml:space="preserve"> </w:t>
+      </w:r>
+      <w:r>
+        <w:t xml:space="preserve">- 댓글 삭제 시 권한 체크 오류 수정</w:t>
+      </w:r>
+      <w:r>
+        <w:t xml:space="preserve"> </w:t>
+      </w:r>
+      <w:r>
+        <w:t xml:space="preserve">- 상태: [완료]</w:t>
+      </w:r>
+    </w:p>
+    <w:p>
+      <w:r>
+        <w:pict>
+          <v:rect style="width:0;height:1.5pt" o:hralign="center" o:hrstd="t" o:hr="t"/>
+        </w:pict>
+      </w:r>
+    </w:p>
+    <w:bookmarkEnd w:id="27"/>
+    <w:bookmarkStart w:id="28" w:name="검색-연결-버그-수정-사이트-점검-기능-관리자-구글-로그인"/>
     <w:p>
       <w:pPr>
         <w:pStyle w:val="Heading3"/>
@@ -673,8 +776,8 @@
         </w:pict>
       </w:r>
     </w:p>
-    <w:bookmarkEnd w:id="27"/>
-    <w:bookmarkStart w:id="28" w:name="데이터-동기화-수정-ai-검색-최소-10건-보장"/>
+    <w:bookmarkEnd w:id="28"/>
+    <w:bookmarkStart w:id="29" w:name="데이터-동기화-수정-ai-검색-최소-10건-보장"/>
     <w:p>
       <w:pPr>
         <w:pStyle w:val="Heading3"/>
@@ -796,8 +899,8 @@
         </w:pict>
       </w:r>
     </w:p>
-    <w:bookmarkEnd w:id="28"/>
-    <w:bookmarkStart w:id="29" w:name="관리자-패널-전면-개편-13단계-ai-검색-최적화"/>
+    <w:bookmarkEnd w:id="29"/>
+    <w:bookmarkStart w:id="30" w:name="관리자-패널-전면-개편-13단계-ai-검색-최적화"/>
     <w:p>
       <w:pPr>
         <w:pStyle w:val="Heading3"/>
@@ -967,8 +1070,8 @@
         </w:pict>
       </w:r>
     </w:p>
-    <w:bookmarkEnd w:id="29"/>
-    <w:bookmarkStart w:id="30" w:name="화장품-순위-자동-수집-cron-구축"/>
+    <w:bookmarkEnd w:id="30"/>
+    <w:bookmarkStart w:id="31" w:name="화장품-순위-자동-수집-cron-구축"/>
     <w:p>
       <w:pPr>
         <w:pStyle w:val="Heading3"/>
@@ -1048,8 +1151,8 @@
         </w:pict>
       </w:r>
     </w:p>
-    <w:bookmarkEnd w:id="30"/>
-    <w:bookmarkStart w:id="31" w:name="highmedium-이슈-22건-일괄-수정"/>
+    <w:bookmarkEnd w:id="31"/>
+    <w:bookmarkStart w:id="32" w:name="highmedium-이슈-22건-일괄-수정"/>
     <w:p>
       <w:pPr>
         <w:pStyle w:val="Heading3"/>
@@ -1138,8 +1241,8 @@
         </w:pict>
       </w:r>
     </w:p>
-    <w:bookmarkEnd w:id="31"/>
-    <w:bookmarkStart w:id="32" w:name="ccg-3-ai-전체-기능-점검-critical-이슈-6건-수정"/>
+    <w:bookmarkEnd w:id="32"/>
+    <w:bookmarkStart w:id="33" w:name="ccg-3-ai-전체-기능-점검-critical-이슈-6건-수정"/>
     <w:p>
       <w:pPr>
         <w:pStyle w:val="Heading3"/>
@@ -3312,8 +3415,8 @@
         <w:t xml:space="preserve">- README.md 8개국 언어, 프로젝트 구조 현행화</w:t>
       </w:r>
     </w:p>
-    <w:bookmarkEnd w:id="32"/>
     <w:bookmarkEnd w:id="33"/>
+    <w:bookmarkEnd w:id="34"/>
     <w:sectPr/>
   </w:body>
 </w:document>

--- a/docs/exports/DEV_LOG.docx
+++ b/docs/exports/DEV_LOG.docx
@@ -2,7 +2,7 @@
 <file path=word/document.xml><?xml version="1.0" encoding="utf-8"?>
 <w:document xmlns:w="http://schemas.openxmlformats.org/wordprocessingml/2006/main" xmlns:m="http://schemas.openxmlformats.org/officeDocument/2006/math" xmlns:r="http://schemas.openxmlformats.org/officeDocument/2006/relationships" xmlns:o="urn:schemas-microsoft-com:office:office" xmlns:v="urn:schemas-microsoft-com:vml" xmlns:w10="urn:schemas-microsoft-com:office:word" xmlns:a="http://schemas.openxmlformats.org/drawingml/2006/main" xmlns:pic="http://schemas.openxmlformats.org/drawingml/2006/picture" xmlns:wp="http://schemas.openxmlformats.org/drawingml/2006/wordprocessingDrawing">
   <w:body>
-    <w:bookmarkStart w:id="34" w:name="개발-작업-기록-development-log"/>
+    <w:bookmarkStart w:id="35" w:name="개발-작업-기록-development-log"/>
     <w:p>
       <w:pPr>
         <w:pStyle w:val="Heading1"/>
@@ -26,13 +26,13 @@
         </w:pict>
       </w:r>
     </w:p>
-    <w:bookmarkStart w:id="20" w:name="내부-블로그-시스템-자동-포스팅-구현"/>
+    <w:bookmarkStart w:id="20" w:name="미완료-작업-일괄-점검-마케팅-콘텐츠-생성"/>
     <w:p>
       <w:pPr>
         <w:pStyle w:val="Heading3"/>
       </w:pPr>
       <w:r>
-        <w:t xml:space="preserve">[2026-04-26 14:00] 내부 블로그 시스템 + 자동 포스팅 구현</w:t>
+        <w:t xml:space="preserve">[2026-05-01 15:00] 미완료 작업 일괄 점검 + 마케팅 콘텐츠 생성</w:t>
       </w:r>
     </w:p>
     <w:p>
@@ -40,43 +40,25 @@
         <w:pStyle w:val="FirstParagraph"/>
       </w:pPr>
       <w:r>
-        <w:t xml:space="preserve">SEO 유입을 위한 내부 블로그를 만들었습니다. 매일 자동으로 글이 올라갑니다.</w:t>
-      </w:r>
-      <w:r>
-        <w:t xml:space="preserve"> </w:t>
-      </w:r>
-      <w:r>
-        <w:t xml:space="preserve">- 블로그 목록(/blog) + 상세 페이지(/blog/[slug]) 구현</w:t>
-      </w:r>
-      <w:r>
-        <w:t xml:space="preserve"> </w:t>
-      </w:r>
-      <w:r>
-        <w:t xml:space="preserve">- 매일 오후 3시(한국 시간) Claude AI가 K-뷰티 글 1개 자동 작성</w:t>
-      </w:r>
-      <w:r>
-        <w:t xml:space="preserve"> </w:t>
-      </w:r>
-      <w:r>
-        <w:t xml:space="preserve">- 8개 언어 자동 번역 포함, 메뉴에는 노출 안 함 (구글 검색 전용)</w:t>
-      </w:r>
-      <w:r>
-        <w:t xml:space="preserve"> </w:t>
-      </w:r>
-      <w:r>
-        <w:t xml:space="preserve">- 주제: 시술 가이드, 화장품 순위, FAQ, 비용 비교, 성분 분석, 의료관광 팁</w:t>
-      </w:r>
-      <w:r>
-        <w:t xml:space="preserve"> </w:t>
-      </w:r>
-      <w:r>
-        <w:t xml:space="preserve">- 병원명 가격비교 절대 금지 (평균 가격대만 표시)</w:t>
-      </w:r>
-      <w:r>
-        <w:t xml:space="preserve"> </w:t>
-      </w:r>
-      <w:r>
-        <w:t xml:space="preserve">-</w:t>
+        <w:t xml:space="preserve">KBBG 프로젝트의 미완료 작업들을 자동으로 처리할 수 있는 것부터 진행했습니다.</w:t>
+      </w:r>
+      <w:r>
+        <w:t xml:space="preserve"> </w:t>
+      </w:r>
+      <w:r>
+        <w:t xml:space="preserve">- KBBG 블로그 500 에러 → 정상 작동 확인 완료 (HTTP 200)</w:t>
+      </w:r>
+      <w:r>
+        <w:t xml:space="preserve"> </w:t>
+      </w:r>
+      <w:r>
+        <w:t xml:space="preserve">- 4개 블로그 이미지 중복 → 중복 없음 확인 완료 (최근 20개 포스트)</w:t>
+      </w:r>
+      <w:r>
+        <w:t xml:space="preserve"> </w:t>
+      </w:r>
+      <w:r>
+        <w:t xml:space="preserve">- 외부 블로그 사이트명 수정: kskindaily</w:t>
       </w:r>
       <w:r>
         <w:t xml:space="preserve"> </w:t>
@@ -85,34 +67,79 @@
         <w:t xml:space="preserve">“</w:t>
       </w:r>
       <w:r>
-        <w:t xml:space="preserve">AI 활용 제작</w:t>
+        <w:t xml:space="preserve">K Blog</w:t>
       </w:r>
       <w:r>
         <w:t xml:space="preserve">”</w:t>
       </w:r>
       <w:r>
-        <w:t xml:space="preserve"> </w:t>
-      </w:r>
-      <w:r>
-        <w:t xml:space="preserve">표시 자동 삽입 (한국 법 준수)</w:t>
-      </w:r>
-      <w:r>
-        <w:t xml:space="preserve"> </w:t>
-      </w:r>
-      <w:r>
-        <w:t xml:space="preserve">- 첫 글 생성 완료:</w:t>
-      </w:r>
-      <w:r>
-        <w:t xml:space="preserve"> </w:t>
+        <w:t xml:space="preserve">→</w:t>
       </w:r>
       <w:r>
         <w:t xml:space="preserve">“</w:t>
       </w:r>
       <w:r>
-        <w:t xml:space="preserve">한국 코성형 완전 가이드</w:t>
+        <w:t xml:space="preserve">K Skin Daily</w:t>
       </w:r>
       <w:r>
         <w:t xml:space="preserve">”</w:t>
+      </w:r>
+      <w:r>
+        <w:t xml:space="preserve">, dailyhallyuwave</w:t>
+      </w:r>
+      <w:r>
+        <w:t xml:space="preserve"> </w:t>
+      </w:r>
+      <w:r>
+        <w:t xml:space="preserve">“</w:t>
+      </w:r>
+      <w:r>
+        <w:t xml:space="preserve">K Blog</w:t>
+      </w:r>
+      <w:r>
+        <w:t xml:space="preserve">”</w:t>
+      </w:r>
+      <w:r>
+        <w:t xml:space="preserve">→</w:t>
+      </w:r>
+      <w:r>
+        <w:t xml:space="preserve">“</w:t>
+      </w:r>
+      <w:r>
+        <w:t xml:space="preserve">Daily Hallyu Wave</w:t>
+      </w:r>
+      <w:r>
+        <w:t xml:space="preserve">”</w:t>
+      </w:r>
+      <w:r>
+        <w:t xml:space="preserve"> </w:t>
+      </w:r>
+      <w:r>
+        <w:t xml:space="preserve">(siteId도 수정)</w:t>
+      </w:r>
+      <w:r>
+        <w:t xml:space="preserve"> </w:t>
+      </w:r>
+      <w:r>
+        <w:t xml:space="preserve">- 외부 블로그 3개 DNS → SERVFAIL (도메인 등록/DNS 설정 필요, 별도 진행 예정)</w:t>
+      </w:r>
+      <w:r>
+        <w:t xml:space="preserve"> </w:t>
+      </w:r>
+      <w:r>
+        <w:t xml:space="preserve">- Quora 자문자답 세트 20개 생성 (docs/quora-qa-20.md)</w:t>
+      </w:r>
+      <w:r>
+        <w:t xml:space="preserve"> </w:t>
+      </w:r>
+      <w:r>
+        <w:t xml:space="preserve">- Reddit 답변 템플릿 10개 생성 (docs/reddit-templates-10.md)</w:t>
+      </w:r>
+      <w:r>
+        <w:t xml:space="preserve"> </w:t>
+      </w:r>
+      <w:r>
+        <w:t xml:space="preserve">- docx 변환 완료 (docs/exports/)</w:t>
       </w:r>
       <w:r>
         <w:t xml:space="preserve"> </w:t>
@@ -129,13 +156,13 @@
       </w:r>
     </w:p>
     <w:bookmarkEnd w:id="20"/>
-    <w:bookmarkStart w:id="21" w:name="프로그래매틱-seo-페이지-229개-자동-생성"/>
+    <w:bookmarkStart w:id="21" w:name="내부-블로그-시스템-자동-포스팅-구현"/>
     <w:p>
       <w:pPr>
         <w:pStyle w:val="Heading3"/>
       </w:pPr>
       <w:r>
-        <w:t xml:space="preserve">[2026-04-26 11:30] 프로그래매틱 SEO 페이지 229개 자동 생성</w:t>
+        <w:t xml:space="preserve">[2026-04-26 14:00] 내부 블로그 시스템 + 자동 포스팅 구현</w:t>
       </w:r>
     </w:p>
     <w:p>
@@ -143,19 +170,43 @@
         <w:pStyle w:val="FirstParagraph"/>
       </w:pPr>
       <w:r>
-        <w:t xml:space="preserve">구글 검색에서 외국인이 찾을 수 있도록 대량의 SEO 페이지를 자동으로 만들었습니다.</w:t>
-      </w:r>
-      <w:r>
-        <w:t xml:space="preserve"> </w:t>
-      </w:r>
-      <w:r>
-        <w:t xml:space="preserve">- 시술별 개별 페이지 39개: 코성형, 쌍꺼풀, 라식 등 각 시술의 비용·회복기간·FAQ 안내</w:t>
-      </w:r>
-      <w:r>
-        <w:t xml:space="preserve"> </w:t>
-      </w:r>
-      <w:r>
-        <w:t xml:space="preserve">- 시술×지역 조합 페이지 190개:</w:t>
+        <w:t xml:space="preserve">SEO 유입을 위한 내부 블로그를 만들었습니다. 매일 자동으로 글이 올라갑니다.</w:t>
+      </w:r>
+      <w:r>
+        <w:t xml:space="preserve"> </w:t>
+      </w:r>
+      <w:r>
+        <w:t xml:space="preserve">- 블로그 목록(/blog) + 상세 페이지(/blog/[slug]) 구현</w:t>
+      </w:r>
+      <w:r>
+        <w:t xml:space="preserve"> </w:t>
+      </w:r>
+      <w:r>
+        <w:t xml:space="preserve">- 매일 오후 3시(한국 시간) Claude AI가 K-뷰티 글 1개 자동 작성</w:t>
+      </w:r>
+      <w:r>
+        <w:t xml:space="preserve"> </w:t>
+      </w:r>
+      <w:r>
+        <w:t xml:space="preserve">- 8개 언어 자동 번역 포함, 메뉴에는 노출 안 함 (구글 검색 전용)</w:t>
+      </w:r>
+      <w:r>
+        <w:t xml:space="preserve"> </w:t>
+      </w:r>
+      <w:r>
+        <w:t xml:space="preserve">- 주제: 시술 가이드, 화장품 순위, FAQ, 비용 비교, 성분 분석, 의료관광 팁</w:t>
+      </w:r>
+      <w:r>
+        <w:t xml:space="preserve"> </w:t>
+      </w:r>
+      <w:r>
+        <w:t xml:space="preserve">- 병원명 가격비교 절대 금지 (평균 가격대만 표시)</w:t>
+      </w:r>
+      <w:r>
+        <w:t xml:space="preserve"> </w:t>
+      </w:r>
+      <w:r>
+        <w:t xml:space="preserve">-</w:t>
       </w:r>
       <w:r>
         <w:t xml:space="preserve"> </w:t>
@@ -164,13 +215,22 @@
         <w:t xml:space="preserve">“</w:t>
       </w:r>
       <w:r>
-        <w:t xml:space="preserve">강남 코성형 클리닉</w:t>
+        <w:t xml:space="preserve">AI 활용 제작</w:t>
       </w:r>
       <w:r>
         <w:t xml:space="preserve">”</w:t>
       </w:r>
       <w:r>
-        <w:t xml:space="preserve">,</w:t>
+        <w:t xml:space="preserve"> </w:t>
+      </w:r>
+      <w:r>
+        <w:t xml:space="preserve">표시 자동 삽입 (한국 법 준수)</w:t>
+      </w:r>
+      <w:r>
+        <w:t xml:space="preserve"> </w:t>
+      </w:r>
+      <w:r>
+        <w:t xml:space="preserve">- 첫 글 생성 완료:</w:t>
       </w:r>
       <w:r>
         <w:t xml:space="preserve"> </w:t>
@@ -179,28 +239,10 @@
         <w:t xml:space="preserve">“</w:t>
       </w:r>
       <w:r>
-        <w:t xml:space="preserve">부산 피부과</w:t>
+        <w:t xml:space="preserve">한국 코성형 완전 가이드</w:t>
       </w:r>
       <w:r>
         <w:t xml:space="preserve">”</w:t>
-      </w:r>
-      <w:r>
-        <w:t xml:space="preserve"> </w:t>
-      </w:r>
-      <w:r>
-        <w:t xml:space="preserve">등 검색 키워드 대응</w:t>
-      </w:r>
-      <w:r>
-        <w:t xml:space="preserve"> </w:t>
-      </w:r>
-      <w:r>
-        <w:t xml:space="preserve">- 8개 언어 지원 → 총 1,832개 URL이 구글 sitemap에 등록됨</w:t>
-      </w:r>
-      <w:r>
-        <w:t xml:space="preserve"> </w:t>
-      </w:r>
-      <w:r>
-        <w:t xml:space="preserve">- 각 페이지에 구조화 데이터(FAQ, 클리닉 목록) 포함 → 구글 리치 스니펫 노출 가능</w:t>
       </w:r>
       <w:r>
         <w:t xml:space="preserve"> </w:t>
@@ -217,13 +259,13 @@
       </w:r>
     </w:p>
     <w:bookmarkEnd w:id="21"/>
-    <w:bookmarkStart w:id="22" w:name="ai-추천-결과-공유-기능-추가"/>
+    <w:bookmarkStart w:id="22" w:name="프로그래매틱-seo-페이지-229개-자동-생성"/>
     <w:p>
       <w:pPr>
         <w:pStyle w:val="Heading3"/>
       </w:pPr>
       <w:r>
-        <w:t xml:space="preserve">[2026-04-26 10:00] AI 추천 결과 공유 기능 추가</w:t>
+        <w:t xml:space="preserve">[2026-04-26 11:30] 프로그래매틱 SEO 페이지 229개 자동 생성</w:t>
       </w:r>
     </w:p>
     <w:p>
@@ -231,25 +273,64 @@
         <w:pStyle w:val="FirstParagraph"/>
       </w:pPr>
       <w:r>
-        <w:t xml:space="preserve">AI 검색 결과를 친구에게 쉽게 공유할 수 있는 기능을 만들었습니다.</w:t>
-      </w:r>
-      <w:r>
-        <w:t xml:space="preserve"> </w:t>
-      </w:r>
-      <w:r>
-        <w:t xml:space="preserve">- 검색 결과 하단에 공유 패널 표시 (링크 복사, X(트위터), Facebook, 모바일 공유)</w:t>
-      </w:r>
-      <w:r>
-        <w:t xml:space="preserve"> </w:t>
-      </w:r>
-      <w:r>
-        <w:t xml:space="preserve">- 8개 언어 모두 지원 (한국어, 영어, 중국어, 일본어, 베트남어, 태국어, 러시아어, 몽골어)</w:t>
-      </w:r>
-      <w:r>
-        <w:t xml:space="preserve"> </w:t>
-      </w:r>
-      <w:r>
-        <w:t xml:space="preserve">- 공유받은 사람이 링크 클릭 시 같은 검색 결과 페이지로 바로 이동</w:t>
+        <w:t xml:space="preserve">구글 검색에서 외국인이 찾을 수 있도록 대량의 SEO 페이지를 자동으로 만들었습니다.</w:t>
+      </w:r>
+      <w:r>
+        <w:t xml:space="preserve"> </w:t>
+      </w:r>
+      <w:r>
+        <w:t xml:space="preserve">- 시술별 개별 페이지 39개: 코성형, 쌍꺼풀, 라식 등 각 시술의 비용·회복기간·FAQ 안내</w:t>
+      </w:r>
+      <w:r>
+        <w:t xml:space="preserve"> </w:t>
+      </w:r>
+      <w:r>
+        <w:t xml:space="preserve">- 시술×지역 조합 페이지 190개:</w:t>
+      </w:r>
+      <w:r>
+        <w:t xml:space="preserve"> </w:t>
+      </w:r>
+      <w:r>
+        <w:t xml:space="preserve">“</w:t>
+      </w:r>
+      <w:r>
+        <w:t xml:space="preserve">강남 코성형 클리닉</w:t>
+      </w:r>
+      <w:r>
+        <w:t xml:space="preserve">”</w:t>
+      </w:r>
+      <w:r>
+        <w:t xml:space="preserve">,</w:t>
+      </w:r>
+      <w:r>
+        <w:t xml:space="preserve"> </w:t>
+      </w:r>
+      <w:r>
+        <w:t xml:space="preserve">“</w:t>
+      </w:r>
+      <w:r>
+        <w:t xml:space="preserve">부산 피부과</w:t>
+      </w:r>
+      <w:r>
+        <w:t xml:space="preserve">”</w:t>
+      </w:r>
+      <w:r>
+        <w:t xml:space="preserve"> </w:t>
+      </w:r>
+      <w:r>
+        <w:t xml:space="preserve">등 검색 키워드 대응</w:t>
+      </w:r>
+      <w:r>
+        <w:t xml:space="preserve"> </w:t>
+      </w:r>
+      <w:r>
+        <w:t xml:space="preserve">- 8개 언어 지원 → 총 1,832개 URL이 구글 sitemap에 등록됨</w:t>
+      </w:r>
+      <w:r>
+        <w:t xml:space="preserve"> </w:t>
+      </w:r>
+      <w:r>
+        <w:t xml:space="preserve">- 각 페이지에 구조화 데이터(FAQ, 클리닉 목록) 포함 → 구글 리치 스니펫 노출 가능</w:t>
       </w:r>
       <w:r>
         <w:t xml:space="preserve"> </w:t>
@@ -266,13 +347,13 @@
       </w:r>
     </w:p>
     <w:bookmarkEnd w:id="22"/>
-    <w:bookmarkStart w:id="23" w:name="보안-강화-및-코드-품질-개선"/>
+    <w:bookmarkStart w:id="23" w:name="ai-추천-결과-공유-기능-추가"/>
     <w:p>
       <w:pPr>
         <w:pStyle w:val="Heading3"/>
       </w:pPr>
       <w:r>
-        <w:t xml:space="preserve">[2026-04-25 14:00] 보안 강화 및 코드 품질 개선</w:t>
+        <w:t xml:space="preserve">[2026-04-26 10:00] AI 추천 결과 공유 기능 추가</w:t>
       </w:r>
     </w:p>
     <w:p>
@@ -280,55 +361,31 @@
         <w:pStyle w:val="FirstParagraph"/>
       </w:pPr>
       <w:r>
-        <w:t xml:space="preserve">사용자 입력을 안전하게 처리하고, 관리자 기능의 보안을 높이는 작업입니다.</w:t>
-      </w:r>
-      <w:r>
-        <w:t xml:space="preserve"> </w:t>
-      </w:r>
-      <w:r>
-        <w:t xml:space="preserve">- 악성 코드 입력 방지(XSS) 기능 추가 — 댓글, 게시글 작성 시 자동 적용</w:t>
-      </w:r>
-      <w:r>
-        <w:t xml:space="preserve"> </w:t>
-      </w:r>
-      <w:r>
-        <w:t xml:space="preserve">- 관리자 버그 리포트 페이지: 브라우저에서 직접 DB 접근 → 서버 API 경유로 변경</w:t>
-      </w:r>
-      <w:r>
-        <w:t xml:space="preserve"> </w:t>
-      </w:r>
-      <w:r>
-        <w:t xml:space="preserve">- 로그인 후 이동 경로 조작 방지, 봇 차단(reCAPTCHA) 요청 제한 추가</w:t>
-      </w:r>
-      <w:r>
-        <w:t xml:space="preserve"> </w:t>
-      </w:r>
-      <w:r>
-        <w:t xml:space="preserve">- AI 번역 API 보안 강화, 에러 메시지에서 내부 정보 노출 제거</w:t>
-      </w:r>
-      <w:r>
-        <w:t xml:space="preserve"> </w:t>
-      </w:r>
-      <w:r>
-        <w:t xml:space="preserve">- 관리자 이메일 환경변수를 서버 전용으로 변경 (ADMIN_EMAILS)</w:t>
-      </w:r>
-      <w:r>
-        <w:t xml:space="preserve"> </w:t>
-      </w:r>
-      <w:r>
-        <w:t xml:space="preserve">- 방문자 카운트 동시 접속 시 누락 방지 개선</w:t>
-      </w:r>
-      <w:r>
-        <w:t xml:space="preserve"> </w:t>
-      </w:r>
-      <w:r>
-        <w:t xml:space="preserve">- 버튼 색상 통일 (파란색 #0071e3)</w:t>
-      </w:r>
-      <w:r>
-        <w:t xml:space="preserve"> </w:t>
-      </w:r>
-      <w:r>
-        <w:t xml:space="preserve">- 상태: [완료]</w:t>
+        <w:t xml:space="preserve">AI 검색 결과를 친구에게 쉽게 공유할 수 있는 기능을 만들었습니다.</w:t>
+      </w:r>
+      <w:r>
+        <w:t xml:space="preserve"> </w:t>
+      </w:r>
+      <w:r>
+        <w:t xml:space="preserve">- 검색 결과 하단에 공유 패널 표시 (링크 복사, X(트위터), Facebook, 모바일 공유)</w:t>
+      </w:r>
+      <w:r>
+        <w:t xml:space="preserve"> </w:t>
+      </w:r>
+      <w:r>
+        <w:t xml:space="preserve">- 8개 언어 모두 지원 (한국어, 영어, 중국어, 일본어, 베트남어, 태국어, 러시아어, 몽골어)</w:t>
+      </w:r>
+      <w:r>
+        <w:t xml:space="preserve"> </w:t>
+      </w:r>
+      <w:r>
+        <w:t xml:space="preserve">- 공유받은 사람이 링크 클릭 시 같은 검색 결과 페이지로 바로 이동</w:t>
+      </w:r>
+      <w:r>
+        <w:t xml:space="preserve"> </w:t>
+      </w:r>
+      <w:r>
+        <w:t xml:space="preserve">- [완료]</w:t>
       </w:r>
     </w:p>
     <w:p>
@@ -339,13 +396,13 @@
       </w:r>
     </w:p>
     <w:bookmarkEnd w:id="23"/>
-    <w:bookmarkStart w:id="24" w:name="ai-재점검-하드코딩-잔여-7건-수정"/>
+    <w:bookmarkStart w:id="24" w:name="보안-강화-및-코드-품질-개선"/>
     <w:p>
       <w:pPr>
         <w:pStyle w:val="Heading3"/>
       </w:pPr>
       <w:r>
-        <w:t xml:space="preserve">[2026-04-21 11:30] 3-AI 재점검 — 하드코딩 잔여 7건 수정</w:t>
+        <w:t xml:space="preserve">[2026-04-25 14:00] 보안 강화 및 코드 품질 개선</w:t>
       </w:r>
     </w:p>
     <w:p>
@@ -353,109 +410,49 @@
         <w:pStyle w:val="FirstParagraph"/>
       </w:pPr>
       <w:r>
-        <w:t xml:space="preserve">이전 수정이 올바른지 + 새로운 문제가 있는지 3개 AI로 재점검했습니다.</w:t>
-      </w:r>
-      <w:r>
-        <w:t xml:space="preserve"> </w:t>
-      </w:r>
-      <w:r>
-        <w:t xml:space="preserve">- sitemap에 잘못된 URL(404 발생) 수정</w:t>
-      </w:r>
-      <w:r>
-        <w:t xml:space="preserve"> </w:t>
-      </w:r>
-      <w:r>
-        <w:t xml:space="preserve">- 글쓰기 태그(Flair) 8개 언어 번역 적용</w:t>
-      </w:r>
-      <w:r>
-        <w:t xml:space="preserve"> </w:t>
-      </w:r>
-      <w:r>
-        <w:t xml:space="preserve">- 병원 타입 필터(전체/의원/병원) 8개 언어 번역 적용</w:t>
-      </w:r>
-      <w:r>
-        <w:t xml:space="preserve"> </w:t>
-      </w:r>
-      <w:r>
-        <w:t xml:space="preserve">- 코스메틱 출처/가격 표시 8개 언어 번역 적용</w:t>
-      </w:r>
-      <w:r>
-        <w:t xml:space="preserve"> </w:t>
-      </w:r>
-      <w:r>
-        <w:t xml:space="preserve">- 투표 실패 시 에러 메시지 반환하도록 개선</w:t>
-      </w:r>
-      <w:r>
-        <w:t xml:space="preserve"> </w:t>
-      </w:r>
-      <w:r>
-        <w:t xml:space="preserve">- 모달/검색 접근성 라벨 수정</w:t>
-      </w:r>
-      <w:r>
-        <w:t xml:space="preserve"> </w:t>
-      </w:r>
-      <w:r>
-        <w:t xml:space="preserve">- 상태: [완료]</w:t>
-      </w:r>
-    </w:p>
-    <w:bookmarkEnd w:id="24"/>
-    <w:bookmarkStart w:id="25" w:name="ai-딥서치-보안seo아키텍처-전면-점검-및-수정"/>
-    <w:p>
-      <w:pPr>
-        <w:pStyle w:val="Heading3"/>
-      </w:pPr>
-      <w:r>
-        <w:t xml:space="preserve">[2026-04-21 10:30] 3-AI 딥서치 보안/SEO/아키텍처 전면 점검 및 수정</w:t>
-      </w:r>
-    </w:p>
-    <w:p>
-      <w:pPr>
-        <w:pStyle w:val="FirstParagraph"/>
-      </w:pPr>
-      <w:r>
-        <w:t xml:space="preserve">3개 AI(Claude+Codex+Gemini)로 프로젝트 전체를 보안, 성능, SEO, 아키텍처 관점에서 점검했습니다.</w:t>
-      </w:r>
-      <w:r>
-        <w:t xml:space="preserve"> </w:t>
-      </w:r>
-      <w:r>
-        <w:t xml:space="preserve">- 관리자 페이지 서버 인증 추가 (로그인 안 하면 관리자 화면 접근 불가)</w:t>
-      </w:r>
-      <w:r>
-        <w:t xml:space="preserve"> </w:t>
-      </w:r>
-      <w:r>
-        <w:t xml:space="preserve">- 관리자 이메일 코드 노출 제거 → 환경변수로 이동</w:t>
-      </w:r>
-      <w:r>
-        <w:t xml:space="preserve"> </w:t>
-      </w:r>
-      <w:r>
-        <w:t xml:space="preserve">- 회원가입 시 유저 프로필 자동 생성 트리거 추가 (SQL 필요)</w:t>
-      </w:r>
-      <w:r>
-        <w:t xml:space="preserve"> </w:t>
-      </w:r>
-      <w:r>
-        <w:t xml:space="preserve">- robots.txt 한국어 차단 해제 + sitemap hreflang 추가</w:t>
-      </w:r>
-      <w:r>
-        <w:t xml:space="preserve"> </w:t>
-      </w:r>
-      <w:r>
-        <w:t xml:space="preserve">- 404 페이지 사용자 언어 유지</w:t>
-      </w:r>
-      <w:r>
-        <w:t xml:space="preserve"> </w:t>
-      </w:r>
-      <w:r>
-        <w:t xml:space="preserve">- AI 검색/이벤트 페이지 하드코딩 → 8개 언어 번역</w:t>
-      </w:r>
-      <w:r>
-        <w:t xml:space="preserve"> </w:t>
-      </w:r>
-      <w:r>
-        <w:t xml:space="preserve">- 코드 중복 제거 (FLAIR_STYLE 등 공통 모듈화)</w:t>
+        <w:t xml:space="preserve">사용자 입력을 안전하게 처리하고, 관리자 기능의 보안을 높이는 작업입니다.</w:t>
+      </w:r>
+      <w:r>
+        <w:t xml:space="preserve"> </w:t>
+      </w:r>
+      <w:r>
+        <w:t xml:space="preserve">- 악성 코드 입력 방지(XSS) 기능 추가 — 댓글, 게시글 작성 시 자동 적용</w:t>
+      </w:r>
+      <w:r>
+        <w:t xml:space="preserve"> </w:t>
+      </w:r>
+      <w:r>
+        <w:t xml:space="preserve">- 관리자 버그 리포트 페이지: 브라우저에서 직접 DB 접근 → 서버 API 경유로 변경</w:t>
+      </w:r>
+      <w:r>
+        <w:t xml:space="preserve"> </w:t>
+      </w:r>
+      <w:r>
+        <w:t xml:space="preserve">- 로그인 후 이동 경로 조작 방지, 봇 차단(reCAPTCHA) 요청 제한 추가</w:t>
+      </w:r>
+      <w:r>
+        <w:t xml:space="preserve"> </w:t>
+      </w:r>
+      <w:r>
+        <w:t xml:space="preserve">- AI 번역 API 보안 강화, 에러 메시지에서 내부 정보 노출 제거</w:t>
+      </w:r>
+      <w:r>
+        <w:t xml:space="preserve"> </w:t>
+      </w:r>
+      <w:r>
+        <w:t xml:space="preserve">- 관리자 이메일 환경변수를 서버 전용으로 변경 (ADMIN_EMAILS)</w:t>
+      </w:r>
+      <w:r>
+        <w:t xml:space="preserve"> </w:t>
+      </w:r>
+      <w:r>
+        <w:t xml:space="preserve">- 방문자 카운트 동시 접속 시 누락 방지 개선</w:t>
+      </w:r>
+      <w:r>
+        <w:t xml:space="preserve"> </w:t>
+      </w:r>
+      <w:r>
+        <w:t xml:space="preserve">- 버튼 색상 통일 (파란색 #0071e3)</w:t>
       </w:r>
       <w:r>
         <w:t xml:space="preserve"> </w:t>
@@ -471,14 +468,74 @@
         </w:pict>
       </w:r>
     </w:p>
+    <w:bookmarkEnd w:id="24"/>
+    <w:bookmarkStart w:id="25" w:name="ai-재점검-하드코딩-잔여-7건-수정"/>
+    <w:p>
+      <w:pPr>
+        <w:pStyle w:val="Heading3"/>
+      </w:pPr>
+      <w:r>
+        <w:t xml:space="preserve">[2026-04-21 11:30] 3-AI 재점검 — 하드코딩 잔여 7건 수정</w:t>
+      </w:r>
+    </w:p>
+    <w:p>
+      <w:pPr>
+        <w:pStyle w:val="FirstParagraph"/>
+      </w:pPr>
+      <w:r>
+        <w:t xml:space="preserve">이전 수정이 올바른지 + 새로운 문제가 있는지 3개 AI로 재점검했습니다.</w:t>
+      </w:r>
+      <w:r>
+        <w:t xml:space="preserve"> </w:t>
+      </w:r>
+      <w:r>
+        <w:t xml:space="preserve">- sitemap에 잘못된 URL(404 발생) 수정</w:t>
+      </w:r>
+      <w:r>
+        <w:t xml:space="preserve"> </w:t>
+      </w:r>
+      <w:r>
+        <w:t xml:space="preserve">- 글쓰기 태그(Flair) 8개 언어 번역 적용</w:t>
+      </w:r>
+      <w:r>
+        <w:t xml:space="preserve"> </w:t>
+      </w:r>
+      <w:r>
+        <w:t xml:space="preserve">- 병원 타입 필터(전체/의원/병원) 8개 언어 번역 적용</w:t>
+      </w:r>
+      <w:r>
+        <w:t xml:space="preserve"> </w:t>
+      </w:r>
+      <w:r>
+        <w:t xml:space="preserve">- 코스메틱 출처/가격 표시 8개 언어 번역 적용</w:t>
+      </w:r>
+      <w:r>
+        <w:t xml:space="preserve"> </w:t>
+      </w:r>
+      <w:r>
+        <w:t xml:space="preserve">- 투표 실패 시 에러 메시지 반환하도록 개선</w:t>
+      </w:r>
+      <w:r>
+        <w:t xml:space="preserve"> </w:t>
+      </w:r>
+      <w:r>
+        <w:t xml:space="preserve">- 모달/검색 접근성 라벨 수정</w:t>
+      </w:r>
+      <w:r>
+        <w:t xml:space="preserve"> </w:t>
+      </w:r>
+      <w:r>
+        <w:t xml:space="preserve">- 상태: [완료]</w:t>
+      </w:r>
+    </w:p>
     <w:bookmarkEnd w:id="25"/>
-    <w:bookmarkStart w:id="26" w:name="외국인-유저-추가-이슈-일괄-수정-ccg-점검-2차"/>
+    <w:bookmarkStart w:id="26" w:name="ai-딥서치-보안seo아키텍처-전면-점검-및-수정"/>
     <w:p>
       <w:pPr>
         <w:pStyle w:val="Heading3"/>
       </w:pPr>
       <w:r>
-        <w:t xml:space="preserve">[2026-04-20 23:30] 외국인 유저 추가 이슈 일괄 수정 (CCG 점검 2차)</w:t>
+        <w:t xml:space="preserve">[2026-04-21 10:30] 3-AI 딥서치 보안/SEO/아키텍처 전면 점검 및 수정</w:t>
       </w:r>
     </w:p>
     <w:p>
@@ -486,43 +543,49 @@
         <w:pStyle w:val="FirstParagraph"/>
       </w:pPr>
       <w:r>
-        <w:t xml:space="preserve">3개 AI 점검에서 발견된 추가 문제 11건을 수정했습니다.</w:t>
-      </w:r>
-      <w:r>
-        <w:t xml:space="preserve"> </w:t>
-      </w:r>
-      <w:r>
-        <w:t xml:space="preserve">- 게시글 목록: 카테고리 매핑 오류 + 정렬 오류 수정</w:t>
-      </w:r>
-      <w:r>
-        <w:t xml:space="preserve"> </w:t>
-      </w:r>
-      <w:r>
-        <w:t xml:space="preserve">- 게���글 목록: 검색/삭제 버튼 8개 언어 번역 적용</w:t>
-      </w:r>
-      <w:r>
-        <w:t xml:space="preserve"> </w:t>
-      </w:r>
-      <w:r>
-        <w:t xml:space="preserve">- 게시글 상세: 날짜가 사용자 언어에 맞게 표시되도록 수정</w:t>
-      </w:r>
-      <w:r>
-        <w:t xml:space="preserve"> </w:t>
-      </w:r>
-      <w:r>
-        <w:t xml:space="preserve">- 추천/비추천: 새로고침해도 유지되도록 DB 저장 방식으로 변경</w:t>
-      </w:r>
-      <w:r>
-        <w:t xml:space="preserve"> </w:t>
-      </w:r>
-      <w:r>
-        <w:t xml:space="preserve">- 헤더: 모바일 메뉴 8개 언어 번역 + 긴 텍스트 잘림 방지</w:t>
-      </w:r>
-      <w:r>
-        <w:t xml:space="preserve"> </w:t>
-      </w:r>
-      <w:r>
-        <w:t xml:space="preserve">- 헤더: 언어 변경 시 검색 조건이 유지되도록 수정</w:t>
+        <w:t xml:space="preserve">3개 AI(Claude+Codex+Gemini)로 프로젝트 전체를 보안, 성능, SEO, 아키텍처 관점에서 점검했습니다.</w:t>
+      </w:r>
+      <w:r>
+        <w:t xml:space="preserve"> </w:t>
+      </w:r>
+      <w:r>
+        <w:t xml:space="preserve">- 관리자 페이지 서버 인증 추가 (로그인 안 하면 관리자 화면 접근 불가)</w:t>
+      </w:r>
+      <w:r>
+        <w:t xml:space="preserve"> </w:t>
+      </w:r>
+      <w:r>
+        <w:t xml:space="preserve">- 관리자 이메일 코드 노출 제거 → 환경변수로 이동</w:t>
+      </w:r>
+      <w:r>
+        <w:t xml:space="preserve"> </w:t>
+      </w:r>
+      <w:r>
+        <w:t xml:space="preserve">- 회원가입 시 유저 프로필 자동 생성 트리거 추가 (SQL 필요)</w:t>
+      </w:r>
+      <w:r>
+        <w:t xml:space="preserve"> </w:t>
+      </w:r>
+      <w:r>
+        <w:t xml:space="preserve">- robots.txt 한국어 차단 해제 + sitemap hreflang 추가</w:t>
+      </w:r>
+      <w:r>
+        <w:t xml:space="preserve"> </w:t>
+      </w:r>
+      <w:r>
+        <w:t xml:space="preserve">- 404 페이지 사용자 언어 유지</w:t>
+      </w:r>
+      <w:r>
+        <w:t xml:space="preserve"> </w:t>
+      </w:r>
+      <w:r>
+        <w:t xml:space="preserve">- AI 검색/이벤트 페이지 하드코딩 → 8개 언어 번역</w:t>
+      </w:r>
+      <w:r>
+        <w:t xml:space="preserve"> </w:t>
+      </w:r>
+      <w:r>
+        <w:t xml:space="preserve">- 코드 중복 제거 (FLAIR_STYLE 등 공통 모듈화)</w:t>
       </w:r>
       <w:r>
         <w:t xml:space="preserve"> </w:t>
@@ -539,13 +602,13 @@
       </w:r>
     </w:p>
     <w:bookmarkEnd w:id="26"/>
-    <w:bookmarkStart w:id="27" w:name="외국인-유저-글쓰기-다국어-완전-점검-및-수정"/>
+    <w:bookmarkStart w:id="27" w:name="외국인-유저-추가-이슈-일괄-수정-ccg-점검-2차"/>
     <w:p>
       <w:pPr>
         <w:pStyle w:val="Heading3"/>
       </w:pPr>
       <w:r>
-        <w:t xml:space="preserve">[2026-04-20 23:00] 외국인 유저 글쓰기 다국어 완전 점검 및 수정</w:t>
+        <w:t xml:space="preserve">[2026-04-20 23:30] 외국인 유저 추가 이슈 일괄 수정 (CCG 점검 2차)</w:t>
       </w:r>
     </w:p>
     <w:p>
@@ -553,43 +616,43 @@
         <w:pStyle w:val="FirstParagraph"/>
       </w:pPr>
       <w:r>
-        <w:t xml:space="preserve">외국인이 글을 쓸 때 발생하는 문제를 3개 AI(Claude+Codex+Gemini)로 전수 점검했습니다.</w:t>
-      </w:r>
-      <w:r>
-        <w:t xml:space="preserve"> </w:t>
-      </w:r>
-      <w:r>
-        <w:t xml:space="preserve">- 게시판 6개(K-POP, K-Food, K-Drama 등) 누락 → DB에 추가 완료</w:t>
-      </w:r>
-      <w:r>
-        <w:t xml:space="preserve"> </w:t>
-      </w:r>
-      <w:r>
-        <w:t xml:space="preserve">- 글쓰기 화면이 한국어/영어로만 표시되던 문제 → 8개 언어 번역 적용</w:t>
-      </w:r>
-      <w:r>
-        <w:t xml:space="preserve"> </w:t>
-      </w:r>
-      <w:r>
-        <w:t xml:space="preserve">- 이미지 업로드 에러가 한국어로만 뜨던 문제 → 8개 언어 지원</w:t>
-      </w:r>
-      <w:r>
-        <w:t xml:space="preserve"> </w:t>
-      </w:r>
-      <w:r>
-        <w:t xml:space="preserve">- 로그인 에러 메시지 8개 언어 지원</w:t>
-      </w:r>
-      <w:r>
-        <w:t xml:space="preserve"> </w:t>
-      </w:r>
-      <w:r>
-        <w:t xml:space="preserve">- 구글 로그인 후 언어가 영어로 바뀌던 문제 수정</w:t>
-      </w:r>
-      <w:r>
-        <w:t xml:space="preserve"> </w:t>
-      </w:r>
-      <w:r>
-        <w:t xml:space="preserve">- 댓글 삭제 시 권한 체크 오류 수정</w:t>
+        <w:t xml:space="preserve">3개 AI 점검에서 발견된 추가 문제 11건을 수정했습니다.</w:t>
+      </w:r>
+      <w:r>
+        <w:t xml:space="preserve"> </w:t>
+      </w:r>
+      <w:r>
+        <w:t xml:space="preserve">- 게시글 목록: 카테고리 매핑 오류 + 정렬 오류 수정</w:t>
+      </w:r>
+      <w:r>
+        <w:t xml:space="preserve"> </w:t>
+      </w:r>
+      <w:r>
+        <w:t xml:space="preserve">- 게���글 목록: 검색/삭제 버튼 8개 언어 번역 적용</w:t>
+      </w:r>
+      <w:r>
+        <w:t xml:space="preserve"> </w:t>
+      </w:r>
+      <w:r>
+        <w:t xml:space="preserve">- 게시글 상세: 날짜가 사용자 언어에 맞게 표시되도록 수정</w:t>
+      </w:r>
+      <w:r>
+        <w:t xml:space="preserve"> </w:t>
+      </w:r>
+      <w:r>
+        <w:t xml:space="preserve">- 추천/비추천: 새로고침해도 유지되도록 DB 저장 방식으로 변경</w:t>
+      </w:r>
+      <w:r>
+        <w:t xml:space="preserve"> </w:t>
+      </w:r>
+      <w:r>
+        <w:t xml:space="preserve">- 헤더: 모바일 메뉴 8개 언어 번역 + 긴 텍스트 잘림 방지</w:t>
+      </w:r>
+      <w:r>
+        <w:t xml:space="preserve"> </w:t>
+      </w:r>
+      <w:r>
+        <w:t xml:space="preserve">- 헤더: 언어 변경 시 검색 조건이 유지되도록 수정</w:t>
       </w:r>
       <w:r>
         <w:t xml:space="preserve"> </w:t>
@@ -606,7 +669,74 @@
       </w:r>
     </w:p>
     <w:bookmarkEnd w:id="27"/>
-    <w:bookmarkStart w:id="28" w:name="검색-연결-버그-수정-사이트-점검-기능-관리자-구글-로그인"/>
+    <w:bookmarkStart w:id="28" w:name="외국인-유저-글쓰기-다국어-완전-점검-및-수정"/>
+    <w:p>
+      <w:pPr>
+        <w:pStyle w:val="Heading3"/>
+      </w:pPr>
+      <w:r>
+        <w:t xml:space="preserve">[2026-04-20 23:00] 외국인 유저 글쓰기 다국어 완전 점검 및 수정</w:t>
+      </w:r>
+    </w:p>
+    <w:p>
+      <w:pPr>
+        <w:pStyle w:val="FirstParagraph"/>
+      </w:pPr>
+      <w:r>
+        <w:t xml:space="preserve">외국인이 글을 쓸 때 발생하는 문제를 3개 AI(Claude+Codex+Gemini)로 전수 점검했습니다.</w:t>
+      </w:r>
+      <w:r>
+        <w:t xml:space="preserve"> </w:t>
+      </w:r>
+      <w:r>
+        <w:t xml:space="preserve">- 게시판 6개(K-POP, K-Food, K-Drama 등) 누락 → DB에 추가 완료</w:t>
+      </w:r>
+      <w:r>
+        <w:t xml:space="preserve"> </w:t>
+      </w:r>
+      <w:r>
+        <w:t xml:space="preserve">- 글쓰기 화면이 한국어/영어로만 표시되던 문제 → 8개 언어 번역 적용</w:t>
+      </w:r>
+      <w:r>
+        <w:t xml:space="preserve"> </w:t>
+      </w:r>
+      <w:r>
+        <w:t xml:space="preserve">- 이미지 업로드 에러가 한국어로만 뜨던 문제 → 8개 언어 지원</w:t>
+      </w:r>
+      <w:r>
+        <w:t xml:space="preserve"> </w:t>
+      </w:r>
+      <w:r>
+        <w:t xml:space="preserve">- 로그인 에러 메시지 8개 언어 지원</w:t>
+      </w:r>
+      <w:r>
+        <w:t xml:space="preserve"> </w:t>
+      </w:r>
+      <w:r>
+        <w:t xml:space="preserve">- 구글 로그인 후 언어가 영어로 바뀌던 문제 수정</w:t>
+      </w:r>
+      <w:r>
+        <w:t xml:space="preserve"> </w:t>
+      </w:r>
+      <w:r>
+        <w:t xml:space="preserve">- 댓글 삭제 시 권한 체크 오류 수정</w:t>
+      </w:r>
+      <w:r>
+        <w:t xml:space="preserve"> </w:t>
+      </w:r>
+      <w:r>
+        <w:t xml:space="preserve">- 상태: [완료]</w:t>
+      </w:r>
+    </w:p>
+    <w:p>
+      <w:r>
+        <w:pict>
+          <v:rect style="width:0;height:1.5pt" o:hralign="center" o:hrstd="t" o:hr="t"/>
+        </w:pict>
+      </w:r>
+    </w:p>
+    <w:bookmarkEnd w:id="28"/>
+    <w:bookmarkStart w:id="29" w:name="검색-연결-버그-수정-사이트-점검-기능-관리자-구글-로그인"/>
     <w:p>
       <w:pPr>
         <w:pStyle w:val="Heading3"/>
@@ -776,8 +906,8 @@
         </w:pict>
       </w:r>
     </w:p>
-    <w:bookmarkEnd w:id="28"/>
-    <w:bookmarkStart w:id="29" w:name="데이터-동기화-수정-ai-검색-최소-10건-보장"/>
+    <w:bookmarkEnd w:id="29"/>
+    <w:bookmarkStart w:id="30" w:name="데이터-동기화-수정-ai-검색-최소-10건-보장"/>
     <w:p>
       <w:pPr>
         <w:pStyle w:val="Heading3"/>
@@ -899,8 +1029,8 @@
         </w:pict>
       </w:r>
     </w:p>
-    <w:bookmarkEnd w:id="29"/>
-    <w:bookmarkStart w:id="30" w:name="관리자-패널-전면-개편-13단계-ai-검색-최적화"/>
+    <w:bookmarkEnd w:id="30"/>
+    <w:bookmarkStart w:id="31" w:name="관리자-패널-전면-개편-13단계-ai-검색-최적화"/>
     <w:p>
       <w:pPr>
         <w:pStyle w:val="Heading3"/>
@@ -1070,8 +1200,8 @@
         </w:pict>
       </w:r>
     </w:p>
-    <w:bookmarkEnd w:id="30"/>
-    <w:bookmarkStart w:id="31" w:name="화장품-순위-자동-수집-cron-구축"/>
+    <w:bookmarkEnd w:id="31"/>
+    <w:bookmarkStart w:id="32" w:name="화장품-순위-자동-수집-cron-구축"/>
     <w:p>
       <w:pPr>
         <w:pStyle w:val="Heading3"/>
@@ -1151,8 +1281,8 @@
         </w:pict>
       </w:r>
     </w:p>
-    <w:bookmarkEnd w:id="31"/>
-    <w:bookmarkStart w:id="32" w:name="highmedium-이슈-22건-일괄-수정"/>
+    <w:bookmarkEnd w:id="32"/>
+    <w:bookmarkStart w:id="33" w:name="highmedium-이슈-22건-일괄-수정"/>
     <w:p>
       <w:pPr>
         <w:pStyle w:val="Heading3"/>
@@ -1241,8 +1371,8 @@
         </w:pict>
       </w:r>
     </w:p>
-    <w:bookmarkEnd w:id="32"/>
-    <w:bookmarkStart w:id="33" w:name="ccg-3-ai-전체-기능-점검-critical-이슈-6건-수정"/>
+    <w:bookmarkEnd w:id="33"/>
+    <w:bookmarkStart w:id="34" w:name="ccg-3-ai-전체-기능-점검-critical-이슈-6건-수정"/>
     <w:p>
       <w:pPr>
         <w:pStyle w:val="Heading3"/>
@@ -3415,8 +3545,8 @@
         <w:t xml:space="preserve">- README.md 8개국 언어, 프로젝트 구조 현행화</w:t>
       </w:r>
     </w:p>
-    <w:bookmarkEnd w:id="33"/>
     <w:bookmarkEnd w:id="34"/>
+    <w:bookmarkEnd w:id="35"/>
     <w:sectPr/>
   </w:body>
 </w:document>

--- a/docs/exports/DEV_LOG.docx
+++ b/docs/exports/DEV_LOG.docx
@@ -2,7 +2,7 @@
 <file path=word/document.xml><?xml version="1.0" encoding="utf-8"?>
 <w:document xmlns:w="http://schemas.openxmlformats.org/wordprocessingml/2006/main" xmlns:m="http://schemas.openxmlformats.org/officeDocument/2006/math" xmlns:r="http://schemas.openxmlformats.org/officeDocument/2006/relationships" xmlns:o="urn:schemas-microsoft-com:office:office" xmlns:v="urn:schemas-microsoft-com:vml" xmlns:w10="urn:schemas-microsoft-com:office:word" xmlns:a="http://schemas.openxmlformats.org/drawingml/2006/main" xmlns:pic="http://schemas.openxmlformats.org/drawingml/2006/picture" xmlns:wp="http://schemas.openxmlformats.org/drawingml/2006/wordprocessingDrawing">
   <w:body>
-    <w:bookmarkStart w:id="35" w:name="개발-작업-기록-development-log"/>
+    <w:bookmarkStart w:id="41" w:name="개발-작업-기록-development-log"/>
     <w:p>
       <w:pPr>
         <w:pStyle w:val="Heading1"/>
@@ -26,13 +26,13 @@
         </w:pict>
       </w:r>
     </w:p>
-    <w:bookmarkStart w:id="20" w:name="미완료-작업-일괄-점검-마케팅-콘텐츠-생성"/>
+    <w:bookmarkStart w:id="20" w:name="youtube-shorts-자동화-완료"/>
     <w:p>
       <w:pPr>
         <w:pStyle w:val="Heading3"/>
       </w:pPr>
       <w:r>
-        <w:t xml:space="preserve">[2026-05-01 15:00] 미완료 작업 일괄 점검 + 마케팅 콘텐츠 생성</w:t>
+        <w:t xml:space="preserve">[2026-05-02 19:45] YouTube Shorts 자동화 완료</w:t>
       </w:r>
     </w:p>
     <w:p>
@@ -40,25 +40,25 @@
         <w:pStyle w:val="FirstParagraph"/>
       </w:pPr>
       <w:r>
-        <w:t xml:space="preserve">KBBG 프로젝트의 미완료 작업들을 자동으로 처리할 수 있는 것부터 진행했습니다.</w:t>
-      </w:r>
-      <w:r>
-        <w:t xml:space="preserve"> </w:t>
-      </w:r>
-      <w:r>
-        <w:t xml:space="preserve">- KBBG 블로그 500 에러 → 정상 작동 확인 완료 (HTTP 200)</w:t>
-      </w:r>
-      <w:r>
-        <w:t xml:space="preserve"> </w:t>
-      </w:r>
-      <w:r>
-        <w:t xml:space="preserve">- 4개 블로그 이미지 중복 → 중복 없음 확인 완료 (최근 20개 포스트)</w:t>
-      </w:r>
-      <w:r>
-        <w:t xml:space="preserve"> </w:t>
-      </w:r>
-      <w:r>
-        <w:t xml:space="preserve">- 외부 블로그 사이트명 수정: kskindaily</w:t>
+        <w:t xml:space="preserve">AutoShorts.ai로 K-MEDI TV 채널에 매일 자동 쇼츠 업로드를 설정했습니다.</w:t>
+      </w:r>
+      <w:r>
+        <w:t xml:space="preserve"> </w:t>
+      </w:r>
+      <w:r>
+        <w:t xml:space="preserve">- AutoShorts.ai Daily 플랜($39/월) 가입 + K-MEDI TV 연결</w:t>
+      </w:r>
+      <w:r>
+        <w:t xml:space="preserve"> </w:t>
+      </w:r>
+      <w:r>
+        <w:t xml:space="preserve">- Custom Prompt로 K-Beauty/의료관광 주제 자동 생성</w:t>
+      </w:r>
+      <w:r>
+        <w:t xml:space="preserve"> </w:t>
+      </w:r>
+      <w:r>
+        <w:t xml:space="preserve">- 첫 영상</w:t>
       </w:r>
       <w:r>
         <w:t xml:space="preserve"> </w:t>
@@ -67,85 +67,256 @@
         <w:t xml:space="preserve">“</w:t>
       </w:r>
       <w:r>
-        <w:t xml:space="preserve">K Blog</w:t>
+        <w:t xml:space="preserve">K-Beauty Laser Prices: Korea vs. LA Shock!</w:t>
       </w:r>
       <w:r>
         <w:t xml:space="preserve">”</w:t>
       </w:r>
       <w:r>
-        <w:t xml:space="preserve">→</w:t>
-      </w:r>
-      <w:r>
-        <w:t xml:space="preserve">“</w:t>
-      </w:r>
-      <w:r>
-        <w:t xml:space="preserve">K Skin Daily</w:t>
-      </w:r>
-      <w:r>
-        <w:t xml:space="preserve">”</w:t>
-      </w:r>
-      <w:r>
-        <w:t xml:space="preserve">, dailyhallyuwave</w:t>
-      </w:r>
-      <w:r>
-        <w:t xml:space="preserve"> </w:t>
-      </w:r>
-      <w:r>
-        <w:t xml:space="preserve">“</w:t>
-      </w:r>
-      <w:r>
-        <w:t xml:space="preserve">K Blog</w:t>
-      </w:r>
-      <w:r>
-        <w:t xml:space="preserve">”</w:t>
-      </w:r>
-      <w:r>
-        <w:t xml:space="preserve">→</w:t>
-      </w:r>
-      <w:r>
-        <w:t xml:space="preserve">“</w:t>
-      </w:r>
-      <w:r>
-        <w:t xml:space="preserve">Daily Hallyu Wave</w:t>
-      </w:r>
-      <w:r>
-        <w:t xml:space="preserve">”</w:t>
-      </w:r>
-      <w:r>
-        <w:t xml:space="preserve"> </w:t>
-      </w:r>
-      <w:r>
-        <w:t xml:space="preserve">(siteId도 수정)</w:t>
-      </w:r>
-      <w:r>
-        <w:t xml:space="preserve"> </w:t>
-      </w:r>
-      <w:r>
-        <w:t xml:space="preserve">- 외부 블로그 3개 DNS → SERVFAIL (도메인 등록/DNS 설정 필요, 별도 진행 예정)</w:t>
-      </w:r>
-      <w:r>
-        <w:t xml:space="preserve"> </w:t>
-      </w:r>
-      <w:r>
-        <w:t xml:space="preserve">- Quora 자문자답 세트 20개 생성 (docs/quora-qa-20.md)</w:t>
-      </w:r>
-      <w:r>
-        <w:t xml:space="preserve"> </w:t>
-      </w:r>
-      <w:r>
-        <w:t xml:space="preserve">- Reddit 답변 템플릿 10개 생성 (docs/reddit-templates-10.md)</w:t>
-      </w:r>
-      <w:r>
-        <w:t xml:space="preserve"> </w:t>
-      </w:r>
-      <w:r>
-        <w:t xml:space="preserve">- docx 변환 완료 (docs/exports/)</w:t>
-      </w:r>
-      <w:r>
-        <w:t xml:space="preserve"> </w:t>
-      </w:r>
-      <w:r>
-        <w:t xml:space="preserve">- [완료]</w:t>
+        <w:t xml:space="preserve"> </w:t>
+      </w:r>
+      <w:r>
+        <w:t xml:space="preserve">오후 9:15 업로드 예정</w:t>
+      </w:r>
+      <w:r>
+        <w:t xml:space="preserve"> </w:t>
+      </w:r>
+      <w:r>
+        <w:t xml:space="preserve">- 3채널분 쇼츠 주제 1,095개 준비 (scripts/shorts-topics-*.mjs)</w:t>
+      </w:r>
+      <w:r>
+        <w:t xml:space="preserve"> </w:t>
+      </w:r>
+      <w:r>
+        <w:t xml:space="preserve">- 상태: [완료]</w:t>
+      </w:r>
+    </w:p>
+    <w:bookmarkEnd w:id="20"/>
+    <w:bookmarkStart w:id="21" w:name="kbbg-웹사이트-관리자-모드-전수-점검"/>
+    <w:p>
+      <w:pPr>
+        <w:pStyle w:val="Heading3"/>
+      </w:pPr>
+      <w:r>
+        <w:t xml:space="preserve">[2026-05-02 17:00] KBBG 웹사이트 + 관리자 모드 전수 점검</w:t>
+      </w:r>
+    </w:p>
+    <w:p>
+      <w:pPr>
+        <w:pStyle w:val="FirstParagraph"/>
+      </w:pPr>
+      <w:r>
+        <w:t xml:space="preserve">6개 AI 에이전트로 웹사이트와 관리자 기능을 병렬 점검했습니다.</w:t>
+      </w:r>
+      <w:r>
+        <w:t xml:space="preserve"> </w:t>
+      </w:r>
+      <w:r>
+        <w:t xml:space="preserve">- Critical 7건 수정: 이메일 환경변수, 대시보드 통계 버그, XSS, 404 등</w:t>
+      </w:r>
+      <w:r>
+        <w:t xml:space="preserve"> </w:t>
+      </w:r>
+      <w:r>
+        <w:t xml:space="preserve">- Warning 16건 중 6건 수정: Rate Limit, UUID검증, LIKE이스케이프 등</w:t>
+      </w:r>
+      <w:r>
+        <w:t xml:space="preserve"> </w:t>
+      </w:r>
+      <w:r>
+        <w:t xml:space="preserve">- 관리자 인증 정상 확인, 보안 헤더 정상</w:t>
+      </w:r>
+      <w:r>
+        <w:t xml:space="preserve"> </w:t>
+      </w:r>
+      <w:r>
+        <w:t xml:space="preserve">- 보류 4건: 감사 로그 연동, Race Condition(RPC 필요)</w:t>
+      </w:r>
+      <w:r>
+        <w:t xml:space="preserve"> </w:t>
+      </w:r>
+      <w:r>
+        <w:t xml:space="preserve">- 상태: [완료] (보류 4건 별도 진행)</w:t>
+      </w:r>
+    </w:p>
+    <w:bookmarkEnd w:id="21"/>
+    <w:bookmarkStart w:id="22" w:name="google-search-console-seo-점검"/>
+    <w:p>
+      <w:pPr>
+        <w:pStyle w:val="Heading3"/>
+      </w:pPr>
+      <w:r>
+        <w:t xml:space="preserve">[2026-05-02 15:00] Google Search Console SEO 점검</w:t>
+      </w:r>
+    </w:p>
+    <w:p>
+      <w:pPr>
+        <w:pStyle w:val="FirstParagraph"/>
+      </w:pPr>
+      <w:r>
+        <w:t xml:space="preserve">구글 인덱싱 상태를 확인하고 오류를 수정했습니다.</w:t>
+      </w:r>
+      <w:r>
+        <w:t xml:space="preserve"> </w:t>
+      </w:r>
+      <w:r>
+        <w:t xml:space="preserve">- 488페이지 색인 완료, 1,685페이지 대기 중 (정상)</w:t>
+      </w:r>
+      <w:r>
+        <w:t xml:space="preserve"> </w:t>
+      </w:r>
+      <w:r>
+        <w:t xml:space="preserve">- 404 오류 수정: guides JSON-LD URL /guides/→/procedures/ 수정</w:t>
+      </w:r>
+      <w:r>
+        <w:t xml:space="preserve"> </w:t>
+      </w:r>
+      <w:r>
+        <w:t xml:space="preserve">- 사이트맵 2,016개 URL 정상 등록 확인</w:t>
+      </w:r>
+      <w:r>
+        <w:t xml:space="preserve"> </w:t>
+      </w:r>
+      <w:r>
+        <w:t xml:space="preserve">- 상태: [완료]</w:t>
+      </w:r>
+    </w:p>
+    <w:bookmarkEnd w:id="22"/>
+    <w:bookmarkStart w:id="23" w:name="개-블로그-시스템-딥서치-전수-수정"/>
+    <w:p>
+      <w:pPr>
+        <w:pStyle w:val="Heading3"/>
+      </w:pPr>
+      <w:r>
+        <w:t xml:space="preserve">[2026-05-02 14:00] 4개 블로그 시스템 딥서치 전수 수정</w:t>
+      </w:r>
+    </w:p>
+    <w:p>
+      <w:pPr>
+        <w:pStyle w:val="FirstParagraph"/>
+      </w:pPr>
+      <w:r>
+        <w:t xml:space="preserve">3개 AI 에이전트로 블로그 4개를 병렬 점검하고 오류를 수정했습니다.</w:t>
+      </w:r>
+      <w:r>
+        <w:t xml:space="preserve"> </w:t>
+      </w:r>
+      <w:r>
+        <w:t xml:space="preserve">- KBBG 블로그 페이지에 site 필터 추가 (외부 글 혼합 방지)</w:t>
+      </w:r>
+      <w:r>
+        <w:t xml:space="preserve"> </w:t>
+      </w:r>
+      <w:r>
+        <w:t xml:space="preserve">- 번역 콘텐츠 이미지 삽입 개선 + Promise.allSettled 적용</w:t>
+      </w:r>
+      <w:r>
+        <w:t xml:space="preserve"> </w:t>
+      </w:r>
+      <w:r>
+        <w:t xml:space="preserve">- koreatravel365 fallback 기본값 수정</w:t>
+      </w:r>
+      <w:r>
+        <w:t xml:space="preserve"> </w:t>
+      </w:r>
+      <w:r>
+        <w:t xml:space="preserve">- 5/1 botox 포스팅 7개 언어 번역 복구</w:t>
+      </w:r>
+      <w:r>
+        <w:t xml:space="preserve"> </w:t>
+      </w:r>
+      <w:r>
+        <w:t xml:space="preserve">- Pixabay category 사이트별 분리, 쉘 스크립트 개선</w:t>
+      </w:r>
+      <w:r>
+        <w:t xml:space="preserve"> </w:t>
+      </w:r>
+      <w:r>
+        <w:t xml:space="preserve">- 상태: [완료]</w:t>
+      </w:r>
+    </w:p>
+    <w:bookmarkEnd w:id="23"/>
+    <w:bookmarkStart w:id="24" w:name="kbbg-내부-블로그-다국어-번역-활성화"/>
+    <w:p>
+      <w:pPr>
+        <w:pStyle w:val="Heading3"/>
+      </w:pPr>
+      <w:r>
+        <w:t xml:space="preserve">[2026-05-02 13:30] KBBG 내부 블로그 다국어 번역 활성화</w:t>
+      </w:r>
+    </w:p>
+    <w:p>
+      <w:pPr>
+        <w:pStyle w:val="FirstParagraph"/>
+      </w:pPr>
+      <w:r>
+        <w:t xml:space="preserve">기존에 영어만 생성되던 내부 블로그를 한국어 포함 7개 언어로 확장했습니다.</w:t>
+      </w:r>
+      <w:r>
+        <w:t xml:space="preserve"> </w:t>
+      </w:r>
+      <w:r>
+        <w:t xml:space="preserve">- auto-blog.mjs에 translateTitle + translateToKorean 추가</w:t>
+      </w:r>
+      <w:r>
+        <w:t xml:space="preserve"> </w:t>
+      </w:r>
+      <w:r>
+        <w:t xml:space="preserve">- Anthropic API 자동 재충전 설정 완료</w:t>
+      </w:r>
+      <w:r>
+        <w:t xml:space="preserve"> </w:t>
+      </w:r>
+      <w:r>
+        <w:t xml:space="preserve">- 상태: [완료]</w:t>
+      </w:r>
+    </w:p>
+    <w:bookmarkEnd w:id="24"/>
+    <w:bookmarkStart w:id="25" w:name="외부-블로그-3개-도메인-dns-설정"/>
+    <w:p>
+      <w:pPr>
+        <w:pStyle w:val="Heading3"/>
+      </w:pPr>
+      <w:r>
+        <w:t xml:space="preserve">[2026-05-02 13:00] 외부 블로그 3개 도메인 DNS 설정</w:t>
+      </w:r>
+    </w:p>
+    <w:p>
+      <w:pPr>
+        <w:pStyle w:val="FirstParagraph"/>
+      </w:pPr>
+      <w:r>
+        <w:t xml:space="preserve">카페24 DNS + Vercel 도메인 연결을 완료했습니다.</w:t>
+      </w:r>
+      <w:r>
+        <w:t xml:space="preserve"> </w:t>
+      </w:r>
+      <w:r>
+        <w:t xml:space="preserve">- kskindaily.com: A(76.76.21.21) + CNAME(www→cname.vercel-dns.com)</w:t>
+      </w:r>
+      <w:r>
+        <w:t xml:space="preserve"> </w:t>
+      </w:r>
+      <w:r>
+        <w:t xml:space="preserve">- dailyhallyuwave.com: 동일 (www A→CNAME 권장방식 변경)</w:t>
+      </w:r>
+      <w:r>
+        <w:t xml:space="preserve"> </w:t>
+      </w:r>
+      <w:r>
+        <w:t xml:space="preserve">- koreatravel365.com: 동일 (www A→CNAME 권장방식 변경)</w:t>
+      </w:r>
+      <w:r>
+        <w:t xml:space="preserve"> </w:t>
+      </w:r>
+      <w:r>
+        <w:t xml:space="preserve">- Vercel 3개 프로젝트 도메인 연결 확인</w:t>
+      </w:r>
+      <w:r>
+        <w:t xml:space="preserve"> </w:t>
+      </w:r>
+      <w:r>
+        <w:t xml:space="preserve">- 상태: [완료]</w:t>
       </w:r>
     </w:p>
     <w:p>
@@ -155,14 +326,14 @@
         </w:pict>
       </w:r>
     </w:p>
-    <w:bookmarkEnd w:id="20"/>
-    <w:bookmarkStart w:id="21" w:name="내부-블로그-시스템-자동-포스팅-구현"/>
+    <w:bookmarkEnd w:id="25"/>
+    <w:bookmarkStart w:id="26" w:name="미완료-작업-일괄-점검-마케팅-콘텐츠-생성"/>
     <w:p>
       <w:pPr>
         <w:pStyle w:val="Heading3"/>
       </w:pPr>
       <w:r>
-        <w:t xml:space="preserve">[2026-04-26 14:00] 내부 블로그 시스템 + 자동 포스팅 구현</w:t>
+        <w:t xml:space="preserve">[2026-05-01 15:00] 미완료 작업 일괄 점검 + 마케팅 콘텐츠 생성</w:t>
       </w:r>
     </w:p>
     <w:p>
@@ -170,43 +341,25 @@
         <w:pStyle w:val="FirstParagraph"/>
       </w:pPr>
       <w:r>
-        <w:t xml:space="preserve">SEO 유입을 위한 내부 블로그를 만들었습니다. 매일 자동으로 글이 올라갑니다.</w:t>
-      </w:r>
-      <w:r>
-        <w:t xml:space="preserve"> </w:t>
-      </w:r>
-      <w:r>
-        <w:t xml:space="preserve">- 블로그 목록(/blog) + 상세 페이지(/blog/[slug]) 구현</w:t>
-      </w:r>
-      <w:r>
-        <w:t xml:space="preserve"> </w:t>
-      </w:r>
-      <w:r>
-        <w:t xml:space="preserve">- 매일 오후 3시(한국 시간) Claude AI가 K-뷰티 글 1개 자동 작성</w:t>
-      </w:r>
-      <w:r>
-        <w:t xml:space="preserve"> </w:t>
-      </w:r>
-      <w:r>
-        <w:t xml:space="preserve">- 8개 언어 자동 번역 포함, 메뉴에는 노출 안 함 (구글 검색 전용)</w:t>
-      </w:r>
-      <w:r>
-        <w:t xml:space="preserve"> </w:t>
-      </w:r>
-      <w:r>
-        <w:t xml:space="preserve">- 주제: 시술 가이드, 화장품 순위, FAQ, 비용 비교, 성분 분석, 의료관광 팁</w:t>
-      </w:r>
-      <w:r>
-        <w:t xml:space="preserve"> </w:t>
-      </w:r>
-      <w:r>
-        <w:t xml:space="preserve">- 병원명 가격비교 절대 금지 (평균 가격대만 표시)</w:t>
-      </w:r>
-      <w:r>
-        <w:t xml:space="preserve"> </w:t>
-      </w:r>
-      <w:r>
-        <w:t xml:space="preserve">-</w:t>
+        <w:t xml:space="preserve">KBBG 프로젝트의 미완료 작업들을 자동으로 처리할 수 있는 것부터 진행했습니다.</w:t>
+      </w:r>
+      <w:r>
+        <w:t xml:space="preserve"> </w:t>
+      </w:r>
+      <w:r>
+        <w:t xml:space="preserve">- KBBG 블로그 500 에러 → 정상 작동 확인 완료 (HTTP 200)</w:t>
+      </w:r>
+      <w:r>
+        <w:t xml:space="preserve"> </w:t>
+      </w:r>
+      <w:r>
+        <w:t xml:space="preserve">- 4개 블로그 이미지 중복 → 중복 없음 확인 완료 (최근 20개 포스트)</w:t>
+      </w:r>
+      <w:r>
+        <w:t xml:space="preserve"> </w:t>
+      </w:r>
+      <w:r>
+        <w:t xml:space="preserve">- 외부 블로그 사이트명 수정: kskindaily</w:t>
       </w:r>
       <w:r>
         <w:t xml:space="preserve"> </w:t>
@@ -215,34 +368,79 @@
         <w:t xml:space="preserve">“</w:t>
       </w:r>
       <w:r>
-        <w:t xml:space="preserve">AI 활용 제작</w:t>
+        <w:t xml:space="preserve">K Blog</w:t>
       </w:r>
       <w:r>
         <w:t xml:space="preserve">”</w:t>
       </w:r>
       <w:r>
-        <w:t xml:space="preserve"> </w:t>
-      </w:r>
-      <w:r>
-        <w:t xml:space="preserve">표시 자동 삽입 (한국 법 준수)</w:t>
-      </w:r>
-      <w:r>
-        <w:t xml:space="preserve"> </w:t>
-      </w:r>
-      <w:r>
-        <w:t xml:space="preserve">- 첫 글 생성 완료:</w:t>
-      </w:r>
-      <w:r>
-        <w:t xml:space="preserve"> </w:t>
+        <w:t xml:space="preserve">→</w:t>
       </w:r>
       <w:r>
         <w:t xml:space="preserve">“</w:t>
       </w:r>
       <w:r>
-        <w:t xml:space="preserve">한국 코성형 완전 가이드</w:t>
+        <w:t xml:space="preserve">K Skin Daily</w:t>
       </w:r>
       <w:r>
         <w:t xml:space="preserve">”</w:t>
+      </w:r>
+      <w:r>
+        <w:t xml:space="preserve">, dailyhallyuwave</w:t>
+      </w:r>
+      <w:r>
+        <w:t xml:space="preserve"> </w:t>
+      </w:r>
+      <w:r>
+        <w:t xml:space="preserve">“</w:t>
+      </w:r>
+      <w:r>
+        <w:t xml:space="preserve">K Blog</w:t>
+      </w:r>
+      <w:r>
+        <w:t xml:space="preserve">”</w:t>
+      </w:r>
+      <w:r>
+        <w:t xml:space="preserve">→</w:t>
+      </w:r>
+      <w:r>
+        <w:t xml:space="preserve">“</w:t>
+      </w:r>
+      <w:r>
+        <w:t xml:space="preserve">Daily Hallyu Wave</w:t>
+      </w:r>
+      <w:r>
+        <w:t xml:space="preserve">”</w:t>
+      </w:r>
+      <w:r>
+        <w:t xml:space="preserve"> </w:t>
+      </w:r>
+      <w:r>
+        <w:t xml:space="preserve">(siteId도 수정)</w:t>
+      </w:r>
+      <w:r>
+        <w:t xml:space="preserve"> </w:t>
+      </w:r>
+      <w:r>
+        <w:t xml:space="preserve">- 외부 블로그 3개 DNS → SERVFAIL (도메인 등록/DNS 설정 필요, 별도 진행 예정)</w:t>
+      </w:r>
+      <w:r>
+        <w:t xml:space="preserve"> </w:t>
+      </w:r>
+      <w:r>
+        <w:t xml:space="preserve">- Quora 자문자답 세트 20개 생성 (docs/quora-qa-20.md)</w:t>
+      </w:r>
+      <w:r>
+        <w:t xml:space="preserve"> </w:t>
+      </w:r>
+      <w:r>
+        <w:t xml:space="preserve">- Reddit 답변 템플릿 10개 생성 (docs/reddit-templates-10.md)</w:t>
+      </w:r>
+      <w:r>
+        <w:t xml:space="preserve"> </w:t>
+      </w:r>
+      <w:r>
+        <w:t xml:space="preserve">- docx 변환 완료 (docs/exports/)</w:t>
       </w:r>
       <w:r>
         <w:t xml:space="preserve"> </w:t>
@@ -258,14 +456,14 @@
         </w:pict>
       </w:r>
     </w:p>
-    <w:bookmarkEnd w:id="21"/>
-    <w:bookmarkStart w:id="22" w:name="프로그래매틱-seo-페이지-229개-자동-생성"/>
+    <w:bookmarkEnd w:id="26"/>
+    <w:bookmarkStart w:id="27" w:name="내부-블로그-시스템-자동-포스팅-구현"/>
     <w:p>
       <w:pPr>
         <w:pStyle w:val="Heading3"/>
       </w:pPr>
       <w:r>
-        <w:t xml:space="preserve">[2026-04-26 11:30] 프로그래매틱 SEO 페이지 229개 자동 생성</w:t>
+        <w:t xml:space="preserve">[2026-04-26 14:00] 내부 블로그 시스템 + 자동 포스팅 구현</w:t>
       </w:r>
     </w:p>
     <w:p>
@@ -273,19 +471,43 @@
         <w:pStyle w:val="FirstParagraph"/>
       </w:pPr>
       <w:r>
-        <w:t xml:space="preserve">구글 검색에서 외국인이 찾을 수 있도록 대량의 SEO 페이지를 자동으로 만들었습니다.</w:t>
-      </w:r>
-      <w:r>
-        <w:t xml:space="preserve"> </w:t>
-      </w:r>
-      <w:r>
-        <w:t xml:space="preserve">- 시술별 개별 페이지 39개: 코성형, 쌍꺼풀, 라식 등 각 시술의 비용·회복기간·FAQ 안내</w:t>
-      </w:r>
-      <w:r>
-        <w:t xml:space="preserve"> </w:t>
-      </w:r>
-      <w:r>
-        <w:t xml:space="preserve">- 시술×지역 조합 페이지 190개:</w:t>
+        <w:t xml:space="preserve">SEO 유입을 위한 내부 블로그를 만들었습니다. 매일 자동으로 글이 올라갑니다.</w:t>
+      </w:r>
+      <w:r>
+        <w:t xml:space="preserve"> </w:t>
+      </w:r>
+      <w:r>
+        <w:t xml:space="preserve">- 블로그 목록(/blog) + 상세 페이지(/blog/[slug]) 구현</w:t>
+      </w:r>
+      <w:r>
+        <w:t xml:space="preserve"> </w:t>
+      </w:r>
+      <w:r>
+        <w:t xml:space="preserve">- 매일 오후 3시(한국 시간) Claude AI가 K-뷰티 글 1개 자동 작성</w:t>
+      </w:r>
+      <w:r>
+        <w:t xml:space="preserve"> </w:t>
+      </w:r>
+      <w:r>
+        <w:t xml:space="preserve">- 8개 언어 자동 번역 포함, 메뉴에는 노출 안 함 (구글 검색 전용)</w:t>
+      </w:r>
+      <w:r>
+        <w:t xml:space="preserve"> </w:t>
+      </w:r>
+      <w:r>
+        <w:t xml:space="preserve">- 주제: 시술 가이드, 화장품 순위, FAQ, 비용 비교, 성분 분석, 의료관광 팁</w:t>
+      </w:r>
+      <w:r>
+        <w:t xml:space="preserve"> </w:t>
+      </w:r>
+      <w:r>
+        <w:t xml:space="preserve">- 병원명 가격비교 절대 금지 (평균 가격대만 표시)</w:t>
+      </w:r>
+      <w:r>
+        <w:t xml:space="preserve"> </w:t>
+      </w:r>
+      <w:r>
+        <w:t xml:space="preserve">-</w:t>
       </w:r>
       <w:r>
         <w:t xml:space="preserve"> </w:t>
@@ -294,13 +516,22 @@
         <w:t xml:space="preserve">“</w:t>
       </w:r>
       <w:r>
-        <w:t xml:space="preserve">강남 코성형 클리닉</w:t>
+        <w:t xml:space="preserve">AI 활용 제작</w:t>
       </w:r>
       <w:r>
         <w:t xml:space="preserve">”</w:t>
       </w:r>
       <w:r>
-        <w:t xml:space="preserve">,</w:t>
+        <w:t xml:space="preserve"> </w:t>
+      </w:r>
+      <w:r>
+        <w:t xml:space="preserve">표시 자동 삽입 (한국 법 준수)</w:t>
+      </w:r>
+      <w:r>
+        <w:t xml:space="preserve"> </w:t>
+      </w:r>
+      <w:r>
+        <w:t xml:space="preserve">- 첫 글 생성 완료:</w:t>
       </w:r>
       <w:r>
         <w:t xml:space="preserve"> </w:t>
@@ -309,28 +540,10 @@
         <w:t xml:space="preserve">“</w:t>
       </w:r>
       <w:r>
-        <w:t xml:space="preserve">부산 피부과</w:t>
+        <w:t xml:space="preserve">한국 코성형 완전 가이드</w:t>
       </w:r>
       <w:r>
         <w:t xml:space="preserve">”</w:t>
-      </w:r>
-      <w:r>
-        <w:t xml:space="preserve"> </w:t>
-      </w:r>
-      <w:r>
-        <w:t xml:space="preserve">등 검색 키워드 대응</w:t>
-      </w:r>
-      <w:r>
-        <w:t xml:space="preserve"> </w:t>
-      </w:r>
-      <w:r>
-        <w:t xml:space="preserve">- 8개 언어 지원 → 총 1,832개 URL이 구글 sitemap에 등록됨</w:t>
-      </w:r>
-      <w:r>
-        <w:t xml:space="preserve"> </w:t>
-      </w:r>
-      <w:r>
-        <w:t xml:space="preserve">- 각 페이지에 구조화 데이터(FAQ, 클리닉 목록) 포함 → 구글 리치 스니펫 노출 가능</w:t>
       </w:r>
       <w:r>
         <w:t xml:space="preserve"> </w:t>
@@ -346,14 +559,14 @@
         </w:pict>
       </w:r>
     </w:p>
-    <w:bookmarkEnd w:id="22"/>
-    <w:bookmarkStart w:id="23" w:name="ai-추천-결과-공유-기능-추가"/>
+    <w:bookmarkEnd w:id="27"/>
+    <w:bookmarkStart w:id="28" w:name="프로그래매틱-seo-페이지-229개-자동-생성"/>
     <w:p>
       <w:pPr>
         <w:pStyle w:val="Heading3"/>
       </w:pPr>
       <w:r>
-        <w:t xml:space="preserve">[2026-04-26 10:00] AI 추천 결과 공유 기능 추가</w:t>
+        <w:t xml:space="preserve">[2026-04-26 11:30] 프로그래매틱 SEO 페이지 229개 자동 생성</w:t>
       </w:r>
     </w:p>
     <w:p>
@@ -361,25 +574,64 @@
         <w:pStyle w:val="FirstParagraph"/>
       </w:pPr>
       <w:r>
-        <w:t xml:space="preserve">AI 검색 결과를 친구에게 쉽게 공유할 수 있는 기능을 만들었습니다.</w:t>
-      </w:r>
-      <w:r>
-        <w:t xml:space="preserve"> </w:t>
-      </w:r>
-      <w:r>
-        <w:t xml:space="preserve">- 검색 결과 하단에 공유 패널 표시 (링크 복사, X(트위터), Facebook, 모바일 공유)</w:t>
-      </w:r>
-      <w:r>
-        <w:t xml:space="preserve"> </w:t>
-      </w:r>
-      <w:r>
-        <w:t xml:space="preserve">- 8개 언어 모두 지원 (한국어, 영어, 중국어, 일본어, 베트남어, 태국어, 러시아어, 몽골어)</w:t>
-      </w:r>
-      <w:r>
-        <w:t xml:space="preserve"> </w:t>
-      </w:r>
-      <w:r>
-        <w:t xml:space="preserve">- 공유받은 사람이 링크 클릭 시 같은 검색 결과 페이지로 바로 이동</w:t>
+        <w:t xml:space="preserve">구글 검색에서 외국인이 찾을 수 있도록 대량의 SEO 페이지를 자동으로 만들었습니다.</w:t>
+      </w:r>
+      <w:r>
+        <w:t xml:space="preserve"> </w:t>
+      </w:r>
+      <w:r>
+        <w:t xml:space="preserve">- 시술별 개별 페이지 39개: 코성형, 쌍꺼풀, 라식 등 각 시술의 비용·회복기간·FAQ 안내</w:t>
+      </w:r>
+      <w:r>
+        <w:t xml:space="preserve"> </w:t>
+      </w:r>
+      <w:r>
+        <w:t xml:space="preserve">- 시술×지역 조합 페이지 190개:</w:t>
+      </w:r>
+      <w:r>
+        <w:t xml:space="preserve"> </w:t>
+      </w:r>
+      <w:r>
+        <w:t xml:space="preserve">“</w:t>
+      </w:r>
+      <w:r>
+        <w:t xml:space="preserve">강남 코성형 클리닉</w:t>
+      </w:r>
+      <w:r>
+        <w:t xml:space="preserve">”</w:t>
+      </w:r>
+      <w:r>
+        <w:t xml:space="preserve">,</w:t>
+      </w:r>
+      <w:r>
+        <w:t xml:space="preserve"> </w:t>
+      </w:r>
+      <w:r>
+        <w:t xml:space="preserve">“</w:t>
+      </w:r>
+      <w:r>
+        <w:t xml:space="preserve">부산 피부과</w:t>
+      </w:r>
+      <w:r>
+        <w:t xml:space="preserve">”</w:t>
+      </w:r>
+      <w:r>
+        <w:t xml:space="preserve"> </w:t>
+      </w:r>
+      <w:r>
+        <w:t xml:space="preserve">등 검색 키워드 대응</w:t>
+      </w:r>
+      <w:r>
+        <w:t xml:space="preserve"> </w:t>
+      </w:r>
+      <w:r>
+        <w:t xml:space="preserve">- 8개 언어 지원 → 총 1,832개 URL이 구글 sitemap에 등록됨</w:t>
+      </w:r>
+      <w:r>
+        <w:t xml:space="preserve"> </w:t>
+      </w:r>
+      <w:r>
+        <w:t xml:space="preserve">- 각 페이지에 구조화 데이터(FAQ, 클리닉 목록) 포함 → 구글 리치 스니펫 노출 가능</w:t>
       </w:r>
       <w:r>
         <w:t xml:space="preserve"> </w:t>
@@ -395,14 +647,14 @@
         </w:pict>
       </w:r>
     </w:p>
-    <w:bookmarkEnd w:id="23"/>
-    <w:bookmarkStart w:id="24" w:name="보안-강화-및-코드-품질-개선"/>
+    <w:bookmarkEnd w:id="28"/>
+    <w:bookmarkStart w:id="29" w:name="ai-추천-결과-공유-기능-추가"/>
     <w:p>
       <w:pPr>
         <w:pStyle w:val="Heading3"/>
       </w:pPr>
       <w:r>
-        <w:t xml:space="preserve">[2026-04-25 14:00] 보안 강화 및 코드 품질 개선</w:t>
+        <w:t xml:space="preserve">[2026-04-26 10:00] AI 추천 결과 공유 기능 추가</w:t>
       </w:r>
     </w:p>
     <w:p>
@@ -410,55 +662,31 @@
         <w:pStyle w:val="FirstParagraph"/>
       </w:pPr>
       <w:r>
-        <w:t xml:space="preserve">사용자 입력을 안전하게 처리하고, 관리자 기능의 보안을 높이는 작업입니다.</w:t>
-      </w:r>
-      <w:r>
-        <w:t xml:space="preserve"> </w:t>
-      </w:r>
-      <w:r>
-        <w:t xml:space="preserve">- 악성 코드 입력 방지(XSS) 기능 추가 — 댓글, 게시글 작성 시 자동 적용</w:t>
-      </w:r>
-      <w:r>
-        <w:t xml:space="preserve"> </w:t>
-      </w:r>
-      <w:r>
-        <w:t xml:space="preserve">- 관리자 버그 리포트 페이지: 브라우저에서 직접 DB 접근 → 서버 API 경유로 변경</w:t>
-      </w:r>
-      <w:r>
-        <w:t xml:space="preserve"> </w:t>
-      </w:r>
-      <w:r>
-        <w:t xml:space="preserve">- 로그인 후 이동 경로 조작 방지, 봇 차단(reCAPTCHA) 요청 제한 추가</w:t>
-      </w:r>
-      <w:r>
-        <w:t xml:space="preserve"> </w:t>
-      </w:r>
-      <w:r>
-        <w:t xml:space="preserve">- AI 번역 API 보안 강화, 에러 메시지에서 내부 정보 노출 제거</w:t>
-      </w:r>
-      <w:r>
-        <w:t xml:space="preserve"> </w:t>
-      </w:r>
-      <w:r>
-        <w:t xml:space="preserve">- 관리자 이메일 환경변수를 서버 전용으로 변경 (ADMIN_EMAILS)</w:t>
-      </w:r>
-      <w:r>
-        <w:t xml:space="preserve"> </w:t>
-      </w:r>
-      <w:r>
-        <w:t xml:space="preserve">- 방문자 카운트 동시 접속 시 누락 방지 개선</w:t>
-      </w:r>
-      <w:r>
-        <w:t xml:space="preserve"> </w:t>
-      </w:r>
-      <w:r>
-        <w:t xml:space="preserve">- 버튼 색상 통일 (파란색 #0071e3)</w:t>
-      </w:r>
-      <w:r>
-        <w:t xml:space="preserve"> </w:t>
-      </w:r>
-      <w:r>
-        <w:t xml:space="preserve">- 상태: [완료]</w:t>
+        <w:t xml:space="preserve">AI 검색 결과를 친구에게 쉽게 공유할 수 있는 기능을 만들었습니다.</w:t>
+      </w:r>
+      <w:r>
+        <w:t xml:space="preserve"> </w:t>
+      </w:r>
+      <w:r>
+        <w:t xml:space="preserve">- 검색 결과 하단에 공유 패널 표시 (링크 복사, X(트위터), Facebook, 모바일 공유)</w:t>
+      </w:r>
+      <w:r>
+        <w:t xml:space="preserve"> </w:t>
+      </w:r>
+      <w:r>
+        <w:t xml:space="preserve">- 8개 언어 모두 지원 (한국어, 영어, 중국어, 일본어, 베트남어, 태국어, 러시아어, 몽골어)</w:t>
+      </w:r>
+      <w:r>
+        <w:t xml:space="preserve"> </w:t>
+      </w:r>
+      <w:r>
+        <w:t xml:space="preserve">- 공유받은 사람이 링크 클릭 시 같은 검색 결과 페이지로 바로 이동</w:t>
+      </w:r>
+      <w:r>
+        <w:t xml:space="preserve"> </w:t>
+      </w:r>
+      <w:r>
+        <w:t xml:space="preserve">- [완료]</w:t>
       </w:r>
     </w:p>
     <w:p>
@@ -468,14 +696,14 @@
         </w:pict>
       </w:r>
     </w:p>
-    <w:bookmarkEnd w:id="24"/>
-    <w:bookmarkStart w:id="25" w:name="ai-재점검-하드코딩-잔여-7건-수정"/>
+    <w:bookmarkEnd w:id="29"/>
+    <w:bookmarkStart w:id="30" w:name="보안-강화-및-코드-품질-개선"/>
     <w:p>
       <w:pPr>
         <w:pStyle w:val="Heading3"/>
       </w:pPr>
       <w:r>
-        <w:t xml:space="preserve">[2026-04-21 11:30] 3-AI 재점검 — 하드코딩 잔여 7건 수정</w:t>
+        <w:t xml:space="preserve">[2026-04-25 14:00] 보안 강화 및 코드 품질 개선</w:t>
       </w:r>
     </w:p>
     <w:p>
@@ -483,109 +711,49 @@
         <w:pStyle w:val="FirstParagraph"/>
       </w:pPr>
       <w:r>
-        <w:t xml:space="preserve">이전 수정이 올바른지 + 새로운 문제가 있는지 3개 AI로 재점검했습니다.</w:t>
-      </w:r>
-      <w:r>
-        <w:t xml:space="preserve"> </w:t>
-      </w:r>
-      <w:r>
-        <w:t xml:space="preserve">- sitemap에 잘못된 URL(404 발생) 수정</w:t>
-      </w:r>
-      <w:r>
-        <w:t xml:space="preserve"> </w:t>
-      </w:r>
-      <w:r>
-        <w:t xml:space="preserve">- 글쓰기 태그(Flair) 8개 언어 번역 적용</w:t>
-      </w:r>
-      <w:r>
-        <w:t xml:space="preserve"> </w:t>
-      </w:r>
-      <w:r>
-        <w:t xml:space="preserve">- 병원 타입 필터(전체/의원/병원) 8개 언어 번역 적용</w:t>
-      </w:r>
-      <w:r>
-        <w:t xml:space="preserve"> </w:t>
-      </w:r>
-      <w:r>
-        <w:t xml:space="preserve">- 코스메틱 출처/가격 표시 8개 언어 번역 적용</w:t>
-      </w:r>
-      <w:r>
-        <w:t xml:space="preserve"> </w:t>
-      </w:r>
-      <w:r>
-        <w:t xml:space="preserve">- 투표 실패 시 에러 메시지 반환하도록 개선</w:t>
-      </w:r>
-      <w:r>
-        <w:t xml:space="preserve"> </w:t>
-      </w:r>
-      <w:r>
-        <w:t xml:space="preserve">- 모달/검색 접근성 라벨 수정</w:t>
-      </w:r>
-      <w:r>
-        <w:t xml:space="preserve"> </w:t>
-      </w:r>
-      <w:r>
-        <w:t xml:space="preserve">- 상태: [완료]</w:t>
-      </w:r>
-    </w:p>
-    <w:bookmarkEnd w:id="25"/>
-    <w:bookmarkStart w:id="26" w:name="ai-딥서치-보안seo아키텍처-전면-점검-및-수정"/>
-    <w:p>
-      <w:pPr>
-        <w:pStyle w:val="Heading3"/>
-      </w:pPr>
-      <w:r>
-        <w:t xml:space="preserve">[2026-04-21 10:30] 3-AI 딥서치 보안/SEO/아키텍처 전면 점검 및 수정</w:t>
-      </w:r>
-    </w:p>
-    <w:p>
-      <w:pPr>
-        <w:pStyle w:val="FirstParagraph"/>
-      </w:pPr>
-      <w:r>
-        <w:t xml:space="preserve">3개 AI(Claude+Codex+Gemini)로 프로젝트 전체를 보안, 성능, SEO, 아키텍처 관점에서 점검했습니다.</w:t>
-      </w:r>
-      <w:r>
-        <w:t xml:space="preserve"> </w:t>
-      </w:r>
-      <w:r>
-        <w:t xml:space="preserve">- 관리자 페이지 서버 인증 추가 (로그인 안 하면 관리자 화면 접근 불가)</w:t>
-      </w:r>
-      <w:r>
-        <w:t xml:space="preserve"> </w:t>
-      </w:r>
-      <w:r>
-        <w:t xml:space="preserve">- 관리자 이메일 코드 노출 제거 → 환경변수로 이동</w:t>
-      </w:r>
-      <w:r>
-        <w:t xml:space="preserve"> </w:t>
-      </w:r>
-      <w:r>
-        <w:t xml:space="preserve">- 회원가입 시 유저 프로필 자동 생성 트리거 추가 (SQL 필요)</w:t>
-      </w:r>
-      <w:r>
-        <w:t xml:space="preserve"> </w:t>
-      </w:r>
-      <w:r>
-        <w:t xml:space="preserve">- robots.txt 한국어 차단 해제 + sitemap hreflang 추가</w:t>
-      </w:r>
-      <w:r>
-        <w:t xml:space="preserve"> </w:t>
-      </w:r>
-      <w:r>
-        <w:t xml:space="preserve">- 404 페이지 사용자 언어 유지</w:t>
-      </w:r>
-      <w:r>
-        <w:t xml:space="preserve"> </w:t>
-      </w:r>
-      <w:r>
-        <w:t xml:space="preserve">- AI 검색/이벤트 페이지 하드코딩 → 8개 언어 번역</w:t>
-      </w:r>
-      <w:r>
-        <w:t xml:space="preserve"> </w:t>
-      </w:r>
-      <w:r>
-        <w:t xml:space="preserve">- 코드 중복 제거 (FLAIR_STYLE 등 공통 모듈화)</w:t>
+        <w:t xml:space="preserve">사용자 입력을 안전하게 처리하고, 관리자 기능의 보안을 높이는 작업입니다.</w:t>
+      </w:r>
+      <w:r>
+        <w:t xml:space="preserve"> </w:t>
+      </w:r>
+      <w:r>
+        <w:t xml:space="preserve">- 악성 코드 입력 방지(XSS) 기능 추가 — 댓글, 게시글 작성 시 자동 적용</w:t>
+      </w:r>
+      <w:r>
+        <w:t xml:space="preserve"> </w:t>
+      </w:r>
+      <w:r>
+        <w:t xml:space="preserve">- 관리자 버그 리포트 페이지: 브라우저에서 직접 DB 접근 → 서버 API 경유로 변경</w:t>
+      </w:r>
+      <w:r>
+        <w:t xml:space="preserve"> </w:t>
+      </w:r>
+      <w:r>
+        <w:t xml:space="preserve">- 로그인 후 이동 경로 조작 방지, 봇 차단(reCAPTCHA) 요청 제한 추가</w:t>
+      </w:r>
+      <w:r>
+        <w:t xml:space="preserve"> </w:t>
+      </w:r>
+      <w:r>
+        <w:t xml:space="preserve">- AI 번역 API 보안 강화, 에러 메시지에서 내부 정보 노출 제거</w:t>
+      </w:r>
+      <w:r>
+        <w:t xml:space="preserve"> </w:t>
+      </w:r>
+      <w:r>
+        <w:t xml:space="preserve">- 관리자 이메일 환경변수를 서버 전용으로 변경 (ADMIN_EMAILS)</w:t>
+      </w:r>
+      <w:r>
+        <w:t xml:space="preserve"> </w:t>
+      </w:r>
+      <w:r>
+        <w:t xml:space="preserve">- 방문자 카운트 동시 접속 시 누락 방지 개선</w:t>
+      </w:r>
+      <w:r>
+        <w:t xml:space="preserve"> </w:t>
+      </w:r>
+      <w:r>
+        <w:t xml:space="preserve">- 버튼 색상 통일 (파란색 #0071e3)</w:t>
       </w:r>
       <w:r>
         <w:t xml:space="preserve"> </w:t>
@@ -601,14 +769,14 @@
         </w:pict>
       </w:r>
     </w:p>
-    <w:bookmarkEnd w:id="26"/>
-    <w:bookmarkStart w:id="27" w:name="외국인-유저-추가-이슈-일괄-수정-ccg-점검-2차"/>
+    <w:bookmarkEnd w:id="30"/>
+    <w:bookmarkStart w:id="31" w:name="ai-재점검-하드코딩-잔여-7건-수정"/>
     <w:p>
       <w:pPr>
         <w:pStyle w:val="Heading3"/>
       </w:pPr>
       <w:r>
-        <w:t xml:space="preserve">[2026-04-20 23:30] 외국인 유저 추가 이슈 일괄 수정 (CCG 점검 2차)</w:t>
+        <w:t xml:space="preserve">[2026-04-21 11:30] 3-AI 재점검 — 하드코딩 잔여 7건 수정</w:t>
       </w:r>
     </w:p>
     <w:p>
@@ -616,43 +784,109 @@
         <w:pStyle w:val="FirstParagraph"/>
       </w:pPr>
       <w:r>
-        <w:t xml:space="preserve">3개 AI 점검에서 발견된 추가 문제 11건을 수정했습니다.</w:t>
-      </w:r>
-      <w:r>
-        <w:t xml:space="preserve"> </w:t>
-      </w:r>
-      <w:r>
-        <w:t xml:space="preserve">- 게시글 목록: 카테고리 매핑 오류 + 정렬 오류 수정</w:t>
-      </w:r>
-      <w:r>
-        <w:t xml:space="preserve"> </w:t>
-      </w:r>
-      <w:r>
-        <w:t xml:space="preserve">- 게���글 목록: 검색/삭제 버튼 8개 언어 번역 적용</w:t>
-      </w:r>
-      <w:r>
-        <w:t xml:space="preserve"> </w:t>
-      </w:r>
-      <w:r>
-        <w:t xml:space="preserve">- 게시글 상세: 날짜가 사용자 언어에 맞게 표시되도록 수정</w:t>
-      </w:r>
-      <w:r>
-        <w:t xml:space="preserve"> </w:t>
-      </w:r>
-      <w:r>
-        <w:t xml:space="preserve">- 추천/비추천: 새로고침해도 유지되도록 DB 저장 방식으로 변경</w:t>
-      </w:r>
-      <w:r>
-        <w:t xml:space="preserve"> </w:t>
-      </w:r>
-      <w:r>
-        <w:t xml:space="preserve">- 헤더: 모바일 메뉴 8개 언어 번역 + 긴 텍스트 잘림 방지</w:t>
-      </w:r>
-      <w:r>
-        <w:t xml:space="preserve"> </w:t>
-      </w:r>
-      <w:r>
-        <w:t xml:space="preserve">- 헤더: 언어 변경 시 검색 조건이 유지되도록 수정</w:t>
+        <w:t xml:space="preserve">이전 수정이 올바른지 + 새로운 문제가 있는지 3개 AI로 재점검했습니다.</w:t>
+      </w:r>
+      <w:r>
+        <w:t xml:space="preserve"> </w:t>
+      </w:r>
+      <w:r>
+        <w:t xml:space="preserve">- sitemap에 잘못된 URL(404 발생) 수정</w:t>
+      </w:r>
+      <w:r>
+        <w:t xml:space="preserve"> </w:t>
+      </w:r>
+      <w:r>
+        <w:t xml:space="preserve">- 글쓰기 태그(Flair) 8개 언어 번역 적용</w:t>
+      </w:r>
+      <w:r>
+        <w:t xml:space="preserve"> </w:t>
+      </w:r>
+      <w:r>
+        <w:t xml:space="preserve">- 병원 타입 필터(전체/의원/병원) 8개 언어 번역 적용</w:t>
+      </w:r>
+      <w:r>
+        <w:t xml:space="preserve"> </w:t>
+      </w:r>
+      <w:r>
+        <w:t xml:space="preserve">- 코스메틱 출처/가격 표시 8개 언어 번역 적용</w:t>
+      </w:r>
+      <w:r>
+        <w:t xml:space="preserve"> </w:t>
+      </w:r>
+      <w:r>
+        <w:t xml:space="preserve">- 투표 실패 시 에러 메시지 반환하도록 개선</w:t>
+      </w:r>
+      <w:r>
+        <w:t xml:space="preserve"> </w:t>
+      </w:r>
+      <w:r>
+        <w:t xml:space="preserve">- 모달/검색 접근성 라벨 수정</w:t>
+      </w:r>
+      <w:r>
+        <w:t xml:space="preserve"> </w:t>
+      </w:r>
+      <w:r>
+        <w:t xml:space="preserve">- 상태: [완료]</w:t>
+      </w:r>
+    </w:p>
+    <w:bookmarkEnd w:id="31"/>
+    <w:bookmarkStart w:id="32" w:name="ai-딥서치-보안seo아키텍처-전면-점검-및-수정"/>
+    <w:p>
+      <w:pPr>
+        <w:pStyle w:val="Heading3"/>
+      </w:pPr>
+      <w:r>
+        <w:t xml:space="preserve">[2026-04-21 10:30] 3-AI 딥서치 보안/SEO/아키텍처 전면 점검 및 수정</w:t>
+      </w:r>
+    </w:p>
+    <w:p>
+      <w:pPr>
+        <w:pStyle w:val="FirstParagraph"/>
+      </w:pPr>
+      <w:r>
+        <w:t xml:space="preserve">3개 AI(Claude+Codex+Gemini)로 프로젝트 전체를 보안, 성능, SEO, 아키텍처 관점에서 점검했습니다.</w:t>
+      </w:r>
+      <w:r>
+        <w:t xml:space="preserve"> </w:t>
+      </w:r>
+      <w:r>
+        <w:t xml:space="preserve">- 관리자 페이지 서버 인증 추가 (로그인 안 하면 관리자 화면 접근 불가)</w:t>
+      </w:r>
+      <w:r>
+        <w:t xml:space="preserve"> </w:t>
+      </w:r>
+      <w:r>
+        <w:t xml:space="preserve">- 관리자 이메일 코드 노출 제거 → 환경변수로 이동</w:t>
+      </w:r>
+      <w:r>
+        <w:t xml:space="preserve"> </w:t>
+      </w:r>
+      <w:r>
+        <w:t xml:space="preserve">- 회원가입 시 유저 프로필 자동 생성 트리거 추가 (SQL 필요)</w:t>
+      </w:r>
+      <w:r>
+        <w:t xml:space="preserve"> </w:t>
+      </w:r>
+      <w:r>
+        <w:t xml:space="preserve">- robots.txt 한국어 차단 해제 + sitemap hreflang 추가</w:t>
+      </w:r>
+      <w:r>
+        <w:t xml:space="preserve"> </w:t>
+      </w:r>
+      <w:r>
+        <w:t xml:space="preserve">- 404 페이지 사용자 언어 유지</w:t>
+      </w:r>
+      <w:r>
+        <w:t xml:space="preserve"> </w:t>
+      </w:r>
+      <w:r>
+        <w:t xml:space="preserve">- AI 검색/이벤트 페이지 하드코딩 → 8개 언어 번역</w:t>
+      </w:r>
+      <w:r>
+        <w:t xml:space="preserve"> </w:t>
+      </w:r>
+      <w:r>
+        <w:t xml:space="preserve">- 코드 중복 제거 (FLAIR_STYLE 등 공통 모듈화)</w:t>
       </w:r>
       <w:r>
         <w:t xml:space="preserve"> </w:t>
@@ -668,14 +902,14 @@
         </w:pict>
       </w:r>
     </w:p>
-    <w:bookmarkEnd w:id="27"/>
-    <w:bookmarkStart w:id="28" w:name="외국인-유저-글쓰기-다국어-완전-점검-및-수정"/>
+    <w:bookmarkEnd w:id="32"/>
+    <w:bookmarkStart w:id="33" w:name="외국인-유저-추가-이슈-일괄-수정-ccg-점검-2차"/>
     <w:p>
       <w:pPr>
         <w:pStyle w:val="Heading3"/>
       </w:pPr>
       <w:r>
-        <w:t xml:space="preserve">[2026-04-20 23:00] 외국인 유저 글쓰기 다국어 완전 점검 및 수정</w:t>
+        <w:t xml:space="preserve">[2026-04-20 23:30] 외국인 유저 추가 이슈 일괄 수정 (CCG 점검 2차)</w:t>
       </w:r>
     </w:p>
     <w:p>
@@ -683,43 +917,43 @@
         <w:pStyle w:val="FirstParagraph"/>
       </w:pPr>
       <w:r>
-        <w:t xml:space="preserve">외국인이 글을 쓸 때 발생하는 문제를 3개 AI(Claude+Codex+Gemini)로 전수 점검했습니다.</w:t>
-      </w:r>
-      <w:r>
-        <w:t xml:space="preserve"> </w:t>
-      </w:r>
-      <w:r>
-        <w:t xml:space="preserve">- 게시판 6개(K-POP, K-Food, K-Drama 등) 누락 → DB에 추가 완료</w:t>
-      </w:r>
-      <w:r>
-        <w:t xml:space="preserve"> </w:t>
-      </w:r>
-      <w:r>
-        <w:t xml:space="preserve">- 글쓰기 화면이 한국어/영어로만 표시되던 문제 → 8개 언어 번역 적용</w:t>
-      </w:r>
-      <w:r>
-        <w:t xml:space="preserve"> </w:t>
-      </w:r>
-      <w:r>
-        <w:t xml:space="preserve">- 이미지 업로드 에러가 한국어로만 뜨던 문제 → 8개 언어 지원</w:t>
-      </w:r>
-      <w:r>
-        <w:t xml:space="preserve"> </w:t>
-      </w:r>
-      <w:r>
-        <w:t xml:space="preserve">- 로그인 에러 메시지 8개 언어 지원</w:t>
-      </w:r>
-      <w:r>
-        <w:t xml:space="preserve"> </w:t>
-      </w:r>
-      <w:r>
-        <w:t xml:space="preserve">- 구글 로그인 후 언어가 영어로 바뀌던 문제 수정</w:t>
-      </w:r>
-      <w:r>
-        <w:t xml:space="preserve"> </w:t>
-      </w:r>
-      <w:r>
-        <w:t xml:space="preserve">- 댓글 삭제 시 권한 체크 오류 수정</w:t>
+        <w:t xml:space="preserve">3개 AI 점검에서 발견된 추가 문제 11건을 수정했습니다.</w:t>
+      </w:r>
+      <w:r>
+        <w:t xml:space="preserve"> </w:t>
+      </w:r>
+      <w:r>
+        <w:t xml:space="preserve">- 게시글 목록: 카테고리 매핑 오류 + 정렬 오류 수정</w:t>
+      </w:r>
+      <w:r>
+        <w:t xml:space="preserve"> </w:t>
+      </w:r>
+      <w:r>
+        <w:t xml:space="preserve">- 게���글 목록: 검색/삭제 버튼 8개 언어 번역 적용</w:t>
+      </w:r>
+      <w:r>
+        <w:t xml:space="preserve"> </w:t>
+      </w:r>
+      <w:r>
+        <w:t xml:space="preserve">- 게시글 상세: 날짜가 사용자 언어에 맞게 표시되도록 수정</w:t>
+      </w:r>
+      <w:r>
+        <w:t xml:space="preserve"> </w:t>
+      </w:r>
+      <w:r>
+        <w:t xml:space="preserve">- 추천/비추천: 새로고침해도 유지되도록 DB 저장 방식으로 변경</w:t>
+      </w:r>
+      <w:r>
+        <w:t xml:space="preserve"> </w:t>
+      </w:r>
+      <w:r>
+        <w:t xml:space="preserve">- 헤더: 모바일 메뉴 8개 언어 번역 + 긴 텍스트 잘림 방지</w:t>
+      </w:r>
+      <w:r>
+        <w:t xml:space="preserve"> </w:t>
+      </w:r>
+      <w:r>
+        <w:t xml:space="preserve">- 헤더: 언어 변경 시 검색 조건이 유지되도록 수정</w:t>
       </w:r>
       <w:r>
         <w:t xml:space="preserve"> </w:t>
@@ -735,8 +969,75 @@
         </w:pict>
       </w:r>
     </w:p>
-    <w:bookmarkEnd w:id="28"/>
-    <w:bookmarkStart w:id="29" w:name="검색-연결-버그-수정-사이트-점검-기능-관리자-구글-로그인"/>
+    <w:bookmarkEnd w:id="33"/>
+    <w:bookmarkStart w:id="34" w:name="외국인-유저-글쓰기-다국어-완전-점검-및-수정"/>
+    <w:p>
+      <w:pPr>
+        <w:pStyle w:val="Heading3"/>
+      </w:pPr>
+      <w:r>
+        <w:t xml:space="preserve">[2026-04-20 23:00] 외국인 유저 글쓰기 다국어 완전 점검 및 수정</w:t>
+      </w:r>
+    </w:p>
+    <w:p>
+      <w:pPr>
+        <w:pStyle w:val="FirstParagraph"/>
+      </w:pPr>
+      <w:r>
+        <w:t xml:space="preserve">외국인이 글을 쓸 때 발생하는 문제를 3개 AI(Claude+Codex+Gemini)로 전수 점검했습니다.</w:t>
+      </w:r>
+      <w:r>
+        <w:t xml:space="preserve"> </w:t>
+      </w:r>
+      <w:r>
+        <w:t xml:space="preserve">- 게시판 6개(K-POP, K-Food, K-Drama 등) 누락 → DB에 추가 완료</w:t>
+      </w:r>
+      <w:r>
+        <w:t xml:space="preserve"> </w:t>
+      </w:r>
+      <w:r>
+        <w:t xml:space="preserve">- 글쓰기 화면이 한국어/영어로만 표시되던 문제 → 8개 언어 번역 적용</w:t>
+      </w:r>
+      <w:r>
+        <w:t xml:space="preserve"> </w:t>
+      </w:r>
+      <w:r>
+        <w:t xml:space="preserve">- 이미지 업로드 에러가 한국어로만 뜨던 문제 → 8개 언어 지원</w:t>
+      </w:r>
+      <w:r>
+        <w:t xml:space="preserve"> </w:t>
+      </w:r>
+      <w:r>
+        <w:t xml:space="preserve">- 로그인 에러 메시지 8개 언어 지원</w:t>
+      </w:r>
+      <w:r>
+        <w:t xml:space="preserve"> </w:t>
+      </w:r>
+      <w:r>
+        <w:t xml:space="preserve">- 구글 로그인 후 언어가 영어로 바뀌던 문제 수정</w:t>
+      </w:r>
+      <w:r>
+        <w:t xml:space="preserve"> </w:t>
+      </w:r>
+      <w:r>
+        <w:t xml:space="preserve">- 댓글 삭제 시 권한 체크 오류 수정</w:t>
+      </w:r>
+      <w:r>
+        <w:t xml:space="preserve"> </w:t>
+      </w:r>
+      <w:r>
+        <w:t xml:space="preserve">- 상태: [완료]</w:t>
+      </w:r>
+    </w:p>
+    <w:p>
+      <w:r>
+        <w:pict>
+          <v:rect style="width:0;height:1.5pt" o:hralign="center" o:hrstd="t" o:hr="t"/>
+        </w:pict>
+      </w:r>
+    </w:p>
+    <w:bookmarkEnd w:id="34"/>
+    <w:bookmarkStart w:id="35" w:name="검색-연결-버그-수정-사이트-점검-기능-관리자-구글-로그인"/>
     <w:p>
       <w:pPr>
         <w:pStyle w:val="Heading3"/>
@@ -906,8 +1207,8 @@
         </w:pict>
       </w:r>
     </w:p>
-    <w:bookmarkEnd w:id="29"/>
-    <w:bookmarkStart w:id="30" w:name="데이터-동기화-수정-ai-검색-최소-10건-보장"/>
+    <w:bookmarkEnd w:id="35"/>
+    <w:bookmarkStart w:id="36" w:name="데이터-동기화-수정-ai-검색-최소-10건-보장"/>
     <w:p>
       <w:pPr>
         <w:pStyle w:val="Heading3"/>
@@ -1029,8 +1330,8 @@
         </w:pict>
       </w:r>
     </w:p>
-    <w:bookmarkEnd w:id="30"/>
-    <w:bookmarkStart w:id="31" w:name="관리자-패널-전면-개편-13단계-ai-검색-최적화"/>
+    <w:bookmarkEnd w:id="36"/>
+    <w:bookmarkStart w:id="37" w:name="관리자-패널-전면-개편-13단계-ai-검색-최적화"/>
     <w:p>
       <w:pPr>
         <w:pStyle w:val="Heading3"/>
@@ -1200,8 +1501,8 @@
         </w:pict>
       </w:r>
     </w:p>
-    <w:bookmarkEnd w:id="31"/>
-    <w:bookmarkStart w:id="32" w:name="화장품-순위-자동-수집-cron-구축"/>
+    <w:bookmarkEnd w:id="37"/>
+    <w:bookmarkStart w:id="38" w:name="화장품-순위-자동-수집-cron-구축"/>
     <w:p>
       <w:pPr>
         <w:pStyle w:val="Heading3"/>
@@ -1281,8 +1582,8 @@
         </w:pict>
       </w:r>
     </w:p>
-    <w:bookmarkEnd w:id="32"/>
-    <w:bookmarkStart w:id="33" w:name="highmedium-이슈-22건-일괄-수정"/>
+    <w:bookmarkEnd w:id="38"/>
+    <w:bookmarkStart w:id="39" w:name="highmedium-이슈-22건-일괄-수정"/>
     <w:p>
       <w:pPr>
         <w:pStyle w:val="Heading3"/>
@@ -1371,8 +1672,8 @@
         </w:pict>
       </w:r>
     </w:p>
-    <w:bookmarkEnd w:id="33"/>
-    <w:bookmarkStart w:id="34" w:name="ccg-3-ai-전체-기능-점검-critical-이슈-6건-수정"/>
+    <w:bookmarkEnd w:id="39"/>
+    <w:bookmarkStart w:id="40" w:name="ccg-3-ai-전체-기능-점검-critical-이슈-6건-수정"/>
     <w:p>
       <w:pPr>
         <w:pStyle w:val="Heading3"/>
@@ -3545,8 +3846,8 @@
         <w:t xml:space="preserve">- README.md 8개국 언어, 프로젝트 구조 현행화</w:t>
       </w:r>
     </w:p>
-    <w:bookmarkEnd w:id="34"/>
-    <w:bookmarkEnd w:id="35"/>
+    <w:bookmarkEnd w:id="40"/>
+    <w:bookmarkEnd w:id="41"/>
     <w:sectPr/>
   </w:body>
 </w:document>

--- a/docs/exports/DEV_LOG.docx
+++ b/docs/exports/DEV_LOG.docx
@@ -2,7 +2,7 @@
 <file path=word/document.xml><?xml version="1.0" encoding="utf-8"?>
 <w:document xmlns:w="http://schemas.openxmlformats.org/wordprocessingml/2006/main" xmlns:m="http://schemas.openxmlformats.org/officeDocument/2006/math" xmlns:r="http://schemas.openxmlformats.org/officeDocument/2006/relationships" xmlns:o="urn:schemas-microsoft-com:office:office" xmlns:v="urn:schemas-microsoft-com:vml" xmlns:w10="urn:schemas-microsoft-com:office:word" xmlns:a="http://schemas.openxmlformats.org/drawingml/2006/main" xmlns:pic="http://schemas.openxmlformats.org/drawingml/2006/picture" xmlns:wp="http://schemas.openxmlformats.org/drawingml/2006/wordprocessingDrawing">
   <w:body>
-    <w:bookmarkStart w:id="41" w:name="개발-작업-기록-development-log"/>
+    <w:bookmarkStart w:id="44" w:name="개발-작업-기록-development-log"/>
     <w:p>
       <w:pPr>
         <w:pStyle w:val="Heading1"/>
@@ -26,13 +26,13 @@
         </w:pict>
       </w:r>
     </w:p>
-    <w:bookmarkStart w:id="20" w:name="youtube-shorts-자동화-완료"/>
+    <w:bookmarkStart w:id="20" w:name="커뮤니티-리뷰-별점-시스템-구현"/>
     <w:p>
       <w:pPr>
         <w:pStyle w:val="Heading3"/>
       </w:pPr>
       <w:r>
-        <w:t xml:space="preserve">[2026-05-02 19:45] YouTube Shorts 자동화 완료</w:t>
+        <w:t xml:space="preserve">[2026-05-09] 커뮤니티 리뷰 별점 시스템 구현</w:t>
       </w:r>
     </w:p>
     <w:p>
@@ -40,25 +40,13 @@
         <w:pStyle w:val="FirstParagraph"/>
       </w:pPr>
       <w:r>
-        <w:t xml:space="preserve">AutoShorts.ai로 K-MEDI TV 채널에 매일 자동 쇼츠 업로드를 설정했습니다.</w:t>
-      </w:r>
-      <w:r>
-        <w:t xml:space="preserve"> </w:t>
-      </w:r>
-      <w:r>
-        <w:t xml:space="preserve">- AutoShorts.ai Daily 플랜($39/월) 가입 + K-MEDI TV 연결</w:t>
-      </w:r>
-      <w:r>
-        <w:t xml:space="preserve"> </w:t>
-      </w:r>
-      <w:r>
-        <w:t xml:space="preserve">- Custom Prompt로 K-Beauty/의료관광 주제 자동 생성</w:t>
-      </w:r>
-      <w:r>
-        <w:t xml:space="preserve"> </w:t>
-      </w:r>
-      <w:r>
-        <w:t xml:space="preserve">- 첫 영상</w:t>
+        <w:t xml:space="preserve">게시글에 별점을 남길 수 있는 리뷰 기능을 추가했습니다.</w:t>
+      </w:r>
+      <w:r>
+        <w:t xml:space="preserve"> </w:t>
+      </w:r>
+      <w:r>
+        <w:t xml:space="preserve">- 글쓰기에서 flair</w:t>
       </w:r>
       <w:r>
         <w:t xml:space="preserve"> </w:t>
@@ -67,250 +55,25 @@
         <w:t xml:space="preserve">“</w:t>
       </w:r>
       <w:r>
-        <w:t xml:space="preserve">K-Beauty Laser Prices: Korea vs. LA Shock!</w:t>
+        <w:t xml:space="preserve">리뷰</w:t>
       </w:r>
       <w:r>
         <w:t xml:space="preserve">”</w:t>
       </w:r>
       <w:r>
-        <w:t xml:space="preserve"> </w:t>
-      </w:r>
-      <w:r>
-        <w:t xml:space="preserve">오후 9:15 업로드 예정</w:t>
-      </w:r>
-      <w:r>
-        <w:t xml:space="preserve"> </w:t>
-      </w:r>
-      <w:r>
-        <w:t xml:space="preserve">- 3채널분 쇼츠 주제 1,095개 준비 (scripts/shorts-topics-*.mjs)</w:t>
-      </w:r>
-      <w:r>
-        <w:t xml:space="preserve"> </w:t>
-      </w:r>
-      <w:r>
-        <w:t xml:space="preserve">- 상태: [완료]</w:t>
-      </w:r>
-    </w:p>
-    <w:bookmarkEnd w:id="20"/>
-    <w:bookmarkStart w:id="21" w:name="kbbg-웹사이트-관리자-모드-전수-점검"/>
-    <w:p>
-      <w:pPr>
-        <w:pStyle w:val="Heading3"/>
-      </w:pPr>
-      <w:r>
-        <w:t xml:space="preserve">[2026-05-02 17:00] KBBG 웹사이트 + 관리자 모드 전수 점검</w:t>
-      </w:r>
-    </w:p>
-    <w:p>
-      <w:pPr>
-        <w:pStyle w:val="FirstParagraph"/>
-      </w:pPr>
-      <w:r>
-        <w:t xml:space="preserve">6개 AI 에이전트로 웹사이트와 관리자 기능을 병렬 점검했습니다.</w:t>
-      </w:r>
-      <w:r>
-        <w:t xml:space="preserve"> </w:t>
-      </w:r>
-      <w:r>
-        <w:t xml:space="preserve">- Critical 7건 수정: 이메일 환경변수, 대시보드 통계 버그, XSS, 404 등</w:t>
-      </w:r>
-      <w:r>
-        <w:t xml:space="preserve"> </w:t>
-      </w:r>
-      <w:r>
-        <w:t xml:space="preserve">- Warning 16건 중 6건 수정: Rate Limit, UUID검증, LIKE이스케이프 등</w:t>
-      </w:r>
-      <w:r>
-        <w:t xml:space="preserve"> </w:t>
-      </w:r>
-      <w:r>
-        <w:t xml:space="preserve">- 관리자 인증 정상 확인, 보안 헤더 정상</w:t>
-      </w:r>
-      <w:r>
-        <w:t xml:space="preserve"> </w:t>
-      </w:r>
-      <w:r>
-        <w:t xml:space="preserve">- 보류 4건: 감사 로그 연동, Race Condition(RPC 필요)</w:t>
-      </w:r>
-      <w:r>
-        <w:t xml:space="preserve"> </w:t>
-      </w:r>
-      <w:r>
-        <w:t xml:space="preserve">- 상태: [완료] (보류 4건 별도 진행)</w:t>
-      </w:r>
-    </w:p>
-    <w:bookmarkEnd w:id="21"/>
-    <w:bookmarkStart w:id="22" w:name="google-search-console-seo-점검"/>
-    <w:p>
-      <w:pPr>
-        <w:pStyle w:val="Heading3"/>
-      </w:pPr>
-      <w:r>
-        <w:t xml:space="preserve">[2026-05-02 15:00] Google Search Console SEO 점검</w:t>
-      </w:r>
-    </w:p>
-    <w:p>
-      <w:pPr>
-        <w:pStyle w:val="FirstParagraph"/>
-      </w:pPr>
-      <w:r>
-        <w:t xml:space="preserve">구글 인덱싱 상태를 확인하고 오류를 수정했습니다.</w:t>
-      </w:r>
-      <w:r>
-        <w:t xml:space="preserve"> </w:t>
-      </w:r>
-      <w:r>
-        <w:t xml:space="preserve">- 488페이지 색인 완료, 1,685페이지 대기 중 (정상)</w:t>
-      </w:r>
-      <w:r>
-        <w:t xml:space="preserve"> </w:t>
-      </w:r>
-      <w:r>
-        <w:t xml:space="preserve">- 404 오류 수정: guides JSON-LD URL /guides/→/procedures/ 수정</w:t>
-      </w:r>
-      <w:r>
-        <w:t xml:space="preserve"> </w:t>
-      </w:r>
-      <w:r>
-        <w:t xml:space="preserve">- 사이트맵 2,016개 URL 정상 등록 확인</w:t>
-      </w:r>
-      <w:r>
-        <w:t xml:space="preserve"> </w:t>
-      </w:r>
-      <w:r>
-        <w:t xml:space="preserve">- 상태: [완료]</w:t>
-      </w:r>
-    </w:p>
-    <w:bookmarkEnd w:id="22"/>
-    <w:bookmarkStart w:id="23" w:name="개-블로그-시스템-딥서치-전수-수정"/>
-    <w:p>
-      <w:pPr>
-        <w:pStyle w:val="Heading3"/>
-      </w:pPr>
-      <w:r>
-        <w:t xml:space="preserve">[2026-05-02 14:00] 4개 블로그 시스템 딥서치 전수 수정</w:t>
-      </w:r>
-    </w:p>
-    <w:p>
-      <w:pPr>
-        <w:pStyle w:val="FirstParagraph"/>
-      </w:pPr>
-      <w:r>
-        <w:t xml:space="preserve">3개 AI 에이전트로 블로그 4개를 병렬 점검하고 오류를 수정했습니다.</w:t>
-      </w:r>
-      <w:r>
-        <w:t xml:space="preserve"> </w:t>
-      </w:r>
-      <w:r>
-        <w:t xml:space="preserve">- KBBG 블로그 페이지에 site 필터 추가 (외부 글 혼합 방지)</w:t>
-      </w:r>
-      <w:r>
-        <w:t xml:space="preserve"> </w:t>
-      </w:r>
-      <w:r>
-        <w:t xml:space="preserve">- 번역 콘텐츠 이미지 삽입 개선 + Promise.allSettled 적용</w:t>
-      </w:r>
-      <w:r>
-        <w:t xml:space="preserve"> </w:t>
-      </w:r>
-      <w:r>
-        <w:t xml:space="preserve">- koreatravel365 fallback 기본값 수정</w:t>
-      </w:r>
-      <w:r>
-        <w:t xml:space="preserve"> </w:t>
-      </w:r>
-      <w:r>
-        <w:t xml:space="preserve">- 5/1 botox 포스팅 7개 언어 번역 복구</w:t>
-      </w:r>
-      <w:r>
-        <w:t xml:space="preserve"> </w:t>
-      </w:r>
-      <w:r>
-        <w:t xml:space="preserve">- Pixabay category 사이트별 분리, 쉘 스크립트 개선</w:t>
-      </w:r>
-      <w:r>
-        <w:t xml:space="preserve"> </w:t>
-      </w:r>
-      <w:r>
-        <w:t xml:space="preserve">- 상태: [완료]</w:t>
-      </w:r>
-    </w:p>
-    <w:bookmarkEnd w:id="23"/>
-    <w:bookmarkStart w:id="24" w:name="kbbg-내부-블로그-다국어-번역-활성화"/>
-    <w:p>
-      <w:pPr>
-        <w:pStyle w:val="Heading3"/>
-      </w:pPr>
-      <w:r>
-        <w:t xml:space="preserve">[2026-05-02 13:30] KBBG 내부 블로그 다국어 번역 활성화</w:t>
-      </w:r>
-    </w:p>
-    <w:p>
-      <w:pPr>
-        <w:pStyle w:val="FirstParagraph"/>
-      </w:pPr>
-      <w:r>
-        <w:t xml:space="preserve">기존에 영어만 생성되던 내부 블로그를 한국어 포함 7개 언어로 확장했습니다.</w:t>
-      </w:r>
-      <w:r>
-        <w:t xml:space="preserve"> </w:t>
-      </w:r>
-      <w:r>
-        <w:t xml:space="preserve">- auto-blog.mjs에 translateTitle + translateToKorean 추가</w:t>
-      </w:r>
-      <w:r>
-        <w:t xml:space="preserve"> </w:t>
-      </w:r>
-      <w:r>
-        <w:t xml:space="preserve">- Anthropic API 자동 재충전 설정 완료</w:t>
-      </w:r>
-      <w:r>
-        <w:t xml:space="preserve"> </w:t>
-      </w:r>
-      <w:r>
-        <w:t xml:space="preserve">- 상태: [완료]</w:t>
-      </w:r>
-    </w:p>
-    <w:bookmarkEnd w:id="24"/>
-    <w:bookmarkStart w:id="25" w:name="외부-블로그-3개-도메인-dns-설정"/>
-    <w:p>
-      <w:pPr>
-        <w:pStyle w:val="Heading3"/>
-      </w:pPr>
-      <w:r>
-        <w:t xml:space="preserve">[2026-05-02 13:00] 외부 블로그 3개 도메인 DNS 설정</w:t>
-      </w:r>
-    </w:p>
-    <w:p>
-      <w:pPr>
-        <w:pStyle w:val="FirstParagraph"/>
-      </w:pPr>
-      <w:r>
-        <w:t xml:space="preserve">카페24 DNS + Vercel 도메인 연결을 완료했습니다.</w:t>
-      </w:r>
-      <w:r>
-        <w:t xml:space="preserve"> </w:t>
-      </w:r>
-      <w:r>
-        <w:t xml:space="preserve">- kskindaily.com: A(76.76.21.21) + CNAME(www→cname.vercel-dns.com)</w:t>
-      </w:r>
-      <w:r>
-        <w:t xml:space="preserve"> </w:t>
-      </w:r>
-      <w:r>
-        <w:t xml:space="preserve">- dailyhallyuwave.com: 동일 (www A→CNAME 권장방식 변경)</w:t>
-      </w:r>
-      <w:r>
-        <w:t xml:space="preserve"> </w:t>
-      </w:r>
-      <w:r>
-        <w:t xml:space="preserve">- koreatravel365.com: 동일 (www A→CNAME 권장방식 변경)</w:t>
-      </w:r>
-      <w:r>
-        <w:t xml:space="preserve"> </w:t>
-      </w:r>
-      <w:r>
-        <w:t xml:space="preserve">- Vercel 3개 프로젝트 도메인 연결 확인</w:t>
+        <w:t xml:space="preserve">를 선택하면 별점(★ 1~5점) UI가 나타납니다</w:t>
+      </w:r>
+      <w:r>
+        <w:t xml:space="preserve"> </w:t>
+      </w:r>
+      <w:r>
+        <w:t xml:space="preserve">- 이미지 업로드를 Cloudinary에서 Supabase Storage로 교체했습니다</w:t>
+      </w:r>
+      <w:r>
+        <w:t xml:space="preserve"> </w:t>
+      </w:r>
+      <w:r>
+        <w:t xml:space="preserve">- Supabase posts 테이블에 rating 컬럼 추가 완료</w:t>
       </w:r>
       <w:r>
         <w:t xml:space="preserve"> </w:t>
@@ -326,14 +89,14 @@
         </w:pict>
       </w:r>
     </w:p>
-    <w:bookmarkEnd w:id="25"/>
-    <w:bookmarkStart w:id="26" w:name="미완료-작업-일괄-점검-마케팅-콘텐츠-생성"/>
+    <w:bookmarkEnd w:id="20"/>
+    <w:bookmarkStart w:id="21" w:name="블로그-소셜-공유-기능-추가"/>
     <w:p>
       <w:pPr>
         <w:pStyle w:val="Heading3"/>
       </w:pPr>
       <w:r>
-        <w:t xml:space="preserve">[2026-05-01 15:00] 미완료 작업 일괄 점검 + 마케팅 콘텐츠 생성</w:t>
+        <w:t xml:space="preserve">[2026-05-03 14:00] 블로그 소셜 공유 기능 추가</w:t>
       </w:r>
     </w:p>
     <w:p>
@@ -341,112 +104,25 @@
         <w:pStyle w:val="FirstParagraph"/>
       </w:pPr>
       <w:r>
-        <w:t xml:space="preserve">KBBG 프로젝트의 미완료 작업들을 자동으로 처리할 수 있는 것부터 진행했습니다.</w:t>
-      </w:r>
-      <w:r>
-        <w:t xml:space="preserve"> </w:t>
-      </w:r>
-      <w:r>
-        <w:t xml:space="preserve">- KBBG 블로그 500 에러 → 정상 작동 확인 완료 (HTTP 200)</w:t>
-      </w:r>
-      <w:r>
-        <w:t xml:space="preserve"> </w:t>
-      </w:r>
-      <w:r>
-        <w:t xml:space="preserve">- 4개 블로그 이미지 중복 → 중복 없음 확인 완료 (최근 20개 포스트)</w:t>
-      </w:r>
-      <w:r>
-        <w:t xml:space="preserve"> </w:t>
-      </w:r>
-      <w:r>
-        <w:t xml:space="preserve">- 외부 블로그 사이트명 수정: kskindaily</w:t>
-      </w:r>
-      <w:r>
-        <w:t xml:space="preserve"> </w:t>
-      </w:r>
-      <w:r>
-        <w:t xml:space="preserve">“</w:t>
-      </w:r>
-      <w:r>
-        <w:t xml:space="preserve">K Blog</w:t>
-      </w:r>
-      <w:r>
-        <w:t xml:space="preserve">”</w:t>
-      </w:r>
-      <w:r>
-        <w:t xml:space="preserve">→</w:t>
-      </w:r>
-      <w:r>
-        <w:t xml:space="preserve">“</w:t>
-      </w:r>
-      <w:r>
-        <w:t xml:space="preserve">K Skin Daily</w:t>
-      </w:r>
-      <w:r>
-        <w:t xml:space="preserve">”</w:t>
-      </w:r>
-      <w:r>
-        <w:t xml:space="preserve">, dailyhallyuwave</w:t>
-      </w:r>
-      <w:r>
-        <w:t xml:space="preserve"> </w:t>
-      </w:r>
-      <w:r>
-        <w:t xml:space="preserve">“</w:t>
-      </w:r>
-      <w:r>
-        <w:t xml:space="preserve">K Blog</w:t>
-      </w:r>
-      <w:r>
-        <w:t xml:space="preserve">”</w:t>
-      </w:r>
-      <w:r>
-        <w:t xml:space="preserve">→</w:t>
-      </w:r>
-      <w:r>
-        <w:t xml:space="preserve">“</w:t>
-      </w:r>
-      <w:r>
-        <w:t xml:space="preserve">Daily Hallyu Wave</w:t>
-      </w:r>
-      <w:r>
-        <w:t xml:space="preserve">”</w:t>
-      </w:r>
-      <w:r>
-        <w:t xml:space="preserve"> </w:t>
-      </w:r>
-      <w:r>
-        <w:t xml:space="preserve">(siteId도 수정)</w:t>
-      </w:r>
-      <w:r>
-        <w:t xml:space="preserve"> </w:t>
-      </w:r>
-      <w:r>
-        <w:t xml:space="preserve">- 외부 블로그 3개 DNS → SERVFAIL (도메인 등록/DNS 설정 필요, 별도 진행 예정)</w:t>
-      </w:r>
-      <w:r>
-        <w:t xml:space="preserve"> </w:t>
-      </w:r>
-      <w:r>
-        <w:t xml:space="preserve">- Quora 자문자답 세트 20개 생성 (docs/quora-qa-20.md)</w:t>
-      </w:r>
-      <w:r>
-        <w:t xml:space="preserve"> </w:t>
-      </w:r>
-      <w:r>
-        <w:t xml:space="preserve">- Reddit 답변 템플릿 10개 생성 (docs/reddit-templates-10.md)</w:t>
-      </w:r>
-      <w:r>
-        <w:t xml:space="preserve"> </w:t>
-      </w:r>
-      <w:r>
-        <w:t xml:space="preserve">- docx 변환 완료 (docs/exports/)</w:t>
-      </w:r>
-      <w:r>
-        <w:t xml:space="preserve"> </w:t>
-      </w:r>
-      <w:r>
-        <w:t xml:space="preserve">- [완료]</w:t>
+        <w:t xml:space="preserve">블로그 글 하단에 소셜 공유 버튼(WhatsApp, Telegram, Facebook, X, Pinterest, 링크 복사)을 추가했습니다.</w:t>
+      </w:r>
+      <w:r>
+        <w:t xml:space="preserve"> </w:t>
+      </w:r>
+      <w:r>
+        <w:t xml:space="preserve">- 모바일에서 스크롤하면 오른쪽 하단에 플로팅 공유 버튼이 나타나며, Web Share API 지원 시 기기 기본 공유 창이 열립니다.</w:t>
+      </w:r>
+      <w:r>
+        <w:t xml:space="preserve"> </w:t>
+      </w:r>
+      <w:r>
+        <w:t xml:space="preserve">- Open Graph 메타태그에 twitter:image, article:published_time, article:section을 추가하여 SNS 공유 시 미리보기가 더 풍부하게 표시됩니다.</w:t>
+      </w:r>
+      <w:r>
+        <w:t xml:space="preserve"> </w:t>
+      </w:r>
+      <w:r>
+        <w:t xml:space="preserve">- 상태: [완료]</w:t>
       </w:r>
     </w:p>
     <w:p>
@@ -456,14 +132,14 @@
         </w:pict>
       </w:r>
     </w:p>
-    <w:bookmarkEnd w:id="26"/>
-    <w:bookmarkStart w:id="27" w:name="내부-블로그-시스템-자동-포스팅-구현"/>
+    <w:bookmarkEnd w:id="21"/>
+    <w:bookmarkStart w:id="22" w:name="google-자동-색인-알림-추가"/>
     <w:p>
       <w:pPr>
         <w:pStyle w:val="Heading3"/>
       </w:pPr>
       <w:r>
-        <w:t xml:space="preserve">[2026-04-26 14:00] 내부 블로그 시스템 + 자동 포스팅 구현</w:t>
+        <w:t xml:space="preserve">[2026-05-03 10:00] Google 자동 색인 알림 추가</w:t>
       </w:r>
     </w:p>
     <w:p>
@@ -471,85 +147,54 @@
         <w:pStyle w:val="FirstParagraph"/>
       </w:pPr>
       <w:r>
-        <w:t xml:space="preserve">SEO 유입을 위한 내부 블로그를 만들었습니다. 매일 자동으로 글이 올라갑니다.</w:t>
-      </w:r>
-      <w:r>
-        <w:t xml:space="preserve"> </w:t>
-      </w:r>
-      <w:r>
-        <w:t xml:space="preserve">- 블로그 목록(/blog) + 상세 페이지(/blog/[slug]) 구현</w:t>
-      </w:r>
-      <w:r>
-        <w:t xml:space="preserve"> </w:t>
-      </w:r>
-      <w:r>
-        <w:t xml:space="preserve">- 매일 오후 3시(한국 시간) Claude AI가 K-뷰티 글 1개 자동 작성</w:t>
-      </w:r>
-      <w:r>
-        <w:t xml:space="preserve"> </w:t>
-      </w:r>
-      <w:r>
-        <w:t xml:space="preserve">- 8개 언어 자동 번역 포함, 메뉴에는 노출 안 함 (구글 검색 전용)</w:t>
-      </w:r>
-      <w:r>
-        <w:t xml:space="preserve"> </w:t>
-      </w:r>
-      <w:r>
-        <w:t xml:space="preserve">- 주제: 시술 가이드, 화장품 순위, FAQ, 비용 비교, 성분 분석, 의료관광 팁</w:t>
-      </w:r>
-      <w:r>
-        <w:t xml:space="preserve"> </w:t>
-      </w:r>
-      <w:r>
-        <w:t xml:space="preserve">- 병원명 가격비교 절대 금지 (평균 가격대만 표시)</w:t>
-      </w:r>
-      <w:r>
-        <w:t xml:space="preserve"> </w:t>
-      </w:r>
-      <w:r>
-        <w:t xml:space="preserve">-</w:t>
-      </w:r>
-      <w:r>
-        <w:t xml:space="preserve"> </w:t>
-      </w:r>
-      <w:r>
-        <w:t xml:space="preserve">“</w:t>
-      </w:r>
-      <w:r>
-        <w:t xml:space="preserve">AI 활용 제작</w:t>
-      </w:r>
-      <w:r>
-        <w:t xml:space="preserve">”</w:t>
-      </w:r>
-      <w:r>
-        <w:t xml:space="preserve"> </w:t>
-      </w:r>
-      <w:r>
-        <w:t xml:space="preserve">표시 자동 삽입 (한국 법 준수)</w:t>
-      </w:r>
-      <w:r>
-        <w:t xml:space="preserve"> </w:t>
-      </w:r>
-      <w:r>
-        <w:t xml:space="preserve">- 첫 글 생성 완료:</w:t>
-      </w:r>
-      <w:r>
-        <w:t xml:space="preserve"> </w:t>
-      </w:r>
-      <w:r>
-        <w:t xml:space="preserve">“</w:t>
-      </w:r>
-      <w:r>
-        <w:t xml:space="preserve">한국 코성형 완전 가이드</w:t>
-      </w:r>
-      <w:r>
-        <w:t xml:space="preserve">”</w:t>
-      </w:r>
-      <w:r>
-        <w:t xml:space="preserve"> </w:t>
-      </w:r>
-      <w:r>
-        <w:t xml:space="preserve">- [완료]</w:t>
+        <w:t xml:space="preserve">블로그 글이 올라갈 때마다 Google에 자동으로 새 URL이 생겼다고 알려주는 기능을 추가했습니다.</w:t>
+      </w:r>
+      <w:r>
+        <w:t xml:space="preserve"> </w:t>
+      </w:r>
+      <w:r>
+        <w:t xml:space="preserve">- 방법 1 (즉시 적용): 글 저장 후 4개 사이트 사이트맵을 Google에 ping (인증 불필요)</w:t>
+      </w:r>
+      <w:r>
+        <w:t xml:space="preserve"> </w:t>
+      </w:r>
+      <w:r>
+        <w:t xml:space="preserve">- 방법 2 (설정 시 적용): Google Indexing API로 특정 URL 즉시 색인 요청 (서비스 계정 키 필요)</w:t>
+      </w:r>
+      <w:r>
+        <w:t xml:space="preserve"> </w:t>
+      </w:r>
+      <w:r>
+        <w:t xml:space="preserve">- 새 파일:</w:t>
+      </w:r>
+      <w:r>
+        <w:t xml:space="preserve"> </w:t>
+      </w:r>
+      <w:r>
+        <w:rPr>
+          <w:rStyle w:val="VerbatimChar"/>
+        </w:rPr>
+        <w:t xml:space="preserve">scripts/google-index-notify.mjs</w:t>
+      </w:r>
+      <w:r>
+        <w:t xml:space="preserve"> </w:t>
+      </w:r>
+      <w:r>
+        <w:t xml:space="preserve">(단독 실행 또는 import 가능)</w:t>
+      </w:r>
+      <w:r>
+        <w:t xml:space="preserve"> </w:t>
+      </w:r>
+      <w:r>
+        <w:t xml:space="preserve">- 적용 대상: kbbg, kskindaily, koreatravel365, dailyhallyuwave 4개 사이트 모두</w:t>
+      </w:r>
+    </w:p>
+    <w:p>
+      <w:pPr>
+        <w:pStyle w:val="BodyText"/>
+      </w:pPr>
+      <w:r>
+        <w:t xml:space="preserve">[완료]</w:t>
       </w:r>
     </w:p>
     <w:p>
@@ -559,14 +204,260 @@
         </w:pict>
       </w:r>
     </w:p>
+    <w:bookmarkEnd w:id="22"/>
+    <w:bookmarkStart w:id="23" w:name="youtube-shorts-자동화-완료"/>
+    <w:p>
+      <w:pPr>
+        <w:pStyle w:val="Heading3"/>
+      </w:pPr>
+      <w:r>
+        <w:t xml:space="preserve">[2026-05-02 19:45] YouTube Shorts 자동화 완료</w:t>
+      </w:r>
+    </w:p>
+    <w:p>
+      <w:pPr>
+        <w:pStyle w:val="FirstParagraph"/>
+      </w:pPr>
+      <w:r>
+        <w:t xml:space="preserve">AutoShorts.ai로 K-MEDI TV 채널에 매일 자동 쇼츠 업로드를 설정했습니다.</w:t>
+      </w:r>
+      <w:r>
+        <w:t xml:space="preserve"> </w:t>
+      </w:r>
+      <w:r>
+        <w:t xml:space="preserve">- AutoShorts.ai Daily 플랜($39/월) 가입 + K-MEDI TV 연결</w:t>
+      </w:r>
+      <w:r>
+        <w:t xml:space="preserve"> </w:t>
+      </w:r>
+      <w:r>
+        <w:t xml:space="preserve">- Custom Prompt로 K-Beauty/의료관광 주제 자동 생성</w:t>
+      </w:r>
+      <w:r>
+        <w:t xml:space="preserve"> </w:t>
+      </w:r>
+      <w:r>
+        <w:t xml:space="preserve">- 첫 영상</w:t>
+      </w:r>
+      <w:r>
+        <w:t xml:space="preserve"> </w:t>
+      </w:r>
+      <w:r>
+        <w:t xml:space="preserve">“</w:t>
+      </w:r>
+      <w:r>
+        <w:t xml:space="preserve">K-Beauty Laser Prices: Korea vs. LA Shock!</w:t>
+      </w:r>
+      <w:r>
+        <w:t xml:space="preserve">”</w:t>
+      </w:r>
+      <w:r>
+        <w:t xml:space="preserve"> </w:t>
+      </w:r>
+      <w:r>
+        <w:t xml:space="preserve">오후 9:15 업로드 예정</w:t>
+      </w:r>
+      <w:r>
+        <w:t xml:space="preserve"> </w:t>
+      </w:r>
+      <w:r>
+        <w:t xml:space="preserve">- 3채널분 쇼츠 주제 1,095개 준비 (scripts/shorts-topics-*.mjs)</w:t>
+      </w:r>
+      <w:r>
+        <w:t xml:space="preserve"> </w:t>
+      </w:r>
+      <w:r>
+        <w:t xml:space="preserve">- 상태: [완료]</w:t>
+      </w:r>
+    </w:p>
+    <w:bookmarkEnd w:id="23"/>
+    <w:bookmarkStart w:id="24" w:name="kbbg-웹사이트-관리자-모드-전수-점검"/>
+    <w:p>
+      <w:pPr>
+        <w:pStyle w:val="Heading3"/>
+      </w:pPr>
+      <w:r>
+        <w:t xml:space="preserve">[2026-05-02 17:00] KBBG 웹사이트 + 관리자 모드 전수 점검</w:t>
+      </w:r>
+    </w:p>
+    <w:p>
+      <w:pPr>
+        <w:pStyle w:val="FirstParagraph"/>
+      </w:pPr>
+      <w:r>
+        <w:t xml:space="preserve">6개 AI 에이전트로 웹사이트와 관리자 기능을 병렬 점검했습니다.</w:t>
+      </w:r>
+      <w:r>
+        <w:t xml:space="preserve"> </w:t>
+      </w:r>
+      <w:r>
+        <w:t xml:space="preserve">- Critical 7건 수정: 이메일 환경변수, 대시보드 통계 버그, XSS, 404 등</w:t>
+      </w:r>
+      <w:r>
+        <w:t xml:space="preserve"> </w:t>
+      </w:r>
+      <w:r>
+        <w:t xml:space="preserve">- Warning 16건 중 6건 수정: Rate Limit, UUID검증, LIKE이스케이프 등</w:t>
+      </w:r>
+      <w:r>
+        <w:t xml:space="preserve"> </w:t>
+      </w:r>
+      <w:r>
+        <w:t xml:space="preserve">- 관리자 인증 정상 확인, 보안 헤더 정상</w:t>
+      </w:r>
+      <w:r>
+        <w:t xml:space="preserve"> </w:t>
+      </w:r>
+      <w:r>
+        <w:t xml:space="preserve">- 보류 4건: 감사 로그 연동, Race Condition(RPC 필요)</w:t>
+      </w:r>
+      <w:r>
+        <w:t xml:space="preserve"> </w:t>
+      </w:r>
+      <w:r>
+        <w:t xml:space="preserve">- 상태: [완료] (보류 4건 별도 진행)</w:t>
+      </w:r>
+    </w:p>
+    <w:bookmarkEnd w:id="24"/>
+    <w:bookmarkStart w:id="25" w:name="google-search-console-seo-점검"/>
+    <w:p>
+      <w:pPr>
+        <w:pStyle w:val="Heading3"/>
+      </w:pPr>
+      <w:r>
+        <w:t xml:space="preserve">[2026-05-02 15:00] Google Search Console SEO 점검</w:t>
+      </w:r>
+    </w:p>
+    <w:p>
+      <w:pPr>
+        <w:pStyle w:val="FirstParagraph"/>
+      </w:pPr>
+      <w:r>
+        <w:t xml:space="preserve">구글 인덱싱 상태를 확인하고 오류를 수정했습니다.</w:t>
+      </w:r>
+      <w:r>
+        <w:t xml:space="preserve"> </w:t>
+      </w:r>
+      <w:r>
+        <w:t xml:space="preserve">- 488페이지 색인 완료, 1,685페이지 대기 중 (정상)</w:t>
+      </w:r>
+      <w:r>
+        <w:t xml:space="preserve"> </w:t>
+      </w:r>
+      <w:r>
+        <w:t xml:space="preserve">- 404 오류 수정: guides JSON-LD URL /guides/→/procedures/ 수정</w:t>
+      </w:r>
+      <w:r>
+        <w:t xml:space="preserve"> </w:t>
+      </w:r>
+      <w:r>
+        <w:t xml:space="preserve">- 사이트맵 2,016개 URL 정상 등록 확인</w:t>
+      </w:r>
+      <w:r>
+        <w:t xml:space="preserve"> </w:t>
+      </w:r>
+      <w:r>
+        <w:t xml:space="preserve">- 상태: [완료]</w:t>
+      </w:r>
+    </w:p>
+    <w:bookmarkEnd w:id="25"/>
+    <w:bookmarkStart w:id="26" w:name="개-블로그-시스템-딥서치-전수-수정"/>
+    <w:p>
+      <w:pPr>
+        <w:pStyle w:val="Heading3"/>
+      </w:pPr>
+      <w:r>
+        <w:t xml:space="preserve">[2026-05-02 14:00] 4개 블로그 시스템 딥서치 전수 수정</w:t>
+      </w:r>
+    </w:p>
+    <w:p>
+      <w:pPr>
+        <w:pStyle w:val="FirstParagraph"/>
+      </w:pPr>
+      <w:r>
+        <w:t xml:space="preserve">3개 AI 에이전트로 블로그 4개를 병렬 점검하고 오류를 수정했습니다.</w:t>
+      </w:r>
+      <w:r>
+        <w:t xml:space="preserve"> </w:t>
+      </w:r>
+      <w:r>
+        <w:t xml:space="preserve">- KBBG 블로그 페이지에 site 필터 추가 (외부 글 혼합 방지)</w:t>
+      </w:r>
+      <w:r>
+        <w:t xml:space="preserve"> </w:t>
+      </w:r>
+      <w:r>
+        <w:t xml:space="preserve">- 번역 콘텐츠 이미지 삽입 개선 + Promise.allSettled 적용</w:t>
+      </w:r>
+      <w:r>
+        <w:t xml:space="preserve"> </w:t>
+      </w:r>
+      <w:r>
+        <w:t xml:space="preserve">- koreatravel365 fallback 기본값 수정</w:t>
+      </w:r>
+      <w:r>
+        <w:t xml:space="preserve"> </w:t>
+      </w:r>
+      <w:r>
+        <w:t xml:space="preserve">- 5/1 botox 포스팅 7개 언어 번역 복구</w:t>
+      </w:r>
+      <w:r>
+        <w:t xml:space="preserve"> </w:t>
+      </w:r>
+      <w:r>
+        <w:t xml:space="preserve">- Pixabay category 사이트별 분리, 쉘 스크립트 개선</w:t>
+      </w:r>
+      <w:r>
+        <w:t xml:space="preserve"> </w:t>
+      </w:r>
+      <w:r>
+        <w:t xml:space="preserve">- 상태: [완료]</w:t>
+      </w:r>
+    </w:p>
+    <w:bookmarkEnd w:id="26"/>
+    <w:bookmarkStart w:id="27" w:name="kbbg-내부-블로그-다국어-번역-활성화"/>
+    <w:p>
+      <w:pPr>
+        <w:pStyle w:val="Heading3"/>
+      </w:pPr>
+      <w:r>
+        <w:t xml:space="preserve">[2026-05-02 13:30] KBBG 내부 블로그 다국어 번역 활성화</w:t>
+      </w:r>
+    </w:p>
+    <w:p>
+      <w:pPr>
+        <w:pStyle w:val="FirstParagraph"/>
+      </w:pPr>
+      <w:r>
+        <w:t xml:space="preserve">기존에 영어만 생성되던 내부 블로그를 한국어 포함 7개 언어로 확장했습니다.</w:t>
+      </w:r>
+      <w:r>
+        <w:t xml:space="preserve"> </w:t>
+      </w:r>
+      <w:r>
+        <w:t xml:space="preserve">- auto-blog.mjs에 translateTitle + translateToKorean 추가</w:t>
+      </w:r>
+      <w:r>
+        <w:t xml:space="preserve"> </w:t>
+      </w:r>
+      <w:r>
+        <w:t xml:space="preserve">- Anthropic API 자동 재충전 설정 완료</w:t>
+      </w:r>
+      <w:r>
+        <w:t xml:space="preserve"> </w:t>
+      </w:r>
+      <w:r>
+        <w:t xml:space="preserve">- 상태: [완료]</w:t>
+      </w:r>
+    </w:p>
     <w:bookmarkEnd w:id="27"/>
-    <w:bookmarkStart w:id="28" w:name="프로그래매틱-seo-페이지-229개-자동-생성"/>
+    <w:bookmarkStart w:id="28" w:name="외부-블로그-3개-도메인-dns-설정"/>
     <w:p>
       <w:pPr>
         <w:pStyle w:val="Heading3"/>
       </w:pPr>
       <w:r>
-        <w:t xml:space="preserve">[2026-04-26 11:30] 프로그래매틱 SEO 페이지 229개 자동 생성</w:t>
+        <w:t xml:space="preserve">[2026-05-02 13:00] 외부 블로그 3개 도메인 DNS 설정</w:t>
       </w:r>
     </w:p>
     <w:p>
@@ -574,70 +465,37 @@
         <w:pStyle w:val="FirstParagraph"/>
       </w:pPr>
       <w:r>
-        <w:t xml:space="preserve">구글 검색에서 외국인이 찾을 수 있도록 대량의 SEO 페이지를 자동으로 만들었습니다.</w:t>
-      </w:r>
-      <w:r>
-        <w:t xml:space="preserve"> </w:t>
-      </w:r>
-      <w:r>
-        <w:t xml:space="preserve">- 시술별 개별 페이지 39개: 코성형, 쌍꺼풀, 라식 등 각 시술의 비용·회복기간·FAQ 안내</w:t>
-      </w:r>
-      <w:r>
-        <w:t xml:space="preserve"> </w:t>
-      </w:r>
-      <w:r>
-        <w:t xml:space="preserve">- 시술×지역 조합 페이지 190개:</w:t>
-      </w:r>
-      <w:r>
-        <w:t xml:space="preserve"> </w:t>
-      </w:r>
-      <w:r>
-        <w:t xml:space="preserve">“</w:t>
-      </w:r>
-      <w:r>
-        <w:t xml:space="preserve">강남 코성형 클리닉</w:t>
-      </w:r>
-      <w:r>
-        <w:t xml:space="preserve">”</w:t>
-      </w:r>
-      <w:r>
-        <w:t xml:space="preserve">,</w:t>
-      </w:r>
-      <w:r>
-        <w:t xml:space="preserve"> </w:t>
-      </w:r>
-      <w:r>
-        <w:t xml:space="preserve">“</w:t>
-      </w:r>
-      <w:r>
-        <w:t xml:space="preserve">부산 피부과</w:t>
-      </w:r>
-      <w:r>
-        <w:t xml:space="preserve">”</w:t>
-      </w:r>
-      <w:r>
-        <w:t xml:space="preserve"> </w:t>
-      </w:r>
-      <w:r>
-        <w:t xml:space="preserve">등 검색 키워드 대응</w:t>
-      </w:r>
-      <w:r>
-        <w:t xml:space="preserve"> </w:t>
-      </w:r>
-      <w:r>
-        <w:t xml:space="preserve">- 8개 언어 지원 → 총 1,832개 URL이 구글 sitemap에 등록됨</w:t>
-      </w:r>
-      <w:r>
-        <w:t xml:space="preserve"> </w:t>
-      </w:r>
-      <w:r>
-        <w:t xml:space="preserve">- 각 페이지에 구조화 데이터(FAQ, 클리닉 목록) 포함 → 구글 리치 스니펫 노출 가능</w:t>
-      </w:r>
-      <w:r>
-        <w:t xml:space="preserve"> </w:t>
-      </w:r>
-      <w:r>
-        <w:t xml:space="preserve">- [완료]</w:t>
+        <w:t xml:space="preserve">카페24 DNS + Vercel 도메인 연결을 완료했습니다.</w:t>
+      </w:r>
+      <w:r>
+        <w:t xml:space="preserve"> </w:t>
+      </w:r>
+      <w:r>
+        <w:t xml:space="preserve">- kskindaily.com: A(76.76.21.21) + CNAME(www→cname.vercel-dns.com)</w:t>
+      </w:r>
+      <w:r>
+        <w:t xml:space="preserve"> </w:t>
+      </w:r>
+      <w:r>
+        <w:t xml:space="preserve">- dailyhallyuwave.com: 동일 (www A→CNAME 권장방식 변경)</w:t>
+      </w:r>
+      <w:r>
+        <w:t xml:space="preserve"> </w:t>
+      </w:r>
+      <w:r>
+        <w:t xml:space="preserve">- koreatravel365.com: 동일 (www A→CNAME 권장방식 변경)</w:t>
+      </w:r>
+      <w:r>
+        <w:t xml:space="preserve"> </w:t>
+      </w:r>
+      <w:r>
+        <w:t xml:space="preserve">- Vercel 3개 프로젝트 도메인 연결 확인</w:t>
+      </w:r>
+      <w:r>
+        <w:t xml:space="preserve"> </w:t>
+      </w:r>
+      <w:r>
+        <w:t xml:space="preserve">- 상태: [완료]</w:t>
       </w:r>
     </w:p>
     <w:p>
@@ -648,13 +506,13 @@
       </w:r>
     </w:p>
     <w:bookmarkEnd w:id="28"/>
-    <w:bookmarkStart w:id="29" w:name="ai-추천-결과-공유-기능-추가"/>
+    <w:bookmarkStart w:id="29" w:name="미완료-작업-일괄-점검-마케팅-콘텐츠-생성"/>
     <w:p>
       <w:pPr>
         <w:pStyle w:val="Heading3"/>
       </w:pPr>
       <w:r>
-        <w:t xml:space="preserve">[2026-04-26 10:00] AI 추천 결과 공유 기능 추가</w:t>
+        <w:t xml:space="preserve">[2026-05-01 15:00] 미완료 작업 일괄 점검 + 마케팅 콘텐츠 생성</w:t>
       </w:r>
     </w:p>
     <w:p>
@@ -662,25 +520,106 @@
         <w:pStyle w:val="FirstParagraph"/>
       </w:pPr>
       <w:r>
-        <w:t xml:space="preserve">AI 검색 결과를 친구에게 쉽게 공유할 수 있는 기능을 만들었습니다.</w:t>
-      </w:r>
-      <w:r>
-        <w:t xml:space="preserve"> </w:t>
-      </w:r>
-      <w:r>
-        <w:t xml:space="preserve">- 검색 결과 하단에 공유 패널 표시 (링크 복사, X(트위터), Facebook, 모바일 공유)</w:t>
-      </w:r>
-      <w:r>
-        <w:t xml:space="preserve"> </w:t>
-      </w:r>
-      <w:r>
-        <w:t xml:space="preserve">- 8개 언어 모두 지원 (한국어, 영어, 중국어, 일본어, 베트남어, 태국어, 러시아어, 몽골어)</w:t>
-      </w:r>
-      <w:r>
-        <w:t xml:space="preserve"> </w:t>
-      </w:r>
-      <w:r>
-        <w:t xml:space="preserve">- 공유받은 사람이 링크 클릭 시 같은 검색 결과 페이지로 바로 이동</w:t>
+        <w:t xml:space="preserve">KBBG 프로젝트의 미완료 작업들을 자동으로 처리할 수 있는 것부터 진행했습니다.</w:t>
+      </w:r>
+      <w:r>
+        <w:t xml:space="preserve"> </w:t>
+      </w:r>
+      <w:r>
+        <w:t xml:space="preserve">- KBBG 블로그 500 에러 → 정상 작동 확인 완료 (HTTP 200)</w:t>
+      </w:r>
+      <w:r>
+        <w:t xml:space="preserve"> </w:t>
+      </w:r>
+      <w:r>
+        <w:t xml:space="preserve">- 4개 블로그 이미지 중복 → 중복 없음 확인 완료 (최근 20개 포스트)</w:t>
+      </w:r>
+      <w:r>
+        <w:t xml:space="preserve"> </w:t>
+      </w:r>
+      <w:r>
+        <w:t xml:space="preserve">- 외부 블로그 사이트명 수정: kskindaily</w:t>
+      </w:r>
+      <w:r>
+        <w:t xml:space="preserve"> </w:t>
+      </w:r>
+      <w:r>
+        <w:t xml:space="preserve">“</w:t>
+      </w:r>
+      <w:r>
+        <w:t xml:space="preserve">K Blog</w:t>
+      </w:r>
+      <w:r>
+        <w:t xml:space="preserve">”</w:t>
+      </w:r>
+      <w:r>
+        <w:t xml:space="preserve">→</w:t>
+      </w:r>
+      <w:r>
+        <w:t xml:space="preserve">“</w:t>
+      </w:r>
+      <w:r>
+        <w:t xml:space="preserve">K Skin Daily</w:t>
+      </w:r>
+      <w:r>
+        <w:t xml:space="preserve">”</w:t>
+      </w:r>
+      <w:r>
+        <w:t xml:space="preserve">, dailyhallyuwave</w:t>
+      </w:r>
+      <w:r>
+        <w:t xml:space="preserve"> </w:t>
+      </w:r>
+      <w:r>
+        <w:t xml:space="preserve">“</w:t>
+      </w:r>
+      <w:r>
+        <w:t xml:space="preserve">K Blog</w:t>
+      </w:r>
+      <w:r>
+        <w:t xml:space="preserve">”</w:t>
+      </w:r>
+      <w:r>
+        <w:t xml:space="preserve">→</w:t>
+      </w:r>
+      <w:r>
+        <w:t xml:space="preserve">“</w:t>
+      </w:r>
+      <w:r>
+        <w:t xml:space="preserve">Daily Hallyu Wave</w:t>
+      </w:r>
+      <w:r>
+        <w:t xml:space="preserve">”</w:t>
+      </w:r>
+      <w:r>
+        <w:t xml:space="preserve"> </w:t>
+      </w:r>
+      <w:r>
+        <w:t xml:space="preserve">(siteId도 수정)</w:t>
+      </w:r>
+      <w:r>
+        <w:t xml:space="preserve"> </w:t>
+      </w:r>
+      <w:r>
+        <w:t xml:space="preserve">- 외부 블로그 3개 DNS → SERVFAIL (도메인 등록/DNS 설정 필요, 별도 진행 예정)</w:t>
+      </w:r>
+      <w:r>
+        <w:t xml:space="preserve"> </w:t>
+      </w:r>
+      <w:r>
+        <w:t xml:space="preserve">- Quora 자문자답 세트 20개 생성 (docs/quora-qa-20.md)</w:t>
+      </w:r>
+      <w:r>
+        <w:t xml:space="preserve"> </w:t>
+      </w:r>
+      <w:r>
+        <w:t xml:space="preserve">- Reddit 답변 템플릿 10개 생성 (docs/reddit-templates-10.md)</w:t>
+      </w:r>
+      <w:r>
+        <w:t xml:space="preserve"> </w:t>
+      </w:r>
+      <w:r>
+        <w:t xml:space="preserve">- docx 변환 완료 (docs/exports/)</w:t>
       </w:r>
       <w:r>
         <w:t xml:space="preserve"> </w:t>
@@ -697,13 +636,13 @@
       </w:r>
     </w:p>
     <w:bookmarkEnd w:id="29"/>
-    <w:bookmarkStart w:id="30" w:name="보안-강화-및-코드-품질-개선"/>
+    <w:bookmarkStart w:id="30" w:name="내부-블로그-시스템-자동-포스팅-구현"/>
     <w:p>
       <w:pPr>
         <w:pStyle w:val="Heading3"/>
       </w:pPr>
       <w:r>
-        <w:t xml:space="preserve">[2026-04-25 14:00] 보안 강화 및 코드 품질 개선</w:t>
+        <w:t xml:space="preserve">[2026-04-26 14:00] 내부 블로그 시스템 + 자동 포스팅 구현</w:t>
       </w:r>
     </w:p>
     <w:p>
@@ -711,55 +650,85 @@
         <w:pStyle w:val="FirstParagraph"/>
       </w:pPr>
       <w:r>
-        <w:t xml:space="preserve">사용자 입력을 안전하게 처리하고, 관리자 기능의 보안을 높이는 작업입니다.</w:t>
-      </w:r>
-      <w:r>
-        <w:t xml:space="preserve"> </w:t>
-      </w:r>
-      <w:r>
-        <w:t xml:space="preserve">- 악성 코드 입력 방지(XSS) 기능 추가 — 댓글, 게시글 작성 시 자동 적용</w:t>
-      </w:r>
-      <w:r>
-        <w:t xml:space="preserve"> </w:t>
-      </w:r>
-      <w:r>
-        <w:t xml:space="preserve">- 관리자 버그 리포트 페이지: 브라우저에서 직접 DB 접근 → 서버 API 경유로 변경</w:t>
-      </w:r>
-      <w:r>
-        <w:t xml:space="preserve"> </w:t>
-      </w:r>
-      <w:r>
-        <w:t xml:space="preserve">- 로그인 후 이동 경로 조작 방지, 봇 차단(reCAPTCHA) 요청 제한 추가</w:t>
-      </w:r>
-      <w:r>
-        <w:t xml:space="preserve"> </w:t>
-      </w:r>
-      <w:r>
-        <w:t xml:space="preserve">- AI 번역 API 보안 강화, 에러 메시지에서 내부 정보 노출 제거</w:t>
-      </w:r>
-      <w:r>
-        <w:t xml:space="preserve"> </w:t>
-      </w:r>
-      <w:r>
-        <w:t xml:space="preserve">- 관리자 이메일 환경변수를 서버 전용으로 변경 (ADMIN_EMAILS)</w:t>
-      </w:r>
-      <w:r>
-        <w:t xml:space="preserve"> </w:t>
-      </w:r>
-      <w:r>
-        <w:t xml:space="preserve">- 방문자 카운트 동시 접속 시 누락 방지 개선</w:t>
-      </w:r>
-      <w:r>
-        <w:t xml:space="preserve"> </w:t>
-      </w:r>
-      <w:r>
-        <w:t xml:space="preserve">- 버튼 색상 통일 (파란색 #0071e3)</w:t>
-      </w:r>
-      <w:r>
-        <w:t xml:space="preserve"> </w:t>
-      </w:r>
-      <w:r>
-        <w:t xml:space="preserve">- 상태: [완료]</w:t>
+        <w:t xml:space="preserve">SEO 유입을 위한 내부 블로그를 만들었습니다. 매일 자동으로 글이 올라갑니다.</w:t>
+      </w:r>
+      <w:r>
+        <w:t xml:space="preserve"> </w:t>
+      </w:r>
+      <w:r>
+        <w:t xml:space="preserve">- 블로그 목록(/blog) + 상세 페이지(/blog/[slug]) 구현</w:t>
+      </w:r>
+      <w:r>
+        <w:t xml:space="preserve"> </w:t>
+      </w:r>
+      <w:r>
+        <w:t xml:space="preserve">- 매일 오후 3시(한국 시간) Claude AI가 K-뷰티 글 1개 자동 작성</w:t>
+      </w:r>
+      <w:r>
+        <w:t xml:space="preserve"> </w:t>
+      </w:r>
+      <w:r>
+        <w:t xml:space="preserve">- 8개 언어 자동 번역 포함, 메뉴에는 노출 안 함 (구글 검색 전용)</w:t>
+      </w:r>
+      <w:r>
+        <w:t xml:space="preserve"> </w:t>
+      </w:r>
+      <w:r>
+        <w:t xml:space="preserve">- 주제: 시술 가이드, 화장품 순위, FAQ, 비용 비교, 성분 분석, 의료관광 팁</w:t>
+      </w:r>
+      <w:r>
+        <w:t xml:space="preserve"> </w:t>
+      </w:r>
+      <w:r>
+        <w:t xml:space="preserve">- 병원명 가격비교 절대 금지 (평균 가격대만 표시)</w:t>
+      </w:r>
+      <w:r>
+        <w:t xml:space="preserve"> </w:t>
+      </w:r>
+      <w:r>
+        <w:t xml:space="preserve">-</w:t>
+      </w:r>
+      <w:r>
+        <w:t xml:space="preserve"> </w:t>
+      </w:r>
+      <w:r>
+        <w:t xml:space="preserve">“</w:t>
+      </w:r>
+      <w:r>
+        <w:t xml:space="preserve">AI 활용 제작</w:t>
+      </w:r>
+      <w:r>
+        <w:t xml:space="preserve">”</w:t>
+      </w:r>
+      <w:r>
+        <w:t xml:space="preserve"> </w:t>
+      </w:r>
+      <w:r>
+        <w:t xml:space="preserve">표시 자동 삽입 (한국 법 준수)</w:t>
+      </w:r>
+      <w:r>
+        <w:t xml:space="preserve"> </w:t>
+      </w:r>
+      <w:r>
+        <w:t xml:space="preserve">- 첫 글 생성 완료:</w:t>
+      </w:r>
+      <w:r>
+        <w:t xml:space="preserve"> </w:t>
+      </w:r>
+      <w:r>
+        <w:t xml:space="preserve">“</w:t>
+      </w:r>
+      <w:r>
+        <w:t xml:space="preserve">한국 코성형 완전 가이드</w:t>
+      </w:r>
+      <w:r>
+        <w:t xml:space="preserve">”</w:t>
+      </w:r>
+      <w:r>
+        <w:t xml:space="preserve"> </w:t>
+      </w:r>
+      <w:r>
+        <w:t xml:space="preserve">- [완료]</w:t>
       </w:r>
     </w:p>
     <w:p>
@@ -770,13 +739,13 @@
       </w:r>
     </w:p>
     <w:bookmarkEnd w:id="30"/>
-    <w:bookmarkStart w:id="31" w:name="ai-재점검-하드코딩-잔여-7건-수정"/>
+    <w:bookmarkStart w:id="31" w:name="프로그래매틱-seo-페이지-229개-자동-생성"/>
     <w:p>
       <w:pPr>
         <w:pStyle w:val="Heading3"/>
       </w:pPr>
       <w:r>
-        <w:t xml:space="preserve">[2026-04-21 11:30] 3-AI 재점검 — 하드코딩 잔여 7건 수정</w:t>
+        <w:t xml:space="preserve">[2026-04-26 11:30] 프로그래매틱 SEO 페이지 229개 자동 생성</w:t>
       </w:r>
     </w:p>
     <w:p>
@@ -784,115 +753,70 @@
         <w:pStyle w:val="FirstParagraph"/>
       </w:pPr>
       <w:r>
-        <w:t xml:space="preserve">이전 수정이 올바른지 + 새로운 문제가 있는지 3개 AI로 재점검했습니다.</w:t>
-      </w:r>
-      <w:r>
-        <w:t xml:space="preserve"> </w:t>
-      </w:r>
-      <w:r>
-        <w:t xml:space="preserve">- sitemap에 잘못된 URL(404 발생) 수정</w:t>
-      </w:r>
-      <w:r>
-        <w:t xml:space="preserve"> </w:t>
-      </w:r>
-      <w:r>
-        <w:t xml:space="preserve">- 글쓰기 태그(Flair) 8개 언어 번역 적용</w:t>
-      </w:r>
-      <w:r>
-        <w:t xml:space="preserve"> </w:t>
-      </w:r>
-      <w:r>
-        <w:t xml:space="preserve">- 병원 타입 필터(전체/의원/병원) 8개 언어 번역 적용</w:t>
-      </w:r>
-      <w:r>
-        <w:t xml:space="preserve"> </w:t>
-      </w:r>
-      <w:r>
-        <w:t xml:space="preserve">- 코스메틱 출처/가격 표시 8개 언어 번역 적용</w:t>
-      </w:r>
-      <w:r>
-        <w:t xml:space="preserve"> </w:t>
-      </w:r>
-      <w:r>
-        <w:t xml:space="preserve">- 투표 실패 시 에러 메시지 반환하도록 개선</w:t>
-      </w:r>
-      <w:r>
-        <w:t xml:space="preserve"> </w:t>
-      </w:r>
-      <w:r>
-        <w:t xml:space="preserve">- 모달/검색 접근성 라벨 수정</w:t>
-      </w:r>
-      <w:r>
-        <w:t xml:space="preserve"> </w:t>
-      </w:r>
-      <w:r>
-        <w:t xml:space="preserve">- 상태: [완료]</w:t>
-      </w:r>
-    </w:p>
-    <w:bookmarkEnd w:id="31"/>
-    <w:bookmarkStart w:id="32" w:name="ai-딥서치-보안seo아키텍처-전면-점검-및-수정"/>
-    <w:p>
-      <w:pPr>
-        <w:pStyle w:val="Heading3"/>
-      </w:pPr>
-      <w:r>
-        <w:t xml:space="preserve">[2026-04-21 10:30] 3-AI 딥서치 보안/SEO/아키텍처 전면 점검 및 수정</w:t>
-      </w:r>
-    </w:p>
-    <w:p>
-      <w:pPr>
-        <w:pStyle w:val="FirstParagraph"/>
-      </w:pPr>
-      <w:r>
-        <w:t xml:space="preserve">3개 AI(Claude+Codex+Gemini)로 프로젝트 전체를 보안, 성능, SEO, 아키텍처 관점에서 점검했습니다.</w:t>
-      </w:r>
-      <w:r>
-        <w:t xml:space="preserve"> </w:t>
-      </w:r>
-      <w:r>
-        <w:t xml:space="preserve">- 관리자 페이지 서버 인증 추가 (로그인 안 하면 관리자 화면 접근 불가)</w:t>
-      </w:r>
-      <w:r>
-        <w:t xml:space="preserve"> </w:t>
-      </w:r>
-      <w:r>
-        <w:t xml:space="preserve">- 관리자 이메일 코드 노출 제거 → 환경변수로 이동</w:t>
-      </w:r>
-      <w:r>
-        <w:t xml:space="preserve"> </w:t>
-      </w:r>
-      <w:r>
-        <w:t xml:space="preserve">- 회원가입 시 유저 프로필 자동 생성 트리거 추가 (SQL 필요)</w:t>
-      </w:r>
-      <w:r>
-        <w:t xml:space="preserve"> </w:t>
-      </w:r>
-      <w:r>
-        <w:t xml:space="preserve">- robots.txt 한국어 차단 해제 + sitemap hreflang 추가</w:t>
-      </w:r>
-      <w:r>
-        <w:t xml:space="preserve"> </w:t>
-      </w:r>
-      <w:r>
-        <w:t xml:space="preserve">- 404 페이지 사용자 언어 유지</w:t>
-      </w:r>
-      <w:r>
-        <w:t xml:space="preserve"> </w:t>
-      </w:r>
-      <w:r>
-        <w:t xml:space="preserve">- AI 검색/이벤트 페이지 하드코딩 → 8개 언어 번역</w:t>
-      </w:r>
-      <w:r>
-        <w:t xml:space="preserve"> </w:t>
-      </w:r>
-      <w:r>
-        <w:t xml:space="preserve">- 코드 중복 제거 (FLAIR_STYLE 등 공통 모듈화)</w:t>
-      </w:r>
-      <w:r>
-        <w:t xml:space="preserve"> </w:t>
-      </w:r>
-      <w:r>
-        <w:t xml:space="preserve">- 상태: [완료]</w:t>
+        <w:t xml:space="preserve">구글 검색에서 외국인이 찾을 수 있도록 대량의 SEO 페이지를 자동으로 만들었습니다.</w:t>
+      </w:r>
+      <w:r>
+        <w:t xml:space="preserve"> </w:t>
+      </w:r>
+      <w:r>
+        <w:t xml:space="preserve">- 시술별 개별 페이지 39개: 코성형, 쌍꺼풀, 라식 등 각 시술의 비용·회복기간·FAQ 안내</w:t>
+      </w:r>
+      <w:r>
+        <w:t xml:space="preserve"> </w:t>
+      </w:r>
+      <w:r>
+        <w:t xml:space="preserve">- 시술×지역 조합 페이지 190개:</w:t>
+      </w:r>
+      <w:r>
+        <w:t xml:space="preserve"> </w:t>
+      </w:r>
+      <w:r>
+        <w:t xml:space="preserve">“</w:t>
+      </w:r>
+      <w:r>
+        <w:t xml:space="preserve">강남 코성형 클리닉</w:t>
+      </w:r>
+      <w:r>
+        <w:t xml:space="preserve">”</w:t>
+      </w:r>
+      <w:r>
+        <w:t xml:space="preserve">,</w:t>
+      </w:r>
+      <w:r>
+        <w:t xml:space="preserve"> </w:t>
+      </w:r>
+      <w:r>
+        <w:t xml:space="preserve">“</w:t>
+      </w:r>
+      <w:r>
+        <w:t xml:space="preserve">부산 피부과</w:t>
+      </w:r>
+      <w:r>
+        <w:t xml:space="preserve">”</w:t>
+      </w:r>
+      <w:r>
+        <w:t xml:space="preserve"> </w:t>
+      </w:r>
+      <w:r>
+        <w:t xml:space="preserve">등 검색 키워드 대응</w:t>
+      </w:r>
+      <w:r>
+        <w:t xml:space="preserve"> </w:t>
+      </w:r>
+      <w:r>
+        <w:t xml:space="preserve">- 8개 언어 지원 → 총 1,832개 URL이 구글 sitemap에 등록됨</w:t>
+      </w:r>
+      <w:r>
+        <w:t xml:space="preserve"> </w:t>
+      </w:r>
+      <w:r>
+        <w:t xml:space="preserve">- 각 페이지에 구조화 데이터(FAQ, 클리닉 목록) 포함 → 구글 리치 스니펫 노출 가능</w:t>
+      </w:r>
+      <w:r>
+        <w:t xml:space="preserve"> </w:t>
+      </w:r>
+      <w:r>
+        <w:t xml:space="preserve">- [완료]</w:t>
       </w:r>
     </w:p>
     <w:p>
@@ -902,14 +826,14 @@
         </w:pict>
       </w:r>
     </w:p>
-    <w:bookmarkEnd w:id="32"/>
-    <w:bookmarkStart w:id="33" w:name="외국인-유저-추가-이슈-일괄-수정-ccg-점검-2차"/>
+    <w:bookmarkEnd w:id="31"/>
+    <w:bookmarkStart w:id="32" w:name="ai-추천-결과-공유-기능-추가"/>
     <w:p>
       <w:pPr>
         <w:pStyle w:val="Heading3"/>
       </w:pPr>
       <w:r>
-        <w:t xml:space="preserve">[2026-04-20 23:30] 외국인 유저 추가 이슈 일괄 수정 (CCG 점검 2차)</w:t>
+        <w:t xml:space="preserve">[2026-04-26 10:00] AI 추천 결과 공유 기능 추가</w:t>
       </w:r>
     </w:p>
     <w:p>
@@ -917,49 +841,31 @@
         <w:pStyle w:val="FirstParagraph"/>
       </w:pPr>
       <w:r>
-        <w:t xml:space="preserve">3개 AI 점검에서 발견된 추가 문제 11건을 수정했습니다.</w:t>
-      </w:r>
-      <w:r>
-        <w:t xml:space="preserve"> </w:t>
-      </w:r>
-      <w:r>
-        <w:t xml:space="preserve">- 게시글 목록: 카테고리 매핑 오류 + 정렬 오류 수정</w:t>
-      </w:r>
-      <w:r>
-        <w:t xml:space="preserve"> </w:t>
-      </w:r>
-      <w:r>
-        <w:t xml:space="preserve">- 게���글 목록: 검색/삭제 버튼 8개 언어 번역 적용</w:t>
-      </w:r>
-      <w:r>
-        <w:t xml:space="preserve"> </w:t>
-      </w:r>
-      <w:r>
-        <w:t xml:space="preserve">- 게시글 상세: 날짜가 사용자 언어에 맞게 표시되도록 수정</w:t>
-      </w:r>
-      <w:r>
-        <w:t xml:space="preserve"> </w:t>
-      </w:r>
-      <w:r>
-        <w:t xml:space="preserve">- 추천/비추천: 새로고침해도 유지되도록 DB 저장 방식으로 변경</w:t>
-      </w:r>
-      <w:r>
-        <w:t xml:space="preserve"> </w:t>
-      </w:r>
-      <w:r>
-        <w:t xml:space="preserve">- 헤더: 모바일 메뉴 8개 언어 번역 + 긴 텍스트 잘림 방지</w:t>
-      </w:r>
-      <w:r>
-        <w:t xml:space="preserve"> </w:t>
-      </w:r>
-      <w:r>
-        <w:t xml:space="preserve">- 헤더: 언어 변경 시 검색 조건이 유지되도록 수정</w:t>
-      </w:r>
-      <w:r>
-        <w:t xml:space="preserve"> </w:t>
-      </w:r>
-      <w:r>
-        <w:t xml:space="preserve">- 상태: [완료]</w:t>
+        <w:t xml:space="preserve">AI 검색 결과를 친구에게 쉽게 공유할 수 있는 기능을 만들었습니다.</w:t>
+      </w:r>
+      <w:r>
+        <w:t xml:space="preserve"> </w:t>
+      </w:r>
+      <w:r>
+        <w:t xml:space="preserve">- 검색 결과 하단에 공유 패널 표시 (링크 복사, X(트위터), Facebook, 모바일 공유)</w:t>
+      </w:r>
+      <w:r>
+        <w:t xml:space="preserve"> </w:t>
+      </w:r>
+      <w:r>
+        <w:t xml:space="preserve">- 8개 언어 모두 지원 (한국어, 영어, 중국어, 일본어, 베트남어, 태국어, 러시아어, 몽골어)</w:t>
+      </w:r>
+      <w:r>
+        <w:t xml:space="preserve"> </w:t>
+      </w:r>
+      <w:r>
+        <w:t xml:space="preserve">- 공유받은 사람이 링크 클릭 시 같은 검색 결과 페이지로 바로 이동</w:t>
+      </w:r>
+      <w:r>
+        <w:t xml:space="preserve"> </w:t>
+      </w:r>
+      <w:r>
+        <w:t xml:space="preserve">- [완료]</w:t>
       </w:r>
     </w:p>
     <w:p>
@@ -969,14 +875,14 @@
         </w:pict>
       </w:r>
     </w:p>
-    <w:bookmarkEnd w:id="33"/>
-    <w:bookmarkStart w:id="34" w:name="외국인-유저-글쓰기-다국어-완전-점검-및-수정"/>
+    <w:bookmarkEnd w:id="32"/>
+    <w:bookmarkStart w:id="33" w:name="보안-강화-및-코드-품질-개선"/>
     <w:p>
       <w:pPr>
         <w:pStyle w:val="Heading3"/>
       </w:pPr>
       <w:r>
-        <w:t xml:space="preserve">[2026-04-20 23:00] 외국인 유저 글쓰기 다국어 완전 점검 및 수정</w:t>
+        <w:t xml:space="preserve">[2026-04-25 14:00] 보안 강화 및 코드 품질 개선</w:t>
       </w:r>
     </w:p>
     <w:p>
@@ -984,43 +890,49 @@
         <w:pStyle w:val="FirstParagraph"/>
       </w:pPr>
       <w:r>
-        <w:t xml:space="preserve">외국인이 글을 쓸 때 발생하는 문제를 3개 AI(Claude+Codex+Gemini)로 전수 점검했습니다.</w:t>
-      </w:r>
-      <w:r>
-        <w:t xml:space="preserve"> </w:t>
-      </w:r>
-      <w:r>
-        <w:t xml:space="preserve">- 게시판 6개(K-POP, K-Food, K-Drama 등) 누락 → DB에 추가 완료</w:t>
-      </w:r>
-      <w:r>
-        <w:t xml:space="preserve"> </w:t>
-      </w:r>
-      <w:r>
-        <w:t xml:space="preserve">- 글쓰기 화면이 한국어/영어로만 표시되던 문제 → 8개 언어 번역 적용</w:t>
-      </w:r>
-      <w:r>
-        <w:t xml:space="preserve"> </w:t>
-      </w:r>
-      <w:r>
-        <w:t xml:space="preserve">- 이미지 업로드 에러가 한국어로만 뜨던 문제 → 8개 언어 지원</w:t>
-      </w:r>
-      <w:r>
-        <w:t xml:space="preserve"> </w:t>
-      </w:r>
-      <w:r>
-        <w:t xml:space="preserve">- 로그인 에러 메시지 8개 언어 지원</w:t>
-      </w:r>
-      <w:r>
-        <w:t xml:space="preserve"> </w:t>
-      </w:r>
-      <w:r>
-        <w:t xml:space="preserve">- 구글 로그인 후 언어가 영어로 바뀌던 문제 수정</w:t>
-      </w:r>
-      <w:r>
-        <w:t xml:space="preserve"> </w:t>
-      </w:r>
-      <w:r>
-        <w:t xml:space="preserve">- 댓글 삭제 시 권한 체크 오류 수정</w:t>
+        <w:t xml:space="preserve">사용자 입력을 안전하게 처리하고, 관리자 기능의 보안을 높이는 작업입니다.</w:t>
+      </w:r>
+      <w:r>
+        <w:t xml:space="preserve"> </w:t>
+      </w:r>
+      <w:r>
+        <w:t xml:space="preserve">- 악성 코드 입력 방지(XSS) 기능 추가 — 댓글, 게시글 작성 시 자동 적용</w:t>
+      </w:r>
+      <w:r>
+        <w:t xml:space="preserve"> </w:t>
+      </w:r>
+      <w:r>
+        <w:t xml:space="preserve">- 관리자 버그 리포트 페이지: 브라우저에서 직접 DB 접근 → 서버 API 경유로 변경</w:t>
+      </w:r>
+      <w:r>
+        <w:t xml:space="preserve"> </w:t>
+      </w:r>
+      <w:r>
+        <w:t xml:space="preserve">- 로그인 후 이동 경로 조작 방지, 봇 차단(reCAPTCHA) 요청 제한 추가</w:t>
+      </w:r>
+      <w:r>
+        <w:t xml:space="preserve"> </w:t>
+      </w:r>
+      <w:r>
+        <w:t xml:space="preserve">- AI 번역 API 보안 강화, 에러 메시지에서 내부 정보 노출 제거</w:t>
+      </w:r>
+      <w:r>
+        <w:t xml:space="preserve"> </w:t>
+      </w:r>
+      <w:r>
+        <w:t xml:space="preserve">- 관리자 이메일 환경변수를 서버 전용으로 변경 (ADMIN_EMAILS)</w:t>
+      </w:r>
+      <w:r>
+        <w:t xml:space="preserve"> </w:t>
+      </w:r>
+      <w:r>
+        <w:t xml:space="preserve">- 방문자 카운트 동시 접속 시 누락 방지 개선</w:t>
+      </w:r>
+      <w:r>
+        <w:t xml:space="preserve"> </w:t>
+      </w:r>
+      <w:r>
+        <w:t xml:space="preserve">- 버튼 색상 통일 (파란색 #0071e3)</w:t>
       </w:r>
       <w:r>
         <w:t xml:space="preserve"> </w:t>
@@ -1036,8 +948,275 @@
         </w:pict>
       </w:r>
     </w:p>
+    <w:bookmarkEnd w:id="33"/>
+    <w:bookmarkStart w:id="34" w:name="ai-재점검-하드코딩-잔여-7건-수정"/>
+    <w:p>
+      <w:pPr>
+        <w:pStyle w:val="Heading3"/>
+      </w:pPr>
+      <w:r>
+        <w:t xml:space="preserve">[2026-04-21 11:30] 3-AI 재점검 — 하드코딩 잔여 7건 수정</w:t>
+      </w:r>
+    </w:p>
+    <w:p>
+      <w:pPr>
+        <w:pStyle w:val="FirstParagraph"/>
+      </w:pPr>
+      <w:r>
+        <w:t xml:space="preserve">이전 수정이 올바른지 + 새로운 문제가 있는지 3개 AI로 재점검했습니다.</w:t>
+      </w:r>
+      <w:r>
+        <w:t xml:space="preserve"> </w:t>
+      </w:r>
+      <w:r>
+        <w:t xml:space="preserve">- sitemap에 잘못된 URL(404 발생) 수정</w:t>
+      </w:r>
+      <w:r>
+        <w:t xml:space="preserve"> </w:t>
+      </w:r>
+      <w:r>
+        <w:t xml:space="preserve">- 글쓰기 태그(Flair) 8개 언어 번역 적용</w:t>
+      </w:r>
+      <w:r>
+        <w:t xml:space="preserve"> </w:t>
+      </w:r>
+      <w:r>
+        <w:t xml:space="preserve">- 병원 타입 필터(전체/의원/병원) 8개 언어 번역 적용</w:t>
+      </w:r>
+      <w:r>
+        <w:t xml:space="preserve"> </w:t>
+      </w:r>
+      <w:r>
+        <w:t xml:space="preserve">- 코스메틱 출처/가격 표시 8개 언어 번역 적용</w:t>
+      </w:r>
+      <w:r>
+        <w:t xml:space="preserve"> </w:t>
+      </w:r>
+      <w:r>
+        <w:t xml:space="preserve">- 투표 실패 시 에러 메시지 반환하도록 개선</w:t>
+      </w:r>
+      <w:r>
+        <w:t xml:space="preserve"> </w:t>
+      </w:r>
+      <w:r>
+        <w:t xml:space="preserve">- 모달/검색 접근성 라벨 수정</w:t>
+      </w:r>
+      <w:r>
+        <w:t xml:space="preserve"> </w:t>
+      </w:r>
+      <w:r>
+        <w:t xml:space="preserve">- 상태: [완료]</w:t>
+      </w:r>
+    </w:p>
     <w:bookmarkEnd w:id="34"/>
-    <w:bookmarkStart w:id="35" w:name="검색-연결-버그-수정-사이트-점검-기능-관리자-구글-로그인"/>
+    <w:bookmarkStart w:id="35" w:name="ai-딥서치-보안seo아키텍처-전면-점검-및-수정"/>
+    <w:p>
+      <w:pPr>
+        <w:pStyle w:val="Heading3"/>
+      </w:pPr>
+      <w:r>
+        <w:t xml:space="preserve">[2026-04-21 10:30] 3-AI 딥서치 보안/SEO/아키텍처 전면 점검 및 수정</w:t>
+      </w:r>
+    </w:p>
+    <w:p>
+      <w:pPr>
+        <w:pStyle w:val="FirstParagraph"/>
+      </w:pPr>
+      <w:r>
+        <w:t xml:space="preserve">3개 AI(Claude+Codex+Gemini)로 프로젝트 전체를 보안, 성능, SEO, 아키텍처 관점에서 점검했습니다.</w:t>
+      </w:r>
+      <w:r>
+        <w:t xml:space="preserve"> </w:t>
+      </w:r>
+      <w:r>
+        <w:t xml:space="preserve">- 관리자 페이지 서버 인증 추가 (로그인 안 하면 관리자 화면 접근 불가)</w:t>
+      </w:r>
+      <w:r>
+        <w:t xml:space="preserve"> </w:t>
+      </w:r>
+      <w:r>
+        <w:t xml:space="preserve">- 관리자 이메일 코드 노출 제거 → 환경변수로 이동</w:t>
+      </w:r>
+      <w:r>
+        <w:t xml:space="preserve"> </w:t>
+      </w:r>
+      <w:r>
+        <w:t xml:space="preserve">- 회원가입 시 유저 프로필 자동 생성 트리거 추가 (SQL 필요)</w:t>
+      </w:r>
+      <w:r>
+        <w:t xml:space="preserve"> </w:t>
+      </w:r>
+      <w:r>
+        <w:t xml:space="preserve">- robots.txt 한국어 차단 해제 + sitemap hreflang 추가</w:t>
+      </w:r>
+      <w:r>
+        <w:t xml:space="preserve"> </w:t>
+      </w:r>
+      <w:r>
+        <w:t xml:space="preserve">- 404 페이지 사용자 언어 유지</w:t>
+      </w:r>
+      <w:r>
+        <w:t xml:space="preserve"> </w:t>
+      </w:r>
+      <w:r>
+        <w:t xml:space="preserve">- AI 검색/이벤트 페이지 하드코딩 → 8개 언어 번역</w:t>
+      </w:r>
+      <w:r>
+        <w:t xml:space="preserve"> </w:t>
+      </w:r>
+      <w:r>
+        <w:t xml:space="preserve">- 코드 중복 제거 (FLAIR_STYLE 등 공통 모듈화)</w:t>
+      </w:r>
+      <w:r>
+        <w:t xml:space="preserve"> </w:t>
+      </w:r>
+      <w:r>
+        <w:t xml:space="preserve">- 상태: [완료]</w:t>
+      </w:r>
+    </w:p>
+    <w:p>
+      <w:r>
+        <w:pict>
+          <v:rect style="width:0;height:1.5pt" o:hralign="center" o:hrstd="t" o:hr="t"/>
+        </w:pict>
+      </w:r>
+    </w:p>
+    <w:bookmarkEnd w:id="35"/>
+    <w:bookmarkStart w:id="36" w:name="외국인-유저-추가-이슈-일괄-수정-ccg-점검-2차"/>
+    <w:p>
+      <w:pPr>
+        <w:pStyle w:val="Heading3"/>
+      </w:pPr>
+      <w:r>
+        <w:t xml:space="preserve">[2026-04-20 23:30] 외국인 유저 추가 이슈 일괄 수정 (CCG 점검 2차)</w:t>
+      </w:r>
+    </w:p>
+    <w:p>
+      <w:pPr>
+        <w:pStyle w:val="FirstParagraph"/>
+      </w:pPr>
+      <w:r>
+        <w:t xml:space="preserve">3개 AI 점검에서 발견된 추가 문제 11건을 수정했습니다.</w:t>
+      </w:r>
+      <w:r>
+        <w:t xml:space="preserve"> </w:t>
+      </w:r>
+      <w:r>
+        <w:t xml:space="preserve">- 게시글 목록: 카테고리 매핑 오류 + 정렬 오류 수정</w:t>
+      </w:r>
+      <w:r>
+        <w:t xml:space="preserve"> </w:t>
+      </w:r>
+      <w:r>
+        <w:t xml:space="preserve">- 게���글 목록: 검색/삭제 버튼 8개 언어 번역 적용</w:t>
+      </w:r>
+      <w:r>
+        <w:t xml:space="preserve"> </w:t>
+      </w:r>
+      <w:r>
+        <w:t xml:space="preserve">- 게시글 상세: 날짜가 사용자 언어에 맞게 표시되도록 수정</w:t>
+      </w:r>
+      <w:r>
+        <w:t xml:space="preserve"> </w:t>
+      </w:r>
+      <w:r>
+        <w:t xml:space="preserve">- 추천/비추천: 새로고침해도 유지되도록 DB 저장 방식으로 변경</w:t>
+      </w:r>
+      <w:r>
+        <w:t xml:space="preserve"> </w:t>
+      </w:r>
+      <w:r>
+        <w:t xml:space="preserve">- 헤더: 모바일 메뉴 8개 언어 번역 + 긴 텍스트 잘림 방지</w:t>
+      </w:r>
+      <w:r>
+        <w:t xml:space="preserve"> </w:t>
+      </w:r>
+      <w:r>
+        <w:t xml:space="preserve">- 헤더: 언어 변경 시 검색 조건이 유지되도록 수정</w:t>
+      </w:r>
+      <w:r>
+        <w:t xml:space="preserve"> </w:t>
+      </w:r>
+      <w:r>
+        <w:t xml:space="preserve">- 상태: [완료]</w:t>
+      </w:r>
+    </w:p>
+    <w:p>
+      <w:r>
+        <w:pict>
+          <v:rect style="width:0;height:1.5pt" o:hralign="center" o:hrstd="t" o:hr="t"/>
+        </w:pict>
+      </w:r>
+    </w:p>
+    <w:bookmarkEnd w:id="36"/>
+    <w:bookmarkStart w:id="37" w:name="외국인-유저-글쓰기-다국어-완전-점검-및-수정"/>
+    <w:p>
+      <w:pPr>
+        <w:pStyle w:val="Heading3"/>
+      </w:pPr>
+      <w:r>
+        <w:t xml:space="preserve">[2026-04-20 23:00] 외국인 유저 글쓰기 다국어 완전 점검 및 수정</w:t>
+      </w:r>
+    </w:p>
+    <w:p>
+      <w:pPr>
+        <w:pStyle w:val="FirstParagraph"/>
+      </w:pPr>
+      <w:r>
+        <w:t xml:space="preserve">외국인이 글을 쓸 때 발생하는 문제를 3개 AI(Claude+Codex+Gemini)로 전수 점검했습니다.</w:t>
+      </w:r>
+      <w:r>
+        <w:t xml:space="preserve"> </w:t>
+      </w:r>
+      <w:r>
+        <w:t xml:space="preserve">- 게시판 6개(K-POP, K-Food, K-Drama 등) 누락 → DB에 추가 완료</w:t>
+      </w:r>
+      <w:r>
+        <w:t xml:space="preserve"> </w:t>
+      </w:r>
+      <w:r>
+        <w:t xml:space="preserve">- 글쓰기 화면이 한국어/영어로만 표시되던 문제 → 8개 언어 번역 적용</w:t>
+      </w:r>
+      <w:r>
+        <w:t xml:space="preserve"> </w:t>
+      </w:r>
+      <w:r>
+        <w:t xml:space="preserve">- 이미지 업로드 에러가 한국어로만 뜨던 문제 → 8개 언어 지원</w:t>
+      </w:r>
+      <w:r>
+        <w:t xml:space="preserve"> </w:t>
+      </w:r>
+      <w:r>
+        <w:t xml:space="preserve">- 로그인 에러 메시지 8개 언어 지원</w:t>
+      </w:r>
+      <w:r>
+        <w:t xml:space="preserve"> </w:t>
+      </w:r>
+      <w:r>
+        <w:t xml:space="preserve">- 구글 로그인 후 언어가 영어로 바뀌던 문제 수정</w:t>
+      </w:r>
+      <w:r>
+        <w:t xml:space="preserve"> </w:t>
+      </w:r>
+      <w:r>
+        <w:t xml:space="preserve">- 댓글 삭제 시 권한 체크 오류 수정</w:t>
+      </w:r>
+      <w:r>
+        <w:t xml:space="preserve"> </w:t>
+      </w:r>
+      <w:r>
+        <w:t xml:space="preserve">- 상태: [완료]</w:t>
+      </w:r>
+    </w:p>
+    <w:p>
+      <w:r>
+        <w:pict>
+          <v:rect style="width:0;height:1.5pt" o:hralign="center" o:hrstd="t" o:hr="t"/>
+        </w:pict>
+      </w:r>
+    </w:p>
+    <w:bookmarkEnd w:id="37"/>
+    <w:bookmarkStart w:id="38" w:name="검색-연결-버그-수정-사이트-점검-기능-관리자-구글-로그인"/>
     <w:p>
       <w:pPr>
         <w:pStyle w:val="Heading3"/>
@@ -1207,8 +1386,8 @@
         </w:pict>
       </w:r>
     </w:p>
-    <w:bookmarkEnd w:id="35"/>
-    <w:bookmarkStart w:id="36" w:name="데이터-동기화-수정-ai-검색-최소-10건-보장"/>
+    <w:bookmarkEnd w:id="38"/>
+    <w:bookmarkStart w:id="39" w:name="데이터-동기화-수정-ai-검색-최소-10건-보장"/>
     <w:p>
       <w:pPr>
         <w:pStyle w:val="Heading3"/>
@@ -1330,8 +1509,8 @@
         </w:pict>
       </w:r>
     </w:p>
-    <w:bookmarkEnd w:id="36"/>
-    <w:bookmarkStart w:id="37" w:name="관리자-패널-전면-개편-13단계-ai-검색-최적화"/>
+    <w:bookmarkEnd w:id="39"/>
+    <w:bookmarkStart w:id="40" w:name="관리자-패널-전면-개편-13단계-ai-검색-최적화"/>
     <w:p>
       <w:pPr>
         <w:pStyle w:val="Heading3"/>
@@ -1501,8 +1680,8 @@
         </w:pict>
       </w:r>
     </w:p>
-    <w:bookmarkEnd w:id="37"/>
-    <w:bookmarkStart w:id="38" w:name="화장품-순위-자동-수집-cron-구축"/>
+    <w:bookmarkEnd w:id="40"/>
+    <w:bookmarkStart w:id="41" w:name="화장품-순위-자동-수집-cron-구축"/>
     <w:p>
       <w:pPr>
         <w:pStyle w:val="Heading3"/>
@@ -1582,8 +1761,8 @@
         </w:pict>
       </w:r>
     </w:p>
-    <w:bookmarkEnd w:id="38"/>
-    <w:bookmarkStart w:id="39" w:name="highmedium-이슈-22건-일괄-수정"/>
+    <w:bookmarkEnd w:id="41"/>
+    <w:bookmarkStart w:id="42" w:name="highmedium-이슈-22건-일괄-수정"/>
     <w:p>
       <w:pPr>
         <w:pStyle w:val="Heading3"/>
@@ -1672,8 +1851,8 @@
         </w:pict>
       </w:r>
     </w:p>
-    <w:bookmarkEnd w:id="39"/>
-    <w:bookmarkStart w:id="40" w:name="ccg-3-ai-전체-기능-점검-critical-이슈-6건-수정"/>
+    <w:bookmarkEnd w:id="42"/>
+    <w:bookmarkStart w:id="43" w:name="ccg-3-ai-전체-기능-점검-critical-이슈-6건-수정"/>
     <w:p>
       <w:pPr>
         <w:pStyle w:val="Heading3"/>
@@ -3846,8 +4025,8 @@
         <w:t xml:space="preserve">- README.md 8개국 언어, 프로젝트 구조 현행화</w:t>
       </w:r>
     </w:p>
-    <w:bookmarkEnd w:id="40"/>
-    <w:bookmarkEnd w:id="41"/>
+    <w:bookmarkEnd w:id="43"/>
+    <w:bookmarkEnd w:id="44"/>
     <w:sectPr/>
   </w:body>
 </w:document>

--- a/docs/exports/DEV_LOG.docx
+++ b/docs/exports/DEV_LOG.docx
@@ -2,7 +2,7 @@
 <file path=word/document.xml><?xml version="1.0" encoding="utf-8"?>
 <w:document xmlns:w="http://schemas.openxmlformats.org/wordprocessingml/2006/main" xmlns:m="http://schemas.openxmlformats.org/officeDocument/2006/math" xmlns:r="http://schemas.openxmlformats.org/officeDocument/2006/relationships" xmlns:o="urn:schemas-microsoft-com:office:office" xmlns:v="urn:schemas-microsoft-com:vml" xmlns:w10="urn:schemas-microsoft-com:office:word" xmlns:a="http://schemas.openxmlformats.org/drawingml/2006/main" xmlns:pic="http://schemas.openxmlformats.org/drawingml/2006/picture" xmlns:wp="http://schemas.openxmlformats.org/drawingml/2006/wordprocessingDrawing">
   <w:body>
-    <w:bookmarkStart w:id="44" w:name="개발-작업-기록-development-log"/>
+    <w:bookmarkStart w:id="46" w:name="개발-작업-기록-development-log"/>
     <w:p>
       <w:pPr>
         <w:pStyle w:val="Heading1"/>
@@ -26,13 +26,13 @@
         </w:pict>
       </w:r>
     </w:p>
-    <w:bookmarkStart w:id="20" w:name="커뮤니티-리뷰-별점-시스템-구현"/>
+    <w:bookmarkStart w:id="21" w:name="작업-보안안정성-3건-수정-텍스트-리뷰-시스템-추가"/>
     <w:p>
       <w:pPr>
         <w:pStyle w:val="Heading3"/>
       </w:pPr>
       <w:r>
-        <w:t xml:space="preserve">[2026-05-09] 커뮤니티 리뷰 별점 시스템 구현</w:t>
+        <w:t xml:space="preserve">[2026-05-11 작업] 보안·안정성 3건 수정 + 텍스트 리뷰 시스템 추가</w:t>
       </w:r>
     </w:p>
     <w:p>
@@ -40,13 +40,51 @@
         <w:pStyle w:val="FirstParagraph"/>
       </w:pPr>
       <w:r>
-        <w:t xml:space="preserve">게시글에 별점을 남길 수 있는 리뷰 기능을 추가했습니다.</w:t>
-      </w:r>
-      <w:r>
-        <w:t xml:space="preserve"> </w:t>
-      </w:r>
-      <w:r>
-        <w:t xml:space="preserve">- 글쓰기에서 flair</w:t>
+        <w:rPr>
+          <w:bCs/>
+          <w:b/>
+        </w:rPr>
+        <w:t xml:space="preserve">[완료]</w:t>
+      </w:r>
+      <w:r>
+        <w:t xml:space="preserve"> </w:t>
+      </w:r>
+      <w:r>
+        <w:t xml:space="preserve">4가지 작업을 한 번에 처리했습니다.</w:t>
+      </w:r>
+    </w:p>
+    <w:p>
+      <w:pPr>
+        <w:numPr>
+          <w:ilvl w:val="0"/>
+          <w:numId w:val="1001"/>
+        </w:numPr>
+        <w:pStyle w:val="Compact"/>
+      </w:pPr>
+      <w:r>
+        <w:rPr>
+          <w:bCs/>
+          <w:b/>
+        </w:rPr>
+        <w:t xml:space="preserve">감사 로그 (C3)</w:t>
+      </w:r>
+      <w:r>
+        <w:t xml:space="preserve">: Supabase에</w:t>
+      </w:r>
+      <w:r>
+        <w:t xml:space="preserve"> </w:t>
+      </w:r>
+      <w:r>
+        <w:rPr>
+          <w:rStyle w:val="VerbatimChar"/>
+        </w:rPr>
+        <w:t xml:space="preserve">admin_audit_log</w:t>
+      </w:r>
+      <w:r>
+        <w:t xml:space="preserve"> </w:t>
+      </w:r>
+      <w:r>
+        <w:t xml:space="preserve">테이블 SQL 마이그레이션 파일 작성 완료. 관리자 어드민에</w:t>
       </w:r>
       <w:r>
         <w:t xml:space="preserve"> </w:t>
@@ -55,31 +93,165 @@
         <w:t xml:space="preserve">“</w:t>
       </w:r>
       <w:r>
-        <w:t xml:space="preserve">리뷰</w:t>
+        <w:t xml:space="preserve">감사 로그</w:t>
       </w:r>
       <w:r>
         <w:t xml:space="preserve">”</w:t>
       </w:r>
       <w:r>
-        <w:t xml:space="preserve">를 선택하면 별점(★ 1~5점) UI가 나타납니다</w:t>
-      </w:r>
-      <w:r>
-        <w:t xml:space="preserve"> </w:t>
-      </w:r>
-      <w:r>
-        <w:t xml:space="preserve">- 이미지 업로드를 Cloudinary에서 Supabase Storage로 교체했습니다</w:t>
-      </w:r>
-      <w:r>
-        <w:t xml:space="preserve"> </w:t>
-      </w:r>
-      <w:r>
-        <w:t xml:space="preserve">- Supabase posts 테이블에 rating 컬럼 추가 완료</w:t>
-      </w:r>
-      <w:r>
-        <w:t xml:space="preserve"> </w:t>
-      </w:r>
-      <w:r>
-        <w:t xml:space="preserve">- 상태: [완료]</w:t>
+        <w:t xml:space="preserve"> </w:t>
+      </w:r>
+      <w:r>
+        <w:t xml:space="preserve">메뉴 추가.</w:t>
+      </w:r>
+    </w:p>
+    <w:p>
+      <w:pPr>
+        <w:numPr>
+          <w:ilvl w:val="0"/>
+          <w:numId w:val="1001"/>
+        </w:numPr>
+        <w:pStyle w:val="Compact"/>
+      </w:pPr>
+      <w:r>
+        <w:rPr>
+          <w:bCs/>
+          <w:b/>
+        </w:rPr>
+        <w:t xml:space="preserve">투표 Race Condition 수정 (C7/H3)</w:t>
+      </w:r>
+      <w:r>
+        <w:t xml:space="preserve">: 동시 투표 처리 시 중복 발생 문제를 PostgreSQL</w:t>
+      </w:r>
+      <w:r>
+        <w:t xml:space="preserve"> </w:t>
+      </w:r>
+      <w:r>
+        <w:rPr>
+          <w:rStyle w:val="VerbatimChar"/>
+        </w:rPr>
+        <w:t xml:space="preserve">toggle_post_vote</w:t>
+      </w:r>
+      <w:r>
+        <w:t xml:space="preserve"> </w:t>
+      </w:r>
+      <w:r>
+        <w:t xml:space="preserve">함수(advisory lock)로 해결. 마이그레이션 전에는 기존 코드로 자동 폴백.</w:t>
+      </w:r>
+    </w:p>
+    <w:p>
+      <w:pPr>
+        <w:numPr>
+          <w:ilvl w:val="0"/>
+          <w:numId w:val="1001"/>
+        </w:numPr>
+        <w:pStyle w:val="Compact"/>
+      </w:pPr>
+      <w:r>
+        <w:rPr>
+          <w:bCs/>
+          <w:b/>
+        </w:rPr>
+        <w:t xml:space="preserve">관리자 인증 강화 (H2)</w:t>
+      </w:r>
+      <w:r>
+        <w:t xml:space="preserve">: 미들웨어에서 Supabase JWT 쿠키를 직접 디코딩해 마스터 이메일 여부를 서버 레벨에서 검증. 일반 로그인 사용자도</w:t>
+      </w:r>
+      <w:r>
+        <w:t xml:space="preserve"> </w:t>
+      </w:r>
+      <w:r>
+        <w:rPr>
+          <w:rStyle w:val="VerbatimChar"/>
+        </w:rPr>
+        <w:t xml:space="preserve">/admin</w:t>
+      </w:r>
+      <w:r>
+        <w:t xml:space="preserve"> </w:t>
+      </w:r>
+      <w:r>
+        <w:t xml:space="preserve">접근 차단.</w:t>
+      </w:r>
+    </w:p>
+    <w:p>
+      <w:pPr>
+        <w:numPr>
+          <w:ilvl w:val="0"/>
+          <w:numId w:val="1001"/>
+        </w:numPr>
+        <w:pStyle w:val="Compact"/>
+      </w:pPr>
+      <w:r>
+        <w:rPr>
+          <w:bCs/>
+          <w:b/>
+        </w:rPr>
+        <w:t xml:space="preserve">텍스트 리뷰 시스템</w:t>
+      </w:r>
+      <w:r>
+        <w:t xml:space="preserve">: 클리닉 페이지에 방문 후기 섹션 추가 (별점 1~5 + 텍스트). 로그인 사용자만 작성 가능, 관리자 승인 후 게시. 어드민에</w:t>
+      </w:r>
+      <w:r>
+        <w:t xml:space="preserve"> </w:t>
+      </w:r>
+      <w:r>
+        <w:t xml:space="preserve">“</w:t>
+      </w:r>
+      <w:r>
+        <w:t xml:space="preserve">리뷰관리</w:t>
+      </w:r>
+      <w:r>
+        <w:t xml:space="preserve">”</w:t>
+      </w:r>
+      <w:r>
+        <w:t xml:space="preserve"> </w:t>
+      </w:r>
+      <w:r>
+        <w:t xml:space="preserve">페이지 추가.</w:t>
+      </w:r>
+    </w:p>
+    <w:p>
+      <w:pPr>
+        <w:pStyle w:val="FirstParagraph"/>
+      </w:pPr>
+      <w:r>
+        <w:rPr>
+          <w:bCs/>
+          <w:b/>
+        </w:rPr>
+        <w:t xml:space="preserve">⚠️ Supabase SQL 실행 필요</w:t>
+      </w:r>
+      <w:r>
+        <w:t xml:space="preserve">:</w:t>
+      </w:r>
+      <w:r>
+        <w:t xml:space="preserve"> </w:t>
+      </w:r>
+      <w:r>
+        <w:rPr>
+          <w:rStyle w:val="VerbatimChar"/>
+        </w:rPr>
+        <w:t xml:space="preserve">supabase/migrations/20260511_audit_reviews_vote.sql</w:t>
+      </w:r>
+      <w:r>
+        <w:t xml:space="preserve"> </w:t>
+      </w:r>
+      <w:r>
+        <w:t xml:space="preserve">파일 내용을</w:t>
+      </w:r>
+      <w:r>
+        <w:t xml:space="preserve"> </w:t>
+      </w:r>
+      <w:hyperlink r:id="rId20">
+        <w:r>
+          <w:rPr>
+            <w:rStyle w:val="Hyperlink"/>
+          </w:rPr>
+          <w:t xml:space="preserve">Supabase SQL 편집기</w:t>
+        </w:r>
+      </w:hyperlink>
+      <w:r>
+        <w:t xml:space="preserve">에서 실행해야 리뷰/감사로그/투표RPC가 활성화됩니다.</w:t>
       </w:r>
     </w:p>
     <w:p>
@@ -89,14 +261,14 @@
         </w:pict>
       </w:r>
     </w:p>
-    <w:bookmarkEnd w:id="20"/>
-    <w:bookmarkStart w:id="21" w:name="블로그-소셜-공유-기능-추가"/>
+    <w:bookmarkEnd w:id="21"/>
+    <w:bookmarkStart w:id="22" w:name="커뮤니티-리뷰-별점-시스템-구현"/>
     <w:p>
       <w:pPr>
         <w:pStyle w:val="Heading3"/>
       </w:pPr>
       <w:r>
-        <w:t xml:space="preserve">[2026-05-03 14:00] 블로그 소셜 공유 기능 추가</w:t>
+        <w:t xml:space="preserve">[2026-05-09] 커뮤니티 리뷰 별점 시스템 구현</w:t>
       </w:r>
     </w:p>
     <w:p>
@@ -104,19 +276,40 @@
         <w:pStyle w:val="FirstParagraph"/>
       </w:pPr>
       <w:r>
-        <w:t xml:space="preserve">블로그 글 하단에 소셜 공유 버튼(WhatsApp, Telegram, Facebook, X, Pinterest, 링크 복사)을 추가했습니다.</w:t>
-      </w:r>
-      <w:r>
-        <w:t xml:space="preserve"> </w:t>
-      </w:r>
-      <w:r>
-        <w:t xml:space="preserve">- 모바일에서 스크롤하면 오른쪽 하단에 플로팅 공유 버튼이 나타나며, Web Share API 지원 시 기기 기본 공유 창이 열립니다.</w:t>
-      </w:r>
-      <w:r>
-        <w:t xml:space="preserve"> </w:t>
-      </w:r>
-      <w:r>
-        <w:t xml:space="preserve">- Open Graph 메타태그에 twitter:image, article:published_time, article:section을 추가하여 SNS 공유 시 미리보기가 더 풍부하게 표시됩니다.</w:t>
+        <w:t xml:space="preserve">게시글에 별점을 남길 수 있는 리뷰 기능을 추가했습니다.</w:t>
+      </w:r>
+      <w:r>
+        <w:t xml:space="preserve"> </w:t>
+      </w:r>
+      <w:r>
+        <w:t xml:space="preserve">- 글쓰기에서 flair</w:t>
+      </w:r>
+      <w:r>
+        <w:t xml:space="preserve"> </w:t>
+      </w:r>
+      <w:r>
+        <w:t xml:space="preserve">“</w:t>
+      </w:r>
+      <w:r>
+        <w:t xml:space="preserve">리뷰</w:t>
+      </w:r>
+      <w:r>
+        <w:t xml:space="preserve">”</w:t>
+      </w:r>
+      <w:r>
+        <w:t xml:space="preserve">를 선택하면 별점(★ 1~5점) UI가 나타납니다</w:t>
+      </w:r>
+      <w:r>
+        <w:t xml:space="preserve"> </w:t>
+      </w:r>
+      <w:r>
+        <w:t xml:space="preserve">- 이미지 업로드를 Cloudinary에서 Supabase Storage로 교체했습니다</w:t>
+      </w:r>
+      <w:r>
+        <w:t xml:space="preserve"> </w:t>
+      </w:r>
+      <w:r>
+        <w:t xml:space="preserve">- Supabase posts 테이블에 rating 컬럼 추가 완료</w:t>
       </w:r>
       <w:r>
         <w:t xml:space="preserve"> </w:t>
@@ -132,8 +325,51 @@
         </w:pict>
       </w:r>
     </w:p>
-    <w:bookmarkEnd w:id="21"/>
-    <w:bookmarkStart w:id="22" w:name="google-자동-색인-알림-추가"/>
+    <w:bookmarkEnd w:id="22"/>
+    <w:bookmarkStart w:id="23" w:name="블로그-소셜-공유-기능-추가"/>
+    <w:p>
+      <w:pPr>
+        <w:pStyle w:val="Heading3"/>
+      </w:pPr>
+      <w:r>
+        <w:t xml:space="preserve">[2026-05-03 14:00] 블로그 소셜 공유 기능 추가</w:t>
+      </w:r>
+    </w:p>
+    <w:p>
+      <w:pPr>
+        <w:pStyle w:val="FirstParagraph"/>
+      </w:pPr>
+      <w:r>
+        <w:t xml:space="preserve">블로그 글 하단에 소셜 공유 버튼(WhatsApp, Telegram, Facebook, X, Pinterest, 링크 복사)을 추가했습니다.</w:t>
+      </w:r>
+      <w:r>
+        <w:t xml:space="preserve"> </w:t>
+      </w:r>
+      <w:r>
+        <w:t xml:space="preserve">- 모바일에서 스크롤하면 오른쪽 하단에 플로팅 공유 버튼이 나타나며, Web Share API 지원 시 기기 기본 공유 창이 열립니다.</w:t>
+      </w:r>
+      <w:r>
+        <w:t xml:space="preserve"> </w:t>
+      </w:r>
+      <w:r>
+        <w:t xml:space="preserve">- Open Graph 메타태그에 twitter:image, article:published_time, article:section을 추가하여 SNS 공유 시 미리보기가 더 풍부하게 표시됩니다.</w:t>
+      </w:r>
+      <w:r>
+        <w:t xml:space="preserve"> </w:t>
+      </w:r>
+      <w:r>
+        <w:t xml:space="preserve">- 상태: [완료]</w:t>
+      </w:r>
+    </w:p>
+    <w:p>
+      <w:r>
+        <w:pict>
+          <v:rect style="width:0;height:1.5pt" o:hralign="center" o:hrstd="t" o:hr="t"/>
+        </w:pict>
+      </w:r>
+    </w:p>
+    <w:bookmarkEnd w:id="23"/>
+    <w:bookmarkStart w:id="24" w:name="google-자동-색인-알림-추가"/>
     <w:p>
       <w:pPr>
         <w:pStyle w:val="Heading3"/>
@@ -204,8 +440,8 @@
         </w:pict>
       </w:r>
     </w:p>
-    <w:bookmarkEnd w:id="22"/>
-    <w:bookmarkStart w:id="23" w:name="youtube-shorts-자동화-완료"/>
+    <w:bookmarkEnd w:id="24"/>
+    <w:bookmarkStart w:id="25" w:name="youtube-shorts-자동화-완료"/>
     <w:p>
       <w:pPr>
         <w:pStyle w:val="Heading3"/>
@@ -270,8 +506,8 @@
         <w:t xml:space="preserve">- 상태: [완료]</w:t>
       </w:r>
     </w:p>
-    <w:bookmarkEnd w:id="23"/>
-    <w:bookmarkStart w:id="24" w:name="kbbg-웹사이트-관리자-모드-전수-점검"/>
+    <w:bookmarkEnd w:id="25"/>
+    <w:bookmarkStart w:id="26" w:name="kbbg-웹사이트-관리자-모드-전수-점검"/>
     <w:p>
       <w:pPr>
         <w:pStyle w:val="Heading3"/>
@@ -318,8 +554,8 @@
         <w:t xml:space="preserve">- 상태: [완료] (보류 4건 별도 진행)</w:t>
       </w:r>
     </w:p>
-    <w:bookmarkEnd w:id="24"/>
-    <w:bookmarkStart w:id="25" w:name="google-search-console-seo-점검"/>
+    <w:bookmarkEnd w:id="26"/>
+    <w:bookmarkStart w:id="27" w:name="google-search-console-seo-점검"/>
     <w:p>
       <w:pPr>
         <w:pStyle w:val="Heading3"/>
@@ -360,8 +596,8 @@
         <w:t xml:space="preserve">- 상태: [완료]</w:t>
       </w:r>
     </w:p>
-    <w:bookmarkEnd w:id="25"/>
-    <w:bookmarkStart w:id="26" w:name="개-블로그-시스템-딥서치-전수-수정"/>
+    <w:bookmarkEnd w:id="27"/>
+    <w:bookmarkStart w:id="28" w:name="개-블로그-시스템-딥서치-전수-수정"/>
     <w:p>
       <w:pPr>
         <w:pStyle w:val="Heading3"/>
@@ -414,8 +650,8 @@
         <w:t xml:space="preserve">- 상태: [완료]</w:t>
       </w:r>
     </w:p>
-    <w:bookmarkEnd w:id="26"/>
-    <w:bookmarkStart w:id="27" w:name="kbbg-내부-블로그-다국어-번역-활성화"/>
+    <w:bookmarkEnd w:id="28"/>
+    <w:bookmarkStart w:id="29" w:name="kbbg-내부-블로그-다국어-번역-활성화"/>
     <w:p>
       <w:pPr>
         <w:pStyle w:val="Heading3"/>
@@ -450,8 +686,8 @@
         <w:t xml:space="preserve">- 상태: [완료]</w:t>
       </w:r>
     </w:p>
-    <w:bookmarkEnd w:id="27"/>
-    <w:bookmarkStart w:id="28" w:name="외부-블로그-3개-도메인-dns-설정"/>
+    <w:bookmarkEnd w:id="29"/>
+    <w:bookmarkStart w:id="30" w:name="외부-블로그-3개-도메인-dns-설정"/>
     <w:p>
       <w:pPr>
         <w:pStyle w:val="Heading3"/>
@@ -505,8 +741,8 @@
         </w:pict>
       </w:r>
     </w:p>
-    <w:bookmarkEnd w:id="28"/>
-    <w:bookmarkStart w:id="29" w:name="미완료-작업-일괄-점검-마케팅-콘텐츠-생성"/>
+    <w:bookmarkEnd w:id="30"/>
+    <w:bookmarkStart w:id="31" w:name="미완료-작업-일괄-점검-마케팅-콘텐츠-생성"/>
     <w:p>
       <w:pPr>
         <w:pStyle w:val="Heading3"/>
@@ -635,8 +871,8 @@
         </w:pict>
       </w:r>
     </w:p>
-    <w:bookmarkEnd w:id="29"/>
-    <w:bookmarkStart w:id="30" w:name="내부-블로그-시스템-자동-포스팅-구현"/>
+    <w:bookmarkEnd w:id="31"/>
+    <w:bookmarkStart w:id="32" w:name="내부-블로그-시스템-자동-포스팅-구현"/>
     <w:p>
       <w:pPr>
         <w:pStyle w:val="Heading3"/>
@@ -738,8 +974,8 @@
         </w:pict>
       </w:r>
     </w:p>
-    <w:bookmarkEnd w:id="30"/>
-    <w:bookmarkStart w:id="31" w:name="프로그래매틱-seo-페이지-229개-자동-생성"/>
+    <w:bookmarkEnd w:id="32"/>
+    <w:bookmarkStart w:id="33" w:name="프로그래매틱-seo-페이지-229개-자동-생성"/>
     <w:p>
       <w:pPr>
         <w:pStyle w:val="Heading3"/>
@@ -826,8 +1062,8 @@
         </w:pict>
       </w:r>
     </w:p>
-    <w:bookmarkEnd w:id="31"/>
-    <w:bookmarkStart w:id="32" w:name="ai-추천-결과-공유-기능-추가"/>
+    <w:bookmarkEnd w:id="33"/>
+    <w:bookmarkStart w:id="34" w:name="ai-추천-결과-공유-기능-추가"/>
     <w:p>
       <w:pPr>
         <w:pStyle w:val="Heading3"/>
@@ -875,8 +1111,8 @@
         </w:pict>
       </w:r>
     </w:p>
-    <w:bookmarkEnd w:id="32"/>
-    <w:bookmarkStart w:id="33" w:name="보안-강화-및-코드-품질-개선"/>
+    <w:bookmarkEnd w:id="34"/>
+    <w:bookmarkStart w:id="35" w:name="보안-강화-및-코드-품질-개선"/>
     <w:p>
       <w:pPr>
         <w:pStyle w:val="Heading3"/>
@@ -948,8 +1184,8 @@
         </w:pict>
       </w:r>
     </w:p>
-    <w:bookmarkEnd w:id="33"/>
-    <w:bookmarkStart w:id="34" w:name="ai-재점검-하드코딩-잔여-7건-수정"/>
+    <w:bookmarkEnd w:id="35"/>
+    <w:bookmarkStart w:id="36" w:name="ai-재점검-하드코딩-잔여-7건-수정"/>
     <w:p>
       <w:pPr>
         <w:pStyle w:val="Heading3"/>
@@ -1008,8 +1244,8 @@
         <w:t xml:space="preserve">- 상태: [완료]</w:t>
       </w:r>
     </w:p>
-    <w:bookmarkEnd w:id="34"/>
-    <w:bookmarkStart w:id="35" w:name="ai-딥서치-보안seo아키텍처-전면-점검-및-수정"/>
+    <w:bookmarkEnd w:id="36"/>
+    <w:bookmarkStart w:id="37" w:name="ai-딥서치-보안seo아키텍처-전면-점검-및-수정"/>
     <w:p>
       <w:pPr>
         <w:pStyle w:val="Heading3"/>
@@ -1081,8 +1317,8 @@
         </w:pict>
       </w:r>
     </w:p>
-    <w:bookmarkEnd w:id="35"/>
-    <w:bookmarkStart w:id="36" w:name="외국인-유저-추가-이슈-일괄-수정-ccg-점검-2차"/>
+    <w:bookmarkEnd w:id="37"/>
+    <w:bookmarkStart w:id="38" w:name="외국인-유저-추가-이슈-일괄-수정-ccg-점검-2차"/>
     <w:p>
       <w:pPr>
         <w:pStyle w:val="Heading3"/>
@@ -1148,8 +1384,8 @@
         </w:pict>
       </w:r>
     </w:p>
-    <w:bookmarkEnd w:id="36"/>
-    <w:bookmarkStart w:id="37" w:name="외국인-유저-글쓰기-다국어-완전-점검-및-수정"/>
+    <w:bookmarkEnd w:id="38"/>
+    <w:bookmarkStart w:id="39" w:name="외국인-유저-글쓰기-다국어-완전-점검-및-수정"/>
     <w:p>
       <w:pPr>
         <w:pStyle w:val="Heading3"/>
@@ -1215,8 +1451,8 @@
         </w:pict>
       </w:r>
     </w:p>
-    <w:bookmarkEnd w:id="37"/>
-    <w:bookmarkStart w:id="38" w:name="검색-연결-버그-수정-사이트-점검-기능-관리자-구글-로그인"/>
+    <w:bookmarkEnd w:id="39"/>
+    <w:bookmarkStart w:id="40" w:name="검색-연결-버그-수정-사이트-점검-기능-관리자-구글-로그인"/>
     <w:p>
       <w:pPr>
         <w:pStyle w:val="Heading3"/>
@@ -1386,8 +1622,8 @@
         </w:pict>
       </w:r>
     </w:p>
-    <w:bookmarkEnd w:id="38"/>
-    <w:bookmarkStart w:id="39" w:name="데이터-동기화-수정-ai-검색-최소-10건-보장"/>
+    <w:bookmarkEnd w:id="40"/>
+    <w:bookmarkStart w:id="41" w:name="데이터-동기화-수정-ai-검색-최소-10건-보장"/>
     <w:p>
       <w:pPr>
         <w:pStyle w:val="Heading3"/>
@@ -1509,8 +1745,8 @@
         </w:pict>
       </w:r>
     </w:p>
-    <w:bookmarkEnd w:id="39"/>
-    <w:bookmarkStart w:id="40" w:name="관리자-패널-전면-개편-13단계-ai-검색-최적화"/>
+    <w:bookmarkEnd w:id="41"/>
+    <w:bookmarkStart w:id="42" w:name="관리자-패널-전면-개편-13단계-ai-검색-최적화"/>
     <w:p>
       <w:pPr>
         <w:pStyle w:val="Heading3"/>
@@ -1680,8 +1916,8 @@
         </w:pict>
       </w:r>
     </w:p>
-    <w:bookmarkEnd w:id="40"/>
-    <w:bookmarkStart w:id="41" w:name="화장품-순위-자동-수집-cron-구축"/>
+    <w:bookmarkEnd w:id="42"/>
+    <w:bookmarkStart w:id="43" w:name="화장품-순위-자동-수집-cron-구축"/>
     <w:p>
       <w:pPr>
         <w:pStyle w:val="Heading3"/>
@@ -1696,87 +1932,6 @@
       </w:pPr>
       <w:r>
         <w:t xml:space="preserve">올리브영/글로우픽/화해 화장품 순위를 매주 월요일 자동으로 수집하는 시스템을 만들었습니다.</w:t>
-      </w:r>
-    </w:p>
-    <w:p>
-      <w:pPr>
-        <w:numPr>
-          <w:ilvl w:val="0"/>
-          <w:numId w:val="1001"/>
-        </w:numPr>
-        <w:pStyle w:val="Compact"/>
-      </w:pPr>
-      <w:r>
-        <w:t xml:space="preserve">네이버 쇼핑 API로 각 플랫폼 TOP 20 검색</w:t>
-      </w:r>
-    </w:p>
-    <w:p>
-      <w:pPr>
-        <w:numPr>
-          <w:ilvl w:val="0"/>
-          <w:numId w:val="1001"/>
-        </w:numPr>
-        <w:pStyle w:val="Compact"/>
-      </w:pPr>
-      <w:r>
-        <w:t xml:space="preserve">OpenAI로 제품명 영문 자동 번역</w:t>
-      </w:r>
-    </w:p>
-    <w:p>
-      <w:pPr>
-        <w:numPr>
-          <w:ilvl w:val="0"/>
-          <w:numId w:val="1001"/>
-        </w:numPr>
-        <w:pStyle w:val="Compact"/>
-      </w:pPr>
-      <w:r>
-        <w:t xml:space="preserve">TypeScript 데이터 파일에 자동 저장 + 커밋/push</w:t>
-      </w:r>
-    </w:p>
-    <w:p>
-      <w:pPr>
-        <w:numPr>
-          <w:ilvl w:val="0"/>
-          <w:numId w:val="1001"/>
-        </w:numPr>
-        <w:pStyle w:val="Compact"/>
-      </w:pPr>
-      <w:r>
-        <w:t xml:space="preserve">cron: 매주 월요일 09:00 KST 실행</w:t>
-      </w:r>
-    </w:p>
-    <w:p>
-      <w:pPr>
-        <w:pStyle w:val="FirstParagraph"/>
-      </w:pPr>
-      <w:r>
-        <w:t xml:space="preserve">상태: [완료]</w:t>
-      </w:r>
-    </w:p>
-    <w:p>
-      <w:r>
-        <w:pict>
-          <v:rect style="width:0;height:1.5pt" o:hralign="center" o:hrstd="t" o:hr="t"/>
-        </w:pict>
-      </w:r>
-    </w:p>
-    <w:bookmarkEnd w:id="41"/>
-    <w:bookmarkStart w:id="42" w:name="highmedium-이슈-22건-일괄-수정"/>
-    <w:p>
-      <w:pPr>
-        <w:pStyle w:val="Heading3"/>
-      </w:pPr>
-      <w:r>
-        <w:t xml:space="preserve">[2026-04-19 16:00] High/Medium 이슈 22건 일괄 수정</w:t>
-      </w:r>
-    </w:p>
-    <w:p>
-      <w:pPr>
-        <w:pStyle w:val="FirstParagraph"/>
-      </w:pPr>
-      <w:r>
-        <w:t xml:space="preserve">CCG 3-AI 점검에서 발견된 나머지 이슈를 모두 수정했습니다.</w:t>
       </w:r>
     </w:p>
     <w:p>
@@ -1788,6 +1943,87 @@
         <w:pStyle w:val="Compact"/>
       </w:pPr>
       <w:r>
+        <w:t xml:space="preserve">네이버 쇼핑 API로 각 플랫폼 TOP 20 검색</w:t>
+      </w:r>
+    </w:p>
+    <w:p>
+      <w:pPr>
+        <w:numPr>
+          <w:ilvl w:val="0"/>
+          <w:numId w:val="1002"/>
+        </w:numPr>
+        <w:pStyle w:val="Compact"/>
+      </w:pPr>
+      <w:r>
+        <w:t xml:space="preserve">OpenAI로 제품명 영문 자동 번역</w:t>
+      </w:r>
+    </w:p>
+    <w:p>
+      <w:pPr>
+        <w:numPr>
+          <w:ilvl w:val="0"/>
+          <w:numId w:val="1002"/>
+        </w:numPr>
+        <w:pStyle w:val="Compact"/>
+      </w:pPr>
+      <w:r>
+        <w:t xml:space="preserve">TypeScript 데이터 파일에 자동 저장 + 커밋/push</w:t>
+      </w:r>
+    </w:p>
+    <w:p>
+      <w:pPr>
+        <w:numPr>
+          <w:ilvl w:val="0"/>
+          <w:numId w:val="1002"/>
+        </w:numPr>
+        <w:pStyle w:val="Compact"/>
+      </w:pPr>
+      <w:r>
+        <w:t xml:space="preserve">cron: 매주 월요일 09:00 KST 실행</w:t>
+      </w:r>
+    </w:p>
+    <w:p>
+      <w:pPr>
+        <w:pStyle w:val="FirstParagraph"/>
+      </w:pPr>
+      <w:r>
+        <w:t xml:space="preserve">상태: [완료]</w:t>
+      </w:r>
+    </w:p>
+    <w:p>
+      <w:r>
+        <w:pict>
+          <v:rect style="width:0;height:1.5pt" o:hralign="center" o:hrstd="t" o:hr="t"/>
+        </w:pict>
+      </w:r>
+    </w:p>
+    <w:bookmarkEnd w:id="43"/>
+    <w:bookmarkStart w:id="44" w:name="highmedium-이슈-22건-일괄-수정"/>
+    <w:p>
+      <w:pPr>
+        <w:pStyle w:val="Heading3"/>
+      </w:pPr>
+      <w:r>
+        <w:t xml:space="preserve">[2026-04-19 16:00] High/Medium 이슈 22건 일괄 수정</w:t>
+      </w:r>
+    </w:p>
+    <w:p>
+      <w:pPr>
+        <w:pStyle w:val="FirstParagraph"/>
+      </w:pPr>
+      <w:r>
+        <w:t xml:space="preserve">CCG 3-AI 점검에서 발견된 나머지 이슈를 모두 수정했습니다.</w:t>
+      </w:r>
+    </w:p>
+    <w:p>
+      <w:pPr>
+        <w:numPr>
+          <w:ilvl w:val="0"/>
+          <w:numId w:val="1003"/>
+        </w:numPr>
+        <w:pStyle w:val="Compact"/>
+      </w:pPr>
+      <w:r>
         <w:rPr>
           <w:bCs/>
           <w:b/>
@@ -1802,7 +2038,7 @@
       <w:pPr>
         <w:numPr>
           <w:ilvl w:val="0"/>
-          <w:numId w:val="1002"/>
+          <w:numId w:val="1003"/>
         </w:numPr>
         <w:pStyle w:val="Compact"/>
       </w:pPr>
@@ -1821,7 +2057,7 @@
       <w:pPr>
         <w:numPr>
           <w:ilvl w:val="0"/>
-          <w:numId w:val="1002"/>
+          <w:numId w:val="1003"/>
         </w:numPr>
         <w:pStyle w:val="Compact"/>
       </w:pPr>
@@ -1851,8 +2087,8 @@
         </w:pict>
       </w:r>
     </w:p>
-    <w:bookmarkEnd w:id="42"/>
-    <w:bookmarkStart w:id="43" w:name="ccg-3-ai-전체-기능-점검-critical-이슈-6건-수정"/>
+    <w:bookmarkEnd w:id="44"/>
+    <w:bookmarkStart w:id="45" w:name="ccg-3-ai-전체-기능-점검-critical-이슈-6건-수정"/>
     <w:p>
       <w:pPr>
         <w:pStyle w:val="Heading3"/>
@@ -1873,7 +2109,7 @@
       <w:pPr>
         <w:numPr>
           <w:ilvl w:val="0"/>
-          <w:numId w:val="1003"/>
+          <w:numId w:val="1004"/>
         </w:numPr>
         <w:pStyle w:val="Compact"/>
       </w:pPr>
@@ -1892,7 +2128,7 @@
       <w:pPr>
         <w:numPr>
           <w:ilvl w:val="0"/>
-          <w:numId w:val="1003"/>
+          <w:numId w:val="1004"/>
         </w:numPr>
         <w:pStyle w:val="Compact"/>
       </w:pPr>
@@ -1911,7 +2147,7 @@
       <w:pPr>
         <w:numPr>
           <w:ilvl w:val="0"/>
-          <w:numId w:val="1003"/>
+          <w:numId w:val="1004"/>
         </w:numPr>
         <w:pStyle w:val="Compact"/>
       </w:pPr>
@@ -1930,7 +2166,7 @@
       <w:pPr>
         <w:numPr>
           <w:ilvl w:val="0"/>
-          <w:numId w:val="1003"/>
+          <w:numId w:val="1004"/>
         </w:numPr>
         <w:pStyle w:val="Compact"/>
       </w:pPr>
@@ -1949,7 +2185,7 @@
       <w:pPr>
         <w:numPr>
           <w:ilvl w:val="0"/>
-          <w:numId w:val="1003"/>
+          <w:numId w:val="1004"/>
         </w:numPr>
         <w:pStyle w:val="Compact"/>
       </w:pPr>
@@ -1968,7 +2204,7 @@
       <w:pPr>
         <w:numPr>
           <w:ilvl w:val="0"/>
-          <w:numId w:val="1003"/>
+          <w:numId w:val="1004"/>
         </w:numPr>
         <w:pStyle w:val="Compact"/>
       </w:pPr>
@@ -4025,8 +4261,8 @@
         <w:t xml:space="preserve">- README.md 8개국 언어, 프로젝트 구조 현행화</w:t>
       </w:r>
     </w:p>
-    <w:bookmarkEnd w:id="43"/>
-    <w:bookmarkEnd w:id="44"/>
+    <w:bookmarkEnd w:id="45"/>
+    <w:bookmarkEnd w:id="46"/>
     <w:sectPr/>
   </w:body>
 </w:document>
@@ -4133,6 +4369,91 @@
       </w:pPr>
     </w:lvl>
   </w:abstractNum>
+  <w:abstractNum w:abstractNumId="99411">
+    <w:nsid w:val="A99411"/>
+    <w:multiLevelType w:val="multilevel"/>
+    <w:lvl w:ilvl="0">
+      <w:start w:val="1"/>
+      <w:numFmt w:val="decimal"/>
+      <w:lvlText w:val="%1."/>
+      <w:lvlJc w:val="left"/>
+      <w:pPr>
+        <w:ind w:left="720" w:hanging="480"/>
+      </w:pPr>
+    </w:lvl>
+    <w:lvl w:ilvl="1">
+      <w:start w:val="1"/>
+      <w:numFmt w:val="decimal"/>
+      <w:lvlText w:val="%2."/>
+      <w:lvlJc w:val="left"/>
+      <w:pPr>
+        <w:ind w:left="1440" w:hanging="480"/>
+      </w:pPr>
+    </w:lvl>
+    <w:lvl w:ilvl="2">
+      <w:start w:val="1"/>
+      <w:numFmt w:val="decimal"/>
+      <w:lvlText w:val="%3."/>
+      <w:lvlJc w:val="left"/>
+      <w:pPr>
+        <w:ind w:left="2160" w:hanging="480"/>
+      </w:pPr>
+    </w:lvl>
+    <w:lvl w:ilvl="3">
+      <w:start w:val="1"/>
+      <w:numFmt w:val="decimal"/>
+      <w:lvlText w:val="%4."/>
+      <w:lvlJc w:val="left"/>
+      <w:pPr>
+        <w:ind w:left="2880" w:hanging="480"/>
+      </w:pPr>
+    </w:lvl>
+    <w:lvl w:ilvl="4">
+      <w:start w:val="1"/>
+      <w:numFmt w:val="decimal"/>
+      <w:lvlText w:val="%5."/>
+      <w:lvlJc w:val="left"/>
+      <w:pPr>
+        <w:ind w:left="3600" w:hanging="480"/>
+      </w:pPr>
+    </w:lvl>
+    <w:lvl w:ilvl="5">
+      <w:start w:val="1"/>
+      <w:numFmt w:val="decimal"/>
+      <w:lvlText w:val="%6."/>
+      <w:lvlJc w:val="left"/>
+      <w:pPr>
+        <w:ind w:left="4320" w:hanging="480"/>
+      </w:pPr>
+    </w:lvl>
+    <w:lvl w:ilvl="6">
+      <w:start w:val="1"/>
+      <w:numFmt w:val="decimal"/>
+      <w:lvlText w:val="%7."/>
+      <w:lvlJc w:val="left"/>
+      <w:pPr>
+        <w:ind w:left="5040" w:hanging="480"/>
+      </w:pPr>
+    </w:lvl>
+    <w:lvl w:ilvl="7">
+      <w:start w:val="1"/>
+      <w:numFmt w:val="decimal"/>
+      <w:lvlText w:val="%8."/>
+      <w:lvlJc w:val="left"/>
+      <w:pPr>
+        <w:ind w:left="5760" w:hanging="480"/>
+      </w:pPr>
+    </w:lvl>
+    <w:lvl w:ilvl="8">
+      <w:start w:val="1"/>
+      <w:numFmt w:val="decimal"/>
+      <w:lvlText w:val="%9."/>
+      <w:lvlJc w:val="left"/>
+      <w:pPr>
+        <w:ind w:left="6480" w:hanging="480"/>
+      </w:pPr>
+    </w:lvl>
+  </w:abstractNum>
   <w:abstractNum w:abstractNumId="991">
     <w:nsid w:val="A991"/>
     <w:multiLevelType w:val="multilevel"/>
@@ -4213,12 +4534,42 @@
     <w:abstractNumId w:val="990"/>
   </w:num>
   <w:num w:numId="1001">
-    <w:abstractNumId w:val="991"/>
+    <w:abstractNumId w:val="99411"/>
+    <w:lvlOverride w:ilvl="0">
+      <w:startOverride w:val="1"/>
+    </w:lvlOverride>
+    <w:lvlOverride w:ilvl="1">
+      <w:startOverride w:val="1"/>
+    </w:lvlOverride>
+    <w:lvlOverride w:ilvl="2">
+      <w:startOverride w:val="1"/>
+    </w:lvlOverride>
+    <w:lvlOverride w:ilvl="3">
+      <w:startOverride w:val="1"/>
+    </w:lvlOverride>
+    <w:lvlOverride w:ilvl="4">
+      <w:startOverride w:val="1"/>
+    </w:lvlOverride>
+    <w:lvlOverride w:ilvl="5">
+      <w:startOverride w:val="1"/>
+    </w:lvlOverride>
+    <w:lvlOverride w:ilvl="6">
+      <w:startOverride w:val="1"/>
+    </w:lvlOverride>
+    <w:lvlOverride w:ilvl="7">
+      <w:startOverride w:val="1"/>
+    </w:lvlOverride>
+    <w:lvlOverride w:ilvl="8">
+      <w:startOverride w:val="1"/>
+    </w:lvlOverride>
   </w:num>
   <w:num w:numId="1002">
     <w:abstractNumId w:val="991"/>
   </w:num>
   <w:num w:numId="1003">
+    <w:abstractNumId w:val="991"/>
+  </w:num>
+  <w:num w:numId="1004">
     <w:abstractNumId w:val="991"/>
   </w:num>
 </w:numbering>

--- a/docs/exports/DEV_LOG.docx
+++ b/docs/exports/DEV_LOG.docx
@@ -2,7 +2,7 @@
 <file path=word/document.xml><?xml version="1.0" encoding="utf-8"?>
 <w:document xmlns:w="http://schemas.openxmlformats.org/wordprocessingml/2006/main" xmlns:m="http://schemas.openxmlformats.org/officeDocument/2006/math" xmlns:r="http://schemas.openxmlformats.org/officeDocument/2006/relationships" xmlns:o="urn:schemas-microsoft-com:office:office" xmlns:v="urn:schemas-microsoft-com:vml" xmlns:w10="urn:schemas-microsoft-com:office:word" xmlns:a="http://schemas.openxmlformats.org/drawingml/2006/main" xmlns:pic="http://schemas.openxmlformats.org/drawingml/2006/picture" xmlns:wp="http://schemas.openxmlformats.org/drawingml/2006/wordprocessingDrawing">
   <w:body>
-    <w:bookmarkStart w:id="46" w:name="개발-작업-기록-development-log"/>
+    <w:bookmarkStart w:id="50" w:name="개발-작업-기록-development-log"/>
     <w:p>
       <w:pPr>
         <w:pStyle w:val="Heading1"/>
@@ -26,7 +26,217 @@
         </w:pict>
       </w:r>
     </w:p>
-    <w:bookmarkStart w:id="21" w:name="작업-보안안정성-3건-수정-텍스트-리뷰-시스템-추가"/>
+    <w:bookmarkStart w:id="20" w:name="ai-마케팅-브리핑-자동화-새벽-5시-kst"/>
+    <w:p>
+      <w:pPr>
+        <w:pStyle w:val="Heading3"/>
+      </w:pPr>
+      <w:r>
+        <w:t xml:space="preserve">[2026-05-16 05:00] AI 마케팅 브리핑 자동화 (새벽 5시 KST)</w:t>
+      </w:r>
+    </w:p>
+    <w:p>
+      <w:pPr>
+        <w:pStyle w:val="FirstParagraph"/>
+      </w:pPr>
+      <w:r>
+        <w:t xml:space="preserve">GA4 7일치 데이터를 Claude AI가 분석해 매일 새벽 5시 jbshim1@gmail.com으로 마케팅 브리핑 이메일 발송.</w:t>
+      </w:r>
+      <w:r>
+        <w:t xml:space="preserve"> </w:t>
+      </w:r>
+      <w:r>
+        <w:t xml:space="preserve">내용: 어제 방문자 요약, 뜨는 트렌드, 오늘 블로그 주제 5개, 마케팅 액션 3가지, 이번 주 집중 방향.</w:t>
+      </w:r>
+      <w:r>
+        <w:t xml:space="preserve"> </w:t>
+      </w:r>
+      <w:r>
+        <w:t xml:space="preserve">스크립트:</w:t>
+      </w:r>
+      <w:r>
+        <w:t xml:space="preserve"> </w:t>
+      </w:r>
+      <w:r>
+        <w:rPr>
+          <w:rStyle w:val="VerbatimChar"/>
+        </w:rPr>
+        <w:t xml:space="preserve">scripts/ai-marketing-brief.mjs</w:t>
+      </w:r>
+      <w:r>
+        <w:t xml:space="preserve">, cron: 매일 20:00 UTC. [완료]</w:t>
+      </w:r>
+    </w:p>
+    <w:p>
+      <w:r>
+        <w:pict>
+          <v:rect style="width:0;height:1.5pt" o:hralign="center" o:hrstd="t" o:hr="t"/>
+        </w:pict>
+      </w:r>
+    </w:p>
+    <w:bookmarkEnd w:id="20"/>
+    <w:bookmarkStart w:id="21" w:name="ga4-일일-리포트-gsc-제거-ga4-전용-v4"/>
+    <w:p>
+      <w:pPr>
+        <w:pStyle w:val="Heading3"/>
+      </w:pPr>
+      <w:r>
+        <w:t xml:space="preserve">[2026-05-16 04:30] GA4 일일 리포트 — GSC 제거 (GA4 전용 v4)</w:t>
+      </w:r>
+    </w:p>
+    <w:p>
+      <w:pPr>
+        <w:pStyle w:val="FirstParagraph"/>
+      </w:pPr>
+      <w:r>
+        <w:t xml:space="preserve">구글 서치콘솔(GSC) 연동 GCP 권한 문제로 GSC 섹션 완전 제거.</w:t>
+      </w:r>
+      <w:r>
+        <w:t xml:space="preserve"> </w:t>
+      </w:r>
+      <w:r>
+        <w:t xml:space="preserve">GA4 전용 깔끔한 리포트로 재작성: 핵심 지표 + 인기 페이지 + 기기별 + 7일 트렌드 + 국가/유입소스.</w:t>
+      </w:r>
+      <w:r>
+        <w:t xml:space="preserve"> </w:t>
+      </w:r>
+      <w:r>
+        <w:t xml:space="preserve">Apps Script Code.gs 교체 필요: GitHub Raw에서</w:t>
+      </w:r>
+      <w:r>
+        <w:t xml:space="preserve"> </w:t>
+      </w:r>
+      <w:r>
+        <w:rPr>
+          <w:rStyle w:val="VerbatimChar"/>
+        </w:rPr>
+        <w:t xml:space="preserve">docs/ga4-apps-script-v4.js</w:t>
+      </w:r>
+      <w:r>
+        <w:t xml:space="preserve"> </w:t>
+      </w:r>
+      <w:r>
+        <w:t xml:space="preserve">직접 붙여넣기. [완료]</w:t>
+      </w:r>
+    </w:p>
+    <w:p>
+      <w:r>
+        <w:pict>
+          <v:rect style="width:0;height:1.5pt" o:hralign="center" o:hrstd="t" o:hr="t"/>
+        </w:pict>
+      </w:r>
+    </w:p>
+    <w:bookmarkEnd w:id="21"/>
+    <w:bookmarkStart w:id="22" w:name="reddit-키워드-모니터링-자동화"/>
+    <w:p>
+      <w:pPr>
+        <w:pStyle w:val="Heading3"/>
+      </w:pPr>
+      <w:r>
+        <w:t xml:space="preserve">[2026-05-12 23:50] Reddit 키워드 모니터링 자동화</w:t>
+      </w:r>
+    </w:p>
+    <w:p>
+      <w:pPr>
+        <w:pStyle w:val="FirstParagraph"/>
+      </w:pPr>
+      <w:r>
+        <w:t xml:space="preserve">Reddit에서 한국 성형/의료관광 관련 글을 매일 자동 수집해 AI 댓글 초안과 함께 이메일 발송.</w:t>
+      </w:r>
+      <w:r>
+        <w:t xml:space="preserve"> </w:t>
+      </w:r>
+      <w:r>
+        <w:t xml:space="preserve">8개 키워드×서브레딧 조합 → RSS 파싱 → Claude Haiku 초안 생성 → jbshim1@gmail.com 발송.</w:t>
+      </w:r>
+      <w:r>
+        <w:t xml:space="preserve"> </w:t>
+      </w:r>
+      <w:r>
+        <w:t xml:space="preserve">매일 오전 8시 UTC(한국 오후 5시) cron 자동 실행. [완료]</w:t>
+      </w:r>
+    </w:p>
+    <w:p>
+      <w:r>
+        <w:pict>
+          <v:rect style="width:0;height:1.5pt" o:hralign="center" o:hrstd="t" o:hr="t"/>
+        </w:pict>
+      </w:r>
+    </w:p>
+    <w:bookmarkEnd w:id="22"/>
+    <w:bookmarkStart w:id="23" w:name="프로그래매틱-seo-지역별-클리닉-페이지-1512개-생성"/>
+    <w:p>
+      <w:pPr>
+        <w:pStyle w:val="Heading3"/>
+      </w:pPr>
+      <w:r>
+        <w:t xml:space="preserve">[2026-05-12 18:00] 프로그래매틱 SEO — 지역별 클리닉 페이지 1,512개 생성</w:t>
+      </w:r>
+    </w:p>
+    <w:p>
+      <w:pPr>
+        <w:pStyle w:val="FirstParagraph"/>
+      </w:pPr>
+      <w:r>
+        <w:t xml:space="preserve">한국 전국 189개 지역 × 8개 언어 = 1,512개 SEO 페이지 자동 생성.</w:t>
+      </w:r>
+      <w:r>
+        <w:t xml:space="preserve"> </w:t>
+      </w:r>
+      <w:r>
+        <w:t xml:space="preserve">예:</w:t>
+      </w:r>
+      <w:r>
+        <w:t xml:space="preserve"> </w:t>
+      </w:r>
+      <w:r>
+        <w:rPr>
+          <w:rStyle w:val="VerbatimChar"/>
+        </w:rPr>
+        <w:t xml:space="preserve">/en/clinics/area/gangnam-gu</w:t>
+      </w:r>
+      <w:r>
+        <w:t xml:space="preserve">,</w:t>
+      </w:r>
+      <w:r>
+        <w:t xml:space="preserve"> </w:t>
+      </w:r>
+      <w:r>
+        <w:rPr>
+          <w:rStyle w:val="VerbatimChar"/>
+        </w:rPr>
+        <w:t xml:space="preserve">/zh/clinics/area/busan-haeundae-gu</w:t>
+      </w:r>
+      <w:r>
+        <w:t xml:space="preserve"> </w:t>
+      </w:r>
+      <w:r>
+        <w:t xml:space="preserve">등.</w:t>
+      </w:r>
+      <w:r>
+        <w:t xml:space="preserve"> </w:t>
+      </w:r>
+      <w:r>
+        <w:t xml:space="preserve">각 페이지에 지역 클리닉 목록(구글 평점순), 8개 언어 UI, JSON-LD 스키마, AI 추천 CTA 포함.</w:t>
+      </w:r>
+    </w:p>
+    <w:p>
+      <w:pPr>
+        <w:pStyle w:val="BodyText"/>
+      </w:pPr>
+      <w:r>
+        <w:t xml:space="preserve">[완료]</w:t>
+      </w:r>
+    </w:p>
+    <w:p>
+      <w:r>
+        <w:pict>
+          <v:rect style="width:0;height:1.5pt" o:hralign="center" o:hrstd="t" o:hr="t"/>
+        </w:pict>
+      </w:r>
+    </w:p>
+    <w:bookmarkEnd w:id="23"/>
+    <w:bookmarkStart w:id="25" w:name="작업-보안안정성-3건-수정-텍스트-리뷰-시스템-추가"/>
     <w:p>
       <w:pPr>
         <w:pStyle w:val="Heading3"/>
@@ -242,7 +452,7 @@
       <w:r>
         <w:t xml:space="preserve"> </w:t>
       </w:r>
-      <w:hyperlink r:id="rId20">
+      <w:hyperlink r:id="rId24">
         <w:r>
           <w:rPr>
             <w:rStyle w:val="Hyperlink"/>
@@ -261,8 +471,8 @@
         </w:pict>
       </w:r>
     </w:p>
-    <w:bookmarkEnd w:id="21"/>
-    <w:bookmarkStart w:id="22" w:name="커뮤니티-리뷰-별점-시스템-구현"/>
+    <w:bookmarkEnd w:id="25"/>
+    <w:bookmarkStart w:id="26" w:name="커뮤니티-리뷰-별점-시스템-구현"/>
     <w:p>
       <w:pPr>
         <w:pStyle w:val="Heading3"/>
@@ -325,8 +535,8 @@
         </w:pict>
       </w:r>
     </w:p>
-    <w:bookmarkEnd w:id="22"/>
-    <w:bookmarkStart w:id="23" w:name="블로그-소셜-공유-기능-추가"/>
+    <w:bookmarkEnd w:id="26"/>
+    <w:bookmarkStart w:id="27" w:name="블로그-소셜-공유-기능-추가"/>
     <w:p>
       <w:pPr>
         <w:pStyle w:val="Heading3"/>
@@ -368,8 +578,8 @@
         </w:pict>
       </w:r>
     </w:p>
-    <w:bookmarkEnd w:id="23"/>
-    <w:bookmarkStart w:id="24" w:name="google-자동-색인-알림-추가"/>
+    <w:bookmarkEnd w:id="27"/>
+    <w:bookmarkStart w:id="28" w:name="google-자동-색인-알림-추가"/>
     <w:p>
       <w:pPr>
         <w:pStyle w:val="Heading3"/>
@@ -440,8 +650,8 @@
         </w:pict>
       </w:r>
     </w:p>
-    <w:bookmarkEnd w:id="24"/>
-    <w:bookmarkStart w:id="25" w:name="youtube-shorts-자동화-완료"/>
+    <w:bookmarkEnd w:id="28"/>
+    <w:bookmarkStart w:id="29" w:name="youtube-shorts-자동화-완료"/>
     <w:p>
       <w:pPr>
         <w:pStyle w:val="Heading3"/>
@@ -506,8 +716,8 @@
         <w:t xml:space="preserve">- 상태: [완료]</w:t>
       </w:r>
     </w:p>
-    <w:bookmarkEnd w:id="25"/>
-    <w:bookmarkStart w:id="26" w:name="kbbg-웹사이트-관리자-모드-전수-점검"/>
+    <w:bookmarkEnd w:id="29"/>
+    <w:bookmarkStart w:id="30" w:name="kbbg-웹사이트-관리자-모드-전수-점검"/>
     <w:p>
       <w:pPr>
         <w:pStyle w:val="Heading3"/>
@@ -554,8 +764,8 @@
         <w:t xml:space="preserve">- 상태: [완료] (보류 4건 별도 진행)</w:t>
       </w:r>
     </w:p>
-    <w:bookmarkEnd w:id="26"/>
-    <w:bookmarkStart w:id="27" w:name="google-search-console-seo-점검"/>
+    <w:bookmarkEnd w:id="30"/>
+    <w:bookmarkStart w:id="31" w:name="google-search-console-seo-점검"/>
     <w:p>
       <w:pPr>
         <w:pStyle w:val="Heading3"/>
@@ -596,8 +806,8 @@
         <w:t xml:space="preserve">- 상태: [완료]</w:t>
       </w:r>
     </w:p>
-    <w:bookmarkEnd w:id="27"/>
-    <w:bookmarkStart w:id="28" w:name="개-블로그-시스템-딥서치-전수-수정"/>
+    <w:bookmarkEnd w:id="31"/>
+    <w:bookmarkStart w:id="32" w:name="개-블로그-시스템-딥서치-전수-수정"/>
     <w:p>
       <w:pPr>
         <w:pStyle w:val="Heading3"/>
@@ -650,8 +860,8 @@
         <w:t xml:space="preserve">- 상태: [완료]</w:t>
       </w:r>
     </w:p>
-    <w:bookmarkEnd w:id="28"/>
-    <w:bookmarkStart w:id="29" w:name="kbbg-내부-블로그-다국어-번역-활성화"/>
+    <w:bookmarkEnd w:id="32"/>
+    <w:bookmarkStart w:id="33" w:name="kbbg-내부-블로그-다국어-번역-활성화"/>
     <w:p>
       <w:pPr>
         <w:pStyle w:val="Heading3"/>
@@ -686,8 +896,8 @@
         <w:t xml:space="preserve">- 상태: [완료]</w:t>
       </w:r>
     </w:p>
-    <w:bookmarkEnd w:id="29"/>
-    <w:bookmarkStart w:id="30" w:name="외부-블로그-3개-도메인-dns-설정"/>
+    <w:bookmarkEnd w:id="33"/>
+    <w:bookmarkStart w:id="34" w:name="외부-블로그-3개-도메인-dns-설정"/>
     <w:p>
       <w:pPr>
         <w:pStyle w:val="Heading3"/>
@@ -741,8 +951,8 @@
         </w:pict>
       </w:r>
     </w:p>
-    <w:bookmarkEnd w:id="30"/>
-    <w:bookmarkStart w:id="31" w:name="미완료-작업-일괄-점검-마케팅-콘텐츠-생성"/>
+    <w:bookmarkEnd w:id="34"/>
+    <w:bookmarkStart w:id="35" w:name="미완료-작업-일괄-점검-마케팅-콘텐츠-생성"/>
     <w:p>
       <w:pPr>
         <w:pStyle w:val="Heading3"/>
@@ -871,8 +1081,8 @@
         </w:pict>
       </w:r>
     </w:p>
-    <w:bookmarkEnd w:id="31"/>
-    <w:bookmarkStart w:id="32" w:name="내부-블로그-시스템-자동-포스팅-구현"/>
+    <w:bookmarkEnd w:id="35"/>
+    <w:bookmarkStart w:id="36" w:name="내부-블로그-시스템-자동-포스팅-구현"/>
     <w:p>
       <w:pPr>
         <w:pStyle w:val="Heading3"/>
@@ -974,8 +1184,8 @@
         </w:pict>
       </w:r>
     </w:p>
-    <w:bookmarkEnd w:id="32"/>
-    <w:bookmarkStart w:id="33" w:name="프로그래매틱-seo-페이지-229개-자동-생성"/>
+    <w:bookmarkEnd w:id="36"/>
+    <w:bookmarkStart w:id="37" w:name="프로그래매틱-seo-페이지-229개-자동-생성"/>
     <w:p>
       <w:pPr>
         <w:pStyle w:val="Heading3"/>
@@ -1062,8 +1272,8 @@
         </w:pict>
       </w:r>
     </w:p>
-    <w:bookmarkEnd w:id="33"/>
-    <w:bookmarkStart w:id="34" w:name="ai-추천-결과-공유-기능-추가"/>
+    <w:bookmarkEnd w:id="37"/>
+    <w:bookmarkStart w:id="38" w:name="ai-추천-결과-공유-기능-추가"/>
     <w:p>
       <w:pPr>
         <w:pStyle w:val="Heading3"/>
@@ -1111,8 +1321,8 @@
         </w:pict>
       </w:r>
     </w:p>
-    <w:bookmarkEnd w:id="34"/>
-    <w:bookmarkStart w:id="35" w:name="보안-강화-및-코드-품질-개선"/>
+    <w:bookmarkEnd w:id="38"/>
+    <w:bookmarkStart w:id="39" w:name="보안-강화-및-코드-품질-개선"/>
     <w:p>
       <w:pPr>
         <w:pStyle w:val="Heading3"/>
@@ -1184,8 +1394,8 @@
         </w:pict>
       </w:r>
     </w:p>
-    <w:bookmarkEnd w:id="35"/>
-    <w:bookmarkStart w:id="36" w:name="ai-재점검-하드코딩-잔여-7건-수정"/>
+    <w:bookmarkEnd w:id="39"/>
+    <w:bookmarkStart w:id="40" w:name="ai-재점검-하드코딩-잔여-7건-수정"/>
     <w:p>
       <w:pPr>
         <w:pStyle w:val="Heading3"/>
@@ -1244,8 +1454,8 @@
         <w:t xml:space="preserve">- 상태: [완료]</w:t>
       </w:r>
     </w:p>
-    <w:bookmarkEnd w:id="36"/>
-    <w:bookmarkStart w:id="37" w:name="ai-딥서치-보안seo아키텍처-전면-점검-및-수정"/>
+    <w:bookmarkEnd w:id="40"/>
+    <w:bookmarkStart w:id="41" w:name="ai-딥서치-보안seo아키텍처-전면-점검-및-수정"/>
     <w:p>
       <w:pPr>
         <w:pStyle w:val="Heading3"/>
@@ -1317,8 +1527,8 @@
         </w:pict>
       </w:r>
     </w:p>
-    <w:bookmarkEnd w:id="37"/>
-    <w:bookmarkStart w:id="38" w:name="외국인-유저-추가-이슈-일괄-수정-ccg-점검-2차"/>
+    <w:bookmarkEnd w:id="41"/>
+    <w:bookmarkStart w:id="42" w:name="외국인-유저-추가-이슈-일괄-수정-ccg-점검-2차"/>
     <w:p>
       <w:pPr>
         <w:pStyle w:val="Heading3"/>
@@ -1384,8 +1594,8 @@
         </w:pict>
       </w:r>
     </w:p>
-    <w:bookmarkEnd w:id="38"/>
-    <w:bookmarkStart w:id="39" w:name="외국인-유저-글쓰기-다국어-완전-점검-및-수정"/>
+    <w:bookmarkEnd w:id="42"/>
+    <w:bookmarkStart w:id="43" w:name="외국인-유저-글쓰기-다국어-완전-점검-및-수정"/>
     <w:p>
       <w:pPr>
         <w:pStyle w:val="Heading3"/>
@@ -1451,8 +1661,8 @@
         </w:pict>
       </w:r>
     </w:p>
-    <w:bookmarkEnd w:id="39"/>
-    <w:bookmarkStart w:id="40" w:name="검색-연결-버그-수정-사이트-점검-기능-관리자-구글-로그인"/>
+    <w:bookmarkEnd w:id="43"/>
+    <w:bookmarkStart w:id="44" w:name="검색-연결-버그-수정-사이트-점검-기능-관리자-구글-로그인"/>
     <w:p>
       <w:pPr>
         <w:pStyle w:val="Heading3"/>
@@ -1622,8 +1832,8 @@
         </w:pict>
       </w:r>
     </w:p>
-    <w:bookmarkEnd w:id="40"/>
-    <w:bookmarkStart w:id="41" w:name="데이터-동기화-수정-ai-검색-최소-10건-보장"/>
+    <w:bookmarkEnd w:id="44"/>
+    <w:bookmarkStart w:id="45" w:name="데이터-동기화-수정-ai-검색-최소-10건-보장"/>
     <w:p>
       <w:pPr>
         <w:pStyle w:val="Heading3"/>
@@ -1745,8 +1955,8 @@
         </w:pict>
       </w:r>
     </w:p>
-    <w:bookmarkEnd w:id="41"/>
-    <w:bookmarkStart w:id="42" w:name="관리자-패널-전면-개편-13단계-ai-검색-최적화"/>
+    <w:bookmarkEnd w:id="45"/>
+    <w:bookmarkStart w:id="46" w:name="관리자-패널-전면-개편-13단계-ai-검색-최적화"/>
     <w:p>
       <w:pPr>
         <w:pStyle w:val="Heading3"/>
@@ -1916,8 +2126,8 @@
         </w:pict>
       </w:r>
     </w:p>
-    <w:bookmarkEnd w:id="42"/>
-    <w:bookmarkStart w:id="43" w:name="화장품-순위-자동-수집-cron-구축"/>
+    <w:bookmarkEnd w:id="46"/>
+    <w:bookmarkStart w:id="47" w:name="화장품-순위-자동-수집-cron-구축"/>
     <w:p>
       <w:pPr>
         <w:pStyle w:val="Heading3"/>
@@ -1997,8 +2207,8 @@
         </w:pict>
       </w:r>
     </w:p>
-    <w:bookmarkEnd w:id="43"/>
-    <w:bookmarkStart w:id="44" w:name="highmedium-이슈-22건-일괄-수정"/>
+    <w:bookmarkEnd w:id="47"/>
+    <w:bookmarkStart w:id="48" w:name="highmedium-이슈-22건-일괄-수정"/>
     <w:p>
       <w:pPr>
         <w:pStyle w:val="Heading3"/>
@@ -2087,8 +2297,8 @@
         </w:pict>
       </w:r>
     </w:p>
-    <w:bookmarkEnd w:id="44"/>
-    <w:bookmarkStart w:id="45" w:name="ccg-3-ai-전체-기능-점검-critical-이슈-6건-수정"/>
+    <w:bookmarkEnd w:id="48"/>
+    <w:bookmarkStart w:id="49" w:name="ccg-3-ai-전체-기능-점검-critical-이슈-6건-수정"/>
     <w:p>
       <w:pPr>
         <w:pStyle w:val="Heading3"/>
@@ -4261,8 +4471,8 @@
         <w:t xml:space="preserve">- README.md 8개국 언어, 프로젝트 구조 현행화</w:t>
       </w:r>
     </w:p>
-    <w:bookmarkEnd w:id="45"/>
-    <w:bookmarkEnd w:id="46"/>
+    <w:bookmarkEnd w:id="49"/>
+    <w:bookmarkEnd w:id="50"/>
     <w:sectPr/>
   </w:body>
 </w:document>

--- a/docs/exports/DEV_LOG.docx
+++ b/docs/exports/DEV_LOG.docx
@@ -2,7 +2,7 @@
 <file path=word/document.xml><?xml version="1.0" encoding="utf-8"?>
 <w:document xmlns:w="http://schemas.openxmlformats.org/wordprocessingml/2006/main" xmlns:m="http://schemas.openxmlformats.org/officeDocument/2006/math" xmlns:r="http://schemas.openxmlformats.org/officeDocument/2006/relationships" xmlns:o="urn:schemas-microsoft-com:office:office" xmlns:v="urn:schemas-microsoft-com:vml" xmlns:w10="urn:schemas-microsoft-com:office:word" xmlns:a="http://schemas.openxmlformats.org/drawingml/2006/main" xmlns:pic="http://schemas.openxmlformats.org/drawingml/2006/picture" xmlns:wp="http://schemas.openxmlformats.org/drawingml/2006/wordprocessingDrawing">
   <w:body>
-    <w:bookmarkStart w:id="50" w:name="개발-작업-기록-development-log"/>
+    <w:bookmarkStart w:id="51" w:name="개발-작업-기록-development-log"/>
     <w:p>
       <w:pPr>
         <w:pStyle w:val="Heading1"/>
@@ -26,7 +26,68 @@
         </w:pict>
       </w:r>
     </w:p>
-    <w:bookmarkStart w:id="20" w:name="ai-마케팅-브리핑-자동화-새벽-5시-kst"/>
+    <w:bookmarkStart w:id="20" w:name="ai-브리핑-블로그-주제-자동-조정-연동"/>
+    <w:p>
+      <w:pPr>
+        <w:pStyle w:val="Heading3"/>
+      </w:pPr>
+      <w:r>
+        <w:t xml:space="preserve">[2026-05-16 06:00] AI 브리핑 → 블로그 주제 자동 조정 연동</w:t>
+      </w:r>
+    </w:p>
+    <w:p>
+      <w:pPr>
+        <w:pStyle w:val="FirstParagraph"/>
+      </w:pPr>
+      <w:r>
+        <w:t xml:space="preserve">AI 브리핑이 GA4 분석 후 4개 블로그(KBBG/kskindaily/dailyhallyuwave/koreatravel365)별 주제 3개씩 자동 생성.</w:t>
+      </w:r>
+      <w:r>
+        <w:t xml:space="preserve"> </w:t>
+      </w:r>
+      <w:r>
+        <w:rPr>
+          <w:rStyle w:val="VerbatimChar"/>
+        </w:rPr>
+        <w:t xml:space="preserve">scripts/ai-brief-topics.json</w:t>
+      </w:r>
+      <w:r>
+        <w:t xml:space="preserve">에 날짜 포함 저장, auto-blog 스크립트가 오늘자 AI 주제를 70% 우선 선택.</w:t>
+      </w:r>
+      <w:r>
+        <w:t xml:space="preserve"> </w:t>
+      </w:r>
+      <w:r>
+        <w:t xml:space="preserve">이메일에</w:t>
+      </w:r>
+      <w:r>
+        <w:t xml:space="preserve"> </w:t>
+      </w:r>
+      <w:r>
+        <w:t xml:space="preserve">“</w:t>
+      </w:r>
+      <w:r>
+        <w:t xml:space="preserve">오늘 예약된 블로그 주제</w:t>
+      </w:r>
+      <w:r>
+        <w:t xml:space="preserve">”</w:t>
+      </w:r>
+      <w:r>
+        <w:t xml:space="preserve"> </w:t>
+      </w:r>
+      <w:r>
+        <w:t xml:space="preserve">섹션 포함. [완료]</w:t>
+      </w:r>
+    </w:p>
+    <w:p>
+      <w:r>
+        <w:pict>
+          <v:rect style="width:0;height:1.5pt" o:hralign="center" o:hrstd="t" o:hr="t"/>
+        </w:pict>
+      </w:r>
+    </w:p>
+    <w:bookmarkEnd w:id="20"/>
+    <w:bookmarkStart w:id="21" w:name="ai-마케팅-브리핑-자동화-새벽-5시-kst"/>
     <w:p>
       <w:pPr>
         <w:pStyle w:val="Heading3"/>
@@ -74,8 +135,8 @@
         </w:pict>
       </w:r>
     </w:p>
-    <w:bookmarkEnd w:id="20"/>
-    <w:bookmarkStart w:id="21" w:name="ga4-일일-리포트-gsc-제거-ga4-전용-v4"/>
+    <w:bookmarkEnd w:id="21"/>
+    <w:bookmarkStart w:id="22" w:name="ga4-일일-리포트-gsc-제거-ga4-전용-v4"/>
     <w:p>
       <w:pPr>
         <w:pStyle w:val="Heading3"/>
@@ -126,8 +187,8 @@
         </w:pict>
       </w:r>
     </w:p>
-    <w:bookmarkEnd w:id="21"/>
-    <w:bookmarkStart w:id="22" w:name="reddit-키워드-모니터링-자동화"/>
+    <w:bookmarkEnd w:id="22"/>
+    <w:bookmarkStart w:id="23" w:name="reddit-키워드-모니터링-자동화"/>
     <w:p>
       <w:pPr>
         <w:pStyle w:val="Heading3"/>
@@ -163,8 +224,8 @@
         </w:pict>
       </w:r>
     </w:p>
-    <w:bookmarkEnd w:id="22"/>
-    <w:bookmarkStart w:id="23" w:name="프로그래매틱-seo-지역별-클리닉-페이지-1512개-생성"/>
+    <w:bookmarkEnd w:id="23"/>
+    <w:bookmarkStart w:id="24" w:name="프로그래매틱-seo-지역별-클리닉-페이지-1512개-생성"/>
     <w:p>
       <w:pPr>
         <w:pStyle w:val="Heading3"/>
@@ -235,8 +296,8 @@
         </w:pict>
       </w:r>
     </w:p>
-    <w:bookmarkEnd w:id="23"/>
-    <w:bookmarkStart w:id="25" w:name="작업-보안안정성-3건-수정-텍스트-리뷰-시스템-추가"/>
+    <w:bookmarkEnd w:id="24"/>
+    <w:bookmarkStart w:id="26" w:name="작업-보안안정성-3건-수정-텍스트-리뷰-시스템-추가"/>
     <w:p>
       <w:pPr>
         <w:pStyle w:val="Heading3"/>
@@ -452,7 +513,7 @@
       <w:r>
         <w:t xml:space="preserve"> </w:t>
       </w:r>
-      <w:hyperlink r:id="rId24">
+      <w:hyperlink r:id="rId25">
         <w:r>
           <w:rPr>
             <w:rStyle w:val="Hyperlink"/>
@@ -471,8 +532,8 @@
         </w:pict>
       </w:r>
     </w:p>
-    <w:bookmarkEnd w:id="25"/>
-    <w:bookmarkStart w:id="26" w:name="커뮤니티-리뷰-별점-시스템-구현"/>
+    <w:bookmarkEnd w:id="26"/>
+    <w:bookmarkStart w:id="27" w:name="커뮤니티-리뷰-별점-시스템-구현"/>
     <w:p>
       <w:pPr>
         <w:pStyle w:val="Heading3"/>
@@ -535,8 +596,8 @@
         </w:pict>
       </w:r>
     </w:p>
-    <w:bookmarkEnd w:id="26"/>
-    <w:bookmarkStart w:id="27" w:name="블로그-소셜-공유-기능-추가"/>
+    <w:bookmarkEnd w:id="27"/>
+    <w:bookmarkStart w:id="28" w:name="블로그-소셜-공유-기능-추가"/>
     <w:p>
       <w:pPr>
         <w:pStyle w:val="Heading3"/>
@@ -578,8 +639,8 @@
         </w:pict>
       </w:r>
     </w:p>
-    <w:bookmarkEnd w:id="27"/>
-    <w:bookmarkStart w:id="28" w:name="google-자동-색인-알림-추가"/>
+    <w:bookmarkEnd w:id="28"/>
+    <w:bookmarkStart w:id="29" w:name="google-자동-색인-알림-추가"/>
     <w:p>
       <w:pPr>
         <w:pStyle w:val="Heading3"/>
@@ -650,8 +711,8 @@
         </w:pict>
       </w:r>
     </w:p>
-    <w:bookmarkEnd w:id="28"/>
-    <w:bookmarkStart w:id="29" w:name="youtube-shorts-자동화-완료"/>
+    <w:bookmarkEnd w:id="29"/>
+    <w:bookmarkStart w:id="30" w:name="youtube-shorts-자동화-완료"/>
     <w:p>
       <w:pPr>
         <w:pStyle w:val="Heading3"/>
@@ -716,8 +777,8 @@
         <w:t xml:space="preserve">- 상태: [완료]</w:t>
       </w:r>
     </w:p>
-    <w:bookmarkEnd w:id="29"/>
-    <w:bookmarkStart w:id="30" w:name="kbbg-웹사이트-관리자-모드-전수-점검"/>
+    <w:bookmarkEnd w:id="30"/>
+    <w:bookmarkStart w:id="31" w:name="kbbg-웹사이트-관리자-모드-전수-점검"/>
     <w:p>
       <w:pPr>
         <w:pStyle w:val="Heading3"/>
@@ -764,8 +825,8 @@
         <w:t xml:space="preserve">- 상태: [완료] (보류 4건 별도 진행)</w:t>
       </w:r>
     </w:p>
-    <w:bookmarkEnd w:id="30"/>
-    <w:bookmarkStart w:id="31" w:name="google-search-console-seo-점검"/>
+    <w:bookmarkEnd w:id="31"/>
+    <w:bookmarkStart w:id="32" w:name="google-search-console-seo-점검"/>
     <w:p>
       <w:pPr>
         <w:pStyle w:val="Heading3"/>
@@ -806,8 +867,8 @@
         <w:t xml:space="preserve">- 상태: [완료]</w:t>
       </w:r>
     </w:p>
-    <w:bookmarkEnd w:id="31"/>
-    <w:bookmarkStart w:id="32" w:name="개-블로그-시스템-딥서치-전수-수정"/>
+    <w:bookmarkEnd w:id="32"/>
+    <w:bookmarkStart w:id="33" w:name="개-블로그-시스템-딥서치-전수-수정"/>
     <w:p>
       <w:pPr>
         <w:pStyle w:val="Heading3"/>
@@ -860,8 +921,8 @@
         <w:t xml:space="preserve">- 상태: [완료]</w:t>
       </w:r>
     </w:p>
-    <w:bookmarkEnd w:id="32"/>
-    <w:bookmarkStart w:id="33" w:name="kbbg-내부-블로그-다국어-번역-활성화"/>
+    <w:bookmarkEnd w:id="33"/>
+    <w:bookmarkStart w:id="34" w:name="kbbg-내부-블로그-다국어-번역-활성화"/>
     <w:p>
       <w:pPr>
         <w:pStyle w:val="Heading3"/>
@@ -896,8 +957,8 @@
         <w:t xml:space="preserve">- 상태: [완료]</w:t>
       </w:r>
     </w:p>
-    <w:bookmarkEnd w:id="33"/>
-    <w:bookmarkStart w:id="34" w:name="외부-블로그-3개-도메인-dns-설정"/>
+    <w:bookmarkEnd w:id="34"/>
+    <w:bookmarkStart w:id="35" w:name="외부-블로그-3개-도메인-dns-설정"/>
     <w:p>
       <w:pPr>
         <w:pStyle w:val="Heading3"/>
@@ -951,8 +1012,8 @@
         </w:pict>
       </w:r>
     </w:p>
-    <w:bookmarkEnd w:id="34"/>
-    <w:bookmarkStart w:id="35" w:name="미완료-작업-일괄-점검-마케팅-콘텐츠-생성"/>
+    <w:bookmarkEnd w:id="35"/>
+    <w:bookmarkStart w:id="36" w:name="미완료-작업-일괄-점검-마케팅-콘텐츠-생성"/>
     <w:p>
       <w:pPr>
         <w:pStyle w:val="Heading3"/>
@@ -1081,8 +1142,8 @@
         </w:pict>
       </w:r>
     </w:p>
-    <w:bookmarkEnd w:id="35"/>
-    <w:bookmarkStart w:id="36" w:name="내부-블로그-시스템-자동-포스팅-구현"/>
+    <w:bookmarkEnd w:id="36"/>
+    <w:bookmarkStart w:id="37" w:name="내부-블로그-시스템-자동-포스팅-구현"/>
     <w:p>
       <w:pPr>
         <w:pStyle w:val="Heading3"/>
@@ -1184,8 +1245,8 @@
         </w:pict>
       </w:r>
     </w:p>
-    <w:bookmarkEnd w:id="36"/>
-    <w:bookmarkStart w:id="37" w:name="프로그래매틱-seo-페이지-229개-자동-생성"/>
+    <w:bookmarkEnd w:id="37"/>
+    <w:bookmarkStart w:id="38" w:name="프로그래매틱-seo-페이지-229개-자동-생성"/>
     <w:p>
       <w:pPr>
         <w:pStyle w:val="Heading3"/>
@@ -1272,8 +1333,8 @@
         </w:pict>
       </w:r>
     </w:p>
-    <w:bookmarkEnd w:id="37"/>
-    <w:bookmarkStart w:id="38" w:name="ai-추천-결과-공유-기능-추가"/>
+    <w:bookmarkEnd w:id="38"/>
+    <w:bookmarkStart w:id="39" w:name="ai-추천-결과-공유-기능-추가"/>
     <w:p>
       <w:pPr>
         <w:pStyle w:val="Heading3"/>
@@ -1321,8 +1382,8 @@
         </w:pict>
       </w:r>
     </w:p>
-    <w:bookmarkEnd w:id="38"/>
-    <w:bookmarkStart w:id="39" w:name="보안-강화-및-코드-품질-개선"/>
+    <w:bookmarkEnd w:id="39"/>
+    <w:bookmarkStart w:id="40" w:name="보안-강화-및-코드-품질-개선"/>
     <w:p>
       <w:pPr>
         <w:pStyle w:val="Heading3"/>
@@ -1394,8 +1455,8 @@
         </w:pict>
       </w:r>
     </w:p>
-    <w:bookmarkEnd w:id="39"/>
-    <w:bookmarkStart w:id="40" w:name="ai-재점검-하드코딩-잔여-7건-수정"/>
+    <w:bookmarkEnd w:id="40"/>
+    <w:bookmarkStart w:id="41" w:name="ai-재점검-하드코딩-잔여-7건-수정"/>
     <w:p>
       <w:pPr>
         <w:pStyle w:val="Heading3"/>
@@ -1454,8 +1515,8 @@
         <w:t xml:space="preserve">- 상태: [완료]</w:t>
       </w:r>
     </w:p>
-    <w:bookmarkEnd w:id="40"/>
-    <w:bookmarkStart w:id="41" w:name="ai-딥서치-보안seo아키텍처-전면-점검-및-수정"/>
+    <w:bookmarkEnd w:id="41"/>
+    <w:bookmarkStart w:id="42" w:name="ai-딥서치-보안seo아키텍처-전면-점검-및-수정"/>
     <w:p>
       <w:pPr>
         <w:pStyle w:val="Heading3"/>
@@ -1527,8 +1588,8 @@
         </w:pict>
       </w:r>
     </w:p>
-    <w:bookmarkEnd w:id="41"/>
-    <w:bookmarkStart w:id="42" w:name="외국인-유저-추가-이슈-일괄-수정-ccg-점검-2차"/>
+    <w:bookmarkEnd w:id="42"/>
+    <w:bookmarkStart w:id="43" w:name="외국인-유저-추가-이슈-일괄-수정-ccg-점검-2차"/>
     <w:p>
       <w:pPr>
         <w:pStyle w:val="Heading3"/>
@@ -1594,8 +1655,8 @@
         </w:pict>
       </w:r>
     </w:p>
-    <w:bookmarkEnd w:id="42"/>
-    <w:bookmarkStart w:id="43" w:name="외국인-유저-글쓰기-다국어-완전-점검-및-수정"/>
+    <w:bookmarkEnd w:id="43"/>
+    <w:bookmarkStart w:id="44" w:name="외국인-유저-글쓰기-다국어-완전-점검-및-수정"/>
     <w:p>
       <w:pPr>
         <w:pStyle w:val="Heading3"/>
@@ -1661,8 +1722,8 @@
         </w:pict>
       </w:r>
     </w:p>
-    <w:bookmarkEnd w:id="43"/>
-    <w:bookmarkStart w:id="44" w:name="검색-연결-버그-수정-사이트-점검-기능-관리자-구글-로그인"/>
+    <w:bookmarkEnd w:id="44"/>
+    <w:bookmarkStart w:id="45" w:name="검색-연결-버그-수정-사이트-점검-기능-관리자-구글-로그인"/>
     <w:p>
       <w:pPr>
         <w:pStyle w:val="Heading3"/>
@@ -1832,8 +1893,8 @@
         </w:pict>
       </w:r>
     </w:p>
-    <w:bookmarkEnd w:id="44"/>
-    <w:bookmarkStart w:id="45" w:name="데이터-동기화-수정-ai-검색-최소-10건-보장"/>
+    <w:bookmarkEnd w:id="45"/>
+    <w:bookmarkStart w:id="46" w:name="데이터-동기화-수정-ai-검색-최소-10건-보장"/>
     <w:p>
       <w:pPr>
         <w:pStyle w:val="Heading3"/>
@@ -1955,8 +2016,8 @@
         </w:pict>
       </w:r>
     </w:p>
-    <w:bookmarkEnd w:id="45"/>
-    <w:bookmarkStart w:id="46" w:name="관리자-패널-전면-개편-13단계-ai-검색-최적화"/>
+    <w:bookmarkEnd w:id="46"/>
+    <w:bookmarkStart w:id="47" w:name="관리자-패널-전면-개편-13단계-ai-검색-최적화"/>
     <w:p>
       <w:pPr>
         <w:pStyle w:val="Heading3"/>
@@ -2126,8 +2187,8 @@
         </w:pict>
       </w:r>
     </w:p>
-    <w:bookmarkEnd w:id="46"/>
-    <w:bookmarkStart w:id="47" w:name="화장품-순위-자동-수집-cron-구축"/>
+    <w:bookmarkEnd w:id="47"/>
+    <w:bookmarkStart w:id="48" w:name="화장품-순위-자동-수집-cron-구축"/>
     <w:p>
       <w:pPr>
         <w:pStyle w:val="Heading3"/>
@@ -2207,8 +2268,8 @@
         </w:pict>
       </w:r>
     </w:p>
-    <w:bookmarkEnd w:id="47"/>
-    <w:bookmarkStart w:id="48" w:name="highmedium-이슈-22건-일괄-수정"/>
+    <w:bookmarkEnd w:id="48"/>
+    <w:bookmarkStart w:id="49" w:name="highmedium-이슈-22건-일괄-수정"/>
     <w:p>
       <w:pPr>
         <w:pStyle w:val="Heading3"/>
@@ -2297,8 +2358,8 @@
         </w:pict>
       </w:r>
     </w:p>
-    <w:bookmarkEnd w:id="48"/>
-    <w:bookmarkStart w:id="49" w:name="ccg-3-ai-전체-기능-점검-critical-이슈-6건-수정"/>
+    <w:bookmarkEnd w:id="49"/>
+    <w:bookmarkStart w:id="50" w:name="ccg-3-ai-전체-기능-점검-critical-이슈-6건-수정"/>
     <w:p>
       <w:pPr>
         <w:pStyle w:val="Heading3"/>
@@ -4471,8 +4532,8 @@
         <w:t xml:space="preserve">- README.md 8개국 언어, 프로젝트 구조 현행화</w:t>
       </w:r>
     </w:p>
-    <w:bookmarkEnd w:id="49"/>
     <w:bookmarkEnd w:id="50"/>
+    <w:bookmarkEnd w:id="51"/>
     <w:sectPr/>
   </w:body>
 </w:document>

--- a/docs/exports/DEV_LOG.docx
+++ b/docs/exports/DEV_LOG.docx
@@ -2,7 +2,7 @@
 <file path=word/document.xml><?xml version="1.0" encoding="utf-8"?>
 <w:document xmlns:w="http://schemas.openxmlformats.org/wordprocessingml/2006/main" xmlns:m="http://schemas.openxmlformats.org/officeDocument/2006/math" xmlns:r="http://schemas.openxmlformats.org/officeDocument/2006/relationships" xmlns:o="urn:schemas-microsoft-com:office:office" xmlns:v="urn:schemas-microsoft-com:vml" xmlns:w10="urn:schemas-microsoft-com:office:word" xmlns:a="http://schemas.openxmlformats.org/drawingml/2006/main" xmlns:pic="http://schemas.openxmlformats.org/drawingml/2006/picture" xmlns:wp="http://schemas.openxmlformats.org/drawingml/2006/wordprocessingDrawing">
   <w:body>
-    <w:bookmarkStart w:id="51" w:name="개발-작업-기록-development-log"/>
+    <w:bookmarkStart w:id="52" w:name="개발-작업-기록-development-log"/>
     <w:p>
       <w:pPr>
         <w:pStyle w:val="Heading1"/>
@@ -26,7 +26,74 @@
         </w:pict>
       </w:r>
     </w:p>
-    <w:bookmarkStart w:id="20" w:name="ai-브리핑-블로그-주제-자동-조정-연동"/>
+    <w:bookmarkStart w:id="20" w:name="reddit-quora-통합-커뮤니티-모니터링"/>
+    <w:p>
+      <w:pPr>
+        <w:pStyle w:val="Heading3"/>
+      </w:pPr>
+      <w:r>
+        <w:t xml:space="preserve">[2026-05-16 07:00] Reddit + Quora 통합 커뮤니티 모니터링</w:t>
+      </w:r>
+    </w:p>
+    <w:p>
+      <w:pPr>
+        <w:pStyle w:val="FirstParagraph"/>
+      </w:pPr>
+      <w:r>
+        <w:t xml:space="preserve">Reddit 5개 제한 제거 → 전체 표시 (최대 20개 AI 초안). Quora 토픽 RSS 모니터링 추가.</w:t>
+      </w:r>
+      <w:r>
+        <w:t xml:space="preserve"> </w:t>
+      </w:r>
+      <w:r>
+        <w:t xml:space="preserve">이메일 제목:</w:t>
+      </w:r>
+      <w:r>
+        <w:t xml:space="preserve"> </w:t>
+      </w:r>
+      <w:r>
+        <w:t xml:space="preserve">“</w:t>
+      </w:r>
+      <w:r>
+        <w:t xml:space="preserve">[KBBG] Reddit N개 + Quora N개 발견</w:t>
+      </w:r>
+      <w:r>
+        <w:t xml:space="preserve">”</w:t>
+      </w:r>
+      <w:r>
+        <w:t xml:space="preserve">, Reddit/Quora 섹션 분리 표시.</w:t>
+      </w:r>
+      <w:r>
+        <w:t xml:space="preserve"> </w:t>
+      </w:r>
+      <w:r>
+        <w:t xml:space="preserve">Quora RSS 응답 없는 날은</w:t>
+      </w:r>
+      <w:r>
+        <w:t xml:space="preserve"> </w:t>
+      </w:r>
+      <w:r>
+        <w:t xml:space="preserve">“</w:t>
+      </w:r>
+      <w:r>
+        <w:t xml:space="preserve">오늘 새 질문 없음</w:t>
+      </w:r>
+      <w:r>
+        <w:t xml:space="preserve">”</w:t>
+      </w:r>
+      <w:r>
+        <w:t xml:space="preserve">으로 표시. [완료]</w:t>
+      </w:r>
+    </w:p>
+    <w:p>
+      <w:r>
+        <w:pict>
+          <v:rect style="width:0;height:1.5pt" o:hralign="center" o:hrstd="t" o:hr="t"/>
+        </w:pict>
+      </w:r>
+    </w:p>
+    <w:bookmarkEnd w:id="20"/>
+    <w:bookmarkStart w:id="21" w:name="ai-브리핑-블로그-주제-자동-조정-연동"/>
     <w:p>
       <w:pPr>
         <w:pStyle w:val="Heading3"/>
@@ -86,8 +153,8 @@
         </w:pict>
       </w:r>
     </w:p>
-    <w:bookmarkEnd w:id="20"/>
-    <w:bookmarkStart w:id="21" w:name="ai-마케팅-브리핑-자동화-새벽-5시-kst"/>
+    <w:bookmarkEnd w:id="21"/>
+    <w:bookmarkStart w:id="22" w:name="ai-마케팅-브리핑-자동화-새벽-5시-kst"/>
     <w:p>
       <w:pPr>
         <w:pStyle w:val="Heading3"/>
@@ -135,8 +202,8 @@
         </w:pict>
       </w:r>
     </w:p>
-    <w:bookmarkEnd w:id="21"/>
-    <w:bookmarkStart w:id="22" w:name="ga4-일일-리포트-gsc-제거-ga4-전용-v4"/>
+    <w:bookmarkEnd w:id="22"/>
+    <w:bookmarkStart w:id="23" w:name="ga4-일일-리포트-gsc-제거-ga4-전용-v4"/>
     <w:p>
       <w:pPr>
         <w:pStyle w:val="Heading3"/>
@@ -187,8 +254,8 @@
         </w:pict>
       </w:r>
     </w:p>
-    <w:bookmarkEnd w:id="22"/>
-    <w:bookmarkStart w:id="23" w:name="reddit-키워드-모니터링-자동화"/>
+    <w:bookmarkEnd w:id="23"/>
+    <w:bookmarkStart w:id="24" w:name="reddit-키워드-모니터링-자동화"/>
     <w:p>
       <w:pPr>
         <w:pStyle w:val="Heading3"/>
@@ -224,8 +291,8 @@
         </w:pict>
       </w:r>
     </w:p>
-    <w:bookmarkEnd w:id="23"/>
-    <w:bookmarkStart w:id="24" w:name="프로그래매틱-seo-지역별-클리닉-페이지-1512개-생성"/>
+    <w:bookmarkEnd w:id="24"/>
+    <w:bookmarkStart w:id="25" w:name="프로그래매틱-seo-지역별-클리닉-페이지-1512개-생성"/>
     <w:p>
       <w:pPr>
         <w:pStyle w:val="Heading3"/>
@@ -296,8 +363,8 @@
         </w:pict>
       </w:r>
     </w:p>
-    <w:bookmarkEnd w:id="24"/>
-    <w:bookmarkStart w:id="26" w:name="작업-보안안정성-3건-수정-텍스트-리뷰-시스템-추가"/>
+    <w:bookmarkEnd w:id="25"/>
+    <w:bookmarkStart w:id="27" w:name="작업-보안안정성-3건-수정-텍스트-리뷰-시스템-추가"/>
     <w:p>
       <w:pPr>
         <w:pStyle w:val="Heading3"/>
@@ -513,7 +580,7 @@
       <w:r>
         <w:t xml:space="preserve"> </w:t>
       </w:r>
-      <w:hyperlink r:id="rId25">
+      <w:hyperlink r:id="rId26">
         <w:r>
           <w:rPr>
             <w:rStyle w:val="Hyperlink"/>
@@ -532,8 +599,8 @@
         </w:pict>
       </w:r>
     </w:p>
-    <w:bookmarkEnd w:id="26"/>
-    <w:bookmarkStart w:id="27" w:name="커뮤니티-리뷰-별점-시스템-구현"/>
+    <w:bookmarkEnd w:id="27"/>
+    <w:bookmarkStart w:id="28" w:name="커뮤니티-리뷰-별점-시스템-구현"/>
     <w:p>
       <w:pPr>
         <w:pStyle w:val="Heading3"/>
@@ -596,8 +663,8 @@
         </w:pict>
       </w:r>
     </w:p>
-    <w:bookmarkEnd w:id="27"/>
-    <w:bookmarkStart w:id="28" w:name="블로그-소셜-공유-기능-추가"/>
+    <w:bookmarkEnd w:id="28"/>
+    <w:bookmarkStart w:id="29" w:name="블로그-소셜-공유-기능-추가"/>
     <w:p>
       <w:pPr>
         <w:pStyle w:val="Heading3"/>
@@ -639,8 +706,8 @@
         </w:pict>
       </w:r>
     </w:p>
-    <w:bookmarkEnd w:id="28"/>
-    <w:bookmarkStart w:id="29" w:name="google-자동-색인-알림-추가"/>
+    <w:bookmarkEnd w:id="29"/>
+    <w:bookmarkStart w:id="30" w:name="google-자동-색인-알림-추가"/>
     <w:p>
       <w:pPr>
         <w:pStyle w:val="Heading3"/>
@@ -711,8 +778,8 @@
         </w:pict>
       </w:r>
     </w:p>
-    <w:bookmarkEnd w:id="29"/>
-    <w:bookmarkStart w:id="30" w:name="youtube-shorts-자동화-완료"/>
+    <w:bookmarkEnd w:id="30"/>
+    <w:bookmarkStart w:id="31" w:name="youtube-shorts-자동화-완료"/>
     <w:p>
       <w:pPr>
         <w:pStyle w:val="Heading3"/>
@@ -777,8 +844,8 @@
         <w:t xml:space="preserve">- 상태: [완료]</w:t>
       </w:r>
     </w:p>
-    <w:bookmarkEnd w:id="30"/>
-    <w:bookmarkStart w:id="31" w:name="kbbg-웹사이트-관리자-모드-전수-점검"/>
+    <w:bookmarkEnd w:id="31"/>
+    <w:bookmarkStart w:id="32" w:name="kbbg-웹사이트-관리자-모드-전수-점검"/>
     <w:p>
       <w:pPr>
         <w:pStyle w:val="Heading3"/>
@@ -825,8 +892,8 @@
         <w:t xml:space="preserve">- 상태: [완료] (보류 4건 별도 진행)</w:t>
       </w:r>
     </w:p>
-    <w:bookmarkEnd w:id="31"/>
-    <w:bookmarkStart w:id="32" w:name="google-search-console-seo-점검"/>
+    <w:bookmarkEnd w:id="32"/>
+    <w:bookmarkStart w:id="33" w:name="google-search-console-seo-점검"/>
     <w:p>
       <w:pPr>
         <w:pStyle w:val="Heading3"/>
@@ -867,8 +934,8 @@
         <w:t xml:space="preserve">- 상태: [완료]</w:t>
       </w:r>
     </w:p>
-    <w:bookmarkEnd w:id="32"/>
-    <w:bookmarkStart w:id="33" w:name="개-블로그-시스템-딥서치-전수-수정"/>
+    <w:bookmarkEnd w:id="33"/>
+    <w:bookmarkStart w:id="34" w:name="개-블로그-시스템-딥서치-전수-수정"/>
     <w:p>
       <w:pPr>
         <w:pStyle w:val="Heading3"/>
@@ -921,8 +988,8 @@
         <w:t xml:space="preserve">- 상태: [완료]</w:t>
       </w:r>
     </w:p>
-    <w:bookmarkEnd w:id="33"/>
-    <w:bookmarkStart w:id="34" w:name="kbbg-내부-블로그-다국어-번역-활성화"/>
+    <w:bookmarkEnd w:id="34"/>
+    <w:bookmarkStart w:id="35" w:name="kbbg-내부-블로그-다국어-번역-활성화"/>
     <w:p>
       <w:pPr>
         <w:pStyle w:val="Heading3"/>
@@ -957,8 +1024,8 @@
         <w:t xml:space="preserve">- 상태: [완료]</w:t>
       </w:r>
     </w:p>
-    <w:bookmarkEnd w:id="34"/>
-    <w:bookmarkStart w:id="35" w:name="외부-블로그-3개-도메인-dns-설정"/>
+    <w:bookmarkEnd w:id="35"/>
+    <w:bookmarkStart w:id="36" w:name="외부-블로그-3개-도메인-dns-설정"/>
     <w:p>
       <w:pPr>
         <w:pStyle w:val="Heading3"/>
@@ -1012,8 +1079,8 @@
         </w:pict>
       </w:r>
     </w:p>
-    <w:bookmarkEnd w:id="35"/>
-    <w:bookmarkStart w:id="36" w:name="미완료-작업-일괄-점검-마케팅-콘텐츠-생성"/>
+    <w:bookmarkEnd w:id="36"/>
+    <w:bookmarkStart w:id="37" w:name="미완료-작업-일괄-점검-마케팅-콘텐츠-생성"/>
     <w:p>
       <w:pPr>
         <w:pStyle w:val="Heading3"/>
@@ -1142,8 +1209,8 @@
         </w:pict>
       </w:r>
     </w:p>
-    <w:bookmarkEnd w:id="36"/>
-    <w:bookmarkStart w:id="37" w:name="내부-블로그-시스템-자동-포스팅-구현"/>
+    <w:bookmarkEnd w:id="37"/>
+    <w:bookmarkStart w:id="38" w:name="내부-블로그-시스템-자동-포스팅-구현"/>
     <w:p>
       <w:pPr>
         <w:pStyle w:val="Heading3"/>
@@ -1245,8 +1312,8 @@
         </w:pict>
       </w:r>
     </w:p>
-    <w:bookmarkEnd w:id="37"/>
-    <w:bookmarkStart w:id="38" w:name="프로그래매틱-seo-페이지-229개-자동-생성"/>
+    <w:bookmarkEnd w:id="38"/>
+    <w:bookmarkStart w:id="39" w:name="프로그래매틱-seo-페이지-229개-자동-생성"/>
     <w:p>
       <w:pPr>
         <w:pStyle w:val="Heading3"/>
@@ -1333,8 +1400,8 @@
         </w:pict>
       </w:r>
     </w:p>
-    <w:bookmarkEnd w:id="38"/>
-    <w:bookmarkStart w:id="39" w:name="ai-추천-결과-공유-기능-추가"/>
+    <w:bookmarkEnd w:id="39"/>
+    <w:bookmarkStart w:id="40" w:name="ai-추천-결과-공유-기능-추가"/>
     <w:p>
       <w:pPr>
         <w:pStyle w:val="Heading3"/>
@@ -1382,8 +1449,8 @@
         </w:pict>
       </w:r>
     </w:p>
-    <w:bookmarkEnd w:id="39"/>
-    <w:bookmarkStart w:id="40" w:name="보안-강화-및-코드-품질-개선"/>
+    <w:bookmarkEnd w:id="40"/>
+    <w:bookmarkStart w:id="41" w:name="보안-강화-및-코드-품질-개선"/>
     <w:p>
       <w:pPr>
         <w:pStyle w:val="Heading3"/>
@@ -1455,8 +1522,8 @@
         </w:pict>
       </w:r>
     </w:p>
-    <w:bookmarkEnd w:id="40"/>
-    <w:bookmarkStart w:id="41" w:name="ai-재점검-하드코딩-잔여-7건-수정"/>
+    <w:bookmarkEnd w:id="41"/>
+    <w:bookmarkStart w:id="42" w:name="ai-재점검-하드코딩-잔여-7건-수정"/>
     <w:p>
       <w:pPr>
         <w:pStyle w:val="Heading3"/>
@@ -1515,8 +1582,8 @@
         <w:t xml:space="preserve">- 상태: [완료]</w:t>
       </w:r>
     </w:p>
-    <w:bookmarkEnd w:id="41"/>
-    <w:bookmarkStart w:id="42" w:name="ai-딥서치-보안seo아키텍처-전면-점검-및-수정"/>
+    <w:bookmarkEnd w:id="42"/>
+    <w:bookmarkStart w:id="43" w:name="ai-딥서치-보안seo아키텍처-전면-점검-및-수정"/>
     <w:p>
       <w:pPr>
         <w:pStyle w:val="Heading3"/>
@@ -1588,8 +1655,8 @@
         </w:pict>
       </w:r>
     </w:p>
-    <w:bookmarkEnd w:id="42"/>
-    <w:bookmarkStart w:id="43" w:name="외국인-유저-추가-이슈-일괄-수정-ccg-점검-2차"/>
+    <w:bookmarkEnd w:id="43"/>
+    <w:bookmarkStart w:id="44" w:name="외국인-유저-추가-이슈-일괄-수정-ccg-점검-2차"/>
     <w:p>
       <w:pPr>
         <w:pStyle w:val="Heading3"/>
@@ -1655,8 +1722,8 @@
         </w:pict>
       </w:r>
     </w:p>
-    <w:bookmarkEnd w:id="43"/>
-    <w:bookmarkStart w:id="44" w:name="외국인-유저-글쓰기-다국어-완전-점검-및-수정"/>
+    <w:bookmarkEnd w:id="44"/>
+    <w:bookmarkStart w:id="45" w:name="외국인-유저-글쓰기-다국어-완전-점검-및-수정"/>
     <w:p>
       <w:pPr>
         <w:pStyle w:val="Heading3"/>
@@ -1722,8 +1789,8 @@
         </w:pict>
       </w:r>
     </w:p>
-    <w:bookmarkEnd w:id="44"/>
-    <w:bookmarkStart w:id="45" w:name="검색-연결-버그-수정-사이트-점검-기능-관리자-구글-로그인"/>
+    <w:bookmarkEnd w:id="45"/>
+    <w:bookmarkStart w:id="46" w:name="검색-연결-버그-수정-사이트-점검-기능-관리자-구글-로그인"/>
     <w:p>
       <w:pPr>
         <w:pStyle w:val="Heading3"/>
@@ -1893,8 +1960,8 @@
         </w:pict>
       </w:r>
     </w:p>
-    <w:bookmarkEnd w:id="45"/>
-    <w:bookmarkStart w:id="46" w:name="데이터-동기화-수정-ai-검색-최소-10건-보장"/>
+    <w:bookmarkEnd w:id="46"/>
+    <w:bookmarkStart w:id="47" w:name="데이터-동기화-수정-ai-검색-최소-10건-보장"/>
     <w:p>
       <w:pPr>
         <w:pStyle w:val="Heading3"/>
@@ -2016,8 +2083,8 @@
         </w:pict>
       </w:r>
     </w:p>
-    <w:bookmarkEnd w:id="46"/>
-    <w:bookmarkStart w:id="47" w:name="관리자-패널-전면-개편-13단계-ai-검색-최적화"/>
+    <w:bookmarkEnd w:id="47"/>
+    <w:bookmarkStart w:id="48" w:name="관리자-패널-전면-개편-13단계-ai-검색-최적화"/>
     <w:p>
       <w:pPr>
         <w:pStyle w:val="Heading3"/>
@@ -2187,8 +2254,8 @@
         </w:pict>
       </w:r>
     </w:p>
-    <w:bookmarkEnd w:id="47"/>
-    <w:bookmarkStart w:id="48" w:name="화장품-순위-자동-수집-cron-구축"/>
+    <w:bookmarkEnd w:id="48"/>
+    <w:bookmarkStart w:id="49" w:name="화장품-순위-자동-수집-cron-구축"/>
     <w:p>
       <w:pPr>
         <w:pStyle w:val="Heading3"/>
@@ -2268,8 +2335,8 @@
         </w:pict>
       </w:r>
     </w:p>
-    <w:bookmarkEnd w:id="48"/>
-    <w:bookmarkStart w:id="49" w:name="highmedium-이슈-22건-일괄-수정"/>
+    <w:bookmarkEnd w:id="49"/>
+    <w:bookmarkStart w:id="50" w:name="highmedium-이슈-22건-일괄-수정"/>
     <w:p>
       <w:pPr>
         <w:pStyle w:val="Heading3"/>
@@ -2358,8 +2425,8 @@
         </w:pict>
       </w:r>
     </w:p>
-    <w:bookmarkEnd w:id="49"/>
-    <w:bookmarkStart w:id="50" w:name="ccg-3-ai-전체-기능-점검-critical-이슈-6건-수정"/>
+    <w:bookmarkEnd w:id="50"/>
+    <w:bookmarkStart w:id="51" w:name="ccg-3-ai-전체-기능-점검-critical-이슈-6건-수정"/>
     <w:p>
       <w:pPr>
         <w:pStyle w:val="Heading3"/>
@@ -4532,8 +4599,8 @@
         <w:t xml:space="preserve">- README.md 8개국 언어, 프로젝트 구조 현행화</w:t>
       </w:r>
     </w:p>
-    <w:bookmarkEnd w:id="50"/>
     <w:bookmarkEnd w:id="51"/>
+    <w:bookmarkEnd w:id="52"/>
     <w:sectPr/>
   </w:body>
 </w:document>

--- a/docs/exports/DEV_LOG.docx
+++ b/docs/exports/DEV_LOG.docx
@@ -2,7 +2,7 @@
 <file path=word/document.xml><?xml version="1.0" encoding="utf-8"?>
 <w:document xmlns:w="http://schemas.openxmlformats.org/wordprocessingml/2006/main" xmlns:m="http://schemas.openxmlformats.org/officeDocument/2006/math" xmlns:r="http://schemas.openxmlformats.org/officeDocument/2006/relationships" xmlns:o="urn:schemas-microsoft-com:office:office" xmlns:v="urn:schemas-microsoft-com:vml" xmlns:w10="urn:schemas-microsoft-com:office:word" xmlns:a="http://schemas.openxmlformats.org/drawingml/2006/main" xmlns:pic="http://schemas.openxmlformats.org/drawingml/2006/picture" xmlns:wp="http://schemas.openxmlformats.org/drawingml/2006/wordprocessingDrawing">
   <w:body>
-    <w:bookmarkStart w:id="52" w:name="개발-작업-기록-development-log"/>
+    <w:bookmarkStart w:id="53" w:name="개발-작업-기록-development-log"/>
     <w:p>
       <w:pPr>
         <w:pStyle w:val="Heading1"/>
@@ -26,13 +26,13 @@
         </w:pict>
       </w:r>
     </w:p>
-    <w:bookmarkStart w:id="20" w:name="reddit-quora-통합-커뮤니티-모니터링"/>
+    <w:bookmarkStart w:id="20" w:name="ccg-전수-점검-전체-수정-리뷰-시스템-플래너-재작성"/>
     <w:p>
       <w:pPr>
         <w:pStyle w:val="Heading3"/>
       </w:pPr>
       <w:r>
-        <w:t xml:space="preserve">[2026-05-16 07:00] Reddit + Quora 통합 커뮤니티 모니터링</w:t>
+        <w:t xml:space="preserve">[2026-05-18 00:00] CCG 전수 점검 + 전체 수정, 리뷰 시스템, 플래너 재작성</w:t>
       </w:r>
     </w:p>
     <w:p>
@@ -40,49 +40,13 @@
         <w:pStyle w:val="FirstParagraph"/>
       </w:pPr>
       <w:r>
-        <w:t xml:space="preserve">Reddit 5개 제한 제거 → 전체 표시 (최대 20개 AI 초안). Quora 토픽 RSS 모니터링 추가.</w:t>
-      </w:r>
-      <w:r>
-        <w:t xml:space="preserve"> </w:t>
-      </w:r>
-      <w:r>
-        <w:t xml:space="preserve">이메일 제목:</w:t>
-      </w:r>
-      <w:r>
-        <w:t xml:space="preserve"> </w:t>
-      </w:r>
-      <w:r>
-        <w:t xml:space="preserve">“</w:t>
-      </w:r>
-      <w:r>
-        <w:t xml:space="preserve">[KBBG] Reddit N개 + Quora N개 발견</w:t>
-      </w:r>
-      <w:r>
-        <w:t xml:space="preserve">”</w:t>
-      </w:r>
-      <w:r>
-        <w:t xml:space="preserve">, Reddit/Quora 섹션 분리 표시.</w:t>
-      </w:r>
-      <w:r>
-        <w:t xml:space="preserve"> </w:t>
-      </w:r>
-      <w:r>
-        <w:t xml:space="preserve">Quora RSS 응답 없는 날은</w:t>
-      </w:r>
-      <w:r>
-        <w:t xml:space="preserve"> </w:t>
-      </w:r>
-      <w:r>
-        <w:t xml:space="preserve">“</w:t>
-      </w:r>
-      <w:r>
-        <w:t xml:space="preserve">오늘 새 질문 없음</w:t>
-      </w:r>
-      <w:r>
-        <w:t xml:space="preserve">”</w:t>
-      </w:r>
-      <w:r>
-        <w:t xml:space="preserve">으로 표시. [완료]</w:t>
+        <w:t xml:space="preserve">3개 AI(Claude+Codex+Gemini) 병렬 점검으로 프론트/디자인/보안/백엔드/모바일/PC/마케팅/블로그 전 영역 검사.</w:t>
+      </w:r>
+      <w:r>
+        <w:t xml:space="preserve"> </w:t>
+      </w:r>
+      <w:r>
+        <w:t xml:space="preserve">발견된 문제 전부 수정 완료 — 리뷰 사진 업로드(시술 후 사진만, 의료법 준수), 플래너 Apple 디자인 재작성, 검색 캐시, SEO 신뢰 문구 등. [완료]</w:t>
       </w:r>
     </w:p>
     <w:p>
@@ -93,7 +57,74 @@
       </w:r>
     </w:p>
     <w:bookmarkEnd w:id="20"/>
-    <w:bookmarkStart w:id="21" w:name="ai-브리핑-블로그-주제-자동-조정-연동"/>
+    <w:bookmarkStart w:id="21" w:name="reddit-quora-통합-커뮤니티-모니터링"/>
+    <w:p>
+      <w:pPr>
+        <w:pStyle w:val="Heading3"/>
+      </w:pPr>
+      <w:r>
+        <w:t xml:space="preserve">[2026-05-16 07:00] Reddit + Quora 통합 커뮤니티 모니터링</w:t>
+      </w:r>
+    </w:p>
+    <w:p>
+      <w:pPr>
+        <w:pStyle w:val="FirstParagraph"/>
+      </w:pPr>
+      <w:r>
+        <w:t xml:space="preserve">Reddit 5개 제한 제거 → 전체 표시 (최대 20개 AI 초안). Quora 토픽 RSS 모니터링 추가.</w:t>
+      </w:r>
+      <w:r>
+        <w:t xml:space="preserve"> </w:t>
+      </w:r>
+      <w:r>
+        <w:t xml:space="preserve">이메일 제목:</w:t>
+      </w:r>
+      <w:r>
+        <w:t xml:space="preserve"> </w:t>
+      </w:r>
+      <w:r>
+        <w:t xml:space="preserve">“</w:t>
+      </w:r>
+      <w:r>
+        <w:t xml:space="preserve">[KBBG] Reddit N개 + Quora N개 발견</w:t>
+      </w:r>
+      <w:r>
+        <w:t xml:space="preserve">”</w:t>
+      </w:r>
+      <w:r>
+        <w:t xml:space="preserve">, Reddit/Quora 섹션 분리 표시.</w:t>
+      </w:r>
+      <w:r>
+        <w:t xml:space="preserve"> </w:t>
+      </w:r>
+      <w:r>
+        <w:t xml:space="preserve">Quora RSS 응답 없는 날은</w:t>
+      </w:r>
+      <w:r>
+        <w:t xml:space="preserve"> </w:t>
+      </w:r>
+      <w:r>
+        <w:t xml:space="preserve">“</w:t>
+      </w:r>
+      <w:r>
+        <w:t xml:space="preserve">오늘 새 질문 없음</w:t>
+      </w:r>
+      <w:r>
+        <w:t xml:space="preserve">”</w:t>
+      </w:r>
+      <w:r>
+        <w:t xml:space="preserve">으로 표시. [완료]</w:t>
+      </w:r>
+    </w:p>
+    <w:p>
+      <w:r>
+        <w:pict>
+          <v:rect style="width:0;height:1.5pt" o:hralign="center" o:hrstd="t" o:hr="t"/>
+        </w:pict>
+      </w:r>
+    </w:p>
+    <w:bookmarkEnd w:id="21"/>
+    <w:bookmarkStart w:id="22" w:name="ai-브리핑-블로그-주제-자동-조정-연동"/>
     <w:p>
       <w:pPr>
         <w:pStyle w:val="Heading3"/>
@@ -153,8 +184,8 @@
         </w:pict>
       </w:r>
     </w:p>
-    <w:bookmarkEnd w:id="21"/>
-    <w:bookmarkStart w:id="22" w:name="ai-마케팅-브리핑-자동화-새벽-5시-kst"/>
+    <w:bookmarkEnd w:id="22"/>
+    <w:bookmarkStart w:id="23" w:name="ai-마케팅-브리핑-자동화-새벽-5시-kst"/>
     <w:p>
       <w:pPr>
         <w:pStyle w:val="Heading3"/>
@@ -202,8 +233,8 @@
         </w:pict>
       </w:r>
     </w:p>
-    <w:bookmarkEnd w:id="22"/>
-    <w:bookmarkStart w:id="23" w:name="ga4-일일-리포트-gsc-제거-ga4-전용-v4"/>
+    <w:bookmarkEnd w:id="23"/>
+    <w:bookmarkStart w:id="24" w:name="ga4-일일-리포트-gsc-제거-ga4-전용-v4"/>
     <w:p>
       <w:pPr>
         <w:pStyle w:val="Heading3"/>
@@ -254,8 +285,8 @@
         </w:pict>
       </w:r>
     </w:p>
-    <w:bookmarkEnd w:id="23"/>
-    <w:bookmarkStart w:id="24" w:name="reddit-키워드-모니터링-자동화"/>
+    <w:bookmarkEnd w:id="24"/>
+    <w:bookmarkStart w:id="25" w:name="reddit-키워드-모니터링-자동화"/>
     <w:p>
       <w:pPr>
         <w:pStyle w:val="Heading3"/>
@@ -291,8 +322,8 @@
         </w:pict>
       </w:r>
     </w:p>
-    <w:bookmarkEnd w:id="24"/>
-    <w:bookmarkStart w:id="25" w:name="프로그래매틱-seo-지역별-클리닉-페이지-1512개-생성"/>
+    <w:bookmarkEnd w:id="25"/>
+    <w:bookmarkStart w:id="26" w:name="프로그래매틱-seo-지역별-클리닉-페이지-1512개-생성"/>
     <w:p>
       <w:pPr>
         <w:pStyle w:val="Heading3"/>
@@ -363,8 +394,8 @@
         </w:pict>
       </w:r>
     </w:p>
-    <w:bookmarkEnd w:id="25"/>
-    <w:bookmarkStart w:id="27" w:name="작업-보안안정성-3건-수정-텍스트-리뷰-시스템-추가"/>
+    <w:bookmarkEnd w:id="26"/>
+    <w:bookmarkStart w:id="28" w:name="작업-보안안정성-3건-수정-텍스트-리뷰-시스템-추가"/>
     <w:p>
       <w:pPr>
         <w:pStyle w:val="Heading3"/>
@@ -580,7 +611,7 @@
       <w:r>
         <w:t xml:space="preserve"> </w:t>
       </w:r>
-      <w:hyperlink r:id="rId26">
+      <w:hyperlink r:id="rId27">
         <w:r>
           <w:rPr>
             <w:rStyle w:val="Hyperlink"/>
@@ -599,8 +630,8 @@
         </w:pict>
       </w:r>
     </w:p>
-    <w:bookmarkEnd w:id="27"/>
-    <w:bookmarkStart w:id="28" w:name="커뮤니티-리뷰-별점-시스템-구현"/>
+    <w:bookmarkEnd w:id="28"/>
+    <w:bookmarkStart w:id="29" w:name="커뮤니티-리뷰-별점-시스템-구현"/>
     <w:p>
       <w:pPr>
         <w:pStyle w:val="Heading3"/>
@@ -663,8 +694,8 @@
         </w:pict>
       </w:r>
     </w:p>
-    <w:bookmarkEnd w:id="28"/>
-    <w:bookmarkStart w:id="29" w:name="블로그-소셜-공유-기능-추가"/>
+    <w:bookmarkEnd w:id="29"/>
+    <w:bookmarkStart w:id="30" w:name="블로그-소셜-공유-기능-추가"/>
     <w:p>
       <w:pPr>
         <w:pStyle w:val="Heading3"/>
@@ -706,8 +737,8 @@
         </w:pict>
       </w:r>
     </w:p>
-    <w:bookmarkEnd w:id="29"/>
-    <w:bookmarkStart w:id="30" w:name="google-자동-색인-알림-추가"/>
+    <w:bookmarkEnd w:id="30"/>
+    <w:bookmarkStart w:id="31" w:name="google-자동-색인-알림-추가"/>
     <w:p>
       <w:pPr>
         <w:pStyle w:val="Heading3"/>
@@ -778,8 +809,8 @@
         </w:pict>
       </w:r>
     </w:p>
-    <w:bookmarkEnd w:id="30"/>
-    <w:bookmarkStart w:id="31" w:name="youtube-shorts-자동화-완료"/>
+    <w:bookmarkEnd w:id="31"/>
+    <w:bookmarkStart w:id="32" w:name="youtube-shorts-자동화-완료"/>
     <w:p>
       <w:pPr>
         <w:pStyle w:val="Heading3"/>
@@ -844,8 +875,8 @@
         <w:t xml:space="preserve">- 상태: [완료]</w:t>
       </w:r>
     </w:p>
-    <w:bookmarkEnd w:id="31"/>
-    <w:bookmarkStart w:id="32" w:name="kbbg-웹사이트-관리자-모드-전수-점검"/>
+    <w:bookmarkEnd w:id="32"/>
+    <w:bookmarkStart w:id="33" w:name="kbbg-웹사이트-관리자-모드-전수-점검"/>
     <w:p>
       <w:pPr>
         <w:pStyle w:val="Heading3"/>
@@ -892,8 +923,8 @@
         <w:t xml:space="preserve">- 상태: [완료] (보류 4건 별도 진행)</w:t>
       </w:r>
     </w:p>
-    <w:bookmarkEnd w:id="32"/>
-    <w:bookmarkStart w:id="33" w:name="google-search-console-seo-점검"/>
+    <w:bookmarkEnd w:id="33"/>
+    <w:bookmarkStart w:id="34" w:name="google-search-console-seo-점검"/>
     <w:p>
       <w:pPr>
         <w:pStyle w:val="Heading3"/>
@@ -934,8 +965,8 @@
         <w:t xml:space="preserve">- 상태: [완료]</w:t>
       </w:r>
     </w:p>
-    <w:bookmarkEnd w:id="33"/>
-    <w:bookmarkStart w:id="34" w:name="개-블로그-시스템-딥서치-전수-수정"/>
+    <w:bookmarkEnd w:id="34"/>
+    <w:bookmarkStart w:id="35" w:name="개-블로그-시스템-딥서치-전수-수정"/>
     <w:p>
       <w:pPr>
         <w:pStyle w:val="Heading3"/>
@@ -988,8 +1019,8 @@
         <w:t xml:space="preserve">- 상태: [완료]</w:t>
       </w:r>
     </w:p>
-    <w:bookmarkEnd w:id="34"/>
-    <w:bookmarkStart w:id="35" w:name="kbbg-내부-블로그-다국어-번역-활성화"/>
+    <w:bookmarkEnd w:id="35"/>
+    <w:bookmarkStart w:id="36" w:name="kbbg-내부-블로그-다국어-번역-활성화"/>
     <w:p>
       <w:pPr>
         <w:pStyle w:val="Heading3"/>
@@ -1024,8 +1055,8 @@
         <w:t xml:space="preserve">- 상태: [완료]</w:t>
       </w:r>
     </w:p>
-    <w:bookmarkEnd w:id="35"/>
-    <w:bookmarkStart w:id="36" w:name="외부-블로그-3개-도메인-dns-설정"/>
+    <w:bookmarkEnd w:id="36"/>
+    <w:bookmarkStart w:id="37" w:name="외부-블로그-3개-도메인-dns-설정"/>
     <w:p>
       <w:pPr>
         <w:pStyle w:val="Heading3"/>
@@ -1079,8 +1110,8 @@
         </w:pict>
       </w:r>
     </w:p>
-    <w:bookmarkEnd w:id="36"/>
-    <w:bookmarkStart w:id="37" w:name="미완료-작업-일괄-점검-마케팅-콘텐츠-생성"/>
+    <w:bookmarkEnd w:id="37"/>
+    <w:bookmarkStart w:id="38" w:name="미완료-작업-일괄-점검-마케팅-콘텐츠-생성"/>
     <w:p>
       <w:pPr>
         <w:pStyle w:val="Heading3"/>
@@ -1209,8 +1240,8 @@
         </w:pict>
       </w:r>
     </w:p>
-    <w:bookmarkEnd w:id="37"/>
-    <w:bookmarkStart w:id="38" w:name="내부-블로그-시스템-자동-포스팅-구현"/>
+    <w:bookmarkEnd w:id="38"/>
+    <w:bookmarkStart w:id="39" w:name="내부-블로그-시스템-자동-포스팅-구현"/>
     <w:p>
       <w:pPr>
         <w:pStyle w:val="Heading3"/>
@@ -1312,8 +1343,8 @@
         </w:pict>
       </w:r>
     </w:p>
-    <w:bookmarkEnd w:id="38"/>
-    <w:bookmarkStart w:id="39" w:name="프로그래매틱-seo-페이지-229개-자동-생성"/>
+    <w:bookmarkEnd w:id="39"/>
+    <w:bookmarkStart w:id="40" w:name="프로그래매틱-seo-페이지-229개-자동-생성"/>
     <w:p>
       <w:pPr>
         <w:pStyle w:val="Heading3"/>
@@ -1400,8 +1431,8 @@
         </w:pict>
       </w:r>
     </w:p>
-    <w:bookmarkEnd w:id="39"/>
-    <w:bookmarkStart w:id="40" w:name="ai-추천-결과-공유-기능-추가"/>
+    <w:bookmarkEnd w:id="40"/>
+    <w:bookmarkStart w:id="41" w:name="ai-추천-결과-공유-기능-추가"/>
     <w:p>
       <w:pPr>
         <w:pStyle w:val="Heading3"/>
@@ -1449,8 +1480,8 @@
         </w:pict>
       </w:r>
     </w:p>
-    <w:bookmarkEnd w:id="40"/>
-    <w:bookmarkStart w:id="41" w:name="보안-강화-및-코드-품질-개선"/>
+    <w:bookmarkEnd w:id="41"/>
+    <w:bookmarkStart w:id="42" w:name="보안-강화-및-코드-품질-개선"/>
     <w:p>
       <w:pPr>
         <w:pStyle w:val="Heading3"/>
@@ -1522,8 +1553,8 @@
         </w:pict>
       </w:r>
     </w:p>
-    <w:bookmarkEnd w:id="41"/>
-    <w:bookmarkStart w:id="42" w:name="ai-재점검-하드코딩-잔여-7건-수정"/>
+    <w:bookmarkEnd w:id="42"/>
+    <w:bookmarkStart w:id="43" w:name="ai-재점검-하드코딩-잔여-7건-수정"/>
     <w:p>
       <w:pPr>
         <w:pStyle w:val="Heading3"/>
@@ -1582,8 +1613,8 @@
         <w:t xml:space="preserve">- 상태: [완료]</w:t>
       </w:r>
     </w:p>
-    <w:bookmarkEnd w:id="42"/>
-    <w:bookmarkStart w:id="43" w:name="ai-딥서치-보안seo아키텍처-전면-점검-및-수정"/>
+    <w:bookmarkEnd w:id="43"/>
+    <w:bookmarkStart w:id="44" w:name="ai-딥서치-보안seo아키텍처-전면-점검-및-수정"/>
     <w:p>
       <w:pPr>
         <w:pStyle w:val="Heading3"/>
@@ -1655,8 +1686,8 @@
         </w:pict>
       </w:r>
     </w:p>
-    <w:bookmarkEnd w:id="43"/>
-    <w:bookmarkStart w:id="44" w:name="외국인-유저-추가-이슈-일괄-수정-ccg-점검-2차"/>
+    <w:bookmarkEnd w:id="44"/>
+    <w:bookmarkStart w:id="45" w:name="외국인-유저-추가-이슈-일괄-수정-ccg-점검-2차"/>
     <w:p>
       <w:pPr>
         <w:pStyle w:val="Heading3"/>
@@ -1722,8 +1753,8 @@
         </w:pict>
       </w:r>
     </w:p>
-    <w:bookmarkEnd w:id="44"/>
-    <w:bookmarkStart w:id="45" w:name="외국인-유저-글쓰기-다국어-완전-점검-및-수정"/>
+    <w:bookmarkEnd w:id="45"/>
+    <w:bookmarkStart w:id="46" w:name="외국인-유저-글쓰기-다국어-완전-점검-및-수정"/>
     <w:p>
       <w:pPr>
         <w:pStyle w:val="Heading3"/>
@@ -1789,8 +1820,8 @@
         </w:pict>
       </w:r>
     </w:p>
-    <w:bookmarkEnd w:id="45"/>
-    <w:bookmarkStart w:id="46" w:name="검색-연결-버그-수정-사이트-점검-기능-관리자-구글-로그인"/>
+    <w:bookmarkEnd w:id="46"/>
+    <w:bookmarkStart w:id="47" w:name="검색-연결-버그-수정-사이트-점검-기능-관리자-구글-로그인"/>
     <w:p>
       <w:pPr>
         <w:pStyle w:val="Heading3"/>
@@ -1960,8 +1991,8 @@
         </w:pict>
       </w:r>
     </w:p>
-    <w:bookmarkEnd w:id="46"/>
-    <w:bookmarkStart w:id="47" w:name="데이터-동기화-수정-ai-검색-최소-10건-보장"/>
+    <w:bookmarkEnd w:id="47"/>
+    <w:bookmarkStart w:id="48" w:name="데이터-동기화-수정-ai-검색-최소-10건-보장"/>
     <w:p>
       <w:pPr>
         <w:pStyle w:val="Heading3"/>
@@ -2083,8 +2114,8 @@
         </w:pict>
       </w:r>
     </w:p>
-    <w:bookmarkEnd w:id="47"/>
-    <w:bookmarkStart w:id="48" w:name="관리자-패널-전면-개편-13단계-ai-검색-최적화"/>
+    <w:bookmarkEnd w:id="48"/>
+    <w:bookmarkStart w:id="49" w:name="관리자-패널-전면-개편-13단계-ai-검색-최적화"/>
     <w:p>
       <w:pPr>
         <w:pStyle w:val="Heading3"/>
@@ -2254,8 +2285,8 @@
         </w:pict>
       </w:r>
     </w:p>
-    <w:bookmarkEnd w:id="48"/>
-    <w:bookmarkStart w:id="49" w:name="화장품-순위-자동-수집-cron-구축"/>
+    <w:bookmarkEnd w:id="49"/>
+    <w:bookmarkStart w:id="50" w:name="화장품-순위-자동-수집-cron-구축"/>
     <w:p>
       <w:pPr>
         <w:pStyle w:val="Heading3"/>
@@ -2335,8 +2366,8 @@
         </w:pict>
       </w:r>
     </w:p>
-    <w:bookmarkEnd w:id="49"/>
-    <w:bookmarkStart w:id="50" w:name="highmedium-이슈-22건-일괄-수정"/>
+    <w:bookmarkEnd w:id="50"/>
+    <w:bookmarkStart w:id="51" w:name="highmedium-이슈-22건-일괄-수정"/>
     <w:p>
       <w:pPr>
         <w:pStyle w:val="Heading3"/>
@@ -2425,8 +2456,8 @@
         </w:pict>
       </w:r>
     </w:p>
-    <w:bookmarkEnd w:id="50"/>
-    <w:bookmarkStart w:id="51" w:name="ccg-3-ai-전체-기능-점검-critical-이슈-6건-수정"/>
+    <w:bookmarkEnd w:id="51"/>
+    <w:bookmarkStart w:id="52" w:name="ccg-3-ai-전체-기능-점검-critical-이슈-6건-수정"/>
     <w:p>
       <w:pPr>
         <w:pStyle w:val="Heading3"/>
@@ -4599,8 +4630,8 @@
         <w:t xml:space="preserve">- README.md 8개국 언어, 프로젝트 구조 현행화</w:t>
       </w:r>
     </w:p>
-    <w:bookmarkEnd w:id="51"/>
     <w:bookmarkEnd w:id="52"/>
+    <w:bookmarkEnd w:id="53"/>
     <w:sectPr/>
   </w:body>
 </w:document>
